--- a/FAI-SI-PFC-I-FalaCidade-2026-v1.4.2.docx
+++ b/FAI-SI-PFC-I-FalaCidade-2026-v1.4.2.docx
@@ -4,7 +4,7 @@
   <w:body>
     <w:p>
       <w:pPr>
-        <w:pStyle w:val="1809"/>
+        <w:pStyle w:val="1811"/>
         <w:pBdr/>
         <w:spacing/>
         <w:ind/>
@@ -35,7 +35,7 @@
     </w:p>
     <w:p>
       <w:pPr>
-        <w:pStyle w:val="1809"/>
+        <w:pStyle w:val="1811"/>
         <w:pBdr/>
         <w:spacing/>
         <w:ind/>
@@ -66,7 +66,7 @@
     </w:p>
     <w:p>
       <w:pPr>
-        <w:pStyle w:val="1809"/>
+        <w:pStyle w:val="1811"/>
         <w:pBdr/>
         <w:spacing/>
         <w:ind/>
@@ -96,7 +96,7 @@
     </w:p>
     <w:p>
       <w:pPr>
-        <w:pStyle w:val="1809"/>
+        <w:pStyle w:val="1811"/>
         <w:pBdr/>
         <w:spacing/>
         <w:ind/>
@@ -126,7 +126,7 @@
     </w:p>
     <w:p>
       <w:pPr>
-        <w:pStyle w:val="1809"/>
+        <w:pStyle w:val="1811"/>
         <w:pBdr/>
         <w:spacing/>
         <w:ind/>
@@ -157,7 +157,7 @@
     </w:p>
     <w:p>
       <w:pPr>
-        <w:pStyle w:val="1809"/>
+        <w:pStyle w:val="1811"/>
         <w:pBdr/>
         <w:spacing/>
         <w:ind/>
@@ -188,7 +188,7 @@
     </w:p>
     <w:p>
       <w:pPr>
-        <w:pStyle w:val="1809"/>
+        <w:pStyle w:val="1811"/>
         <w:pBdr/>
         <w:spacing/>
         <w:ind/>
@@ -219,7 +219,7 @@
     </w:p>
     <w:p>
       <w:pPr>
-        <w:pStyle w:val="1809"/>
+        <w:pStyle w:val="1811"/>
         <w:pBdr/>
         <w:spacing/>
         <w:ind/>
@@ -249,7 +249,7 @@
     </w:p>
     <w:p>
       <w:pPr>
-        <w:pStyle w:val="1809"/>
+        <w:pStyle w:val="1811"/>
         <w:pBdr/>
         <w:spacing/>
         <w:ind/>
@@ -279,7 +279,7 @@
     </w:p>
     <w:p>
       <w:pPr>
-        <w:pStyle w:val="1809"/>
+        <w:pStyle w:val="1811"/>
         <w:pBdr/>
         <w:spacing/>
         <w:ind/>
@@ -309,7 +309,7 @@
     </w:p>
     <w:p>
       <w:pPr>
-        <w:pStyle w:val="1809"/>
+        <w:pStyle w:val="1811"/>
         <w:pBdr/>
         <w:spacing/>
         <w:ind/>
@@ -339,7 +339,7 @@
     </w:p>
     <w:p>
       <w:pPr>
-        <w:pStyle w:val="1809"/>
+        <w:pStyle w:val="1811"/>
         <w:pBdr/>
         <w:spacing/>
         <w:ind/>
@@ -369,7 +369,7 @@
     </w:p>
     <w:p>
       <w:pPr>
-        <w:pStyle w:val="1809"/>
+        <w:pStyle w:val="1811"/>
         <w:pBdr/>
         <w:spacing/>
         <w:ind/>
@@ -471,7 +471,7 @@
     </w:p>
     <w:p>
       <w:pPr>
-        <w:pStyle w:val="1809"/>
+        <w:pStyle w:val="1811"/>
         <w:pBdr/>
         <w:spacing/>
         <w:ind/>
@@ -501,7 +501,7 @@
     </w:p>
     <w:p>
       <w:pPr>
-        <w:pStyle w:val="1809"/>
+        <w:pStyle w:val="1811"/>
         <w:pBdr/>
         <w:spacing/>
         <w:ind/>
@@ -531,7 +531,7 @@
     </w:p>
     <w:p>
       <w:pPr>
-        <w:pStyle w:val="1809"/>
+        <w:pStyle w:val="1811"/>
         <w:pBdr/>
         <w:spacing/>
         <w:ind/>
@@ -561,7 +561,7 @@
     </w:p>
     <w:p>
       <w:pPr>
-        <w:pStyle w:val="1809"/>
+        <w:pStyle w:val="1811"/>
         <w:pBdr/>
         <w:spacing/>
         <w:ind/>
@@ -591,7 +591,7 @@
     </w:p>
     <w:p>
       <w:pPr>
-        <w:pStyle w:val="1809"/>
+        <w:pStyle w:val="1811"/>
         <w:pBdr/>
         <w:spacing/>
         <w:ind/>
@@ -621,7 +621,7 @@
     </w:p>
     <w:p>
       <w:pPr>
-        <w:pStyle w:val="1809"/>
+        <w:pStyle w:val="1811"/>
         <w:pBdr/>
         <w:spacing/>
         <w:ind/>
@@ -652,7 +652,7 @@
     </w:p>
     <w:p>
       <w:pPr>
-        <w:pStyle w:val="1809"/>
+        <w:pStyle w:val="1811"/>
         <w:pBdr/>
         <w:spacing/>
         <w:ind/>
@@ -683,7 +683,7 @@
     </w:p>
     <w:p>
       <w:pPr>
-        <w:pStyle w:val="1809"/>
+        <w:pStyle w:val="1811"/>
         <w:pBdr/>
         <w:spacing/>
         <w:ind/>
@@ -703,7 +703,7 @@
     </w:p>
     <w:p>
       <w:pPr>
-        <w:pStyle w:val="1809"/>
+        <w:pStyle w:val="1811"/>
         <w:pBdr/>
         <w:spacing/>
         <w:ind/>
@@ -734,7 +734,7 @@
     </w:p>
     <w:p>
       <w:pPr>
-        <w:pStyle w:val="1809"/>
+        <w:pStyle w:val="1811"/>
         <w:pBdr/>
         <w:spacing/>
         <w:ind/>
@@ -765,7 +765,7 @@
     </w:p>
     <w:p>
       <w:pPr>
-        <w:pStyle w:val="1809"/>
+        <w:pStyle w:val="1811"/>
         <w:pBdr/>
         <w:spacing/>
         <w:ind/>
@@ -795,7 +795,7 @@
     </w:p>
     <w:p>
       <w:pPr>
-        <w:pStyle w:val="1809"/>
+        <w:pStyle w:val="1811"/>
         <w:pBdr/>
         <w:spacing/>
         <w:ind/>
@@ -826,7 +826,7 @@
     </w:p>
     <w:p>
       <w:pPr>
-        <w:pStyle w:val="1809"/>
+        <w:pStyle w:val="1811"/>
         <w:pBdr/>
         <w:spacing/>
         <w:ind/>
@@ -857,7 +857,7 @@
     </w:p>
     <w:p>
       <w:pPr>
-        <w:pStyle w:val="1809"/>
+        <w:pStyle w:val="1811"/>
         <w:pBdr/>
         <w:spacing/>
         <w:ind/>
@@ -888,7 +888,7 @@
     </w:p>
     <w:p>
       <w:pPr>
-        <w:pStyle w:val="1809"/>
+        <w:pStyle w:val="1811"/>
         <w:pBdr/>
         <w:spacing/>
         <w:ind/>
@@ -918,7 +918,7 @@
     </w:p>
     <w:p>
       <w:pPr>
-        <w:pStyle w:val="1809"/>
+        <w:pStyle w:val="1811"/>
         <w:pBdr/>
         <w:spacing/>
         <w:ind/>
@@ -948,7 +948,7 @@
     </w:p>
     <w:p>
       <w:pPr>
-        <w:pStyle w:val="1809"/>
+        <w:pStyle w:val="1811"/>
         <w:pBdr/>
         <w:spacing/>
         <w:ind/>
@@ -978,7 +978,7 @@
     </w:p>
     <w:p>
       <w:pPr>
-        <w:pStyle w:val="1809"/>
+        <w:pStyle w:val="1811"/>
         <w:pBdr/>
         <w:spacing/>
         <w:ind/>
@@ -1238,7 +1238,7 @@
     </w:p>
     <w:p>
       <w:pPr>
-        <w:pStyle w:val="1809"/>
+        <w:pStyle w:val="1811"/>
         <w:pBdr/>
         <w:spacing/>
         <w:ind/>
@@ -1268,7 +1268,7 @@
     </w:p>
     <w:p>
       <w:pPr>
-        <w:pStyle w:val="1809"/>
+        <w:pStyle w:val="1811"/>
         <w:pBdr/>
         <w:spacing/>
         <w:ind/>
@@ -1298,7 +1298,7 @@
     </w:p>
     <w:p>
       <w:pPr>
-        <w:pStyle w:val="1809"/>
+        <w:pStyle w:val="1811"/>
         <w:pBdr/>
         <w:spacing/>
         <w:ind/>
@@ -1328,7 +1328,7 @@
     </w:p>
     <w:p>
       <w:pPr>
-        <w:pStyle w:val="1809"/>
+        <w:pStyle w:val="1811"/>
         <w:pBdr/>
         <w:spacing/>
         <w:ind/>
@@ -1358,7 +1358,7 @@
     </w:p>
     <w:p>
       <w:pPr>
-        <w:pStyle w:val="1809"/>
+        <w:pStyle w:val="1811"/>
         <w:pBdr/>
         <w:spacing/>
         <w:ind/>
@@ -1388,7 +1388,7 @@
     </w:p>
     <w:p>
       <w:pPr>
-        <w:pStyle w:val="1809"/>
+        <w:pStyle w:val="1811"/>
         <w:pBdr/>
         <w:spacing/>
         <w:ind/>
@@ -1419,7 +1419,7 @@
     </w:p>
     <w:p>
       <w:pPr>
-        <w:pStyle w:val="1809"/>
+        <w:pStyle w:val="1811"/>
         <w:pBdr/>
         <w:spacing/>
         <w:ind/>
@@ -1450,7 +1450,7 @@
     </w:p>
     <w:p>
       <w:pPr>
-        <w:pStyle w:val="1809"/>
+        <w:pStyle w:val="1811"/>
         <w:pBdr/>
         <w:spacing/>
         <w:ind/>
@@ -1481,7 +1481,7 @@
     </w:p>
     <w:p>
       <w:pPr>
-        <w:pStyle w:val="1808"/>
+        <w:pStyle w:val="1810"/>
         <w:pBdr/>
         <w:spacing/>
         <w:ind/>
@@ -1509,7 +1509,7 @@
     </w:p>
     <w:p>
       <w:pPr>
-        <w:pStyle w:val="1808"/>
+        <w:pStyle w:val="1810"/>
         <w:pBdr/>
         <w:spacing/>
         <w:ind/>
@@ -1756,7 +1756,7 @@
               <w:t xml:space="preserve">preenchimento parcial do Cap</w:t>
             </w:r>
             <w:r>
-              <w:t xml:space="preserve">ítulo 6.</w:t>
+              <w:t xml:space="preserve">ítulo 6 e Capitulo 7.</w:t>
             </w:r>
             <w:r/>
           </w:p>
@@ -2280,7 +2280,7 @@
     </w:tbl>
     <w:p>
       <w:pPr>
-        <w:pStyle w:val="1808"/>
+        <w:pStyle w:val="1810"/>
         <w:pBdr/>
         <w:spacing/>
         <w:ind/>
@@ -2292,95 +2292,95 @@
     </w:p>
     <w:p>
       <w:pPr>
-        <w:pStyle w:val="1808"/>
-        <w:pBdr/>
-        <w:spacing/>
-        <w:ind/>
-        <w:rPr/>
-      </w:pPr>
-      <w:r/>
-      <w:r/>
-    </w:p>
-    <w:p>
-      <w:pPr>
-        <w:pStyle w:val="1808"/>
-        <w:pBdr/>
-        <w:spacing/>
-        <w:ind/>
-        <w:rPr/>
-      </w:pPr>
-      <w:r/>
-      <w:r/>
-    </w:p>
-    <w:p>
-      <w:pPr>
-        <w:pStyle w:val="1808"/>
-        <w:pBdr/>
-        <w:spacing/>
-        <w:ind/>
-        <w:rPr/>
-      </w:pPr>
-      <w:r/>
-      <w:r/>
-    </w:p>
-    <w:p>
-      <w:pPr>
-        <w:pStyle w:val="1808"/>
-        <w:pBdr/>
-        <w:spacing/>
-        <w:ind/>
-        <w:rPr/>
-      </w:pPr>
-      <w:r/>
-      <w:r/>
-    </w:p>
-    <w:p>
-      <w:pPr>
-        <w:pStyle w:val="1808"/>
-        <w:pBdr/>
-        <w:spacing/>
-        <w:ind/>
-        <w:rPr/>
-      </w:pPr>
-      <w:r/>
-      <w:r/>
-    </w:p>
-    <w:p>
-      <w:pPr>
-        <w:pStyle w:val="1808"/>
-        <w:pBdr/>
-        <w:spacing/>
-        <w:ind/>
-        <w:rPr/>
-      </w:pPr>
-      <w:r/>
-      <w:r/>
-    </w:p>
-    <w:p>
-      <w:pPr>
-        <w:pStyle w:val="1808"/>
-        <w:pBdr/>
-        <w:spacing/>
-        <w:ind/>
-        <w:rPr/>
-      </w:pPr>
-      <w:r/>
-      <w:r/>
-    </w:p>
-    <w:p>
-      <w:pPr>
-        <w:pStyle w:val="1808"/>
-        <w:pBdr/>
-        <w:spacing/>
-        <w:ind/>
-        <w:rPr/>
-      </w:pPr>
-      <w:r/>
-      <w:r/>
-    </w:p>
-    <w:p>
-      <w:pPr>
-        <w:pStyle w:val="1808"/>
+        <w:pStyle w:val="1810"/>
+        <w:pBdr/>
+        <w:spacing/>
+        <w:ind/>
+        <w:rPr/>
+      </w:pPr>
+      <w:r/>
+      <w:r/>
+    </w:p>
+    <w:p>
+      <w:pPr>
+        <w:pStyle w:val="1810"/>
+        <w:pBdr/>
+        <w:spacing/>
+        <w:ind/>
+        <w:rPr/>
+      </w:pPr>
+      <w:r/>
+      <w:r/>
+    </w:p>
+    <w:p>
+      <w:pPr>
+        <w:pStyle w:val="1810"/>
+        <w:pBdr/>
+        <w:spacing/>
+        <w:ind/>
+        <w:rPr/>
+      </w:pPr>
+      <w:r/>
+      <w:r/>
+    </w:p>
+    <w:p>
+      <w:pPr>
+        <w:pStyle w:val="1810"/>
+        <w:pBdr/>
+        <w:spacing/>
+        <w:ind/>
+        <w:rPr/>
+      </w:pPr>
+      <w:r/>
+      <w:r/>
+    </w:p>
+    <w:p>
+      <w:pPr>
+        <w:pStyle w:val="1810"/>
+        <w:pBdr/>
+        <w:spacing/>
+        <w:ind/>
+        <w:rPr/>
+      </w:pPr>
+      <w:r/>
+      <w:r/>
+    </w:p>
+    <w:p>
+      <w:pPr>
+        <w:pStyle w:val="1810"/>
+        <w:pBdr/>
+        <w:spacing/>
+        <w:ind/>
+        <w:rPr/>
+      </w:pPr>
+      <w:r/>
+      <w:r/>
+    </w:p>
+    <w:p>
+      <w:pPr>
+        <w:pStyle w:val="1810"/>
+        <w:pBdr/>
+        <w:spacing/>
+        <w:ind/>
+        <w:rPr/>
+      </w:pPr>
+      <w:r/>
+      <w:r/>
+    </w:p>
+    <w:p>
+      <w:pPr>
+        <w:pStyle w:val="1810"/>
+        <w:pBdr/>
+        <w:spacing/>
+        <w:ind/>
+        <w:rPr/>
+      </w:pPr>
+      <w:r/>
+      <w:r/>
+    </w:p>
+    <w:p>
+      <w:pPr>
+        <w:pStyle w:val="1810"/>
         <w:pBdr/>
         <w:spacing/>
         <w:ind/>
@@ -2408,7 +2408,7 @@
     </w:p>
     <w:p>
       <w:pPr>
-        <w:pStyle w:val="1808"/>
+        <w:pStyle w:val="1810"/>
         <w:pBdr/>
         <w:spacing/>
         <w:ind/>
@@ -2487,7 +2487,7 @@
     </w:p>
     <w:p>
       <w:pPr>
-        <w:pStyle w:val="1808"/>
+        <w:pStyle w:val="1810"/>
         <w:pBdr/>
         <w:spacing/>
         <w:ind/>
@@ -2510,7 +2510,7 @@
     </w:p>
     <w:p>
       <w:pPr>
-        <w:pStyle w:val="1825"/>
+        <w:pStyle w:val="1827"/>
         <w:pBdr/>
         <w:tabs>
           <w:tab w:val="right" w:leader="dot" w:pos="9072"/>
@@ -2534,30 +2534,30 @@
       <w:hyperlink w:tooltip="#_Toc1" w:anchor="_Toc1" w:history="1">
         <w:r>
           <w:rPr>
-            <w:rStyle w:val="1806"/>
+            <w:rStyle w:val="1808"/>
           </w:rPr>
         </w:r>
         <w:r>
           <w:rPr>
-            <w:rStyle w:val="1806"/>
+            <w:rStyle w:val="1808"/>
           </w:rPr>
           <w:t xml:space="preserve">Figura </w:t>
         </w:r>
         <w:r>
           <w:rPr>
-            <w:rStyle w:val="1806"/>
+            <w:rStyle w:val="1808"/>
           </w:rPr>
           <w:t xml:space="preserve">1</w:t>
         </w:r>
         <w:r>
           <w:rPr>
-            <w:rStyle w:val="1806"/>
+            <w:rStyle w:val="1808"/>
           </w:rPr>
           <w:t xml:space="preserve"> - Interface de consulta do aplicativo Colab </w:t>
         </w:r>
         <w:r>
           <w:rPr>
-            <w:rStyle w:val="1806"/>
+            <w:rStyle w:val="1808"/>
           </w:rPr>
         </w:r>
         <w:r>
@@ -2572,11 +2572,10 @@
         </w:r>
       </w:hyperlink>
       <w:r/>
-      <w:r/>
-    </w:p>
-    <w:p>
-      <w:pPr>
-        <w:pStyle w:val="1825"/>
+    </w:p>
+    <w:p>
+      <w:pPr>
+        <w:pStyle w:val="1827"/>
         <w:pBdr/>
         <w:tabs>
           <w:tab w:val="right" w:leader="dot" w:pos="9072"/>
@@ -2585,34 +2584,33 @@
         <w:ind/>
         <w:rPr/>
       </w:pPr>
-      <w:r/>
       <w:hyperlink w:tooltip="#_Toc2" w:anchor="_Toc2" w:history="1">
         <w:r>
           <w:rPr>
-            <w:rStyle w:val="1806"/>
+            <w:rStyle w:val="1808"/>
           </w:rPr>
         </w:r>
         <w:r>
           <w:rPr>
-            <w:rStyle w:val="1806"/>
+            <w:rStyle w:val="1808"/>
           </w:rPr>
           <w:t xml:space="preserve">Figura </w:t>
         </w:r>
         <w:r>
           <w:rPr>
-            <w:rStyle w:val="1806"/>
+            <w:rStyle w:val="1808"/>
           </w:rPr>
           <w:t xml:space="preserve">2</w:t>
         </w:r>
         <w:r>
           <w:rPr>
-            <w:rStyle w:val="1806"/>
+            <w:rStyle w:val="1808"/>
           </w:rPr>
           <w:t xml:space="preserve"> - Interface de feed do aplicativo Colab  </w:t>
         </w:r>
         <w:r>
           <w:rPr>
-            <w:rStyle w:val="1806"/>
+            <w:rStyle w:val="1808"/>
           </w:rPr>
         </w:r>
         <w:r>
@@ -2627,11 +2625,10 @@
         </w:r>
       </w:hyperlink>
       <w:r/>
-      <w:r/>
-    </w:p>
-    <w:p>
-      <w:pPr>
-        <w:pStyle w:val="1825"/>
+    </w:p>
+    <w:p>
+      <w:pPr>
+        <w:pStyle w:val="1827"/>
         <w:pBdr/>
         <w:tabs>
           <w:tab w:val="right" w:leader="dot" w:pos="9072"/>
@@ -2640,34 +2637,33 @@
         <w:ind/>
         <w:rPr/>
       </w:pPr>
-      <w:r/>
       <w:hyperlink w:tooltip="#_Toc3" w:anchor="_Toc3" w:history="1">
         <w:r>
           <w:rPr>
-            <w:rStyle w:val="1806"/>
+            <w:rStyle w:val="1808"/>
           </w:rPr>
         </w:r>
         <w:r>
           <w:rPr>
-            <w:rStyle w:val="1806"/>
+            <w:rStyle w:val="1808"/>
           </w:rPr>
           <w:t xml:space="preserve">Figura </w:t>
         </w:r>
         <w:r>
           <w:rPr>
-            <w:rStyle w:val="1806"/>
+            <w:rStyle w:val="1808"/>
           </w:rPr>
           <w:t xml:space="preserve">3</w:t>
         </w:r>
         <w:r>
           <w:rPr>
-            <w:rStyle w:val="1806"/>
+            <w:rStyle w:val="1808"/>
           </w:rPr>
           <w:t xml:space="preserve"> - Seleção de cidades na plataforma e-Ouve  </w:t>
         </w:r>
         <w:r>
           <w:rPr>
-            <w:rStyle w:val="1806"/>
+            <w:rStyle w:val="1808"/>
           </w:rPr>
         </w:r>
         <w:r>
@@ -2682,11 +2678,10 @@
         </w:r>
       </w:hyperlink>
       <w:r/>
-      <w:r/>
-    </w:p>
-    <w:p>
-      <w:pPr>
-        <w:pStyle w:val="1825"/>
+    </w:p>
+    <w:p>
+      <w:pPr>
+        <w:pStyle w:val="1827"/>
         <w:pBdr/>
         <w:tabs>
           <w:tab w:val="right" w:leader="dot" w:pos="9072"/>
@@ -2695,34 +2690,33 @@
         <w:ind/>
         <w:rPr/>
       </w:pPr>
-      <w:r/>
       <w:hyperlink w:tooltip="#_Toc4" w:anchor="_Toc4" w:history="1">
         <w:r>
           <w:rPr>
-            <w:rStyle w:val="1806"/>
+            <w:rStyle w:val="1808"/>
           </w:rPr>
         </w:r>
         <w:r>
           <w:rPr>
-            <w:rStyle w:val="1806"/>
+            <w:rStyle w:val="1808"/>
           </w:rPr>
           <w:t xml:space="preserve">Figura </w:t>
         </w:r>
         <w:r>
           <w:rPr>
-            <w:rStyle w:val="1806"/>
+            <w:rStyle w:val="1808"/>
           </w:rPr>
           <w:t xml:space="preserve">4</w:t>
         </w:r>
         <w:r>
           <w:rPr>
-            <w:rStyle w:val="1806"/>
+            <w:rStyle w:val="1808"/>
           </w:rPr>
           <w:t xml:space="preserve"> - Seleção de serviços na plataforma e-Ouve  </w:t>
         </w:r>
         <w:r>
           <w:rPr>
-            <w:rStyle w:val="1806"/>
+            <w:rStyle w:val="1808"/>
           </w:rPr>
         </w:r>
         <w:r>
@@ -2737,11 +2731,10 @@
         </w:r>
       </w:hyperlink>
       <w:r/>
-      <w:r/>
-    </w:p>
-    <w:p>
-      <w:pPr>
-        <w:pStyle w:val="1808"/>
+    </w:p>
+    <w:p>
+      <w:pPr>
+        <w:pStyle w:val="1810"/>
         <w:pBdr/>
         <w:spacing/>
         <w:ind/>
@@ -2749,18 +2742,16 @@
           <w:highlight w:val="none"/>
         </w:rPr>
       </w:pPr>
+      <w:r/>
       <w:r>
         <w:fldChar w:fldCharType="end"/>
       </w:r>
-      <w:r>
-        <w:rPr>
-          <w:highlight w:val="none"/>
-        </w:rPr>
-      </w:r>
-    </w:p>
-    <w:p>
-      <w:pPr>
-        <w:pStyle w:val="1808"/>
+      <w:r/>
+      <w:r/>
+    </w:p>
+    <w:p>
+      <w:pPr>
+        <w:pStyle w:val="1810"/>
         <w:pBdr/>
         <w:spacing/>
         <w:ind/>
@@ -2789,18 +2780,18 @@
     </w:p>
     <w:p>
       <w:pPr>
-        <w:pStyle w:val="1808"/>
-        <w:pBdr/>
-        <w:spacing/>
-        <w:ind/>
-        <w:rPr/>
-      </w:pPr>
-      <w:r/>
-      <w:r/>
-    </w:p>
-    <w:p>
-      <w:pPr>
-        <w:pStyle w:val="1808"/>
+        <w:pStyle w:val="1810"/>
+        <w:pBdr/>
+        <w:spacing/>
+        <w:ind/>
+        <w:rPr/>
+      </w:pPr>
+      <w:r/>
+      <w:r/>
+    </w:p>
+    <w:p>
+      <w:pPr>
+        <w:pStyle w:val="1810"/>
         <w:pBdr/>
         <w:spacing/>
         <w:ind/>
@@ -2816,7 +2807,7 @@
     </w:p>
     <w:tbl>
       <w:tblPr>
-        <w:tblStyle w:val="1817"/>
+        <w:tblStyle w:val="1819"/>
         <w:tblW w:w="0" w:type="auto"/>
         <w:tblBorders>
           <w:top w:val="none" w:color="auto" w:sz="0" w:space="0"/>
@@ -4400,7 +4391,7 @@
     </w:tbl>
     <w:p>
       <w:pPr>
-        <w:pStyle w:val="1808"/>
+        <w:pStyle w:val="1810"/>
         <w:pBdr/>
         <w:spacing/>
         <w:ind/>
@@ -4414,7 +4405,7 @@
     </w:p>
     <w:p>
       <w:pPr>
-        <w:pStyle w:val="1808"/>
+        <w:pStyle w:val="1810"/>
         <w:pBdr/>
         <w:spacing/>
         <w:ind/>
@@ -4427,7 +4418,7 @@
     </w:p>
     <w:p>
       <w:pPr>
-        <w:pStyle w:val="1803"/>
+        <w:pStyle w:val="1805"/>
         <w:pBdr/>
         <w:tabs>
           <w:tab w:val="right" w:leader="dot" w:pos="9062"/>
@@ -4454,21 +4445,22 @@
         </w:rPr>
         <w:fldChar w:fldCharType="separate"/>
       </w:r>
+      <w:r/>
       <w:hyperlink w:tooltip="#_Toc1" w:anchor="_Toc1" w:history="1">
         <w:r>
           <w:rPr>
-            <w:rStyle w:val="1806"/>
+            <w:rStyle w:val="1808"/>
           </w:rPr>
         </w:r>
         <w:r>
           <w:rPr>
-            <w:rStyle w:val="1806"/>
+            <w:rStyle w:val="1808"/>
           </w:rPr>
           <w:t xml:space="preserve">1 INTRODUÇÃO</w:t>
         </w:r>
         <w:r>
           <w:rPr>
-            <w:rStyle w:val="1806"/>
+            <w:rStyle w:val="1808"/>
           </w:rPr>
         </w:r>
         <w:r>
@@ -4483,11 +4475,10 @@
         </w:r>
       </w:hyperlink>
       <w:r/>
-      <w:r/>
-    </w:p>
-    <w:p>
-      <w:pPr>
-        <w:pStyle w:val="1803"/>
+    </w:p>
+    <w:p>
+      <w:pPr>
+        <w:pStyle w:val="1805"/>
         <w:pBdr/>
         <w:tabs>
           <w:tab w:val="right" w:leader="dot" w:pos="9062"/>
@@ -4496,22 +4487,21 @@
         <w:ind/>
         <w:rPr/>
       </w:pPr>
-      <w:r/>
       <w:hyperlink w:tooltip="#_Toc2" w:anchor="_Toc2" w:history="1">
         <w:r>
           <w:rPr>
-            <w:rStyle w:val="1806"/>
+            <w:rStyle w:val="1808"/>
           </w:rPr>
         </w:r>
         <w:r>
           <w:rPr>
-            <w:rStyle w:val="1806"/>
+            <w:rStyle w:val="1808"/>
           </w:rPr>
           <w:t xml:space="preserve">2 REVISÃO BIBLIOGRÁFICA</w:t>
         </w:r>
         <w:r>
           <w:rPr>
-            <w:rStyle w:val="1806"/>
+            <w:rStyle w:val="1808"/>
           </w:rPr>
         </w:r>
         <w:r>
@@ -4526,11 +4516,10 @@
         </w:r>
       </w:hyperlink>
       <w:r/>
-      <w:r/>
-    </w:p>
-    <w:p>
-      <w:pPr>
-        <w:pStyle w:val="1804"/>
+    </w:p>
+    <w:p>
+      <w:pPr>
+        <w:pStyle w:val="1806"/>
         <w:pBdr/>
         <w:tabs>
           <w:tab w:val="right" w:leader="dot" w:pos="9062"/>
@@ -4539,28 +4528,27 @@
         <w:ind/>
         <w:rPr/>
       </w:pPr>
-      <w:r/>
       <w:hyperlink w:tooltip="#_Toc3" w:anchor="_Toc3" w:history="1">
         <w:r>
           <w:rPr>
-            <w:rStyle w:val="1806"/>
+            <w:rStyle w:val="1808"/>
           </w:rPr>
         </w:r>
         <w:r>
           <w:rPr>
-            <w:rStyle w:val="1806"/>
+            <w:rStyle w:val="1808"/>
           </w:rPr>
           <w:t xml:space="preserve">2.1 CONCEITOS NECESSÁRIOS PARA O ENTENDIMENTO DO PROJETO</w:t>
         </w:r>
         <w:r>
           <w:rPr>
-            <w:rStyle w:val="1806"/>
+            <w:rStyle w:val="1808"/>
           </w:rPr>
           <w:t xml:space="preserve"> </w:t>
         </w:r>
         <w:r>
           <w:rPr>
-            <w:rStyle w:val="1806"/>
+            <w:rStyle w:val="1808"/>
           </w:rPr>
         </w:r>
         <w:r>
@@ -4575,11 +4563,10 @@
         </w:r>
       </w:hyperlink>
       <w:r/>
-      <w:r/>
-    </w:p>
-    <w:p>
-      <w:pPr>
-        <w:pStyle w:val="1805"/>
+    </w:p>
+    <w:p>
+      <w:pPr>
+        <w:pStyle w:val="1807"/>
         <w:pBdr/>
         <w:tabs>
           <w:tab w:val="right" w:leader="dot" w:pos="9062"/>
@@ -4588,22 +4575,21 @@
         <w:ind/>
         <w:rPr/>
       </w:pPr>
-      <w:r/>
       <w:hyperlink w:tooltip="#_Toc4" w:anchor="_Toc4" w:history="1">
         <w:r>
           <w:rPr>
-            <w:rStyle w:val="1806"/>
+            <w:rStyle w:val="1808"/>
           </w:rPr>
         </w:r>
         <w:r>
           <w:rPr>
-            <w:rStyle w:val="1806"/>
+            <w:rStyle w:val="1808"/>
           </w:rPr>
           <w:t xml:space="preserve">2.1.1 Fundamentos de Cidade Digital</w:t>
         </w:r>
         <w:r>
           <w:rPr>
-            <w:rStyle w:val="1806"/>
+            <w:rStyle w:val="1808"/>
           </w:rPr>
         </w:r>
         <w:r>
@@ -4618,11 +4604,10 @@
         </w:r>
       </w:hyperlink>
       <w:r/>
-      <w:r/>
-    </w:p>
-    <w:p>
-      <w:pPr>
-        <w:pStyle w:val="1805"/>
+    </w:p>
+    <w:p>
+      <w:pPr>
+        <w:pStyle w:val="1807"/>
         <w:pBdr/>
         <w:tabs>
           <w:tab w:val="right" w:leader="dot" w:pos="9062"/>
@@ -4631,22 +4616,21 @@
         <w:ind/>
         <w:rPr/>
       </w:pPr>
-      <w:r/>
       <w:hyperlink w:tooltip="#_Toc5" w:anchor="_Toc5" w:history="1">
         <w:r>
           <w:rPr>
-            <w:rStyle w:val="1806"/>
+            <w:rStyle w:val="1808"/>
           </w:rPr>
         </w:r>
         <w:r>
           <w:rPr>
-            <w:rStyle w:val="1806"/>
+            <w:rStyle w:val="1808"/>
           </w:rPr>
           <w:t xml:space="preserve">2.1.2 Zeladoria Pública e Gestão de Serviços</w:t>
         </w:r>
         <w:r>
           <w:rPr>
-            <w:rStyle w:val="1806"/>
+            <w:rStyle w:val="1808"/>
           </w:rPr>
         </w:r>
         <w:r>
@@ -4661,11 +4645,10 @@
         </w:r>
       </w:hyperlink>
       <w:r/>
-      <w:r/>
-    </w:p>
-    <w:p>
-      <w:pPr>
-        <w:pStyle w:val="1805"/>
+    </w:p>
+    <w:p>
+      <w:pPr>
+        <w:pStyle w:val="1807"/>
         <w:pBdr/>
         <w:tabs>
           <w:tab w:val="right" w:leader="dot" w:pos="9062"/>
@@ -4674,22 +4657,21 @@
         <w:ind/>
         <w:rPr/>
       </w:pPr>
-      <w:r/>
       <w:hyperlink w:tooltip="#_Toc6" w:anchor="_Toc6" w:history="1">
         <w:r>
           <w:rPr>
-            <w:rStyle w:val="1806"/>
+            <w:rStyle w:val="1808"/>
           </w:rPr>
         </w:r>
         <w:r>
           <w:rPr>
-            <w:rStyle w:val="1806"/>
+            <w:rStyle w:val="1808"/>
           </w:rPr>
           <w:t xml:space="preserve">2.1.3 Participação Cidadã Digital</w:t>
         </w:r>
         <w:r>
           <w:rPr>
-            <w:rStyle w:val="1806"/>
+            <w:rStyle w:val="1808"/>
           </w:rPr>
         </w:r>
         <w:r>
@@ -4704,11 +4686,10 @@
         </w:r>
       </w:hyperlink>
       <w:r/>
-      <w:r/>
-    </w:p>
-    <w:p>
-      <w:pPr>
-        <w:pStyle w:val="1804"/>
+    </w:p>
+    <w:p>
+      <w:pPr>
+        <w:pStyle w:val="1806"/>
         <w:pBdr/>
         <w:tabs>
           <w:tab w:val="right" w:leader="dot" w:pos="9062"/>
@@ -4717,23 +4698,22 @@
         <w:ind/>
         <w:rPr/>
       </w:pPr>
-      <w:r/>
       <w:hyperlink w:tooltip="#_Toc7" w:anchor="_Toc7" w:history="1">
         <w:r>
           <w:rPr>
-            <w:rStyle w:val="1806"/>
+            <w:rStyle w:val="1808"/>
           </w:rPr>
         </w:r>
         <w:r>
           <w:rPr>
-            <w:rStyle w:val="1806"/>
+            <w:rStyle w:val="1808"/>
             <w:caps w:val="0"/>
           </w:rPr>
           <w:t xml:space="preserve">2.2 TRABALHOS RELACIONADOS</w:t>
         </w:r>
         <w:r>
           <w:rPr>
-            <w:rStyle w:val="1806"/>
+            <w:rStyle w:val="1808"/>
           </w:rPr>
         </w:r>
         <w:r>
@@ -4748,11 +4728,10 @@
         </w:r>
       </w:hyperlink>
       <w:r/>
-      <w:r/>
-    </w:p>
-    <w:p>
-      <w:pPr>
-        <w:pStyle w:val="1803"/>
+    </w:p>
+    <w:p>
+      <w:pPr>
+        <w:pStyle w:val="1805"/>
         <w:pBdr/>
         <w:tabs>
           <w:tab w:val="right" w:leader="dot" w:pos="9062"/>
@@ -4761,22 +4740,21 @@
         <w:ind/>
         <w:rPr/>
       </w:pPr>
-      <w:r/>
       <w:hyperlink w:tooltip="#_Toc8" w:anchor="_Toc8" w:history="1">
         <w:r>
           <w:rPr>
-            <w:rStyle w:val="1806"/>
+            <w:rStyle w:val="1808"/>
           </w:rPr>
         </w:r>
         <w:r>
           <w:rPr>
-            <w:rStyle w:val="1806"/>
+            <w:rStyle w:val="1808"/>
           </w:rPr>
           <w:t xml:space="preserve">3 OBJETIVO DO PROJETO</w:t>
         </w:r>
         <w:r>
           <w:rPr>
-            <w:rStyle w:val="1806"/>
+            <w:rStyle w:val="1808"/>
           </w:rPr>
         </w:r>
         <w:r>
@@ -4791,11 +4769,10 @@
         </w:r>
       </w:hyperlink>
       <w:r/>
-      <w:r/>
-    </w:p>
-    <w:p>
-      <w:pPr>
-        <w:pStyle w:val="1804"/>
+    </w:p>
+    <w:p>
+      <w:pPr>
+        <w:pStyle w:val="1806"/>
         <w:pBdr/>
         <w:tabs>
           <w:tab w:val="right" w:leader="dot" w:pos="9062"/>
@@ -4804,22 +4781,21 @@
         <w:ind/>
         <w:rPr/>
       </w:pPr>
-      <w:r/>
       <w:hyperlink w:tooltip="#_Toc9" w:anchor="_Toc9" w:history="1">
         <w:r>
           <w:rPr>
-            <w:rStyle w:val="1806"/>
+            <w:rStyle w:val="1808"/>
           </w:rPr>
         </w:r>
         <w:r>
           <w:rPr>
-            <w:rStyle w:val="1806"/>
+            <w:rStyle w:val="1808"/>
           </w:rPr>
           <w:t xml:space="preserve">3.1 FORMULAÇÃO DO PROBLEMA</w:t>
         </w:r>
         <w:r>
           <w:rPr>
-            <w:rStyle w:val="1806"/>
+            <w:rStyle w:val="1808"/>
           </w:rPr>
         </w:r>
         <w:r>
@@ -4834,11 +4810,10 @@
         </w:r>
       </w:hyperlink>
       <w:r/>
-      <w:r/>
-    </w:p>
-    <w:p>
-      <w:pPr>
-        <w:pStyle w:val="1804"/>
+    </w:p>
+    <w:p>
+      <w:pPr>
+        <w:pStyle w:val="1806"/>
         <w:pBdr/>
         <w:tabs>
           <w:tab w:val="right" w:leader="dot" w:pos="9062"/>
@@ -4847,28 +4822,27 @@
         <w:ind/>
         <w:rPr/>
       </w:pPr>
-      <w:r/>
       <w:hyperlink w:tooltip="#_Toc10" w:anchor="_Toc10" w:history="1">
         <w:r>
           <w:rPr>
-            <w:rStyle w:val="1806"/>
+            <w:rStyle w:val="1808"/>
           </w:rPr>
         </w:r>
         <w:r>
           <w:rPr>
-            <w:rStyle w:val="1806"/>
+            <w:rStyle w:val="1808"/>
           </w:rPr>
           <w:t xml:space="preserve">3.2 OBJETIVOS</w:t>
         </w:r>
         <w:r>
           <w:rPr>
-            <w:rStyle w:val="1806"/>
+            <w:rStyle w:val="1808"/>
           </w:rPr>
           <w:t xml:space="preserve"> </w:t>
         </w:r>
         <w:r>
           <w:rPr>
-            <w:rStyle w:val="1806"/>
+            <w:rStyle w:val="1808"/>
           </w:rPr>
         </w:r>
         <w:r>
@@ -4883,11 +4857,10 @@
         </w:r>
       </w:hyperlink>
       <w:r/>
-      <w:r/>
-    </w:p>
-    <w:p>
-      <w:pPr>
-        <w:pStyle w:val="1804"/>
+    </w:p>
+    <w:p>
+      <w:pPr>
+        <w:pStyle w:val="1806"/>
         <w:pBdr/>
         <w:tabs>
           <w:tab w:val="right" w:leader="dot" w:pos="9062"/>
@@ -4896,28 +4869,27 @@
         <w:ind/>
         <w:rPr/>
       </w:pPr>
-      <w:r/>
       <w:hyperlink w:tooltip="#_Toc11" w:anchor="_Toc11" w:history="1">
         <w:r>
           <w:rPr>
-            <w:rStyle w:val="1806"/>
+            <w:rStyle w:val="1808"/>
           </w:rPr>
         </w:r>
         <w:r>
           <w:rPr>
-            <w:rStyle w:val="1806"/>
+            <w:rStyle w:val="1808"/>
           </w:rPr>
           <w:t xml:space="preserve">3.3 JUSTIFICATIVA</w:t>
         </w:r>
         <w:r>
           <w:rPr>
-            <w:rStyle w:val="1806"/>
+            <w:rStyle w:val="1808"/>
           </w:rPr>
           <w:t xml:space="preserve"> </w:t>
         </w:r>
         <w:r>
           <w:rPr>
-            <w:rStyle w:val="1806"/>
+            <w:rStyle w:val="1808"/>
           </w:rPr>
         </w:r>
         <w:r>
@@ -4932,11 +4904,10 @@
         </w:r>
       </w:hyperlink>
       <w:r/>
-      <w:r/>
-    </w:p>
-    <w:p>
-      <w:pPr>
-        <w:pStyle w:val="1803"/>
+    </w:p>
+    <w:p>
+      <w:pPr>
+        <w:pStyle w:val="1805"/>
         <w:pBdr/>
         <w:tabs>
           <w:tab w:val="right" w:leader="dot" w:pos="9062"/>
@@ -4945,22 +4916,21 @@
         <w:ind/>
         <w:rPr/>
       </w:pPr>
-      <w:r/>
       <w:hyperlink w:tooltip="#_Toc12" w:anchor="_Toc12" w:history="1">
         <w:r>
           <w:rPr>
-            <w:rStyle w:val="1806"/>
+            <w:rStyle w:val="1808"/>
           </w:rPr>
         </w:r>
         <w:r>
           <w:rPr>
-            <w:rStyle w:val="1806"/>
+            <w:rStyle w:val="1808"/>
           </w:rPr>
           <w:t xml:space="preserve">4 MÉTODOS GERENCIAIS</w:t>
         </w:r>
         <w:r>
           <w:rPr>
-            <w:rStyle w:val="1806"/>
+            <w:rStyle w:val="1808"/>
           </w:rPr>
         </w:r>
         <w:r>
@@ -4975,11 +4945,10 @@
         </w:r>
       </w:hyperlink>
       <w:r/>
-      <w:r/>
-    </w:p>
-    <w:p>
-      <w:pPr>
-        <w:pStyle w:val="1804"/>
+    </w:p>
+    <w:p>
+      <w:pPr>
+        <w:pStyle w:val="1806"/>
         <w:pBdr/>
         <w:tabs>
           <w:tab w:val="right" w:leader="dot" w:pos="9062"/>
@@ -4988,22 +4957,21 @@
         <w:ind/>
         <w:rPr/>
       </w:pPr>
-      <w:r/>
       <w:hyperlink w:tooltip="#_Toc13" w:anchor="_Toc13" w:history="1">
         <w:r>
           <w:rPr>
-            <w:rStyle w:val="1806"/>
+            <w:rStyle w:val="1808"/>
           </w:rPr>
         </w:r>
         <w:r>
           <w:rPr>
-            <w:rStyle w:val="1806"/>
+            <w:rStyle w:val="1808"/>
           </w:rPr>
           <w:t xml:space="preserve">4.1 GERENCIAMENTO DO PROJETO</w:t>
         </w:r>
         <w:r>
           <w:rPr>
-            <w:rStyle w:val="1806"/>
+            <w:rStyle w:val="1808"/>
           </w:rPr>
         </w:r>
         <w:r>
@@ -5018,11 +4986,10 @@
         </w:r>
       </w:hyperlink>
       <w:r/>
-      <w:r/>
-    </w:p>
-    <w:p>
-      <w:pPr>
-        <w:pStyle w:val="1804"/>
+    </w:p>
+    <w:p>
+      <w:pPr>
+        <w:pStyle w:val="1806"/>
         <w:pBdr/>
         <w:tabs>
           <w:tab w:val="right" w:leader="dot" w:pos="9062"/>
@@ -5031,28 +4998,27 @@
         <w:ind/>
         <w:rPr/>
       </w:pPr>
-      <w:r/>
       <w:hyperlink w:tooltip="#_Toc14" w:anchor="_Toc14" w:history="1">
         <w:r>
           <w:rPr>
-            <w:rStyle w:val="1806"/>
+            <w:rStyle w:val="1808"/>
           </w:rPr>
         </w:r>
         <w:r>
           <w:rPr>
-            <w:rStyle w:val="1806"/>
+            <w:rStyle w:val="1808"/>
           </w:rPr>
           <w:t xml:space="preserve">4.2 MODELO DE CICLO DE VIDA</w:t>
         </w:r>
         <w:r>
           <w:rPr>
-            <w:rStyle w:val="1806"/>
+            <w:rStyle w:val="1808"/>
           </w:rPr>
           <w:t xml:space="preserve"> </w:t>
         </w:r>
         <w:r>
           <w:rPr>
-            <w:rStyle w:val="1806"/>
+            <w:rStyle w:val="1808"/>
           </w:rPr>
         </w:r>
         <w:r>
@@ -5067,11 +5033,10 @@
         </w:r>
       </w:hyperlink>
       <w:r/>
-      <w:r/>
-    </w:p>
-    <w:p>
-      <w:pPr>
-        <w:pStyle w:val="1804"/>
+    </w:p>
+    <w:p>
+      <w:pPr>
+        <w:pStyle w:val="1806"/>
         <w:pBdr/>
         <w:tabs>
           <w:tab w:val="right" w:leader="dot" w:pos="9062"/>
@@ -5080,22 +5045,21 @@
         <w:ind/>
         <w:rPr/>
       </w:pPr>
-      <w:r/>
       <w:hyperlink w:tooltip="#_Toc15" w:anchor="_Toc15" w:history="1">
         <w:r>
           <w:rPr>
-            <w:rStyle w:val="1806"/>
+            <w:rStyle w:val="1808"/>
           </w:rPr>
         </w:r>
         <w:r>
           <w:rPr>
-            <w:rStyle w:val="1806"/>
+            <w:rStyle w:val="1808"/>
           </w:rPr>
           <w:t xml:space="preserve">4.3 RECURSOS NECESSÁRIOS</w:t>
         </w:r>
         <w:r>
           <w:rPr>
-            <w:rStyle w:val="1806"/>
+            <w:rStyle w:val="1808"/>
           </w:rPr>
         </w:r>
         <w:r>
@@ -5110,11 +5074,10 @@
         </w:r>
       </w:hyperlink>
       <w:r/>
-      <w:r/>
-    </w:p>
-    <w:p>
-      <w:pPr>
-        <w:pStyle w:val="1805"/>
+    </w:p>
+    <w:p>
+      <w:pPr>
+        <w:pStyle w:val="1807"/>
         <w:pBdr/>
         <w:tabs>
           <w:tab w:val="right" w:leader="dot" w:pos="9062"/>
@@ -5123,22 +5086,21 @@
         <w:ind/>
         <w:rPr/>
       </w:pPr>
-      <w:r/>
       <w:hyperlink w:tooltip="#_Toc16" w:anchor="_Toc16" w:history="1">
         <w:r>
           <w:rPr>
-            <w:rStyle w:val="1806"/>
+            <w:rStyle w:val="1808"/>
           </w:rPr>
         </w:r>
         <w:r>
           <w:rPr>
-            <w:rStyle w:val="1806"/>
+            <w:rStyle w:val="1808"/>
           </w:rPr>
           <w:t xml:space="preserve">4.3.1 Recursos Humanos</w:t>
         </w:r>
         <w:r>
           <w:rPr>
-            <w:rStyle w:val="1806"/>
+            <w:rStyle w:val="1808"/>
           </w:rPr>
         </w:r>
         <w:r>
@@ -5153,11 +5115,10 @@
         </w:r>
       </w:hyperlink>
       <w:r/>
-      <w:r/>
-    </w:p>
-    <w:p>
-      <w:pPr>
-        <w:pStyle w:val="1805"/>
+    </w:p>
+    <w:p>
+      <w:pPr>
+        <w:pStyle w:val="1807"/>
         <w:pBdr/>
         <w:tabs>
           <w:tab w:val="right" w:leader="dot" w:pos="9062"/>
@@ -5166,29 +5127,28 @@
         <w:ind/>
         <w:rPr/>
       </w:pPr>
-      <w:r/>
       <w:hyperlink w:tooltip="#_Toc17" w:anchor="_Toc17" w:history="1">
         <w:r>
           <w:rPr>
-            <w:rStyle w:val="1806"/>
+            <w:rStyle w:val="1808"/>
           </w:rPr>
         </w:r>
         <w:r>
           <w:rPr>
-            <w:rStyle w:val="1806"/>
+            <w:rStyle w:val="1808"/>
           </w:rPr>
           <w:t xml:space="preserve">4.3.2 </w:t>
         </w:r>
         <w:r>
           <w:rPr>
-            <w:rStyle w:val="1806"/>
+            <w:rStyle w:val="1808"/>
             <w:lang w:val="en-US"/>
           </w:rPr>
           <w:t xml:space="preserve">Recursos de Hardware</w:t>
         </w:r>
         <w:r>
           <w:rPr>
-            <w:rStyle w:val="1806"/>
+            <w:rStyle w:val="1808"/>
             <w:lang w:val="en-US"/>
           </w:rPr>
         </w:r>
@@ -5208,11 +5168,10 @@
           <w:lang w:val="en-US"/>
         </w:rPr>
       </w:r>
-      <w:r/>
-    </w:p>
-    <w:p>
-      <w:pPr>
-        <w:pStyle w:val="1805"/>
+    </w:p>
+    <w:p>
+      <w:pPr>
+        <w:pStyle w:val="1807"/>
         <w:pBdr/>
         <w:tabs>
           <w:tab w:val="right" w:leader="dot" w:pos="9062"/>
@@ -5221,29 +5180,28 @@
         <w:ind/>
         <w:rPr/>
       </w:pPr>
-      <w:r/>
       <w:hyperlink w:tooltip="#_Toc18" w:anchor="_Toc18" w:history="1">
         <w:r>
           <w:rPr>
-            <w:rStyle w:val="1806"/>
+            <w:rStyle w:val="1808"/>
           </w:rPr>
         </w:r>
         <w:r>
           <w:rPr>
-            <w:rStyle w:val="1806"/>
+            <w:rStyle w:val="1808"/>
           </w:rPr>
           <w:t xml:space="preserve">4.3.3 </w:t>
         </w:r>
         <w:r>
           <w:rPr>
-            <w:rStyle w:val="1806"/>
+            <w:rStyle w:val="1808"/>
             <w:lang w:val="en-US"/>
           </w:rPr>
           <w:t xml:space="preserve">Recursos de Software</w:t>
         </w:r>
         <w:r>
           <w:rPr>
-            <w:rStyle w:val="1806"/>
+            <w:rStyle w:val="1808"/>
             <w:lang w:val="en-US"/>
           </w:rPr>
         </w:r>
@@ -5263,11 +5221,10 @@
           <w:lang w:val="en-US"/>
         </w:rPr>
       </w:r>
-      <w:r/>
-    </w:p>
-    <w:p>
-      <w:pPr>
-        <w:pStyle w:val="1805"/>
+    </w:p>
+    <w:p>
+      <w:pPr>
+        <w:pStyle w:val="1807"/>
         <w:pBdr/>
         <w:tabs>
           <w:tab w:val="right" w:leader="dot" w:pos="9062"/>
@@ -5276,22 +5233,21 @@
         <w:ind/>
         <w:rPr/>
       </w:pPr>
-      <w:r/>
       <w:hyperlink w:tooltip="#_Toc19" w:anchor="_Toc19" w:history="1">
         <w:r>
           <w:rPr>
-            <w:rStyle w:val="1806"/>
+            <w:rStyle w:val="1808"/>
           </w:rPr>
         </w:r>
         <w:r>
           <w:rPr>
-            <w:rStyle w:val="1806"/>
+            <w:rStyle w:val="1808"/>
           </w:rPr>
           <w:t xml:space="preserve">4.3.4 Outros Recursos</w:t>
         </w:r>
         <w:r>
           <w:rPr>
-            <w:rStyle w:val="1806"/>
+            <w:rStyle w:val="1808"/>
           </w:rPr>
         </w:r>
         <w:r>
@@ -5306,11 +5262,10 @@
         </w:r>
       </w:hyperlink>
       <w:r/>
-      <w:r/>
-    </w:p>
-    <w:p>
-      <w:pPr>
-        <w:pStyle w:val="1804"/>
+    </w:p>
+    <w:p>
+      <w:pPr>
+        <w:pStyle w:val="1806"/>
         <w:pBdr/>
         <w:tabs>
           <w:tab w:val="right" w:leader="dot" w:pos="9062"/>
@@ -5319,28 +5274,27 @@
         <w:ind/>
         <w:rPr/>
       </w:pPr>
-      <w:r/>
       <w:hyperlink w:tooltip="#_Toc20" w:anchor="_Toc20" w:history="1">
         <w:r>
           <w:rPr>
-            <w:rStyle w:val="1806"/>
+            <w:rStyle w:val="1808"/>
           </w:rPr>
         </w:r>
         <w:r>
           <w:rPr>
-            <w:rStyle w:val="1806"/>
+            <w:rStyle w:val="1808"/>
           </w:rPr>
           <w:t xml:space="preserve">4.4 RELATÓRIO DE DESEMPENHO</w:t>
         </w:r>
         <w:r>
           <w:rPr>
-            <w:rStyle w:val="1806"/>
+            <w:rStyle w:val="1808"/>
           </w:rPr>
           <w:t xml:space="preserve"> </w:t>
         </w:r>
         <w:r>
           <w:rPr>
-            <w:rStyle w:val="1806"/>
+            <w:rStyle w:val="1808"/>
           </w:rPr>
         </w:r>
         <w:r>
@@ -5355,11 +5309,10 @@
         </w:r>
       </w:hyperlink>
       <w:r/>
-      <w:r/>
-    </w:p>
-    <w:p>
-      <w:pPr>
-        <w:pStyle w:val="1804"/>
+    </w:p>
+    <w:p>
+      <w:pPr>
+        <w:pStyle w:val="1806"/>
         <w:pBdr/>
         <w:tabs>
           <w:tab w:val="right" w:leader="dot" w:pos="9062"/>
@@ -5368,22 +5321,21 @@
         <w:ind/>
         <w:rPr/>
       </w:pPr>
-      <w:r/>
       <w:hyperlink w:tooltip="#_Toc21" w:anchor="_Toc21" w:history="1">
         <w:r>
           <w:rPr>
-            <w:rStyle w:val="1806"/>
+            <w:rStyle w:val="1808"/>
           </w:rPr>
         </w:r>
         <w:r>
           <w:rPr>
-            <w:rStyle w:val="1806"/>
+            <w:rStyle w:val="1808"/>
           </w:rPr>
           <w:t xml:space="preserve">4.5 GERENCIAMENTO DE CONFIGURAÇÃO</w:t>
         </w:r>
         <w:r>
           <w:rPr>
-            <w:rStyle w:val="1806"/>
+            <w:rStyle w:val="1808"/>
           </w:rPr>
         </w:r>
         <w:r>
@@ -5398,11 +5350,10 @@
         </w:r>
       </w:hyperlink>
       <w:r/>
-      <w:r/>
-    </w:p>
-    <w:p>
-      <w:pPr>
-        <w:pStyle w:val="1803"/>
+    </w:p>
+    <w:p>
+      <w:pPr>
+        <w:pStyle w:val="1805"/>
         <w:pBdr/>
         <w:tabs>
           <w:tab w:val="right" w:leader="dot" w:pos="9062"/>
@@ -5411,22 +5362,21 @@
         <w:ind/>
         <w:rPr/>
       </w:pPr>
-      <w:r/>
       <w:hyperlink w:tooltip="#_Toc22" w:anchor="_Toc22" w:history="1">
         <w:r>
           <w:rPr>
-            <w:rStyle w:val="1806"/>
+            <w:rStyle w:val="1808"/>
           </w:rPr>
         </w:r>
         <w:r>
           <w:rPr>
-            <w:rStyle w:val="1806"/>
+            <w:rStyle w:val="1808"/>
           </w:rPr>
           <w:t xml:space="preserve">5 ESPECIFICAÇÃO E ANÁLISE DOS REQUISITOS</w:t>
         </w:r>
         <w:r>
           <w:rPr>
-            <w:rStyle w:val="1806"/>
+            <w:rStyle w:val="1808"/>
           </w:rPr>
         </w:r>
         <w:r>
@@ -5441,11 +5391,10 @@
         </w:r>
       </w:hyperlink>
       <w:r/>
-      <w:r/>
-    </w:p>
-    <w:p>
-      <w:pPr>
-        <w:pStyle w:val="1804"/>
+    </w:p>
+    <w:p>
+      <w:pPr>
+        <w:pStyle w:val="1806"/>
         <w:pBdr/>
         <w:tabs>
           <w:tab w:val="right" w:leader="dot" w:pos="9062"/>
@@ -5454,22 +5403,21 @@
         <w:ind/>
         <w:rPr/>
       </w:pPr>
-      <w:r/>
       <w:hyperlink w:tooltip="#_Toc23" w:anchor="_Toc23" w:history="1">
         <w:r>
           <w:rPr>
-            <w:rStyle w:val="1806"/>
+            <w:rStyle w:val="1808"/>
           </w:rPr>
         </w:r>
         <w:r>
           <w:rPr>
-            <w:rStyle w:val="1806"/>
+            <w:rStyle w:val="1808"/>
           </w:rPr>
           <w:t xml:space="preserve">5.1 REQUISITOS DO SISTEMA DE SOFTWARE</w:t>
         </w:r>
         <w:r>
           <w:rPr>
-            <w:rStyle w:val="1806"/>
+            <w:rStyle w:val="1808"/>
           </w:rPr>
         </w:r>
         <w:r>
@@ -5484,11 +5432,10 @@
         </w:r>
       </w:hyperlink>
       <w:r/>
-      <w:r/>
-    </w:p>
-    <w:p>
-      <w:pPr>
-        <w:pStyle w:val="1805"/>
+    </w:p>
+    <w:p>
+      <w:pPr>
+        <w:pStyle w:val="1807"/>
         <w:pBdr/>
         <w:tabs>
           <w:tab w:val="right" w:leader="dot" w:pos="9062"/>
@@ -5497,22 +5444,21 @@
         <w:ind/>
         <w:rPr/>
       </w:pPr>
-      <w:r/>
       <w:hyperlink w:tooltip="#_Toc24" w:anchor="_Toc24" w:history="1">
         <w:r>
           <w:rPr>
-            <w:rStyle w:val="1806"/>
+            <w:rStyle w:val="1808"/>
           </w:rPr>
         </w:r>
         <w:r>
           <w:rPr>
-            <w:rStyle w:val="1806"/>
+            <w:rStyle w:val="1808"/>
           </w:rPr>
           <w:t xml:space="preserve">5.1.1 Requisitos Funcionais</w:t>
         </w:r>
         <w:r>
           <w:rPr>
-            <w:rStyle w:val="1806"/>
+            <w:rStyle w:val="1808"/>
           </w:rPr>
         </w:r>
         <w:r>
@@ -5527,11 +5473,10 @@
         </w:r>
       </w:hyperlink>
       <w:r/>
-      <w:r/>
-    </w:p>
-    <w:p>
-      <w:pPr>
-        <w:pStyle w:val="1805"/>
+    </w:p>
+    <w:p>
+      <w:pPr>
+        <w:pStyle w:val="1807"/>
         <w:pBdr/>
         <w:tabs>
           <w:tab w:val="right" w:leader="dot" w:pos="9062"/>
@@ -5540,22 +5485,21 @@
         <w:ind/>
         <w:rPr/>
       </w:pPr>
-      <w:r/>
       <w:hyperlink w:tooltip="#_Toc25" w:anchor="_Toc25" w:history="1">
         <w:r>
           <w:rPr>
-            <w:rStyle w:val="1806"/>
+            <w:rStyle w:val="1808"/>
           </w:rPr>
         </w:r>
         <w:r>
           <w:rPr>
-            <w:rStyle w:val="1806"/>
+            <w:rStyle w:val="1808"/>
           </w:rPr>
           <w:t xml:space="preserve">5.1.2 Requisitos não funcionais</w:t>
         </w:r>
         <w:r>
           <w:rPr>
-            <w:rStyle w:val="1806"/>
+            <w:rStyle w:val="1808"/>
           </w:rPr>
         </w:r>
         <w:r>
@@ -5570,11 +5514,10 @@
         </w:r>
       </w:hyperlink>
       <w:r/>
-      <w:r/>
-    </w:p>
-    <w:p>
-      <w:pPr>
-        <w:pStyle w:val="1804"/>
+    </w:p>
+    <w:p>
+      <w:pPr>
+        <w:pStyle w:val="1806"/>
         <w:pBdr/>
         <w:tabs>
           <w:tab w:val="right" w:leader="dot" w:pos="9062"/>
@@ -5583,22 +5526,21 @@
         <w:ind/>
         <w:rPr/>
       </w:pPr>
-      <w:r/>
       <w:hyperlink w:tooltip="#_Toc26" w:anchor="_Toc26" w:history="1">
         <w:r>
           <w:rPr>
-            <w:rStyle w:val="1806"/>
+            <w:rStyle w:val="1808"/>
           </w:rPr>
         </w:r>
         <w:r>
           <w:rPr>
-            <w:rStyle w:val="1806"/>
+            <w:rStyle w:val="1808"/>
           </w:rPr>
           <w:t xml:space="preserve">5.2 ANÁLISE DOS REQUISITOS</w:t>
         </w:r>
         <w:r>
           <w:rPr>
-            <w:rStyle w:val="1806"/>
+            <w:rStyle w:val="1808"/>
           </w:rPr>
         </w:r>
         <w:r>
@@ -5613,11 +5555,10 @@
         </w:r>
       </w:hyperlink>
       <w:r/>
-      <w:r/>
-    </w:p>
-    <w:p>
-      <w:pPr>
-        <w:pStyle w:val="1805"/>
+    </w:p>
+    <w:p>
+      <w:pPr>
+        <w:pStyle w:val="1807"/>
         <w:pBdr/>
         <w:tabs>
           <w:tab w:val="right" w:leader="dot" w:pos="9062"/>
@@ -5626,22 +5567,21 @@
         <w:ind/>
         <w:rPr/>
       </w:pPr>
-      <w:r/>
       <w:hyperlink w:tooltip="#_Toc27" w:anchor="_Toc27" w:history="1">
         <w:r>
           <w:rPr>
-            <w:rStyle w:val="1806"/>
+            <w:rStyle w:val="1808"/>
           </w:rPr>
         </w:r>
         <w:r>
           <w:rPr>
-            <w:rStyle w:val="1806"/>
+            <w:rStyle w:val="1808"/>
           </w:rPr>
           <w:t xml:space="preserve">5.2.1 Visão Funcional</w:t>
         </w:r>
         <w:r>
           <w:rPr>
-            <w:rStyle w:val="1806"/>
+            <w:rStyle w:val="1808"/>
           </w:rPr>
         </w:r>
         <w:r>
@@ -5656,11 +5596,10 @@
         </w:r>
       </w:hyperlink>
       <w:r/>
-      <w:r/>
-    </w:p>
-    <w:p>
-      <w:pPr>
-        <w:pStyle w:val="1805"/>
+    </w:p>
+    <w:p>
+      <w:pPr>
+        <w:pStyle w:val="1807"/>
         <w:pBdr/>
         <w:tabs>
           <w:tab w:val="right" w:leader="dot" w:pos="9062"/>
@@ -5669,22 +5608,21 @@
         <w:ind/>
         <w:rPr/>
       </w:pPr>
-      <w:r/>
       <w:hyperlink w:tooltip="#_Toc28" w:anchor="_Toc28" w:history="1">
         <w:r>
           <w:rPr>
-            <w:rStyle w:val="1806"/>
+            <w:rStyle w:val="1808"/>
           </w:rPr>
         </w:r>
         <w:r>
           <w:rPr>
-            <w:rStyle w:val="1806"/>
+            <w:rStyle w:val="1808"/>
           </w:rPr>
           <w:t xml:space="preserve">5.2.2 Modelo Conceitual dos Dados</w:t>
         </w:r>
         <w:r>
           <w:rPr>
-            <w:rStyle w:val="1806"/>
+            <w:rStyle w:val="1808"/>
           </w:rPr>
         </w:r>
         <w:r>
@@ -5699,11 +5637,10 @@
         </w:r>
       </w:hyperlink>
       <w:r/>
-      <w:r/>
-    </w:p>
-    <w:p>
-      <w:pPr>
-        <w:pStyle w:val="1805"/>
+    </w:p>
+    <w:p>
+      <w:pPr>
+        <w:pStyle w:val="1807"/>
         <w:pBdr/>
         <w:tabs>
           <w:tab w:val="right" w:leader="dot" w:pos="9062"/>
@@ -5714,22 +5651,21 @@
           <w:highlight w:val="none"/>
         </w:rPr>
       </w:pPr>
-      <w:r/>
       <w:hyperlink w:tooltip="#_Toc29" w:anchor="_Toc29" w:history="1">
         <w:r>
           <w:rPr>
-            <w:rStyle w:val="1806"/>
+            <w:rStyle w:val="1808"/>
           </w:rPr>
         </w:r>
         <w:r>
           <w:rPr>
-            <w:rStyle w:val="1806"/>
+            <w:rStyle w:val="1808"/>
           </w:rPr>
           <w:t xml:space="preserve">5.2.3 Modelo Inicial da Interface de Usuário</w:t>
         </w:r>
         <w:r>
           <w:rPr>
-            <w:rStyle w:val="1806"/>
+            <w:rStyle w:val="1808"/>
             <w:highlight w:val="none"/>
           </w:rPr>
         </w:r>
@@ -5749,15 +5685,10 @@
           <w:highlight w:val="none"/>
         </w:rPr>
       </w:r>
-      <w:r>
-        <w:rPr>
-          <w:highlight w:val="none"/>
-        </w:rPr>
-      </w:r>
-    </w:p>
-    <w:p>
-      <w:pPr>
-        <w:pStyle w:val="1803"/>
+    </w:p>
+    <w:p>
+      <w:pPr>
+        <w:pStyle w:val="1805"/>
         <w:pBdr/>
         <w:tabs>
           <w:tab w:val="right" w:leader="dot" w:pos="9062"/>
@@ -5766,22 +5697,21 @@
         <w:ind/>
         <w:rPr/>
       </w:pPr>
-      <w:r/>
       <w:hyperlink w:tooltip="#_Toc30" w:anchor="_Toc30" w:history="1">
         <w:r>
           <w:rPr>
-            <w:rStyle w:val="1806"/>
+            <w:rStyle w:val="1808"/>
           </w:rPr>
         </w:r>
         <w:r>
           <w:rPr>
-            <w:rStyle w:val="1806"/>
+            <w:rStyle w:val="1808"/>
           </w:rPr>
           <w:t xml:space="preserve">6 ARQUITETURA E PROJETO DO SISTEMA DE SOFTWARE</w:t>
         </w:r>
         <w:r>
           <w:rPr>
-            <w:rStyle w:val="1806"/>
+            <w:rStyle w:val="1808"/>
           </w:rPr>
         </w:r>
         <w:r>
@@ -5791,16 +5721,15 @@
           <w:fldChar w:fldCharType="begin"/>
           <w:instrText xml:space="preserve">PAGEREF _Toc30 \h</w:instrText>
           <w:fldChar w:fldCharType="separate"/>
-          <w:t xml:space="preserve">37</w:t>
+          <w:t xml:space="preserve">36</w:t>
           <w:fldChar w:fldCharType="end"/>
         </w:r>
       </w:hyperlink>
       <w:r/>
-      <w:r/>
-    </w:p>
-    <w:p>
-      <w:pPr>
-        <w:pStyle w:val="1804"/>
+    </w:p>
+    <w:p>
+      <w:pPr>
+        <w:pStyle w:val="1806"/>
         <w:pBdr/>
         <w:tabs>
           <w:tab w:val="right" w:leader="dot" w:pos="9062"/>
@@ -5809,22 +5738,21 @@
         <w:ind/>
         <w:rPr/>
       </w:pPr>
-      <w:r/>
       <w:hyperlink w:tooltip="#_Toc31" w:anchor="_Toc31" w:history="1">
         <w:r>
           <w:rPr>
-            <w:rStyle w:val="1806"/>
+            <w:rStyle w:val="1808"/>
           </w:rPr>
         </w:r>
         <w:r>
           <w:rPr>
-            <w:rStyle w:val="1806"/>
+            <w:rStyle w:val="1808"/>
           </w:rPr>
           <w:t xml:space="preserve">6.1 VISÃO ESTRUTURAL</w:t>
         </w:r>
         <w:r>
           <w:rPr>
-            <w:rStyle w:val="1806"/>
+            <w:rStyle w:val="1808"/>
           </w:rPr>
         </w:r>
         <w:r>
@@ -5839,11 +5767,10 @@
         </w:r>
       </w:hyperlink>
       <w:r/>
-      <w:r/>
-    </w:p>
-    <w:p>
-      <w:pPr>
-        <w:pStyle w:val="1805"/>
+    </w:p>
+    <w:p>
+      <w:pPr>
+        <w:pStyle w:val="1807"/>
         <w:pBdr/>
         <w:tabs>
           <w:tab w:val="right" w:leader="dot" w:pos="9062"/>
@@ -5852,22 +5779,21 @@
         <w:ind/>
         <w:rPr/>
       </w:pPr>
-      <w:r/>
       <w:hyperlink w:tooltip="#_Toc32" w:anchor="_Toc32" w:history="1">
         <w:r>
           <w:rPr>
-            <w:rStyle w:val="1806"/>
+            <w:rStyle w:val="1808"/>
           </w:rPr>
         </w:r>
         <w:r>
           <w:rPr>
-            <w:rStyle w:val="1806"/>
+            <w:rStyle w:val="1808"/>
           </w:rPr>
           <w:t xml:space="preserve">6.1.1 Diagrama de Pacotes</w:t>
         </w:r>
         <w:r>
           <w:rPr>
-            <w:rStyle w:val="1806"/>
+            <w:rStyle w:val="1808"/>
           </w:rPr>
         </w:r>
         <w:r>
@@ -5882,11 +5808,10 @@
         </w:r>
       </w:hyperlink>
       <w:r/>
-      <w:r/>
-    </w:p>
-    <w:p>
-      <w:pPr>
-        <w:pStyle w:val="1805"/>
+    </w:p>
+    <w:p>
+      <w:pPr>
+        <w:pStyle w:val="1807"/>
         <w:pBdr/>
         <w:tabs>
           <w:tab w:val="right" w:leader="dot" w:pos="9062"/>
@@ -5895,22 +5820,21 @@
         <w:ind/>
         <w:rPr/>
       </w:pPr>
-      <w:r/>
       <w:hyperlink w:tooltip="#_Toc33" w:anchor="_Toc33" w:history="1">
         <w:r>
           <w:rPr>
-            <w:rStyle w:val="1806"/>
+            <w:rStyle w:val="1808"/>
           </w:rPr>
         </w:r>
         <w:r>
           <w:rPr>
-            <w:rStyle w:val="1806"/>
+            <w:rStyle w:val="1808"/>
           </w:rPr>
           <w:t xml:space="preserve">6.1.2 Diagramas de Classes</w:t>
         </w:r>
         <w:r>
           <w:rPr>
-            <w:rStyle w:val="1806"/>
+            <w:rStyle w:val="1808"/>
           </w:rPr>
         </w:r>
         <w:r>
@@ -5925,11 +5849,10 @@
         </w:r>
       </w:hyperlink>
       <w:r/>
-      <w:r/>
-    </w:p>
-    <w:p>
-      <w:pPr>
-        <w:pStyle w:val="1804"/>
+    </w:p>
+    <w:p>
+      <w:pPr>
+        <w:pStyle w:val="1806"/>
         <w:pBdr/>
         <w:tabs>
           <w:tab w:val="right" w:leader="dot" w:pos="9062"/>
@@ -5938,22 +5861,21 @@
         <w:ind/>
         <w:rPr/>
       </w:pPr>
-      <w:r/>
       <w:hyperlink w:tooltip="#_Toc34" w:anchor="_Toc34" w:history="1">
         <w:r>
           <w:rPr>
-            <w:rStyle w:val="1806"/>
+            <w:rStyle w:val="1808"/>
           </w:rPr>
         </w:r>
         <w:r>
           <w:rPr>
-            <w:rStyle w:val="1806"/>
+            <w:rStyle w:val="1808"/>
           </w:rPr>
           <w:t xml:space="preserve">6.2 VISÃO COMPORTAMENTAL</w:t>
         </w:r>
         <w:r>
           <w:rPr>
-            <w:rStyle w:val="1806"/>
+            <w:rStyle w:val="1808"/>
           </w:rPr>
         </w:r>
         <w:r>
@@ -5963,16 +5885,15 @@
           <w:fldChar w:fldCharType="begin"/>
           <w:instrText xml:space="preserve">PAGEREF _Toc34 \h</w:instrText>
           <w:fldChar w:fldCharType="separate"/>
-          <w:t xml:space="preserve">37</w:t>
+          <w:t xml:space="preserve">38</w:t>
           <w:fldChar w:fldCharType="end"/>
         </w:r>
       </w:hyperlink>
       <w:r/>
-      <w:r/>
-    </w:p>
-    <w:p>
-      <w:pPr>
-        <w:pStyle w:val="1805"/>
+    </w:p>
+    <w:p>
+      <w:pPr>
+        <w:pStyle w:val="1807"/>
         <w:pBdr/>
         <w:tabs>
           <w:tab w:val="right" w:leader="dot" w:pos="9062"/>
@@ -5981,22 +5902,21 @@
         <w:ind/>
         <w:rPr/>
       </w:pPr>
-      <w:r/>
       <w:hyperlink w:tooltip="#_Toc35" w:anchor="_Toc35" w:history="1">
         <w:r>
           <w:rPr>
-            <w:rStyle w:val="1806"/>
+            <w:rStyle w:val="1808"/>
           </w:rPr>
         </w:r>
         <w:r>
           <w:rPr>
-            <w:rStyle w:val="1806"/>
+            <w:rStyle w:val="1808"/>
           </w:rPr>
           <w:t xml:space="preserve">6.2.1 Projeto das Interações entre Objetos</w:t>
         </w:r>
         <w:r>
           <w:rPr>
-            <w:rStyle w:val="1806"/>
+            <w:rStyle w:val="1808"/>
           </w:rPr>
         </w:r>
         <w:r>
@@ -6006,16 +5926,15 @@
           <w:fldChar w:fldCharType="begin"/>
           <w:instrText xml:space="preserve">PAGEREF _Toc35 \h</w:instrText>
           <w:fldChar w:fldCharType="separate"/>
-          <w:t xml:space="preserve">37</w:t>
+          <w:t xml:space="preserve">38</w:t>
           <w:fldChar w:fldCharType="end"/>
         </w:r>
       </w:hyperlink>
       <w:r/>
-      <w:r/>
-    </w:p>
-    <w:p>
-      <w:pPr>
-        <w:pStyle w:val="1804"/>
+    </w:p>
+    <w:p>
+      <w:pPr>
+        <w:pStyle w:val="1806"/>
         <w:pBdr/>
         <w:tabs>
           <w:tab w:val="right" w:leader="dot" w:pos="9062"/>
@@ -6024,22 +5943,21 @@
         <w:ind/>
         <w:rPr/>
       </w:pPr>
-      <w:r/>
       <w:hyperlink w:tooltip="#_Toc36" w:anchor="_Toc36" w:history="1">
         <w:r>
           <w:rPr>
-            <w:rStyle w:val="1806"/>
+            <w:rStyle w:val="1808"/>
           </w:rPr>
         </w:r>
         <w:r>
           <w:rPr>
-            <w:rStyle w:val="1806"/>
+            <w:rStyle w:val="1808"/>
           </w:rPr>
           <w:t xml:space="preserve">6.3 VISÃO DOS DADOS</w:t>
         </w:r>
         <w:r>
           <w:rPr>
-            <w:rStyle w:val="1806"/>
+            <w:rStyle w:val="1808"/>
           </w:rPr>
         </w:r>
         <w:r>
@@ -6054,11 +5972,10 @@
         </w:r>
       </w:hyperlink>
       <w:r/>
-      <w:r/>
-    </w:p>
-    <w:p>
-      <w:pPr>
-        <w:pStyle w:val="1805"/>
+    </w:p>
+    <w:p>
+      <w:pPr>
+        <w:pStyle w:val="1807"/>
         <w:pBdr/>
         <w:tabs>
           <w:tab w:val="right" w:leader="dot" w:pos="9062"/>
@@ -6067,22 +5984,21 @@
         <w:ind/>
         <w:rPr/>
       </w:pPr>
-      <w:r/>
       <w:hyperlink w:tooltip="#_Toc37" w:anchor="_Toc37" w:history="1">
         <w:r>
           <w:rPr>
-            <w:rStyle w:val="1806"/>
+            <w:rStyle w:val="1808"/>
           </w:rPr>
         </w:r>
         <w:r>
           <w:rPr>
-            <w:rStyle w:val="1806"/>
+            <w:rStyle w:val="1808"/>
           </w:rPr>
           <w:t xml:space="preserve">6.3.1 Modelo Lógico</w:t>
         </w:r>
         <w:r>
           <w:rPr>
-            <w:rStyle w:val="1806"/>
+            <w:rStyle w:val="1808"/>
           </w:rPr>
         </w:r>
         <w:r>
@@ -6097,11 +6013,10 @@
         </w:r>
       </w:hyperlink>
       <w:r/>
-      <w:r/>
-    </w:p>
-    <w:p>
-      <w:pPr>
-        <w:pStyle w:val="1805"/>
+    </w:p>
+    <w:p>
+      <w:pPr>
+        <w:pStyle w:val="1807"/>
         <w:pBdr/>
         <w:tabs>
           <w:tab w:val="right" w:leader="dot" w:pos="9062"/>
@@ -6110,22 +6025,21 @@
         <w:ind/>
         <w:rPr/>
       </w:pPr>
-      <w:r/>
       <w:hyperlink w:tooltip="#_Toc38" w:anchor="_Toc38" w:history="1">
         <w:r>
           <w:rPr>
-            <w:rStyle w:val="1806"/>
+            <w:rStyle w:val="1808"/>
           </w:rPr>
         </w:r>
         <w:r>
           <w:rPr>
-            <w:rStyle w:val="1806"/>
+            <w:rStyle w:val="1808"/>
           </w:rPr>
           <w:t xml:space="preserve">6.3.2 Dicionário de Dados do Modelo Lógico</w:t>
         </w:r>
         <w:r>
           <w:rPr>
-            <w:rStyle w:val="1806"/>
+            <w:rStyle w:val="1808"/>
           </w:rPr>
         </w:r>
         <w:r>
@@ -6135,16 +6049,15 @@
           <w:fldChar w:fldCharType="begin"/>
           <w:instrText xml:space="preserve">PAGEREF _Toc38 \h</w:instrText>
           <w:fldChar w:fldCharType="separate"/>
-          <w:t xml:space="preserve">38</w:t>
+          <w:t xml:space="preserve">39</w:t>
           <w:fldChar w:fldCharType="end"/>
         </w:r>
       </w:hyperlink>
       <w:r/>
-      <w:r/>
-    </w:p>
-    <w:p>
-      <w:pPr>
-        <w:pStyle w:val="1804"/>
+    </w:p>
+    <w:p>
+      <w:pPr>
+        <w:pStyle w:val="1806"/>
         <w:pBdr/>
         <w:tabs>
           <w:tab w:val="right" w:leader="dot" w:pos="9062"/>
@@ -6153,22 +6066,21 @@
         <w:ind/>
         <w:rPr/>
       </w:pPr>
-      <w:r/>
       <w:hyperlink w:tooltip="#_Toc39" w:anchor="_Toc39" w:history="1">
         <w:r>
           <w:rPr>
-            <w:rStyle w:val="1806"/>
+            <w:rStyle w:val="1808"/>
           </w:rPr>
         </w:r>
         <w:r>
           <w:rPr>
-            <w:rStyle w:val="1806"/>
+            <w:rStyle w:val="1808"/>
           </w:rPr>
           <w:t xml:space="preserve">6.4 PROJETO DA INTERAÇÃO HUMANO-COMPUTADOR</w:t>
         </w:r>
         <w:r>
           <w:rPr>
-            <w:rStyle w:val="1806"/>
+            <w:rStyle w:val="1808"/>
           </w:rPr>
         </w:r>
         <w:r>
@@ -6178,16 +6090,15 @@
           <w:fldChar w:fldCharType="begin"/>
           <w:instrText xml:space="preserve">PAGEREF _Toc39 \h</w:instrText>
           <w:fldChar w:fldCharType="separate"/>
-          <w:t xml:space="preserve">38</w:t>
+          <w:t xml:space="preserve">39</w:t>
           <w:fldChar w:fldCharType="end"/>
         </w:r>
       </w:hyperlink>
       <w:r/>
-      <w:r/>
-    </w:p>
-    <w:p>
-      <w:pPr>
-        <w:pStyle w:val="1805"/>
+    </w:p>
+    <w:p>
+      <w:pPr>
+        <w:pStyle w:val="1807"/>
         <w:pBdr/>
         <w:tabs>
           <w:tab w:val="right" w:leader="dot" w:pos="9062"/>
@@ -6196,22 +6107,21 @@
         <w:ind/>
         <w:rPr/>
       </w:pPr>
-      <w:r/>
       <w:hyperlink w:tooltip="#_Toc40" w:anchor="_Toc40" w:history="1">
         <w:r>
           <w:rPr>
-            <w:rStyle w:val="1806"/>
+            <w:rStyle w:val="1808"/>
           </w:rPr>
         </w:r>
         <w:r>
           <w:rPr>
-            <w:rStyle w:val="1806"/>
+            <w:rStyle w:val="1808"/>
           </w:rPr>
           <w:t xml:space="preserve">6.4.1 Perfil de Usuário</w:t>
         </w:r>
         <w:r>
           <w:rPr>
-            <w:rStyle w:val="1806"/>
+            <w:rStyle w:val="1808"/>
           </w:rPr>
         </w:r>
         <w:r>
@@ -6221,16 +6131,15 @@
           <w:fldChar w:fldCharType="begin"/>
           <w:instrText xml:space="preserve">PAGEREF _Toc40 \h</w:instrText>
           <w:fldChar w:fldCharType="separate"/>
-          <w:t xml:space="preserve">38</w:t>
+          <w:t xml:space="preserve">39</w:t>
           <w:fldChar w:fldCharType="end"/>
         </w:r>
       </w:hyperlink>
       <w:r/>
-      <w:r/>
-    </w:p>
-    <w:p>
-      <w:pPr>
-        <w:pStyle w:val="1803"/>
+    </w:p>
+    <w:p>
+      <w:pPr>
+        <w:pStyle w:val="1805"/>
         <w:pBdr/>
         <w:tabs>
           <w:tab w:val="right" w:leader="dot" w:pos="9062"/>
@@ -6239,22 +6148,21 @@
         <w:ind/>
         <w:rPr/>
       </w:pPr>
-      <w:r/>
       <w:hyperlink w:tooltip="#_Toc41" w:anchor="_Toc41" w:history="1">
         <w:r>
           <w:rPr>
-            <w:rStyle w:val="1806"/>
+            <w:rStyle w:val="1808"/>
           </w:rPr>
         </w:r>
         <w:r>
           <w:rPr>
-            <w:rStyle w:val="1806"/>
+            <w:rStyle w:val="1808"/>
           </w:rPr>
           <w:t xml:space="preserve">7 CONCLUSÃO</w:t>
         </w:r>
         <w:r>
           <w:rPr>
-            <w:rStyle w:val="1806"/>
+            <w:rStyle w:val="1808"/>
           </w:rPr>
         </w:r>
         <w:r>
@@ -6264,16 +6172,15 @@
           <w:fldChar w:fldCharType="begin"/>
           <w:instrText xml:space="preserve">PAGEREF _Toc41 \h</w:instrText>
           <w:fldChar w:fldCharType="separate"/>
-          <w:t xml:space="preserve">39</w:t>
+          <w:t xml:space="preserve">40</w:t>
           <w:fldChar w:fldCharType="end"/>
         </w:r>
       </w:hyperlink>
       <w:r/>
-      <w:r/>
-    </w:p>
-    <w:p>
-      <w:pPr>
-        <w:pStyle w:val="1803"/>
+    </w:p>
+    <w:p>
+      <w:pPr>
+        <w:pStyle w:val="1805"/>
         <w:pBdr/>
         <w:tabs>
           <w:tab w:val="right" w:leader="dot" w:pos="9062"/>
@@ -6282,22 +6189,21 @@
         <w:ind/>
         <w:rPr/>
       </w:pPr>
-      <w:r/>
       <w:hyperlink w:tooltip="#_Toc42" w:anchor="_Toc42" w:history="1">
         <w:r>
           <w:rPr>
-            <w:rStyle w:val="1806"/>
+            <w:rStyle w:val="1808"/>
           </w:rPr>
         </w:r>
         <w:r>
           <w:rPr>
-            <w:rStyle w:val="1806"/>
+            <w:rStyle w:val="1808"/>
           </w:rPr>
           <w:t xml:space="preserve">REFERÊNCIAS</w:t>
         </w:r>
         <w:r>
           <w:rPr>
-            <w:rStyle w:val="1806"/>
+            <w:rStyle w:val="1808"/>
           </w:rPr>
         </w:r>
         <w:r>
@@ -6307,16 +6213,15 @@
           <w:fldChar w:fldCharType="begin"/>
           <w:instrText xml:space="preserve">PAGEREF _Toc42 \h</w:instrText>
           <w:fldChar w:fldCharType="separate"/>
-          <w:t xml:space="preserve">40</w:t>
+          <w:t xml:space="preserve">42</w:t>
           <w:fldChar w:fldCharType="end"/>
         </w:r>
       </w:hyperlink>
       <w:r/>
-      <w:r/>
-    </w:p>
-    <w:p>
-      <w:pPr>
-        <w:pStyle w:val="1803"/>
+    </w:p>
+    <w:p>
+      <w:pPr>
+        <w:pStyle w:val="1805"/>
         <w:pBdr/>
         <w:tabs>
           <w:tab w:val="right" w:leader="dot" w:pos="9062"/>
@@ -6325,28 +6230,27 @@
         <w:ind/>
         <w:rPr/>
       </w:pPr>
-      <w:r/>
       <w:hyperlink w:tooltip="#_Toc43" w:anchor="_Toc43" w:history="1">
         <w:r>
           <w:rPr>
-            <w:rStyle w:val="1806"/>
+            <w:rStyle w:val="1808"/>
           </w:rPr>
         </w:r>
         <w:r>
           <w:rPr>
-            <w:rStyle w:val="1806"/>
+            <w:rStyle w:val="1808"/>
           </w:rPr>
           <w:t xml:space="preserve">OBRAS CONSULTADAS</w:t>
         </w:r>
         <w:r>
           <w:rPr>
-            <w:rStyle w:val="1806"/>
+            <w:rStyle w:val="1808"/>
           </w:rPr>
           <w:t xml:space="preserve"> </w:t>
         </w:r>
         <w:r>
           <w:rPr>
-            <w:rStyle w:val="1806"/>
+            <w:rStyle w:val="1808"/>
           </w:rPr>
         </w:r>
         <w:r>
@@ -6356,16 +6260,15 @@
           <w:fldChar w:fldCharType="begin"/>
           <w:instrText xml:space="preserve">PAGEREF _Toc43 \h</w:instrText>
           <w:fldChar w:fldCharType="separate"/>
-          <w:t xml:space="preserve">42</w:t>
+          <w:t xml:space="preserve">44</w:t>
           <w:fldChar w:fldCharType="end"/>
         </w:r>
       </w:hyperlink>
       <w:r/>
-      <w:r/>
-    </w:p>
-    <w:p>
-      <w:pPr>
-        <w:pStyle w:val="1803"/>
+    </w:p>
+    <w:p>
+      <w:pPr>
+        <w:pStyle w:val="1805"/>
         <w:pBdr/>
         <w:tabs>
           <w:tab w:val="right" w:leader="dot" w:pos="9062"/>
@@ -6374,22 +6277,21 @@
         <w:ind/>
         <w:rPr/>
       </w:pPr>
-      <w:r/>
       <w:hyperlink w:tooltip="#_Toc44" w:anchor="_Toc44" w:history="1">
         <w:r>
           <w:rPr>
-            <w:rStyle w:val="1806"/>
+            <w:rStyle w:val="1808"/>
           </w:rPr>
         </w:r>
         <w:r>
           <w:rPr>
-            <w:rStyle w:val="1806"/>
+            <w:rStyle w:val="1808"/>
           </w:rPr>
           <w:t xml:space="preserve">APÊNDICE A – Gestão DO PROJETO</w:t>
         </w:r>
         <w:r>
           <w:rPr>
-            <w:rStyle w:val="1806"/>
+            <w:rStyle w:val="1808"/>
           </w:rPr>
         </w:r>
         <w:r>
@@ -6399,16 +6301,15 @@
           <w:fldChar w:fldCharType="begin"/>
           <w:instrText xml:space="preserve">PAGEREF _Toc44 \h</w:instrText>
           <w:fldChar w:fldCharType="separate"/>
-          <w:t xml:space="preserve">43</w:t>
+          <w:t xml:space="preserve">45</w:t>
           <w:fldChar w:fldCharType="end"/>
         </w:r>
       </w:hyperlink>
       <w:r/>
-      <w:r/>
-    </w:p>
-    <w:p>
-      <w:pPr>
-        <w:pStyle w:val="1803"/>
+    </w:p>
+    <w:p>
+      <w:pPr>
+        <w:pStyle w:val="1805"/>
         <w:pBdr/>
         <w:tabs>
           <w:tab w:val="right" w:leader="dot" w:pos="9062"/>
@@ -6417,22 +6318,21 @@
         <w:ind/>
         <w:rPr/>
       </w:pPr>
-      <w:r/>
       <w:hyperlink w:tooltip="#_Toc45" w:anchor="_Toc45" w:history="1">
         <w:r>
           <w:rPr>
-            <w:rStyle w:val="1806"/>
+            <w:rStyle w:val="1808"/>
           </w:rPr>
         </w:r>
         <w:r>
           <w:rPr>
-            <w:rStyle w:val="1806"/>
+            <w:rStyle w:val="1808"/>
           </w:rPr>
           <w:t xml:space="preserve">APÊNDICE B – RELATÓRIO DE DESEMPENHO</w:t>
         </w:r>
         <w:r>
           <w:rPr>
-            <w:rStyle w:val="1806"/>
+            <w:rStyle w:val="1808"/>
           </w:rPr>
         </w:r>
         <w:r>
@@ -6442,16 +6342,15 @@
           <w:fldChar w:fldCharType="begin"/>
           <w:instrText xml:space="preserve">PAGEREF _Toc45 \h</w:instrText>
           <w:fldChar w:fldCharType="separate"/>
-          <w:t xml:space="preserve">44</w:t>
+          <w:t xml:space="preserve">46</w:t>
           <w:fldChar w:fldCharType="end"/>
         </w:r>
       </w:hyperlink>
       <w:r/>
-      <w:r/>
-    </w:p>
-    <w:p>
-      <w:pPr>
-        <w:pStyle w:val="1803"/>
+    </w:p>
+    <w:p>
+      <w:pPr>
+        <w:pStyle w:val="1805"/>
         <w:pBdr/>
         <w:tabs>
           <w:tab w:val="right" w:leader="dot" w:pos="9062"/>
@@ -6460,22 +6359,21 @@
         <w:ind/>
         <w:rPr/>
       </w:pPr>
-      <w:r/>
       <w:hyperlink w:tooltip="#_Toc46" w:anchor="_Toc46" w:history="1">
         <w:r>
           <w:rPr>
-            <w:rStyle w:val="1806"/>
+            <w:rStyle w:val="1808"/>
           </w:rPr>
         </w:r>
         <w:r>
           <w:rPr>
-            <w:rStyle w:val="1806"/>
+            <w:rStyle w:val="1808"/>
           </w:rPr>
           <w:t xml:space="preserve">APÊNDICE C – VISÃO FUNCIONAL</w:t>
         </w:r>
         <w:r>
           <w:rPr>
-            <w:rStyle w:val="1806"/>
+            <w:rStyle w:val="1808"/>
           </w:rPr>
         </w:r>
         <w:r>
@@ -6485,16 +6383,15 @@
           <w:fldChar w:fldCharType="begin"/>
           <w:instrText xml:space="preserve">PAGEREF _Toc46 \h</w:instrText>
           <w:fldChar w:fldCharType="separate"/>
-          <w:t xml:space="preserve">45</w:t>
+          <w:t xml:space="preserve">47</w:t>
           <w:fldChar w:fldCharType="end"/>
         </w:r>
       </w:hyperlink>
       <w:r/>
-      <w:r/>
-    </w:p>
-    <w:p>
-      <w:pPr>
-        <w:pStyle w:val="1803"/>
+    </w:p>
+    <w:p>
+      <w:pPr>
+        <w:pStyle w:val="1805"/>
         <w:pBdr/>
         <w:tabs>
           <w:tab w:val="right" w:leader="dot" w:pos="9062"/>
@@ -6503,22 +6400,21 @@
         <w:ind/>
         <w:rPr/>
       </w:pPr>
-      <w:r/>
       <w:hyperlink w:tooltip="#_Toc47" w:anchor="_Toc47" w:history="1">
         <w:r>
           <w:rPr>
-            <w:rStyle w:val="1806"/>
+            <w:rStyle w:val="1808"/>
           </w:rPr>
         </w:r>
         <w:r>
           <w:rPr>
-            <w:rStyle w:val="1806"/>
+            <w:rStyle w:val="1808"/>
           </w:rPr>
           <w:t xml:space="preserve">APÊNDICE D – VISÃO DOS DADOS</w:t>
         </w:r>
         <w:r>
           <w:rPr>
-            <w:rStyle w:val="1806"/>
+            <w:rStyle w:val="1808"/>
           </w:rPr>
         </w:r>
         <w:r>
@@ -6528,16 +6424,15 @@
           <w:fldChar w:fldCharType="begin"/>
           <w:instrText xml:space="preserve">PAGEREF _Toc47 \h</w:instrText>
           <w:fldChar w:fldCharType="separate"/>
-          <w:t xml:space="preserve">46</w:t>
+          <w:t xml:space="preserve">48</w:t>
           <w:fldChar w:fldCharType="end"/>
         </w:r>
       </w:hyperlink>
       <w:r/>
-      <w:r/>
-    </w:p>
-    <w:p>
-      <w:pPr>
-        <w:pStyle w:val="1803"/>
+    </w:p>
+    <w:p>
+      <w:pPr>
+        <w:pStyle w:val="1805"/>
         <w:pBdr/>
         <w:tabs>
           <w:tab w:val="right" w:leader="dot" w:pos="9062"/>
@@ -6546,22 +6441,21 @@
         <w:ind/>
         <w:rPr/>
       </w:pPr>
-      <w:r/>
       <w:hyperlink w:tooltip="#_Toc48" w:anchor="_Toc48" w:history="1">
         <w:r>
           <w:rPr>
-            <w:rStyle w:val="1806"/>
+            <w:rStyle w:val="1808"/>
           </w:rPr>
         </w:r>
         <w:r>
           <w:rPr>
-            <w:rStyle w:val="1806"/>
+            <w:rStyle w:val="1808"/>
           </w:rPr>
           <w:t xml:space="preserve">APÊNDICE E – MODELO INICIAL DA INTERFACE DE USUÁRIO</w:t>
         </w:r>
         <w:r>
           <w:rPr>
-            <w:rStyle w:val="1806"/>
+            <w:rStyle w:val="1808"/>
           </w:rPr>
         </w:r>
         <w:r>
@@ -6571,16 +6465,15 @@
           <w:fldChar w:fldCharType="begin"/>
           <w:instrText xml:space="preserve">PAGEREF _Toc48 \h</w:instrText>
           <w:fldChar w:fldCharType="separate"/>
-          <w:t xml:space="preserve">47</w:t>
+          <w:t xml:space="preserve">49</w:t>
           <w:fldChar w:fldCharType="end"/>
         </w:r>
       </w:hyperlink>
       <w:r/>
-      <w:r/>
-    </w:p>
-    <w:p>
-      <w:pPr>
-        <w:pStyle w:val="1803"/>
+    </w:p>
+    <w:p>
+      <w:pPr>
+        <w:pStyle w:val="1805"/>
         <w:pBdr/>
         <w:tabs>
           <w:tab w:val="right" w:leader="dot" w:pos="9062"/>
@@ -6589,22 +6482,21 @@
         <w:ind/>
         <w:rPr/>
       </w:pPr>
-      <w:r/>
       <w:hyperlink w:tooltip="#_Toc49" w:anchor="_Toc49" w:history="1">
         <w:r>
           <w:rPr>
-            <w:rStyle w:val="1806"/>
+            <w:rStyle w:val="1808"/>
           </w:rPr>
         </w:r>
         <w:r>
           <w:rPr>
-            <w:rStyle w:val="1806"/>
+            <w:rStyle w:val="1808"/>
           </w:rPr>
           <w:t xml:space="preserve">APÊNDICE F – VISÕES ESTRUTURAL E COMPORTAMENTAL</w:t>
         </w:r>
         <w:r>
           <w:rPr>
-            <w:rStyle w:val="1806"/>
+            <w:rStyle w:val="1808"/>
           </w:rPr>
         </w:r>
         <w:r>
@@ -6614,16 +6506,15 @@
           <w:fldChar w:fldCharType="begin"/>
           <w:instrText xml:space="preserve">PAGEREF _Toc49 \h</w:instrText>
           <w:fldChar w:fldCharType="separate"/>
-          <w:t xml:space="preserve">48</w:t>
+          <w:t xml:space="preserve">50</w:t>
           <w:fldChar w:fldCharType="end"/>
         </w:r>
       </w:hyperlink>
       <w:r/>
-      <w:r/>
-    </w:p>
-    <w:p>
-      <w:pPr>
-        <w:pStyle w:val="1803"/>
+    </w:p>
+    <w:p>
+      <w:pPr>
+        <w:pStyle w:val="1805"/>
         <w:pBdr/>
         <w:tabs>
           <w:tab w:val="right" w:leader="dot" w:pos="9062"/>
@@ -6632,22 +6523,21 @@
         <w:ind/>
         <w:rPr/>
       </w:pPr>
-      <w:r/>
       <w:hyperlink w:tooltip="#_Toc50" w:anchor="_Toc50" w:history="1">
         <w:r>
           <w:rPr>
-            <w:rStyle w:val="1806"/>
+            <w:rStyle w:val="1808"/>
           </w:rPr>
         </w:r>
         <w:r>
           <w:rPr>
-            <w:rStyle w:val="1806"/>
+            <w:rStyle w:val="1808"/>
           </w:rPr>
           <w:t xml:space="preserve">APÊNDICE G – ENTREVISTAS COM USUÁRIOS</w:t>
         </w:r>
         <w:r>
           <w:rPr>
-            <w:rStyle w:val="1806"/>
+            <w:rStyle w:val="1808"/>
           </w:rPr>
         </w:r>
         <w:r>
@@ -6657,16 +6547,15 @@
           <w:fldChar w:fldCharType="begin"/>
           <w:instrText xml:space="preserve">PAGEREF _Toc50 \h</w:instrText>
           <w:fldChar w:fldCharType="separate"/>
-          <w:t xml:space="preserve">49</w:t>
+          <w:t xml:space="preserve">51</w:t>
           <w:fldChar w:fldCharType="end"/>
         </w:r>
       </w:hyperlink>
       <w:r/>
-      <w:r/>
-    </w:p>
-    <w:p>
-      <w:pPr>
-        <w:pStyle w:val="1808"/>
+    </w:p>
+    <w:p>
+      <w:pPr>
+        <w:pStyle w:val="1810"/>
         <w:pBdr/>
         <w:spacing/>
         <w:ind/>
@@ -6693,19 +6582,23 @@
         <w:fldChar w:fldCharType="end"/>
       </w:r>
       <w:r/>
-    </w:p>
-    <w:p>
-      <w:pPr>
-        <w:pStyle w:val="1628"/>
-        <w:pBdr/>
-        <w:spacing/>
-        <w:ind/>
-        <w:rPr/>
-      </w:pPr>
+      <w:r/>
+    </w:p>
+    <w:p>
+      <w:pPr>
+        <w:pStyle w:val="1630"/>
+        <w:pBdr/>
+        <w:spacing/>
+        <w:ind/>
+        <w:rPr/>
+      </w:pPr>
+      <w:r/>
       <w:r>
         <w:t xml:space="preserve">1 INTRODUÇÃO</w:t>
       </w:r>
       <w:r/>
+      <w:r/>
+      <w:r/>
     </w:p>
     <w:p>
       <w:pPr>
@@ -6826,15 +6719,18 @@
     </w:p>
     <w:p>
       <w:pPr>
-        <w:pStyle w:val="1628"/>
-        <w:pBdr/>
-        <w:spacing/>
-        <w:ind/>
-        <w:rPr/>
-      </w:pPr>
+        <w:pStyle w:val="1630"/>
+        <w:pBdr/>
+        <w:spacing/>
+        <w:ind/>
+        <w:rPr/>
+      </w:pPr>
+      <w:r/>
       <w:r>
         <w:t xml:space="preserve">2 REVISÃO BIBLIOGRÁFICA</w:t>
       </w:r>
+      <w:r/>
+      <w:r/>
       <w:r/>
     </w:p>
     <w:p>
@@ -6875,18 +6771,21 @@
     </w:p>
     <w:p>
       <w:pPr>
-        <w:pStyle w:val="1629"/>
-        <w:pBdr/>
-        <w:spacing/>
-        <w:ind/>
-        <w:rPr/>
-      </w:pPr>
+        <w:pStyle w:val="1631"/>
+        <w:pBdr/>
+        <w:spacing/>
+        <w:ind/>
+        <w:rPr/>
+      </w:pPr>
+      <w:r/>
       <w:r>
         <w:t xml:space="preserve">2.1 CONCEITOS NECESSÁRIOS PARA O ENTENDIMENTO DO PROJETO</w:t>
       </w:r>
       <w:r>
         <w:t xml:space="preserve"> </w:t>
       </w:r>
+      <w:r/>
+      <w:r/>
       <w:r/>
     </w:p>
     <w:p>
@@ -6950,26 +6849,30 @@
     </w:p>
     <w:p>
       <w:pPr>
-        <w:pStyle w:val="1630"/>
-        <w:pBdr/>
-        <w:spacing/>
-        <w:ind/>
-        <w:rPr/>
-      </w:pPr>
-      <w:r/>
-      <w:r/>
-    </w:p>
-    <w:p>
-      <w:pPr>
-        <w:pStyle w:val="1630"/>
-        <w:pBdr/>
-        <w:spacing/>
-        <w:ind/>
-        <w:rPr/>
-      </w:pPr>
+        <w:pStyle w:val="1632"/>
+        <w:pBdr/>
+        <w:spacing/>
+        <w:ind/>
+        <w:rPr/>
+      </w:pPr>
+      <w:r/>
+      <w:r/>
+    </w:p>
+    <w:p>
+      <w:pPr>
+        <w:pStyle w:val="1632"/>
+        <w:pBdr/>
+        <w:spacing/>
+        <w:ind/>
+        <w:rPr/>
+      </w:pPr>
+      <w:r/>
+      <w:r/>
       <w:r>
         <w:t xml:space="preserve">2.1.1 Fundamentos de Cidade Digital</w:t>
       </w:r>
+      <w:r/>
+      <w:r/>
       <w:r/>
     </w:p>
     <w:p>
@@ -7015,15 +6918,18 @@
     </w:p>
     <w:p>
       <w:pPr>
-        <w:pStyle w:val="1630"/>
-        <w:pBdr/>
-        <w:spacing/>
-        <w:ind/>
-        <w:rPr/>
-      </w:pPr>
+        <w:pStyle w:val="1632"/>
+        <w:pBdr/>
+        <w:spacing/>
+        <w:ind/>
+        <w:rPr/>
+      </w:pPr>
+      <w:r/>
       <w:r>
         <w:t xml:space="preserve">2.1.2 Zeladoria Pública e Gestão de Serviços</w:t>
       </w:r>
+      <w:r/>
+      <w:r/>
       <w:r/>
     </w:p>
     <w:p>
@@ -7092,16 +6998,19 @@
     </w:p>
     <w:p>
       <w:pPr>
-        <w:pStyle w:val="1630"/>
-        <w:pBdr/>
-        <w:spacing/>
-        <w:ind/>
-        <w:rPr/>
-      </w:pPr>
+        <w:pStyle w:val="1632"/>
+        <w:pBdr/>
+        <w:spacing/>
+        <w:ind/>
+        <w:rPr/>
+      </w:pPr>
+      <w:r/>
       <w:r>
         <w:t xml:space="preserve">2.1.3 Participação Cidadã Digital</w:t>
       </w:r>
       <w:r/>
+      <w:r/>
+      <w:r/>
     </w:p>
     <w:p>
       <w:pPr>
@@ -7213,18 +7122,21 @@
     </w:p>
     <w:p>
       <w:pPr>
-        <w:pStyle w:val="1629"/>
-        <w:pBdr/>
-        <w:spacing/>
-        <w:ind/>
-        <w:rPr/>
-      </w:pPr>
+        <w:pStyle w:val="1631"/>
+        <w:pBdr/>
+        <w:spacing/>
+        <w:ind/>
+        <w:rPr/>
+      </w:pPr>
+      <w:r/>
       <w:r>
         <w:rPr>
           <w:caps w:val="0"/>
         </w:rPr>
         <w:t xml:space="preserve">2.2 TRABALHOS RELACIONADOS</w:t>
       </w:r>
+      <w:r/>
+      <w:r/>
       <w:r/>
     </w:p>
     <w:p>
@@ -7349,7 +7261,7 @@
     </w:p>
     <w:p>
       <w:pPr>
-        <w:pStyle w:val="1824"/>
+        <w:pStyle w:val="1826"/>
         <w:pBdr/>
         <w:spacing/>
         <w:ind/>
@@ -7374,6 +7286,7 @@
       <w:r>
         <w:t xml:space="preserve"> - Interface de consulta do aplicativo Colab </w:t>
       </w:r>
+      <w:r/>
       <w:bookmarkEnd w:id="1"/>
       <w:r/>
       <w:r/>
@@ -7508,7 +7421,7 @@
     </w:p>
     <w:p>
       <w:pPr>
-        <w:pStyle w:val="1824"/>
+        <w:pStyle w:val="1826"/>
         <w:pBdr/>
         <w:spacing/>
         <w:ind/>
@@ -7533,6 +7446,7 @@
       <w:r>
         <w:t xml:space="preserve"> - Interface de feed do aplicativo Colab  </w:t>
       </w:r>
+      <w:r/>
       <w:bookmarkEnd w:id="2"/>
       <w:r/>
       <w:r/>
@@ -7715,7 +7629,7 @@
     </w:p>
     <w:p>
       <w:pPr>
-        <w:pStyle w:val="1824"/>
+        <w:pStyle w:val="1826"/>
         <w:pBdr/>
         <w:spacing/>
         <w:ind/>
@@ -7740,6 +7654,7 @@
       <w:r>
         <w:t xml:space="preserve"> - Seleção de cidades na plataforma e-Ouve  </w:t>
       </w:r>
+      <w:r/>
       <w:bookmarkEnd w:id="3"/>
       <w:r/>
       <w:r/>
@@ -7867,7 +7782,7 @@
     </w:p>
     <w:p>
       <w:pPr>
-        <w:pStyle w:val="1824"/>
+        <w:pStyle w:val="1826"/>
         <w:pBdr/>
         <w:spacing/>
         <w:ind/>
@@ -7875,6 +7790,7 @@
       </w:pPr>
       <w:r/>
       <w:bookmarkStart w:id="4" w:name="_Toc4"/>
+      <w:r/>
       <w:r>
         <w:t xml:space="preserve">Figura </w:t>
       </w:r>
@@ -7892,6 +7808,7 @@
       <w:r>
         <w:t xml:space="preserve"> - Seleção de serviços na plataforma e-Ouve  </w:t>
       </w:r>
+      <w:r/>
       <w:bookmarkEnd w:id="4"/>
       <w:r/>
       <w:r/>
@@ -8030,16 +7947,19 @@
     </w:p>
     <w:p>
       <w:pPr>
-        <w:pStyle w:val="1628"/>
-        <w:pBdr/>
-        <w:spacing/>
-        <w:ind/>
-        <w:rPr/>
-      </w:pPr>
+        <w:pStyle w:val="1630"/>
+        <w:pBdr/>
+        <w:spacing/>
+        <w:ind/>
+        <w:rPr/>
+      </w:pPr>
+      <w:r/>
       <w:r>
         <w:t xml:space="preserve">3 OBJETIVO DO PROJETO</w:t>
       </w:r>
       <w:r/>
+      <w:r/>
+      <w:r/>
     </w:p>
     <w:p>
       <w:pPr>
@@ -8065,16 +7985,19 @@
     </w:p>
     <w:p>
       <w:pPr>
-        <w:pStyle w:val="1629"/>
-        <w:pBdr/>
-        <w:spacing/>
-        <w:ind/>
-        <w:rPr/>
-      </w:pPr>
+        <w:pStyle w:val="1631"/>
+        <w:pBdr/>
+        <w:spacing/>
+        <w:ind/>
+        <w:rPr/>
+      </w:pPr>
+      <w:r/>
       <w:r>
         <w:t xml:space="preserve">3.1 FORMULAÇÃO DO PROBLEMA</w:t>
       </w:r>
       <w:r/>
+      <w:r/>
+      <w:r/>
     </w:p>
     <w:p>
       <w:pPr>
@@ -8126,12 +8049,13 @@
     </w:p>
     <w:p>
       <w:pPr>
-        <w:pStyle w:val="1629"/>
-        <w:pBdr/>
-        <w:spacing/>
-        <w:ind/>
-        <w:rPr/>
-      </w:pPr>
+        <w:pStyle w:val="1631"/>
+        <w:pBdr/>
+        <w:spacing/>
+        <w:ind/>
+        <w:rPr/>
+      </w:pPr>
+      <w:r/>
       <w:r>
         <w:t xml:space="preserve">3.2 OBJETIVOS</w:t>
       </w:r>
@@ -8139,6 +8063,8 @@
         <w:t xml:space="preserve"> </w:t>
       </w:r>
       <w:r/>
+      <w:r/>
+      <w:r/>
     </w:p>
     <w:p>
       <w:pPr>
@@ -8184,7 +8110,7 @@
     </w:p>
     <w:p>
       <w:pPr>
-        <w:pStyle w:val="1823"/>
+        <w:pStyle w:val="1825"/>
         <w:numPr>
           <w:ilvl w:val="0"/>
           <w:numId w:val="31"/>
@@ -8201,7 +8127,7 @@
     </w:p>
     <w:p>
       <w:pPr>
-        <w:pStyle w:val="1823"/>
+        <w:pStyle w:val="1825"/>
         <w:numPr>
           <w:ilvl w:val="0"/>
           <w:numId w:val="31"/>
@@ -8224,7 +8150,7 @@
     </w:p>
     <w:p>
       <w:pPr>
-        <w:pStyle w:val="1823"/>
+        <w:pStyle w:val="1825"/>
         <w:numPr>
           <w:ilvl w:val="0"/>
           <w:numId w:val="31"/>
@@ -8253,7 +8179,7 @@
     </w:p>
     <w:p>
       <w:pPr>
-        <w:pStyle w:val="1823"/>
+        <w:pStyle w:val="1825"/>
         <w:numPr>
           <w:ilvl w:val="0"/>
           <w:numId w:val="31"/>
@@ -8282,18 +8208,21 @@
     </w:p>
     <w:p>
       <w:pPr>
-        <w:pStyle w:val="1629"/>
-        <w:pBdr/>
-        <w:spacing/>
-        <w:ind/>
-        <w:rPr/>
-      </w:pPr>
+        <w:pStyle w:val="1631"/>
+        <w:pBdr/>
+        <w:spacing/>
+        <w:ind/>
+        <w:rPr/>
+      </w:pPr>
+      <w:r/>
       <w:r>
         <w:t xml:space="preserve">3.3 JUSTIFICATIVA</w:t>
       </w:r>
       <w:r>
         <w:t xml:space="preserve"> </w:t>
       </w:r>
+      <w:r/>
+      <w:r/>
       <w:r/>
     </w:p>
     <w:p>
@@ -8422,16 +8351,19 @@
     </w:p>
     <w:p>
       <w:pPr>
-        <w:pStyle w:val="1628"/>
-        <w:pBdr/>
-        <w:spacing/>
-        <w:ind/>
-        <w:rPr/>
-      </w:pPr>
+        <w:pStyle w:val="1630"/>
+        <w:pBdr/>
+        <w:spacing/>
+        <w:ind/>
+        <w:rPr/>
+      </w:pPr>
+      <w:r/>
       <w:r>
         <w:t xml:space="preserve">4 MÉTODOS GERENCIAIS</w:t>
       </w:r>
       <w:r/>
+      <w:r/>
+      <w:r/>
     </w:p>
     <w:p>
       <w:pPr>
@@ -8460,15 +8392,18 @@
     </w:p>
     <w:p>
       <w:pPr>
-        <w:pStyle w:val="1629"/>
-        <w:pBdr/>
-        <w:spacing/>
-        <w:ind/>
-        <w:rPr/>
-      </w:pPr>
+        <w:pStyle w:val="1631"/>
+        <w:pBdr/>
+        <w:spacing/>
+        <w:ind/>
+        <w:rPr/>
+      </w:pPr>
+      <w:r/>
       <w:r>
         <w:t xml:space="preserve">4.1 GERENCIAMENTO DO PROJETO</w:t>
       </w:r>
+      <w:r/>
+      <w:r/>
       <w:r/>
     </w:p>
     <w:p>
@@ -8630,29 +8565,32 @@
     </w:p>
     <w:p>
       <w:pPr>
-        <w:pStyle w:val="1629"/>
-        <w:pBdr/>
-        <w:spacing/>
-        <w:ind/>
-        <w:rPr/>
-      </w:pPr>
-      <w:r/>
-      <w:r/>
-    </w:p>
-    <w:p>
-      <w:pPr>
-        <w:pStyle w:val="1629"/>
-        <w:pBdr/>
-        <w:spacing/>
-        <w:ind/>
-        <w:rPr/>
-      </w:pPr>
+        <w:pStyle w:val="1631"/>
+        <w:pBdr/>
+        <w:spacing/>
+        <w:ind/>
+        <w:rPr/>
+      </w:pPr>
+      <w:r/>
+      <w:r/>
+    </w:p>
+    <w:p>
+      <w:pPr>
+        <w:pStyle w:val="1631"/>
+        <w:pBdr/>
+        <w:spacing/>
+        <w:ind/>
+        <w:rPr/>
+      </w:pPr>
+      <w:r/>
       <w:r>
         <w:t xml:space="preserve">4.2 MODELO DE CICLO DE VIDA</w:t>
       </w:r>
       <w:r>
         <w:t xml:space="preserve"> </w:t>
       </w:r>
+      <w:r/>
+      <w:r/>
       <w:r/>
     </w:p>
     <w:p>
@@ -8727,15 +8665,18 @@
     </w:p>
     <w:p>
       <w:pPr>
-        <w:pStyle w:val="1629"/>
-        <w:pBdr/>
-        <w:spacing/>
-        <w:ind/>
-        <w:rPr/>
-      </w:pPr>
+        <w:pStyle w:val="1631"/>
+        <w:pBdr/>
+        <w:spacing/>
+        <w:ind/>
+        <w:rPr/>
+      </w:pPr>
+      <w:r/>
       <w:r>
         <w:t xml:space="preserve">4.3 RECURSOS NECESSÁRIOS</w:t>
       </w:r>
+      <w:r/>
+      <w:r/>
       <w:r/>
     </w:p>
     <w:p>
@@ -8757,15 +8698,18 @@
     </w:p>
     <w:p>
       <w:pPr>
-        <w:pStyle w:val="1630"/>
-        <w:pBdr/>
-        <w:spacing/>
-        <w:ind/>
-        <w:rPr/>
-      </w:pPr>
+        <w:pStyle w:val="1632"/>
+        <w:pBdr/>
+        <w:spacing/>
+        <w:ind/>
+        <w:rPr/>
+      </w:pPr>
+      <w:r/>
       <w:r>
         <w:t xml:space="preserve">4.3.1 Recursos Humanos</w:t>
       </w:r>
+      <w:r/>
+      <w:r/>
       <w:r/>
     </w:p>
     <w:p>
@@ -8930,7 +8874,7 @@
     </w:p>
     <w:p>
       <w:pPr>
-        <w:pStyle w:val="1630"/>
+        <w:pStyle w:val="1632"/>
         <w:pBdr/>
         <w:spacing/>
         <w:ind/>
@@ -8938,6 +8882,7 @@
           <w:lang w:val="en-US"/>
         </w:rPr>
       </w:pPr>
+      <w:r/>
       <w:r>
         <w:t xml:space="preserve">4.3.2 </w:t>
       </w:r>
@@ -8947,11 +8892,8 @@
         </w:rPr>
         <w:t xml:space="preserve">Recursos de Hardware</w:t>
       </w:r>
-      <w:r>
-        <w:rPr>
-          <w:lang w:val="en-US"/>
-        </w:rPr>
-      </w:r>
+      <w:r/>
+      <w:r/>
       <w:r>
         <w:rPr>
           <w:lang w:val="en-US"/>
@@ -9078,7 +9020,7 @@
     </w:p>
     <w:p>
       <w:pPr>
-        <w:pStyle w:val="1630"/>
+        <w:pStyle w:val="1632"/>
         <w:pBdr/>
         <w:spacing/>
         <w:ind/>
@@ -9086,6 +9028,7 @@
           <w:lang w:val="en-US"/>
         </w:rPr>
       </w:pPr>
+      <w:r/>
       <w:r>
         <w:t xml:space="preserve">4.3.3 </w:t>
       </w:r>
@@ -9095,11 +9038,8 @@
         </w:rPr>
         <w:t xml:space="preserve">Recursos de Software</w:t>
       </w:r>
-      <w:r>
-        <w:rPr>
-          <w:lang w:val="en-US"/>
-        </w:rPr>
-      </w:r>
+      <w:r/>
+      <w:r/>
       <w:r>
         <w:rPr>
           <w:lang w:val="en-US"/>
@@ -9261,15 +9201,18 @@
     </w:p>
     <w:p>
       <w:pPr>
-        <w:pStyle w:val="1630"/>
-        <w:pBdr/>
-        <w:spacing/>
-        <w:ind/>
-        <w:rPr/>
-      </w:pPr>
+        <w:pStyle w:val="1632"/>
+        <w:pBdr/>
+        <w:spacing/>
+        <w:ind/>
+        <w:rPr/>
+      </w:pPr>
+      <w:r/>
       <w:r>
         <w:t xml:space="preserve">4.3.4 Outros Recursos</w:t>
       </w:r>
+      <w:r/>
+      <w:r/>
       <w:r/>
     </w:p>
     <w:p>
@@ -9318,23 +9261,24 @@
     </w:p>
     <w:p>
       <w:pPr>
-        <w:pStyle w:val="1629"/>
-        <w:pBdr/>
-        <w:spacing/>
-        <w:ind/>
-        <w:rPr/>
-      </w:pPr>
-      <w:r/>
-      <w:r/>
-    </w:p>
-    <w:p>
-      <w:pPr>
-        <w:pStyle w:val="1629"/>
-        <w:pBdr/>
-        <w:spacing/>
-        <w:ind/>
-        <w:rPr/>
-      </w:pPr>
+        <w:pStyle w:val="1631"/>
+        <w:pBdr/>
+        <w:spacing/>
+        <w:ind/>
+        <w:rPr/>
+      </w:pPr>
+      <w:r/>
+      <w:r/>
+    </w:p>
+    <w:p>
+      <w:pPr>
+        <w:pStyle w:val="1631"/>
+        <w:pBdr/>
+        <w:spacing/>
+        <w:ind/>
+        <w:rPr/>
+      </w:pPr>
+      <w:r/>
       <w:r>
         <w:t xml:space="preserve">4.4 RELATÓRIO DE DESEMPENHO</w:t>
       </w:r>
@@ -9342,6 +9286,8 @@
         <w:t xml:space="preserve"> </w:t>
       </w:r>
       <w:r/>
+      <w:r/>
+      <w:r/>
     </w:p>
     <w:p>
       <w:pPr>
@@ -9369,7 +9315,7 @@
     </w:p>
     <w:p>
       <w:pPr>
-        <w:pStyle w:val="1823"/>
+        <w:pStyle w:val="1825"/>
         <w:numPr>
           <w:ilvl w:val="0"/>
           <w:numId w:val="22"/>
@@ -9390,7 +9336,7 @@
     </w:p>
     <w:p>
       <w:pPr>
-        <w:pStyle w:val="1823"/>
+        <w:pStyle w:val="1825"/>
         <w:numPr>
           <w:ilvl w:val="0"/>
           <w:numId w:val="22"/>
@@ -9411,7 +9357,7 @@
     </w:p>
     <w:p>
       <w:pPr>
-        <w:pStyle w:val="1823"/>
+        <w:pStyle w:val="1825"/>
         <w:numPr>
           <w:ilvl w:val="0"/>
           <w:numId w:val="22"/>
@@ -9432,7 +9378,7 @@
     </w:p>
     <w:p>
       <w:pPr>
-        <w:pStyle w:val="1823"/>
+        <w:pStyle w:val="1825"/>
         <w:numPr>
           <w:ilvl w:val="0"/>
           <w:numId w:val="22"/>
@@ -9471,7 +9417,7 @@
     </w:p>
     <w:p>
       <w:pPr>
-        <w:pStyle w:val="1823"/>
+        <w:pStyle w:val="1825"/>
         <w:numPr>
           <w:ilvl w:val="0"/>
           <w:numId w:val="22"/>
@@ -9573,15 +9519,18 @@
     </w:p>
     <w:p>
       <w:pPr>
-        <w:pStyle w:val="1629"/>
-        <w:pBdr/>
-        <w:spacing/>
-        <w:ind/>
-        <w:rPr/>
-      </w:pPr>
+        <w:pStyle w:val="1631"/>
+        <w:pBdr/>
+        <w:spacing/>
+        <w:ind/>
+        <w:rPr/>
+      </w:pPr>
+      <w:r/>
       <w:r>
         <w:t xml:space="preserve">4.5 GERENCIAMENTO DE CONFIGURAÇÃO</w:t>
       </w:r>
+      <w:r/>
+      <w:r/>
       <w:r/>
     </w:p>
     <w:p>
@@ -9760,16 +9709,19 @@
     </w:p>
     <w:p>
       <w:pPr>
-        <w:pStyle w:val="1628"/>
-        <w:pBdr/>
-        <w:spacing/>
-        <w:ind/>
-        <w:rPr/>
-      </w:pPr>
+        <w:pStyle w:val="1630"/>
+        <w:pBdr/>
+        <w:spacing/>
+        <w:ind/>
+        <w:rPr/>
+      </w:pPr>
+      <w:r/>
       <w:r>
         <w:t xml:space="preserve">5 ESPECIFICAÇÃO E ANÁLISE DOS REQUISITOS</w:t>
       </w:r>
       <w:r/>
+      <w:r/>
+      <w:r/>
     </w:p>
     <w:p>
       <w:pPr>
@@ -9798,16 +9750,19 @@
     </w:p>
     <w:p>
       <w:pPr>
-        <w:pStyle w:val="1629"/>
-        <w:pBdr/>
-        <w:spacing/>
-        <w:ind/>
-        <w:rPr/>
-      </w:pPr>
+        <w:pStyle w:val="1631"/>
+        <w:pBdr/>
+        <w:spacing/>
+        <w:ind/>
+        <w:rPr/>
+      </w:pPr>
+      <w:r/>
       <w:r>
         <w:t xml:space="preserve">5.1 REQUISITOS DO SISTEMA DE SOFTWARE</w:t>
       </w:r>
       <w:r/>
+      <w:r/>
+      <w:r/>
     </w:p>
     <w:p>
       <w:pPr>
@@ -9826,15 +9781,18 @@
     </w:p>
     <w:p>
       <w:pPr>
-        <w:pStyle w:val="1630"/>
-        <w:pBdr/>
-        <w:spacing/>
-        <w:ind/>
-        <w:rPr/>
-      </w:pPr>
+        <w:pStyle w:val="1632"/>
+        <w:pBdr/>
+        <w:spacing/>
+        <w:ind/>
+        <w:rPr/>
+      </w:pPr>
+      <w:r/>
       <w:r>
         <w:t xml:space="preserve">5.1.1 Requisitos Funcionais</w:t>
       </w:r>
+      <w:r/>
+      <w:r/>
       <w:r/>
     </w:p>
     <w:p>
@@ -10781,15 +10739,18 @@
     </w:p>
     <w:p>
       <w:pPr>
-        <w:pStyle w:val="1630"/>
-        <w:pBdr/>
-        <w:spacing/>
-        <w:ind/>
-        <w:rPr/>
-      </w:pPr>
+        <w:pStyle w:val="1632"/>
+        <w:pBdr/>
+        <w:spacing/>
+        <w:ind/>
+        <w:rPr/>
+      </w:pPr>
+      <w:r/>
       <w:r>
         <w:t xml:space="preserve">5.1.2 Requisitos não funcionais</w:t>
       </w:r>
+      <w:r/>
+      <w:r/>
       <w:r/>
     </w:p>
     <w:p>
@@ -12171,28 +12132,34 @@
     </w:p>
     <w:p>
       <w:pPr>
-        <w:pStyle w:val="1629"/>
-        <w:pBdr/>
-        <w:spacing/>
-        <w:ind/>
-        <w:rPr/>
-      </w:pPr>
+        <w:pStyle w:val="1631"/>
+        <w:pBdr/>
+        <w:spacing/>
+        <w:ind/>
+        <w:rPr/>
+      </w:pPr>
+      <w:r/>
       <w:r>
         <w:t xml:space="preserve">5.2 ANÁLISE DOS REQUISITOS</w:t>
       </w:r>
       <w:r/>
-    </w:p>
-    <w:p>
-      <w:pPr>
-        <w:pStyle w:val="1630"/>
-        <w:pBdr/>
-        <w:spacing/>
-        <w:ind/>
-        <w:rPr/>
-      </w:pPr>
+      <w:r/>
+      <w:r/>
+    </w:p>
+    <w:p>
+      <w:pPr>
+        <w:pStyle w:val="1632"/>
+        <w:pBdr/>
+        <w:spacing/>
+        <w:ind/>
+        <w:rPr/>
+      </w:pPr>
+      <w:r/>
       <w:r>
         <w:t xml:space="preserve">5.2.1 Visão Funcional</w:t>
       </w:r>
+      <w:r/>
+      <w:r/>
       <w:r/>
     </w:p>
     <w:p>
@@ -12230,20 +12197,19 @@
       <w:r>
         <w:t xml:space="preserve">vos) encontram-se no Apêndice C.</w:t>
       </w:r>
-      <w:r/>
-    </w:p>
-    <w:p>
-      <w:pPr>
-        <w:pBdr/>
-        <w:spacing/>
-        <w:ind/>
-        <w:rPr/>
-      </w:pPr>
       <w:r>
         <w:rPr>
           <w:highlight w:val="none"/>
         </w:rPr>
       </w:r>
+    </w:p>
+    <w:p>
+      <w:pPr>
+        <w:pBdr/>
+        <w:spacing/>
+        <w:ind/>
+        <w:rPr/>
+      </w:pPr>
       <w:r>
         <w:rPr>
           <w:highlight w:val="none"/>
@@ -12254,18 +12220,22 @@
           <w:highlight w:val="none"/>
         </w:rPr>
       </w:r>
-    </w:p>
-    <w:p>
-      <w:pPr>
-        <w:pStyle w:val="1630"/>
-        <w:pBdr/>
-        <w:spacing/>
-        <w:ind/>
-        <w:rPr/>
-      </w:pPr>
+      <w:r/>
+    </w:p>
+    <w:p>
+      <w:pPr>
+        <w:pStyle w:val="1632"/>
+        <w:pBdr/>
+        <w:spacing/>
+        <w:ind/>
+        <w:rPr/>
+      </w:pPr>
+      <w:r/>
       <w:r>
         <w:t xml:space="preserve">5.2.2 Modelo Conceitual dos Dados</w:t>
       </w:r>
+      <w:r/>
+      <w:r/>
       <w:r/>
     </w:p>
     <w:p>
@@ -12513,7 +12483,7 @@
     </w:p>
     <w:p>
       <w:pPr>
-        <w:pStyle w:val="1630"/>
+        <w:pStyle w:val="1632"/>
         <w:pBdr/>
         <w:spacing/>
         <w:ind/>
@@ -12533,7 +12503,7 @@
     </w:p>
     <w:p>
       <w:pPr>
-        <w:pStyle w:val="1630"/>
+        <w:pStyle w:val="1632"/>
         <w:pBdr/>
         <w:spacing/>
         <w:ind/>
@@ -12541,14 +12511,12 @@
           <w:highlight w:val="none"/>
         </w:rPr>
       </w:pPr>
+      <w:r/>
       <w:r>
         <w:t xml:space="preserve">5.2.3 Modelo Inicial da Interface de Usuário</w:t>
       </w:r>
-      <w:r>
-        <w:rPr>
-          <w:highlight w:val="none"/>
-        </w:rPr>
-      </w:r>
+      <w:r/>
+      <w:r/>
       <w:r>
         <w:rPr>
           <w:highlight w:val="none"/>
@@ -12697,15 +12665,18 @@
     </w:p>
     <w:p>
       <w:pPr>
-        <w:pStyle w:val="1628"/>
-        <w:pBdr/>
-        <w:spacing/>
-        <w:ind/>
-        <w:rPr/>
-      </w:pPr>
+        <w:pStyle w:val="1630"/>
+        <w:pBdr/>
+        <w:spacing/>
+        <w:ind/>
+        <w:rPr/>
+      </w:pPr>
+      <w:r/>
       <w:r>
         <w:t xml:space="preserve">6 ARQUITETURA E PROJETO DO SISTEMA DE SOFTWARE</w:t>
       </w:r>
+      <w:r/>
+      <w:r/>
       <w:r/>
     </w:p>
     <w:p>
@@ -12804,48 +12775,38 @@
         </w:rPr>
         <w:t xml:space="preserve">, assegurando que todos os componentes do ecossistema interajam de forma escalável, segura e eficiente.</w:t>
       </w:r>
-      <w:r/>
-      <w:r>
-        <w:rPr>
-          <w:rFonts w:ascii="Times New Roman" w:hAnsi="Times New Roman" w:eastAsia="Times New Roman" w:cs="Times New Roman"/>
-          <w:color w:val="000000"/>
-          <w:sz w:val="24"/>
-        </w:rPr>
-      </w:r>
       <w:r>
         <w:rPr>
           <w:rFonts w:ascii="Times New Roman" w:hAnsi="Times New Roman" w:eastAsia="Times New Roman" w:cs="Times New Roman"/>
           <w:sz w:val="24"/>
         </w:rPr>
       </w:r>
-      <w:r>
-        <w:rPr>
-          <w:rFonts w:ascii="Times New Roman" w:hAnsi="Times New Roman" w:eastAsia="Times New Roman" w:cs="Times New Roman"/>
-          <w:sz w:val="24"/>
-        </w:rPr>
-      </w:r>
-    </w:p>
-    <w:p>
-      <w:pPr>
-        <w:pBdr/>
-        <w:spacing/>
-        <w:ind/>
-        <w:rPr/>
-      </w:pPr>
-      <w:r/>
-      <w:r/>
-    </w:p>
-    <w:p>
-      <w:pPr>
-        <w:pStyle w:val="1629"/>
-        <w:pBdr/>
-        <w:spacing/>
-        <w:ind/>
-        <w:rPr/>
-      </w:pPr>
+      <w:r/>
+    </w:p>
+    <w:p>
+      <w:pPr>
+        <w:pBdr/>
+        <w:spacing/>
+        <w:ind/>
+        <w:rPr/>
+      </w:pPr>
+      <w:r/>
+      <w:r/>
+    </w:p>
+    <w:p>
+      <w:pPr>
+        <w:pStyle w:val="1631"/>
+        <w:pBdr/>
+        <w:spacing/>
+        <w:ind/>
+        <w:rPr/>
+      </w:pPr>
+      <w:r/>
       <w:r>
         <w:t xml:space="preserve">6.1 VISÃO ESTRUTURAL</w:t>
       </w:r>
+      <w:r/>
+      <w:r/>
       <w:r/>
     </w:p>
     <w:p>
@@ -12910,15 +12871,18 @@
     </w:p>
     <w:p>
       <w:pPr>
-        <w:pStyle w:val="1630"/>
-        <w:pBdr/>
-        <w:spacing/>
-        <w:ind/>
-        <w:rPr/>
-      </w:pPr>
+        <w:pStyle w:val="1632"/>
+        <w:pBdr/>
+        <w:spacing/>
+        <w:ind/>
+        <w:rPr/>
+      </w:pPr>
+      <w:r/>
       <w:r>
         <w:t xml:space="preserve">6.1.1 Diagrama de Pacotes</w:t>
       </w:r>
+      <w:r/>
+      <w:r/>
       <w:r/>
     </w:p>
     <w:p>
@@ -13021,37 +12985,38 @@
       <w:r>
         <w:t xml:space="preserve">Security/Auth: Pacote dedicado às configurações do Spring Security, filtros de autenticação JWT e validação de MFA.</w:t>
       </w:r>
-      <w:r/>
-      <w:r/>
-      <w:r/>
       <w:r>
         <w:rPr>
           <w:rFonts w:ascii="Times New Roman" w:hAnsi="Times New Roman" w:eastAsia="Times New Roman" w:cs="Times New Roman"/>
           <w:sz w:val="24"/>
         </w:rPr>
       </w:r>
-    </w:p>
-    <w:p>
-      <w:pPr>
-        <w:pBdr/>
-        <w:spacing/>
-        <w:ind/>
-        <w:rPr/>
-      </w:pPr>
-      <w:r/>
-      <w:r/>
-    </w:p>
-    <w:p>
-      <w:pPr>
-        <w:pStyle w:val="1630"/>
-        <w:pBdr/>
-        <w:spacing/>
-        <w:ind/>
-        <w:rPr/>
-      </w:pPr>
+      <w:r/>
+    </w:p>
+    <w:p>
+      <w:pPr>
+        <w:pBdr/>
+        <w:spacing/>
+        <w:ind/>
+        <w:rPr/>
+      </w:pPr>
+      <w:r/>
+      <w:r/>
+    </w:p>
+    <w:p>
+      <w:pPr>
+        <w:pStyle w:val="1632"/>
+        <w:pBdr/>
+        <w:spacing/>
+        <w:ind/>
+        <w:rPr/>
+      </w:pPr>
+      <w:r/>
       <w:r>
         <w:t xml:space="preserve">6.1.2 Diagramas de Classes</w:t>
       </w:r>
+      <w:r/>
+      <w:r/>
       <w:r/>
     </w:p>
     <w:p>
@@ -13114,48 +13079,38 @@
         </w:rPr>
         <w:t xml:space="preserve"> (Cidadão, Funcionário e Administrador).</w:t>
       </w:r>
-      <w:r/>
-      <w:r>
-        <w:rPr>
-          <w:rFonts w:ascii="Times New Roman" w:hAnsi="Times New Roman" w:eastAsia="Times New Roman" w:cs="Times New Roman"/>
-          <w:color w:val="000000"/>
-          <w:sz w:val="24"/>
-        </w:rPr>
-      </w:r>
       <w:r>
         <w:rPr>
           <w:rFonts w:ascii="Times New Roman" w:hAnsi="Times New Roman" w:eastAsia="Times New Roman" w:cs="Times New Roman"/>
           <w:sz w:val="24"/>
         </w:rPr>
       </w:r>
-      <w:r>
-        <w:rPr>
-          <w:rFonts w:ascii="Times New Roman" w:hAnsi="Times New Roman" w:eastAsia="Times New Roman" w:cs="Times New Roman"/>
-          <w:sz w:val="24"/>
-        </w:rPr>
-      </w:r>
-    </w:p>
-    <w:p>
-      <w:pPr>
-        <w:pBdr/>
-        <w:spacing/>
-        <w:ind/>
-        <w:rPr/>
-      </w:pPr>
-      <w:r/>
-      <w:r/>
-    </w:p>
-    <w:p>
-      <w:pPr>
-        <w:pStyle w:val="1629"/>
-        <w:pBdr/>
-        <w:spacing/>
-        <w:ind/>
-        <w:rPr/>
-      </w:pPr>
+      <w:r/>
+    </w:p>
+    <w:p>
+      <w:pPr>
+        <w:pBdr/>
+        <w:spacing/>
+        <w:ind/>
+        <w:rPr/>
+      </w:pPr>
+      <w:r/>
+      <w:r/>
+    </w:p>
+    <w:p>
+      <w:pPr>
+        <w:pStyle w:val="1631"/>
+        <w:pBdr/>
+        <w:spacing/>
+        <w:ind/>
+        <w:rPr/>
+      </w:pPr>
+      <w:r/>
       <w:r>
         <w:t xml:space="preserve">6.2 VISÃO COMPORTAMENTAL</w:t>
       </w:r>
+      <w:r/>
+      <w:r/>
       <w:r/>
     </w:p>
     <w:p>
@@ -13212,15 +13167,18 @@
     </w:p>
     <w:p>
       <w:pPr>
-        <w:pStyle w:val="1630"/>
-        <w:pBdr/>
-        <w:spacing/>
-        <w:ind/>
-        <w:rPr/>
-      </w:pPr>
+        <w:pStyle w:val="1632"/>
+        <w:pBdr/>
+        <w:spacing/>
+        <w:ind/>
+        <w:rPr/>
+      </w:pPr>
+      <w:r/>
       <w:r>
         <w:t xml:space="preserve">6.2.1 Projeto das Interações entre Objetos</w:t>
       </w:r>
+      <w:r/>
+      <w:r/>
       <w:r/>
     </w:p>
     <w:p>
@@ -13285,6 +13243,47 @@
           <w:sz w:val="24"/>
         </w:rPr>
       </w:r>
+      <w:r>
+        <w:rPr>
+          <w:rFonts w:ascii="Times New Roman" w:hAnsi="Times New Roman" w:eastAsia="Times New Roman" w:cs="Times New Roman"/>
+          <w:color w:val="000000"/>
+          <w:sz w:val="24"/>
+          <w:szCs w:val="24"/>
+          <w:highlight w:val="none"/>
+        </w:rPr>
+      </w:r>
+      <w:r>
+        <w:rPr>
+          <w:rFonts w:ascii="Times New Roman" w:hAnsi="Times New Roman" w:eastAsia="Times New Roman" w:cs="Times New Roman"/>
+          <w:color w:val="000000"/>
+          <w:sz w:val="24"/>
+          <w:highlight w:val="none"/>
+        </w:rPr>
+      </w:r>
+      <w:r>
+        <w:rPr>
+          <w:rFonts w:ascii="Times New Roman" w:hAnsi="Times New Roman" w:eastAsia="Times New Roman" w:cs="Times New Roman"/>
+          <w:color w:val="000000"/>
+          <w:sz w:val="24"/>
+          <w:highlight w:val="none"/>
+        </w:rPr>
+      </w:r>
+      <w:r>
+        <w:rPr>
+          <w:rFonts w:ascii="Times New Roman" w:hAnsi="Times New Roman" w:eastAsia="Times New Roman" w:cs="Times New Roman"/>
+          <w:sz w:val="24"/>
+          <w:szCs w:val="24"/>
+        </w:rPr>
+      </w:r>
+      <w:r>
+        <w:rPr>
+          <w:rFonts w:ascii="Times New Roman" w:hAnsi="Times New Roman" w:eastAsia="Times New Roman" w:cs="Times New Roman"/>
+          <w:color w:val="000000"/>
+          <w:sz w:val="24"/>
+          <w:szCs w:val="24"/>
+          <w:highlight w:val="none"/>
+        </w:rPr>
+      </w:r>
     </w:p>
     <w:p>
       <w:pPr>
@@ -13321,11 +13320,26 @@
       <w:r>
         <w:rPr>
           <w:rFonts w:ascii="Times New Roman" w:hAnsi="Times New Roman" w:eastAsia="Times New Roman" w:cs="Times New Roman"/>
-          <w:color w:val="000000"/>
           <w:sz w:val="24"/>
-          <w:highlight w:val="none"/>
-        </w:rPr>
-      </w:r>
+          <w:szCs w:val="24"/>
+        </w:rPr>
+      </w:r>
+    </w:p>
+    <w:p>
+      <w:pPr>
+        <w:pStyle w:val="1631"/>
+        <w:pBdr/>
+        <w:spacing/>
+        <w:ind/>
+        <w:rPr/>
+      </w:pPr>
+      <w:r/>
+      <w:r>
+        <w:t xml:space="preserve">6.3 VISÃO DOS DADOS</w:t>
+      </w:r>
+      <w:r/>
+      <w:r/>
+      <w:r/>
     </w:p>
     <w:p>
       <w:pPr>
@@ -13339,8 +13353,10 @@
         <w:ind w:right="0" w:firstLine="0" w:left="0"/>
         <w:rPr>
           <w:rFonts w:ascii="Times New Roman" w:hAnsi="Times New Roman" w:eastAsia="Times New Roman" w:cs="Times New Roman"/>
+          <w:color w:val="000000"/>
           <w:sz w:val="24"/>
           <w:szCs w:val="24"/>
+          <w:highlight w:val="none"/>
         </w:rPr>
       </w:pPr>
       <w:r>
@@ -13348,7 +13364,13 @@
           <w:rFonts w:ascii="Times New Roman" w:hAnsi="Times New Roman" w:eastAsia="Times New Roman" w:cs="Times New Roman"/>
           <w:color w:val="000000"/>
           <w:sz w:val="24"/>
-          <w:highlight w:val="none"/>
+        </w:rPr>
+        <w:t xml:space="preserve">Esta seção descreve a organização técnica das informações, garantindo a integridade e a rastreabilidade necessárias para a gestão pública.</w:t>
+      </w:r>
+      <w:r>
+        <w:rPr>
+          <w:rFonts w:ascii="Times New Roman" w:hAnsi="Times New Roman" w:eastAsia="Times New Roman" w:cs="Times New Roman"/>
+          <w:sz w:val="24"/>
         </w:rPr>
       </w:r>
       <w:r>
@@ -13356,30 +13378,10 @@
           <w:rFonts w:ascii="Times New Roman" w:hAnsi="Times New Roman" w:eastAsia="Times New Roman" w:cs="Times New Roman"/>
           <w:color w:val="000000"/>
           <w:sz w:val="24"/>
+          <w:szCs w:val="24"/>
           <w:highlight w:val="none"/>
         </w:rPr>
       </w:r>
-      <w:r>
-        <w:rPr>
-          <w:rFonts w:ascii="Times New Roman" w:hAnsi="Times New Roman" w:eastAsia="Times New Roman" w:cs="Times New Roman"/>
-          <w:color w:val="000000"/>
-          <w:sz w:val="24"/>
-          <w:highlight w:val="none"/>
-        </w:rPr>
-      </w:r>
-    </w:p>
-    <w:p>
-      <w:pPr>
-        <w:pStyle w:val="1629"/>
-        <w:pBdr/>
-        <w:spacing/>
-        <w:ind/>
-        <w:rPr/>
-      </w:pPr>
-      <w:r>
-        <w:t xml:space="preserve">6.3 VISÃO DOS DADOS</w:t>
-      </w:r>
-      <w:r/>
     </w:p>
     <w:p>
       <w:pPr>
@@ -13393,39 +13395,6 @@
         <w:ind w:right="0" w:firstLine="0" w:left="0"/>
         <w:rPr>
           <w:rFonts w:ascii="Times New Roman" w:hAnsi="Times New Roman" w:eastAsia="Times New Roman" w:cs="Times New Roman"/>
-          <w:color w:val="000000"/>
-          <w:sz w:val="24"/>
-          <w:szCs w:val="24"/>
-          <w:highlight w:val="none"/>
-        </w:rPr>
-      </w:pPr>
-      <w:r>
-        <w:rPr>
-          <w:rFonts w:ascii="Times New Roman" w:hAnsi="Times New Roman" w:eastAsia="Times New Roman" w:cs="Times New Roman"/>
-          <w:color w:val="000000"/>
-          <w:sz w:val="24"/>
-        </w:rPr>
-        <w:t xml:space="preserve">Esta seção descreve a organização técnica das informações, garantindo a integridade e a rastreabilidade necessárias para a gestão pública.</w:t>
-      </w:r>
-      <w:r>
-        <w:rPr>
-          <w:rFonts w:ascii="Times New Roman" w:hAnsi="Times New Roman" w:eastAsia="Times New Roman" w:cs="Times New Roman"/>
-          <w:sz w:val="24"/>
-        </w:rPr>
-      </w:r>
-    </w:p>
-    <w:p>
-      <w:pPr>
-        <w:pBdr>
-          <w:top w:val="none" w:color="000000" w:sz="4" w:space="0"/>
-          <w:left w:val="none" w:color="000000" w:sz="4" w:space="0"/>
-          <w:bottom w:val="none" w:color="000000" w:sz="4" w:space="0"/>
-          <w:right w:val="none" w:color="000000" w:sz="4" w:space="0"/>
-        </w:pBdr>
-        <w:spacing/>
-        <w:ind w:right="0" w:firstLine="0" w:left="0"/>
-        <w:rPr>
-          <w:rFonts w:ascii="Times New Roman" w:hAnsi="Times New Roman" w:eastAsia="Times New Roman" w:cs="Times New Roman"/>
           <w:sz w:val="24"/>
           <w:szCs w:val="24"/>
         </w:rPr>
@@ -13449,23 +13418,25 @@
       <w:r>
         <w:rPr>
           <w:rFonts w:ascii="Times New Roman" w:hAnsi="Times New Roman" w:eastAsia="Times New Roman" w:cs="Times New Roman"/>
-          <w:color w:val="000000"/>
           <w:sz w:val="24"/>
-          <w:highlight w:val="none"/>
-        </w:rPr>
-      </w:r>
-    </w:p>
-    <w:p>
-      <w:pPr>
-        <w:pStyle w:val="1630"/>
-        <w:pBdr/>
-        <w:spacing/>
-        <w:ind/>
-        <w:rPr/>
-      </w:pPr>
+          <w:szCs w:val="24"/>
+        </w:rPr>
+      </w:r>
+    </w:p>
+    <w:p>
+      <w:pPr>
+        <w:pStyle w:val="1632"/>
+        <w:pBdr/>
+        <w:spacing/>
+        <w:ind/>
+        <w:rPr/>
+      </w:pPr>
+      <w:r/>
       <w:r>
         <w:t xml:space="preserve">6.3.1 Modelo Lógico</w:t>
       </w:r>
+      <w:r/>
+      <w:r/>
       <w:r/>
     </w:p>
     <w:p>
@@ -13616,6 +13587,17 @@
           <w:sz w:val="24"/>
         </w:rPr>
       </w:r>
+      <w:r>
+        <w:rPr>
+          <w:rFonts w:ascii="Times New Roman" w:hAnsi="Times New Roman" w:eastAsia="Times New Roman" w:cs="Times New Roman"/>
+          <w:b w:val="0"/>
+          <w:bCs w:val="0"/>
+          <w:color w:val="000000"/>
+          <w:sz w:val="24"/>
+          <w:szCs w:val="24"/>
+          <w:highlight w:val="none"/>
+        </w:rPr>
+      </w:r>
     </w:p>
     <w:p>
       <w:pPr>
@@ -13656,35 +13638,34 @@
       <w:r>
         <w:rPr>
           <w:rFonts w:ascii="Times New Roman" w:hAnsi="Times New Roman" w:eastAsia="Times New Roman" w:cs="Times New Roman"/>
-          <w:b w:val="0"/>
-          <w:bCs w:val="0"/>
-          <w:color w:val="000000"/>
           <w:sz w:val="24"/>
-          <w:highlight w:val="none"/>
-        </w:rPr>
-      </w:r>
-    </w:p>
-    <w:p>
-      <w:pPr>
-        <w:pStyle w:val="1630"/>
-        <w:pBdr/>
-        <w:spacing/>
-        <w:ind/>
-        <w:rPr/>
-      </w:pPr>
+          <w:szCs w:val="24"/>
+        </w:rPr>
+      </w:r>
+    </w:p>
+    <w:p>
+      <w:pPr>
+        <w:pStyle w:val="1632"/>
+        <w:pBdr/>
+        <w:spacing/>
+        <w:ind/>
+        <w:rPr/>
+      </w:pPr>
+      <w:r/>
       <w:r>
         <w:t xml:space="preserve">6.3.2 Dicionário de Dados do Modelo Lógico</w:t>
       </w:r>
       <w:r/>
-    </w:p>
-    <w:p>
-      <w:pPr>
-        <w:pBdr/>
-        <w:spacing/>
-        <w:ind/>
-        <w:rPr/>
-      </w:pPr>
-      <w:r/>
+      <w:r/>
+      <w:r/>
+    </w:p>
+    <w:p>
+      <w:pPr>
+        <w:pBdr/>
+        <w:spacing/>
+        <w:ind/>
+        <w:rPr/>
+      </w:pPr>
       <w:r>
         <w:t xml:space="preserve">O dicionário de dados complementa o modelo lógico, fornecendo a descrição técnica de cada campo, incluindo tipos de dados (ex: Varchar, Timestamp, Boolean), restrições de integridade (Not Null, Unique) e tamanhos. Este documento detalha a estrutura de tabe</w:t>
       </w:r>
@@ -13692,30 +13673,32 @@
         <w:t xml:space="preserve">las críticas como Report, Report_History (rastreabilidade de status) e Report_Support, servindo como guia de implementação para a camada de persistência. O dicionário completo está disponível no Apêndice D.</w:t>
       </w:r>
       <w:r/>
-      <w:r/>
-    </w:p>
-    <w:p>
-      <w:pPr>
-        <w:pBdr/>
-        <w:spacing/>
-        <w:ind/>
-        <w:rPr/>
-      </w:pPr>
-      <w:r/>
-      <w:r/>
-    </w:p>
-    <w:p>
-      <w:pPr>
-        <w:pStyle w:val="1629"/>
-        <w:pBdr/>
-        <w:spacing/>
-        <w:ind/>
-        <w:rPr/>
-      </w:pPr>
+    </w:p>
+    <w:p>
+      <w:pPr>
+        <w:pBdr/>
+        <w:spacing/>
+        <w:ind/>
+        <w:rPr/>
+      </w:pPr>
+      <w:r/>
+      <w:r/>
+    </w:p>
+    <w:p>
+      <w:pPr>
+        <w:pStyle w:val="1631"/>
+        <w:pBdr/>
+        <w:spacing/>
+        <w:ind/>
+        <w:rPr/>
+      </w:pPr>
+      <w:r/>
       <w:r>
         <w:t xml:space="preserve">6.4 PROJETO DA INTERAÇÃO HUMANO-COMPUTADOR</w:t>
       </w:r>
       <w:r/>
+      <w:r/>
+      <w:r/>
     </w:p>
     <w:p>
       <w:pPr>
@@ -13731,26 +13714,29 @@
     </w:p>
     <w:p>
       <w:pPr>
-        <w:pStyle w:val="1630"/>
-        <w:pBdr/>
-        <w:spacing/>
-        <w:ind/>
-        <w:rPr/>
-      </w:pPr>
-      <w:r/>
-      <w:r/>
-    </w:p>
-    <w:p>
-      <w:pPr>
-        <w:pStyle w:val="1630"/>
-        <w:pBdr/>
-        <w:spacing/>
-        <w:ind/>
-        <w:rPr/>
-      </w:pPr>
+        <w:pStyle w:val="1632"/>
+        <w:pBdr/>
+        <w:spacing/>
+        <w:ind/>
+        <w:rPr/>
+      </w:pPr>
+      <w:r/>
+      <w:r/>
+    </w:p>
+    <w:p>
+      <w:pPr>
+        <w:pStyle w:val="1632"/>
+        <w:pBdr/>
+        <w:spacing/>
+        <w:ind/>
+        <w:rPr/>
+      </w:pPr>
+      <w:r/>
       <w:r>
         <w:t xml:space="preserve">6.4.1 Perfil de Usuário</w:t>
       </w:r>
+      <w:r/>
+      <w:r/>
       <w:r/>
     </w:p>
     <w:p>
@@ -13793,66 +13779,19 @@
     </w:p>
     <w:p>
       <w:pPr>
-        <w:pStyle w:val="1628"/>
-        <w:pBdr/>
-        <w:spacing/>
-        <w:ind/>
-        <w:rPr/>
-      </w:pPr>
+        <w:pStyle w:val="1630"/>
+        <w:pBdr/>
+        <w:spacing/>
+        <w:ind/>
+        <w:rPr/>
+      </w:pPr>
+      <w:r/>
+      <w:r/>
       <w:r>
         <w:t xml:space="preserve">7 CONCLUSÃO</w:t>
       </w:r>
       <w:r/>
-    </w:p>
-    <w:p>
-      <w:pPr>
-        <w:pBdr/>
-        <w:spacing/>
-        <w:ind/>
-        <w:rPr>
-          <w:rFonts w:cs="Arial"/>
-          <w:b/>
-          <w:bCs/>
-          <w:caps/>
-        </w:rPr>
-      </w:pPr>
-      <w:r>
-        <w:t xml:space="preserve">Faça um relato das principais atividades realizadas ao longo das fases. Inclua os aspectos mais relevantes observados em cada fase. Apresente quais objetivos do projeto foram alcançados e quais requisito</w:t>
-      </w:r>
-      <w:r>
-        <w:t xml:space="preserve">s foram atendidos. Apresente dados que comprovam o alcance desses. Discuta os possíveis pontos de melhoria do projeto e o que poderá ser feito no futuro para continuar o trabalho. Apresente onde o trabalho foi divulgado. Finalize com as lições aprendidas. </w:t>
-      </w:r>
-      <w:r>
-        <w:br w:type="page" w:clear="all"/>
-      </w:r>
-      <w:r>
-        <w:rPr>
-          <w:rFonts w:cs="Arial"/>
-          <w:b/>
-          <w:bCs/>
-          <w:caps/>
-        </w:rPr>
-      </w:r>
-      <w:r>
-        <w:rPr>
-          <w:rFonts w:cs="Arial"/>
-          <w:b/>
-          <w:bCs/>
-          <w:caps/>
-        </w:rPr>
-      </w:r>
-    </w:p>
-    <w:p>
-      <w:pPr>
-        <w:pStyle w:val="1628"/>
-        <w:pBdr/>
-        <w:spacing/>
-        <w:ind/>
-        <w:rPr/>
-      </w:pPr>
-      <w:r>
-        <w:t xml:space="preserve">REFERÊNCIAS</w:t>
-      </w:r>
+      <w:r/>
       <w:r/>
     </w:p>
     <w:p>
@@ -13873,16 +13812,7 @@
           <w:color w:val="000000"/>
           <w:sz w:val="24"/>
         </w:rPr>
-        <w:t xml:space="preserve">BERNARDI, J.; BRUDEKI, A. S. </w:t>
-      </w:r>
-      <w:r>
-        <w:rPr>
-          <w:rFonts w:ascii="Times New Roman" w:hAnsi="Times New Roman" w:eastAsia="Times New Roman" w:cs="Times New Roman"/>
-          <w:b/>
-          <w:color w:val="000000"/>
-          <w:sz w:val="24"/>
-        </w:rPr>
-        <w:t xml:space="preserve">Zeladoria Urbana</w:t>
+        <w:t xml:space="preserve">O desenvolvimento do projeto "Fala, Cidade!" permitiu consolidar uma solução tecnológica robusta voltada para a gestão participativa e zeladoria do espaço urbano. A trajetória percorrida ao longo das duas primeiras fases do ciclo de vida do software demons</w:t>
       </w:r>
       <w:r>
         <w:rPr>
@@ -13890,7 +13820,7 @@
           <w:color w:val="000000"/>
           <w:sz w:val="24"/>
         </w:rPr>
-        <w:t xml:space="preserve">: a importância da manutenção preventiva e corretiva nos espaços públicos. Curitiba: Editora Acadêmica, 2013.</w:t>
+        <w:t xml:space="preserve">tra o amadurecimento da proposta, integrando rigor técnico com utilidade social.</w:t>
       </w:r>
       <w:r/>
     </w:p>
@@ -13907,12 +13837,422 @@
         <w:rPr/>
       </w:pPr>
       <w:r>
+        <w:t xml:space="preserve">Ao longo da Fase 1, as atividades concentraram-se na delimitação do problema e no levantamento de requisitos. O aspecto mais relevante foi a identificação da necessidade de um sistema que não fosse apenas um canal de denúncias, mas uma ferramenta de transp</w:t>
+      </w:r>
+      <w:r>
+        <w:t xml:space="preserve">arência. As buscas bibliográficas realizadas fundamentaram o projeto no conceito moderno de cidades inteligentes e governança digital.</w:t>
+      </w:r>
+      <w:r/>
+    </w:p>
+    <w:p>
+      <w:pPr>
+        <w:pBdr>
+          <w:top w:val="none" w:color="000000" w:sz="4" w:space="0"/>
+          <w:left w:val="none" w:color="000000" w:sz="4" w:space="0"/>
+          <w:bottom w:val="none" w:color="000000" w:sz="4" w:space="0"/>
+          <w:right w:val="none" w:color="000000" w:sz="4" w:space="0"/>
+        </w:pBdr>
+        <w:spacing/>
+        <w:ind w:right="0" w:firstLine="0" w:left="0"/>
+        <w:rPr/>
+      </w:pPr>
+      <w:r>
+        <w:t xml:space="preserve">Na Fase 2, o foco residiu na visão técnica e arquitetural. A transposição do modelo conceitual para o modelo lógico e a criação dos diagramas de classes e sequência permitiram prever o comportamento do sistema sob a arquitetura definida. A d</w:t>
+      </w:r>
+      <w:r>
+        <w:t xml:space="preserve">ecisão de internacionalizar o MER e o dicionário de dados conferiu ao projeto um padrão profissional compatível com o mercado de tecnologia.</w:t>
+      </w:r>
+      <w:r/>
+    </w:p>
+    <w:p>
+      <w:pPr>
+        <w:pBdr>
+          <w:top w:val="none" w:color="000000" w:sz="4" w:space="0"/>
+          <w:left w:val="none" w:color="000000" w:sz="4" w:space="0"/>
+          <w:bottom w:val="none" w:color="000000" w:sz="4" w:space="0"/>
+          <w:right w:val="none" w:color="000000" w:sz="4" w:space="0"/>
+        </w:pBdr>
+        <w:spacing/>
+        <w:ind w:right="0" w:firstLine="0" w:left="0"/>
+        <w:rPr/>
+      </w:pPr>
+      <w:r>
+        <w:t xml:space="preserve">O objetivo central de especificar uma plataforma segura e funcional foi plenamente alcançado:</w:t>
+      </w:r>
+      <w:r/>
+    </w:p>
+    <w:p>
+      <w:pPr>
+        <w:pBdr>
+          <w:top w:val="none" w:color="000000" w:sz="4" w:space="0"/>
+          <w:left w:val="none" w:color="000000" w:sz="4" w:space="0"/>
+          <w:bottom w:val="none" w:color="000000" w:sz="4" w:space="0"/>
+          <w:right w:val="none" w:color="000000" w:sz="4" w:space="0"/>
+        </w:pBdr>
+        <w:spacing/>
+        <w:ind w:right="0" w:firstLine="0" w:left="0"/>
+        <w:rPr/>
+      </w:pPr>
+      <w:r>
+        <w:t xml:space="preserve">Funcionalidades Críticas: Foram detalhados 13 requisitos funcionais, com destaque para o RF13 (Alerta de Duplicidade), que utiliza lógica de geolocalização para otimizar a base de dados.</w:t>
+      </w:r>
+      <w:r/>
+    </w:p>
+    <w:p>
+      <w:pPr>
+        <w:pBdr>
+          <w:top w:val="none" w:color="000000" w:sz="4" w:space="0"/>
+          <w:left w:val="none" w:color="000000" w:sz="4" w:space="0"/>
+          <w:bottom w:val="none" w:color="000000" w:sz="4" w:space="0"/>
+          <w:right w:val="none" w:color="000000" w:sz="4" w:space="0"/>
+        </w:pBdr>
+        <w:spacing/>
+        <w:ind w:right="0" w:firstLine="0" w:left="0"/>
+        <w:rPr/>
+      </w:pPr>
+      <w:r>
+        <w:t xml:space="preserve">Segurança: O atendimento aos requisitos de autenticação robusta (JWT e MFA) e criptografia (BCrypt) garante a proteção de dados exigida pela LGPD.</w:t>
+      </w:r>
+      <w:r/>
+    </w:p>
+    <w:p>
+      <w:pPr>
+        <w:pBdr>
+          <w:top w:val="none" w:color="000000" w:sz="4" w:space="0"/>
+          <w:left w:val="none" w:color="000000" w:sz="4" w:space="0"/>
+          <w:bottom w:val="none" w:color="000000" w:sz="4" w:space="0"/>
+          <w:right w:val="none" w:color="000000" w:sz="4" w:space="0"/>
+        </w:pBdr>
+        <w:spacing/>
+        <w:ind w:right="0" w:firstLine="0" w:left="0"/>
+        <w:rPr/>
+      </w:pPr>
+      <w:r>
+        <w:t xml:space="preserve">Modelagem: O MER foi ajustado para permitir o "reforço de ocorrência", validando o suporte comunitário a incidentes já relatados sem gerar redundâncias.</w:t>
+      </w:r>
+      <w:r/>
+    </w:p>
+    <w:p>
+      <w:pPr>
+        <w:pBdr>
+          <w:top w:val="none" w:color="000000" w:sz="4" w:space="0"/>
+          <w:left w:val="none" w:color="000000" w:sz="4" w:space="0"/>
+          <w:bottom w:val="none" w:color="000000" w:sz="4" w:space="0"/>
+          <w:right w:val="none" w:color="000000" w:sz="4" w:space="0"/>
+        </w:pBdr>
+        <w:spacing/>
+        <w:ind w:right="0" w:firstLine="0" w:left="0"/>
+        <w:rPr/>
+      </w:pPr>
+      <w:r>
         <w:rPr>
           <w:rFonts w:ascii="Times New Roman" w:hAnsi="Times New Roman" w:eastAsia="Times New Roman" w:cs="Times New Roman"/>
           <w:color w:val="000000"/>
           <w:sz w:val="24"/>
         </w:rPr>
-        <w:t xml:space="preserve">BRASIL. </w:t>
+        <w:t xml:space="preserve">Pontos de poss</w:t>
+      </w:r>
+      <w:r>
+        <w:rPr>
+          <w:rFonts w:ascii="Times New Roman" w:hAnsi="Times New Roman" w:eastAsia="Times New Roman" w:cs="Times New Roman"/>
+          <w:color w:val="000000"/>
+          <w:sz w:val="24"/>
+        </w:rPr>
+        <w:t xml:space="preserve">íveis </w:t>
+      </w:r>
+      <w:r>
+        <w:rPr>
+          <w:rFonts w:ascii="Times New Roman" w:hAnsi="Times New Roman" w:eastAsia="Times New Roman" w:cs="Times New Roman"/>
+          <w:color w:val="000000"/>
+          <w:sz w:val="24"/>
+        </w:rPr>
+        <w:t xml:space="preserve">melhorias, e oportunidades identificadas para a continuidade do trabalho nas próximas fases:</w:t>
+      </w:r>
+      <w:r/>
+    </w:p>
+    <w:p>
+      <w:pPr>
+        <w:pBdr>
+          <w:top w:val="none" w:color="000000" w:sz="4" w:space="0"/>
+          <w:left w:val="none" w:color="000000" w:sz="4" w:space="0"/>
+          <w:bottom w:val="none" w:color="000000" w:sz="4" w:space="0"/>
+          <w:right w:val="none" w:color="000000" w:sz="4" w:space="0"/>
+        </w:pBdr>
+        <w:spacing/>
+        <w:ind w:right="0" w:firstLine="0" w:left="0"/>
+        <w:rPr/>
+      </w:pPr>
+      <w:r>
+        <w:rPr>
+          <w:rFonts w:ascii="Times New Roman" w:hAnsi="Times New Roman" w:eastAsia="Times New Roman" w:cs="Times New Roman"/>
+          <w:b w:val="0"/>
+          <w:bCs w:val="0"/>
+          <w:color w:val="000000"/>
+          <w:sz w:val="24"/>
+        </w:rPr>
+        <w:t xml:space="preserve">IA e Automação</w:t>
+      </w:r>
+      <w:r>
+        <w:rPr>
+          <w:rFonts w:ascii="Times New Roman" w:hAnsi="Times New Roman" w:eastAsia="Times New Roman" w:cs="Times New Roman"/>
+          <w:b w:val="0"/>
+          <w:bCs w:val="0"/>
+          <w:color w:val="000000"/>
+          <w:sz w:val="24"/>
+        </w:rPr>
+        <w:t xml:space="preserve">:</w:t>
+      </w:r>
+      <w:r>
+        <w:rPr>
+          <w:rFonts w:ascii="Times New Roman" w:hAnsi="Times New Roman" w:eastAsia="Times New Roman" w:cs="Times New Roman"/>
+          <w:color w:val="000000"/>
+          <w:sz w:val="24"/>
+        </w:rPr>
+        <w:t xml:space="preserve"> Implementação de inteligência artificial para a triagem automática de categorias com base nas fotos enviadas.</w:t>
+      </w:r>
+      <w:r/>
+    </w:p>
+    <w:p>
+      <w:pPr>
+        <w:pBdr>
+          <w:top w:val="none" w:color="000000" w:sz="4" w:space="0"/>
+          <w:left w:val="none" w:color="000000" w:sz="4" w:space="0"/>
+          <w:bottom w:val="none" w:color="000000" w:sz="4" w:space="0"/>
+          <w:right w:val="none" w:color="000000" w:sz="4" w:space="0"/>
+        </w:pBdr>
+        <w:spacing/>
+        <w:ind w:right="0" w:firstLine="0" w:left="0"/>
+        <w:rPr/>
+      </w:pPr>
+      <w:r>
+        <w:rPr>
+          <w:rFonts w:ascii="Times New Roman" w:hAnsi="Times New Roman" w:eastAsia="Times New Roman" w:cs="Times New Roman"/>
+          <w:b w:val="0"/>
+          <w:bCs w:val="0"/>
+          <w:color w:val="000000"/>
+          <w:sz w:val="24"/>
+        </w:rPr>
+        <w:t xml:space="preserve">Interatividade</w:t>
+      </w:r>
+      <w:r>
+        <w:rPr>
+          <w:rFonts w:ascii="Times New Roman" w:hAnsi="Times New Roman" w:eastAsia="Times New Roman" w:cs="Times New Roman"/>
+          <w:b w:val="0"/>
+          <w:bCs w:val="0"/>
+          <w:color w:val="000000"/>
+          <w:sz w:val="24"/>
+        </w:rPr>
+        <w:t xml:space="preserve">: </w:t>
+      </w:r>
+      <w:r>
+        <w:rPr>
+          <w:rFonts w:ascii="Times New Roman" w:hAnsi="Times New Roman" w:eastAsia="Times New Roman" w:cs="Times New Roman"/>
+          <w:color w:val="000000"/>
+          <w:sz w:val="24"/>
+        </w:rPr>
+        <w:t xml:space="preserve">Adoção de </w:t>
+      </w:r>
+      <w:r>
+        <w:rPr>
+          <w:rFonts w:ascii="Times New Roman" w:hAnsi="Times New Roman" w:eastAsia="Times New Roman" w:cs="Times New Roman"/>
+          <w:i/>
+          <w:color w:val="000000"/>
+          <w:sz w:val="24"/>
+        </w:rPr>
+        <w:t xml:space="preserve">WebSockets</w:t>
+      </w:r>
+      <w:r>
+        <w:rPr>
+          <w:rFonts w:ascii="Times New Roman" w:hAnsi="Times New Roman" w:eastAsia="Times New Roman" w:cs="Times New Roman"/>
+          <w:color w:val="000000"/>
+          <w:sz w:val="24"/>
+        </w:rPr>
+        <w:t xml:space="preserve"> para notificações em tempo real e um </w:t>
+      </w:r>
+      <w:r>
+        <w:rPr>
+          <w:rFonts w:ascii="Times New Roman" w:hAnsi="Times New Roman" w:eastAsia="Times New Roman" w:cs="Times New Roman"/>
+          <w:i/>
+          <w:color w:val="000000"/>
+          <w:sz w:val="24"/>
+        </w:rPr>
+        <w:t xml:space="preserve">dashboard</w:t>
+      </w:r>
+      <w:r>
+        <w:rPr>
+          <w:rFonts w:ascii="Times New Roman" w:hAnsi="Times New Roman" w:eastAsia="Times New Roman" w:cs="Times New Roman"/>
+          <w:color w:val="000000"/>
+          <w:sz w:val="24"/>
+        </w:rPr>
+        <w:t xml:space="preserve"> público de desempenho da zeladoria municipal.</w:t>
+      </w:r>
+      <w:r/>
+    </w:p>
+    <w:p>
+      <w:pPr>
+        <w:pBdr>
+          <w:top w:val="none" w:color="000000" w:sz="4" w:space="0"/>
+          <w:left w:val="none" w:color="000000" w:sz="4" w:space="0"/>
+          <w:bottom w:val="none" w:color="000000" w:sz="4" w:space="0"/>
+          <w:right w:val="none" w:color="000000" w:sz="4" w:space="0"/>
+        </w:pBdr>
+        <w:spacing/>
+        <w:ind w:right="0" w:firstLine="0" w:left="0"/>
+        <w:rPr/>
+      </w:pPr>
+      <w:r>
+        <w:rPr>
+          <w:rFonts w:ascii="Times New Roman" w:hAnsi="Times New Roman" w:eastAsia="Times New Roman" w:cs="Times New Roman"/>
+          <w:b w:val="0"/>
+          <w:bCs w:val="0"/>
+          <w:color w:val="000000"/>
+          <w:sz w:val="24"/>
+        </w:rPr>
+        <w:t xml:space="preserve">Mobilidade</w:t>
+      </w:r>
+      <w:r>
+        <w:rPr>
+          <w:rFonts w:ascii="Times New Roman" w:hAnsi="Times New Roman" w:eastAsia="Times New Roman" w:cs="Times New Roman"/>
+          <w:b w:val="0"/>
+          <w:bCs w:val="0"/>
+          <w:color w:val="000000"/>
+          <w:sz w:val="24"/>
+        </w:rPr>
+        <w:t xml:space="preserve">:</w:t>
+      </w:r>
+      <w:r>
+        <w:rPr>
+          <w:rFonts w:ascii="Times New Roman" w:hAnsi="Times New Roman" w:eastAsia="Times New Roman" w:cs="Times New Roman"/>
+          <w:color w:val="000000"/>
+          <w:sz w:val="24"/>
+        </w:rPr>
+        <w:t xml:space="preserve"> Evolução total para PWA (</w:t>
+      </w:r>
+      <w:r>
+        <w:rPr>
+          <w:rFonts w:ascii="Times New Roman" w:hAnsi="Times New Roman" w:eastAsia="Times New Roman" w:cs="Times New Roman"/>
+          <w:i/>
+          <w:color w:val="000000"/>
+          <w:sz w:val="24"/>
+        </w:rPr>
+        <w:t xml:space="preserve">Progressive Web App</w:t>
+      </w:r>
+      <w:r>
+        <w:rPr>
+          <w:rFonts w:ascii="Times New Roman" w:hAnsi="Times New Roman" w:eastAsia="Times New Roman" w:cs="Times New Roman"/>
+          <w:color w:val="000000"/>
+          <w:sz w:val="24"/>
+        </w:rPr>
+        <w:t xml:space="preserve">) com suporte a mapas </w:t>
+      </w:r>
+      <w:r>
+        <w:rPr>
+          <w:rFonts w:ascii="Times New Roman" w:hAnsi="Times New Roman" w:eastAsia="Times New Roman" w:cs="Times New Roman"/>
+          <w:i/>
+          <w:color w:val="000000"/>
+          <w:sz w:val="24"/>
+        </w:rPr>
+        <w:t xml:space="preserve">offline</w:t>
+      </w:r>
+      <w:r>
+        <w:rPr>
+          <w:rFonts w:ascii="Times New Roman" w:hAnsi="Times New Roman" w:eastAsia="Times New Roman" w:cs="Times New Roman"/>
+          <w:color w:val="000000"/>
+          <w:sz w:val="24"/>
+        </w:rPr>
+        <w:t xml:space="preserve">.</w:t>
+      </w:r>
+      <w:r/>
+    </w:p>
+    <w:p>
+      <w:pPr>
+        <w:pBdr>
+          <w:top w:val="none" w:color="000000" w:sz="4" w:space="0"/>
+          <w:left w:val="none" w:color="000000" w:sz="4" w:space="0"/>
+          <w:bottom w:val="none" w:color="000000" w:sz="4" w:space="0"/>
+          <w:right w:val="none" w:color="000000" w:sz="4" w:space="0"/>
+        </w:pBdr>
+        <w:spacing/>
+        <w:ind w:right="0" w:firstLine="0" w:left="0"/>
+        <w:rPr/>
+      </w:pPr>
+      <w:r>
+        <w:t xml:space="preserve">A principal lição aprendida foi a importância da Engenharia de Requisitos; uma fal</w:t>
+      </w:r>
+      <w:r>
+        <w:t xml:space="preserve">ha na modelagem inicial (como a falta do histórico de trâmite) poderia comprometer toda a implementação futura. O rigor nas normas ABNT e a organização do repositório GitHub também se mostraram essenciais para a rastreabilidade do projeto.</w:t>
+      </w:r>
+      <w:r/>
+    </w:p>
+    <w:p>
+      <w:pPr>
+        <w:pBdr/>
+        <w:spacing/>
+        <w:ind/>
+        <w:rPr>
+          <w:rFonts w:cs="Arial"/>
+          <w:b/>
+          <w:bCs/>
+          <w:caps/>
+        </w:rPr>
+      </w:pPr>
+      <w:r/>
+      <w:r>
+        <w:br w:type="page" w:clear="all"/>
+      </w:r>
+      <w:r>
+        <w:rPr>
+          <w:rFonts w:cs="Arial"/>
+          <w:b/>
+          <w:bCs/>
+          <w:caps/>
+        </w:rPr>
+      </w:r>
+      <w:r>
+        <w:rPr>
+          <w:rFonts w:cs="Arial"/>
+          <w:b/>
+          <w:bCs/>
+          <w:caps/>
+        </w:rPr>
+      </w:r>
+    </w:p>
+    <w:p>
+      <w:pPr>
+        <w:pStyle w:val="1630"/>
+        <w:pBdr/>
+        <w:spacing/>
+        <w:ind/>
+        <w:rPr/>
+      </w:pPr>
+      <w:r/>
+      <w:r/>
+      <w:r>
+        <w:t xml:space="preserve">REFERÊNCIAS</w:t>
+      </w:r>
+      <w:r/>
+      <w:r/>
+      <w:r/>
+    </w:p>
+    <w:p>
+      <w:pPr>
+        <w:pBdr>
+          <w:top w:val="none" w:color="000000" w:sz="4" w:space="0"/>
+          <w:left w:val="none" w:color="000000" w:sz="4" w:space="0"/>
+          <w:bottom w:val="none" w:color="000000" w:sz="4" w:space="0"/>
+          <w:right w:val="none" w:color="000000" w:sz="4" w:space="0"/>
+        </w:pBdr>
+        <w:spacing/>
+        <w:ind w:right="0" w:firstLine="0" w:left="0"/>
+        <w:rPr/>
+      </w:pPr>
+      <w:r>
+        <w:rPr>
+          <w:rFonts w:ascii="Times New Roman" w:hAnsi="Times New Roman" w:eastAsia="Times New Roman" w:cs="Times New Roman"/>
+          <w:color w:val="000000"/>
+          <w:sz w:val="24"/>
+        </w:rPr>
+        <w:t xml:space="preserve">BERNARDI, J.; BRUDEKI, A. S. </w:t>
       </w:r>
       <w:r>
         <w:rPr>
@@ -13921,7 +14261,7 @@
           <w:color w:val="000000"/>
           <w:sz w:val="24"/>
         </w:rPr>
-        <w:t xml:space="preserve">Lei nº 13.709, de 14 de agosto de 2018</w:t>
+        <w:t xml:space="preserve">Zeladoria Urbana</w:t>
       </w:r>
       <w:r>
         <w:rPr>
@@ -13929,12 +14269,51 @@
           <w:color w:val="000000"/>
           <w:sz w:val="24"/>
         </w:rPr>
+        <w:t xml:space="preserve">: a importância da manutenção preventiva e corretiva nos espaços públicos. Curitiba: Editora Acadêmica, 2013.</w:t>
+      </w:r>
+      <w:r/>
+    </w:p>
+    <w:p>
+      <w:pPr>
+        <w:pBdr>
+          <w:top w:val="none" w:color="000000" w:sz="4" w:space="0"/>
+          <w:left w:val="none" w:color="000000" w:sz="4" w:space="0"/>
+          <w:bottom w:val="none" w:color="000000" w:sz="4" w:space="0"/>
+          <w:right w:val="none" w:color="000000" w:sz="4" w:space="0"/>
+        </w:pBdr>
+        <w:spacing/>
+        <w:ind w:right="0" w:firstLine="0" w:left="0"/>
+        <w:rPr/>
+      </w:pPr>
+      <w:r>
+        <w:rPr>
+          <w:rFonts w:ascii="Times New Roman" w:hAnsi="Times New Roman" w:eastAsia="Times New Roman" w:cs="Times New Roman"/>
+          <w:color w:val="000000"/>
+          <w:sz w:val="24"/>
+        </w:rPr>
+        <w:t xml:space="preserve">BRASIL. </w:t>
+      </w:r>
+      <w:r>
+        <w:rPr>
+          <w:rFonts w:ascii="Times New Roman" w:hAnsi="Times New Roman" w:eastAsia="Times New Roman" w:cs="Times New Roman"/>
+          <w:b/>
+          <w:color w:val="000000"/>
+          <w:sz w:val="24"/>
+        </w:rPr>
+        <w:t xml:space="preserve">Lei nº 13.709, de 14 de agosto de 2018</w:t>
+      </w:r>
+      <w:r>
+        <w:rPr>
+          <w:rFonts w:ascii="Times New Roman" w:hAnsi="Times New Roman" w:eastAsia="Times New Roman" w:cs="Times New Roman"/>
+          <w:color w:val="000000"/>
+          <w:sz w:val="24"/>
+        </w:rPr>
         <w:t xml:space="preserve">. Lei Geral de Proteção de Dados Pessoais (LGPD). Diário Oficial da União: Brasília, DF, 15 ago. 2018. Disponível em: </w:t>
       </w:r>
       <w:hyperlink r:id="rId22" w:tooltip="http://www.planalto.gov.br/" w:history="1">
         <w:r>
           <w:rPr>
-            <w:rStyle w:val="1806"/>
+            <w:rStyle w:val="1808"/>
             <w:rFonts w:ascii="Times New Roman" w:hAnsi="Times New Roman" w:eastAsia="Times New Roman" w:cs="Times New Roman"/>
             <w:color w:val="0000ee"/>
             <w:sz w:val="24"/>
@@ -14399,12 +14778,13 @@
     </w:p>
     <w:p>
       <w:pPr>
-        <w:pStyle w:val="1628"/>
-        <w:pBdr/>
-        <w:spacing/>
-        <w:ind/>
-        <w:rPr/>
-      </w:pPr>
+        <w:pStyle w:val="1630"/>
+        <w:pBdr/>
+        <w:spacing/>
+        <w:ind/>
+        <w:rPr/>
+      </w:pPr>
+      <w:r/>
       <w:r>
         <w:br w:type="page" w:clear="all"/>
       </w:r>
@@ -14414,6 +14794,8 @@
       <w:r>
         <w:t xml:space="preserve"> </w:t>
       </w:r>
+      <w:r/>
+      <w:r/>
       <w:r/>
     </w:p>
     <w:p>
@@ -14495,7 +14877,7 @@
       <w:hyperlink r:id="rId23" w:tooltip="https://git-scm.com/book/en/v2" w:history="1">
         <w:r>
           <w:rPr>
-            <w:rStyle w:val="1806"/>
+            <w:rStyle w:val="1808"/>
             <w:rFonts w:ascii="Times New Roman" w:hAnsi="Times New Roman" w:eastAsia="Times New Roman" w:cs="Times New Roman"/>
             <w:color w:val="0000ee"/>
             <w:sz w:val="24"/>
@@ -14593,7 +14975,7 @@
       <w:hyperlink r:id="rId24" w:tooltip="https://scrumguides.org/" w:history="1">
         <w:r>
           <w:rPr>
-            <w:rStyle w:val="1806"/>
+            <w:rStyle w:val="1808"/>
             <w:rFonts w:ascii="Times New Roman" w:hAnsi="Times New Roman" w:eastAsia="Times New Roman" w:cs="Times New Roman"/>
             <w:color w:val="0000ee"/>
             <w:sz w:val="24"/>
@@ -14634,12 +15016,13 @@
     </w:p>
     <w:p>
       <w:pPr>
-        <w:pStyle w:val="1628"/>
-        <w:pBdr/>
-        <w:spacing/>
-        <w:ind/>
-        <w:rPr/>
-      </w:pPr>
+        <w:pStyle w:val="1630"/>
+        <w:pBdr/>
+        <w:spacing/>
+        <w:ind/>
+        <w:rPr/>
+      </w:pPr>
+      <w:r/>
       <w:r>
         <w:br w:type="page" w:clear="all"/>
       </w:r>
@@ -14647,6 +15030,8 @@
         <w:t xml:space="preserve">APÊNDICE A – Gestão DO PROJETO</w:t>
       </w:r>
       <w:r/>
+      <w:r/>
+      <w:r/>
     </w:p>
     <w:p>
       <w:pPr>
@@ -14662,12 +15047,13 @@
     </w:p>
     <w:p>
       <w:pPr>
-        <w:pStyle w:val="1628"/>
-        <w:pBdr/>
-        <w:spacing/>
-        <w:ind/>
-        <w:rPr/>
-      </w:pPr>
+        <w:pStyle w:val="1630"/>
+        <w:pBdr/>
+        <w:spacing/>
+        <w:ind/>
+        <w:rPr/>
+      </w:pPr>
+      <w:r/>
       <w:r>
         <w:br w:type="page" w:clear="all"/>
       </w:r>
@@ -14675,6 +15061,8 @@
         <w:t xml:space="preserve">APÊNDICE B – RELATÓRIO DE DESEMPENHO</w:t>
       </w:r>
       <w:r/>
+      <w:r/>
+      <w:r/>
     </w:p>
     <w:p>
       <w:pPr>
@@ -14690,12 +15078,13 @@
     </w:p>
     <w:p>
       <w:pPr>
-        <w:pStyle w:val="1628"/>
-        <w:pBdr/>
-        <w:spacing/>
-        <w:ind/>
-        <w:rPr/>
-      </w:pPr>
+        <w:pStyle w:val="1630"/>
+        <w:pBdr/>
+        <w:spacing/>
+        <w:ind/>
+        <w:rPr/>
+      </w:pPr>
+      <w:r/>
       <w:r>
         <w:br w:type="page" w:clear="all"/>
       </w:r>
@@ -14703,6 +15092,8 @@
         <w:t xml:space="preserve">APÊNDICE C – VISÃO FUNCIONAL</w:t>
       </w:r>
       <w:r/>
+      <w:r/>
+      <w:r/>
     </w:p>
     <w:p>
       <w:pPr>
@@ -14718,12 +15109,13 @@
     </w:p>
     <w:p>
       <w:pPr>
-        <w:pStyle w:val="1628"/>
-        <w:pBdr/>
-        <w:spacing/>
-        <w:ind/>
-        <w:rPr/>
-      </w:pPr>
+        <w:pStyle w:val="1630"/>
+        <w:pBdr/>
+        <w:spacing/>
+        <w:ind/>
+        <w:rPr/>
+      </w:pPr>
+      <w:r/>
       <w:r>
         <w:br w:type="page" w:clear="all"/>
       </w:r>
@@ -14731,6 +15123,8 @@
         <w:t xml:space="preserve">APÊNDICE D – VISÃO DOS DADOS</w:t>
       </w:r>
       <w:r/>
+      <w:r/>
+      <w:r/>
     </w:p>
     <w:p>
       <w:pPr>
@@ -14758,16 +15152,19 @@
     </w:p>
     <w:p>
       <w:pPr>
-        <w:pStyle w:val="1628"/>
-        <w:pBdr/>
-        <w:spacing/>
-        <w:ind/>
-        <w:rPr/>
-      </w:pPr>
+        <w:pStyle w:val="1630"/>
+        <w:pBdr/>
+        <w:spacing/>
+        <w:ind/>
+        <w:rPr/>
+      </w:pPr>
+      <w:r/>
       <w:r>
         <w:t xml:space="preserve">APÊNDICE E – MODELO INICIAL DA INTERFACE DE USUÁRIO</w:t>
       </w:r>
       <w:r/>
+      <w:r/>
+      <w:r/>
     </w:p>
     <w:p>
       <w:pPr>
@@ -14806,16 +15203,19 @@
     </w:p>
     <w:p>
       <w:pPr>
-        <w:pStyle w:val="1628"/>
-        <w:pBdr/>
-        <w:spacing/>
-        <w:ind/>
-        <w:rPr/>
-      </w:pPr>
+        <w:pStyle w:val="1630"/>
+        <w:pBdr/>
+        <w:spacing/>
+        <w:ind/>
+        <w:rPr/>
+      </w:pPr>
+      <w:r/>
       <w:r>
         <w:t xml:space="preserve">APÊNDICE F – VISÕES ESTRUTURAL E COMPORTAMENTAL</w:t>
       </w:r>
       <w:r/>
+      <w:r/>
+      <w:r/>
     </w:p>
     <w:p>
       <w:pPr>
@@ -14864,15 +15264,18 @@
     </w:p>
     <w:p>
       <w:pPr>
-        <w:pStyle w:val="1628"/>
-        <w:pBdr/>
-        <w:spacing/>
-        <w:ind/>
-        <w:rPr/>
-      </w:pPr>
+        <w:pStyle w:val="1630"/>
+        <w:pBdr/>
+        <w:spacing/>
+        <w:ind/>
+        <w:rPr/>
+      </w:pPr>
+      <w:r/>
       <w:r>
         <w:t xml:space="preserve">APÊNDICE G – ENTREVISTAS COM USUÁRIOS</w:t>
       </w:r>
+      <w:r/>
+      <w:r/>
       <w:r/>
     </w:p>
     <w:p>
@@ -16784,7 +17187,7 @@
 <w:hdr xmlns:wpc="http://schemas.microsoft.com/office/word/2010/wordprocessingCanvas" xmlns:mc="http://schemas.openxmlformats.org/markup-compatibility/2006" xmlns:o="urn:schemas-microsoft-com:office:office" xmlns:r="http://schemas.openxmlformats.org/officeDocument/2006/relationships" xmlns:m="http://schemas.openxmlformats.org/officeDocument/2006/math" xmlns:v="urn:schemas-microsoft-com:vml" xmlns:wp14="http://schemas.microsoft.com/office/word/2010/wordprocessingDrawing" xmlns:wp="http://schemas.openxmlformats.org/drawingml/2006/wordprocessingDrawing" xmlns:w10="urn:schemas-microsoft-com:office:word" xmlns:w="http://schemas.openxmlformats.org/wordprocessingml/2006/main" xmlns:w14="http://schemas.microsoft.com/office/word/2010/wordml" xmlns:w15="http://schemas.microsoft.com/office/word/2012/wordml" xmlns:wpg="http://schemas.microsoft.com/office/word/2010/wordprocessingGroup" xmlns:wpi="http://schemas.microsoft.com/office/word/2010/wordprocessingInk" xmlns:wne="http://schemas.microsoft.com/office/word/2006/wordml" xmlns:a="http://schemas.openxmlformats.org/drawingml/2006/main" xmlns:wps="http://schemas.microsoft.com/office/word/2010/wordprocessingShape" mc:Ignorable="w14 w15 wp14">
   <w:p>
     <w:pPr>
-      <w:pStyle w:val="1802"/>
+      <w:pStyle w:val="1804"/>
       <w:pBdr/>
       <w:spacing/>
       <w:ind/>
@@ -16854,7 +17257,7 @@
 <w:hdr xmlns:wpc="http://schemas.microsoft.com/office/word/2010/wordprocessingCanvas" xmlns:mc="http://schemas.openxmlformats.org/markup-compatibility/2006" xmlns:o="urn:schemas-microsoft-com:office:office" xmlns:r="http://schemas.openxmlformats.org/officeDocument/2006/relationships" xmlns:m="http://schemas.openxmlformats.org/officeDocument/2006/math" xmlns:v="urn:schemas-microsoft-com:vml" xmlns:wp14="http://schemas.microsoft.com/office/word/2010/wordprocessingDrawing" xmlns:wp="http://schemas.openxmlformats.org/drawingml/2006/wordprocessingDrawing" xmlns:w10="urn:schemas-microsoft-com:office:word" xmlns:w="http://schemas.openxmlformats.org/wordprocessingml/2006/main" xmlns:w14="http://schemas.microsoft.com/office/word/2010/wordml" xmlns:w15="http://schemas.microsoft.com/office/word/2012/wordml" xmlns:wpg="http://schemas.microsoft.com/office/word/2010/wordprocessingGroup" xmlns:wpi="http://schemas.microsoft.com/office/word/2010/wordprocessingInk" xmlns:wne="http://schemas.microsoft.com/office/word/2006/wordml" xmlns:a="http://schemas.openxmlformats.org/drawingml/2006/main" xmlns:wps="http://schemas.microsoft.com/office/word/2010/wordprocessingShape" mc:Ignorable="w14 w15 wp14">
   <w:p>
     <w:pPr>
-      <w:pStyle w:val="1802"/>
+      <w:pStyle w:val="1804"/>
       <w:pBdr/>
       <w:spacing/>
       <w:ind/>
@@ -16870,7 +17273,7 @@
 <w:hdr xmlns:wpc="http://schemas.microsoft.com/office/word/2010/wordprocessingCanvas" xmlns:mc="http://schemas.openxmlformats.org/markup-compatibility/2006" xmlns:o="urn:schemas-microsoft-com:office:office" xmlns:r="http://schemas.openxmlformats.org/officeDocument/2006/relationships" xmlns:m="http://schemas.openxmlformats.org/officeDocument/2006/math" xmlns:v="urn:schemas-microsoft-com:vml" xmlns:wp14="http://schemas.microsoft.com/office/word/2010/wordprocessingDrawing" xmlns:wp="http://schemas.openxmlformats.org/drawingml/2006/wordprocessingDrawing" xmlns:w10="urn:schemas-microsoft-com:office:word" xmlns:w="http://schemas.openxmlformats.org/wordprocessingml/2006/main" xmlns:w14="http://schemas.microsoft.com/office/word/2010/wordml" xmlns:w15="http://schemas.microsoft.com/office/word/2012/wordml" xmlns:wpg="http://schemas.microsoft.com/office/word/2010/wordprocessingGroup" xmlns:wpi="http://schemas.microsoft.com/office/word/2010/wordprocessingInk" xmlns:wne="http://schemas.microsoft.com/office/word/2006/wordml" xmlns:a="http://schemas.openxmlformats.org/drawingml/2006/main" xmlns:wps="http://schemas.microsoft.com/office/word/2010/wordprocessingShape" mc:Ignorable="w14 w15 wp14">
   <w:p>
     <w:pPr>
-      <w:pStyle w:val="1802"/>
+      <w:pStyle w:val="1804"/>
       <w:pBdr/>
       <w:spacing/>
       <w:ind/>
@@ -16886,7 +17289,7 @@
 <w:hdr xmlns:wpc="http://schemas.microsoft.com/office/word/2010/wordprocessingCanvas" xmlns:mc="http://schemas.openxmlformats.org/markup-compatibility/2006" xmlns:o="urn:schemas-microsoft-com:office:office" xmlns:r="http://schemas.openxmlformats.org/officeDocument/2006/relationships" xmlns:m="http://schemas.openxmlformats.org/officeDocument/2006/math" xmlns:v="urn:schemas-microsoft-com:vml" xmlns:wp14="http://schemas.microsoft.com/office/word/2010/wordprocessingDrawing" xmlns:wp="http://schemas.openxmlformats.org/drawingml/2006/wordprocessingDrawing" xmlns:w10="urn:schemas-microsoft-com:office:word" xmlns:w="http://schemas.openxmlformats.org/wordprocessingml/2006/main" xmlns:w14="http://schemas.microsoft.com/office/word/2010/wordml" xmlns:w15="http://schemas.microsoft.com/office/word/2012/wordml" xmlns:wpg="http://schemas.microsoft.com/office/word/2010/wordprocessingGroup" xmlns:wpi="http://schemas.microsoft.com/office/word/2010/wordprocessingInk" xmlns:wne="http://schemas.microsoft.com/office/word/2006/wordml" xmlns:a="http://schemas.openxmlformats.org/drawingml/2006/main" xmlns:wps="http://schemas.microsoft.com/office/word/2010/wordprocessingShape" mc:Ignorable="w14 w15 wp14">
   <w:p>
     <w:pPr>
-      <w:pStyle w:val="1802"/>
+      <w:pStyle w:val="1804"/>
       <w:pBdr/>
       <w:spacing/>
       <w:ind/>
@@ -16913,7 +17316,7 @@
     <w:sdtContent>
       <w:p>
         <w:pPr>
-          <w:pStyle w:val="1802"/>
+          <w:pStyle w:val="1804"/>
           <w:pBdr/>
           <w:spacing/>
           <w:ind/>
@@ -16946,7 +17349,7 @@
 <w:hdr xmlns:wpc="http://schemas.microsoft.com/office/word/2010/wordprocessingCanvas" xmlns:mc="http://schemas.openxmlformats.org/markup-compatibility/2006" xmlns:o="urn:schemas-microsoft-com:office:office" xmlns:r="http://schemas.openxmlformats.org/officeDocument/2006/relationships" xmlns:m="http://schemas.openxmlformats.org/officeDocument/2006/math" xmlns:v="urn:schemas-microsoft-com:vml" xmlns:wp14="http://schemas.microsoft.com/office/word/2010/wordprocessingDrawing" xmlns:wp="http://schemas.openxmlformats.org/drawingml/2006/wordprocessingDrawing" xmlns:w10="urn:schemas-microsoft-com:office:word" xmlns:w="http://schemas.openxmlformats.org/wordprocessingml/2006/main" xmlns:w14="http://schemas.microsoft.com/office/word/2010/wordml" xmlns:w15="http://schemas.microsoft.com/office/word/2012/wordml" xmlns:wpg="http://schemas.microsoft.com/office/word/2010/wordprocessingGroup" xmlns:wpi="http://schemas.microsoft.com/office/word/2010/wordprocessingInk" xmlns:wne="http://schemas.microsoft.com/office/word/2006/wordml" xmlns:a="http://schemas.openxmlformats.org/drawingml/2006/main" xmlns:wps="http://schemas.microsoft.com/office/word/2010/wordprocessingShape" mc:Ignorable="w14 w15 wp14">
   <w:p>
     <w:pPr>
-      <w:pStyle w:val="1802"/>
+      <w:pStyle w:val="1804"/>
       <w:pBdr/>
       <w:spacing/>
       <w:ind/>
@@ -17032,7 +17435,7 @@
 <w:hdr xmlns:wpc="http://schemas.microsoft.com/office/word/2010/wordprocessingCanvas" xmlns:mc="http://schemas.openxmlformats.org/markup-compatibility/2006" xmlns:o="urn:schemas-microsoft-com:office:office" xmlns:r="http://schemas.openxmlformats.org/officeDocument/2006/relationships" xmlns:m="http://schemas.openxmlformats.org/officeDocument/2006/math" xmlns:v="urn:schemas-microsoft-com:vml" xmlns:wp14="http://schemas.microsoft.com/office/word/2010/wordprocessingDrawing" xmlns:wp="http://schemas.openxmlformats.org/drawingml/2006/wordprocessingDrawing" xmlns:w10="urn:schemas-microsoft-com:office:word" xmlns:w="http://schemas.openxmlformats.org/wordprocessingml/2006/main" xmlns:w14="http://schemas.microsoft.com/office/word/2010/wordml" xmlns:w15="http://schemas.microsoft.com/office/word/2012/wordml" xmlns:wpg="http://schemas.microsoft.com/office/word/2010/wordprocessingGroup" xmlns:wpi="http://schemas.microsoft.com/office/word/2010/wordprocessingInk" xmlns:wne="http://schemas.microsoft.com/office/word/2006/wordml" xmlns:a="http://schemas.openxmlformats.org/drawingml/2006/main" xmlns:wps="http://schemas.microsoft.com/office/word/2010/wordprocessingShape" mc:Ignorable="w14 w15 wp14">
   <w:p>
     <w:pPr>
-      <w:pStyle w:val="1802"/>
+      <w:pStyle w:val="1804"/>
       <w:pBdr/>
       <w:spacing/>
       <w:ind/>
@@ -21887,6 +22290,300 @@
   </w:abstractNum>
   <w:abstractNum w:abstractNumId="31">
     <w:nsid w:val="68C828A9"/>
+    <w:lvl w:ilvl="0">
+      <w:isLgl w:val="false"/>
+      <w:lvlJc w:val="left"/>
+      <w:lvlText w:val="·"/>
+      <w:numFmt w:val="bullet"/>
+      <w:pPr>
+        <w:pBdr/>
+        <w:spacing/>
+        <w:ind w:hanging="360" w:left="709"/>
+      </w:pPr>
+      <w:rPr>
+        <w:rFonts w:hint="default" w:ascii="Symbol" w:hAnsi="Symbol" w:eastAsia="Symbol" w:cs="Symbol"/>
+      </w:rPr>
+      <w:start w:val="1"/>
+      <w:suff w:val="tab"/>
+    </w:lvl>
+    <w:lvl w:ilvl="1">
+      <w:isLgl w:val="false"/>
+      <w:lvlJc w:val="left"/>
+      <w:lvlText w:val="o"/>
+      <w:numFmt w:val="bullet"/>
+      <w:pPr>
+        <w:pBdr/>
+        <w:spacing/>
+        <w:ind w:hanging="360" w:left="1429"/>
+      </w:pPr>
+      <w:rPr>
+        <w:rFonts w:hint="default" w:ascii="Courier New" w:hAnsi="Courier New" w:eastAsia="Courier New" w:cs="Courier New"/>
+      </w:rPr>
+      <w:start w:val="1"/>
+      <w:suff w:val="tab"/>
+    </w:lvl>
+    <w:lvl w:ilvl="2">
+      <w:isLgl w:val="false"/>
+      <w:lvlJc w:val="left"/>
+      <w:lvlText w:val="§"/>
+      <w:numFmt w:val="bullet"/>
+      <w:pPr>
+        <w:pBdr/>
+        <w:spacing/>
+        <w:ind w:hanging="360" w:left="2149"/>
+      </w:pPr>
+      <w:rPr>
+        <w:rFonts w:hint="default" w:ascii="Wingdings" w:hAnsi="Wingdings" w:eastAsia="Wingdings" w:cs="Wingdings"/>
+      </w:rPr>
+      <w:start w:val="1"/>
+      <w:suff w:val="tab"/>
+    </w:lvl>
+    <w:lvl w:ilvl="3">
+      <w:isLgl w:val="false"/>
+      <w:lvlJc w:val="left"/>
+      <w:lvlText w:val="·"/>
+      <w:numFmt w:val="bullet"/>
+      <w:pPr>
+        <w:pBdr/>
+        <w:spacing/>
+        <w:ind w:hanging="360" w:left="2869"/>
+      </w:pPr>
+      <w:rPr>
+        <w:rFonts w:hint="default" w:ascii="Symbol" w:hAnsi="Symbol" w:eastAsia="Symbol" w:cs="Symbol"/>
+      </w:rPr>
+      <w:start w:val="1"/>
+      <w:suff w:val="tab"/>
+    </w:lvl>
+    <w:lvl w:ilvl="4">
+      <w:isLgl w:val="false"/>
+      <w:lvlJc w:val="left"/>
+      <w:lvlText w:val="o"/>
+      <w:numFmt w:val="bullet"/>
+      <w:pPr>
+        <w:pBdr/>
+        <w:spacing/>
+        <w:ind w:hanging="360" w:left="3589"/>
+      </w:pPr>
+      <w:rPr>
+        <w:rFonts w:hint="default" w:ascii="Courier New" w:hAnsi="Courier New" w:eastAsia="Courier New" w:cs="Courier New"/>
+      </w:rPr>
+      <w:start w:val="1"/>
+      <w:suff w:val="tab"/>
+    </w:lvl>
+    <w:lvl w:ilvl="5">
+      <w:isLgl w:val="false"/>
+      <w:lvlJc w:val="left"/>
+      <w:lvlText w:val="§"/>
+      <w:numFmt w:val="bullet"/>
+      <w:pPr>
+        <w:pBdr/>
+        <w:spacing/>
+        <w:ind w:hanging="360" w:left="4309"/>
+      </w:pPr>
+      <w:rPr>
+        <w:rFonts w:hint="default" w:ascii="Wingdings" w:hAnsi="Wingdings" w:eastAsia="Wingdings" w:cs="Wingdings"/>
+      </w:rPr>
+      <w:start w:val="1"/>
+      <w:suff w:val="tab"/>
+    </w:lvl>
+    <w:lvl w:ilvl="6">
+      <w:isLgl w:val="false"/>
+      <w:lvlJc w:val="left"/>
+      <w:lvlText w:val="·"/>
+      <w:numFmt w:val="bullet"/>
+      <w:pPr>
+        <w:pBdr/>
+        <w:spacing/>
+        <w:ind w:hanging="360" w:left="5029"/>
+      </w:pPr>
+      <w:rPr>
+        <w:rFonts w:hint="default" w:ascii="Symbol" w:hAnsi="Symbol" w:eastAsia="Symbol" w:cs="Symbol"/>
+      </w:rPr>
+      <w:start w:val="1"/>
+      <w:suff w:val="tab"/>
+    </w:lvl>
+    <w:lvl w:ilvl="7">
+      <w:isLgl w:val="false"/>
+      <w:lvlJc w:val="left"/>
+      <w:lvlText w:val="o"/>
+      <w:numFmt w:val="bullet"/>
+      <w:pPr>
+        <w:pBdr/>
+        <w:spacing/>
+        <w:ind w:hanging="360" w:left="5749"/>
+      </w:pPr>
+      <w:rPr>
+        <w:rFonts w:hint="default" w:ascii="Courier New" w:hAnsi="Courier New" w:eastAsia="Courier New" w:cs="Courier New"/>
+      </w:rPr>
+      <w:start w:val="1"/>
+      <w:suff w:val="tab"/>
+    </w:lvl>
+    <w:lvl w:ilvl="8">
+      <w:isLgl w:val="false"/>
+      <w:lvlJc w:val="left"/>
+      <w:lvlText w:val="§"/>
+      <w:numFmt w:val="bullet"/>
+      <w:pPr>
+        <w:pBdr/>
+        <w:spacing/>
+        <w:ind w:hanging="360" w:left="6469"/>
+      </w:pPr>
+      <w:rPr>
+        <w:rFonts w:hint="default" w:ascii="Wingdings" w:hAnsi="Wingdings" w:eastAsia="Wingdings" w:cs="Wingdings"/>
+      </w:rPr>
+      <w:start w:val="1"/>
+      <w:suff w:val="tab"/>
+    </w:lvl>
+  </w:abstractNum>
+  <w:abstractNum w:abstractNumId="32">
+    <w:nsid w:val="5279E043"/>
+    <w:lvl w:ilvl="0">
+      <w:isLgl w:val="false"/>
+      <w:lvlJc w:val="left"/>
+      <w:lvlText w:val="·"/>
+      <w:numFmt w:val="bullet"/>
+      <w:pPr>
+        <w:pBdr/>
+        <w:spacing/>
+        <w:ind w:hanging="360" w:left="709"/>
+      </w:pPr>
+      <w:rPr>
+        <w:rFonts w:hint="default" w:ascii="Symbol" w:hAnsi="Symbol" w:eastAsia="Symbol" w:cs="Symbol"/>
+      </w:rPr>
+      <w:start w:val="1"/>
+      <w:suff w:val="tab"/>
+    </w:lvl>
+    <w:lvl w:ilvl="1">
+      <w:isLgl w:val="false"/>
+      <w:lvlJc w:val="left"/>
+      <w:lvlText w:val="o"/>
+      <w:numFmt w:val="bullet"/>
+      <w:pPr>
+        <w:pBdr/>
+        <w:spacing/>
+        <w:ind w:hanging="360" w:left="1429"/>
+      </w:pPr>
+      <w:rPr>
+        <w:rFonts w:hint="default" w:ascii="Courier New" w:hAnsi="Courier New" w:eastAsia="Courier New" w:cs="Courier New"/>
+      </w:rPr>
+      <w:start w:val="1"/>
+      <w:suff w:val="tab"/>
+    </w:lvl>
+    <w:lvl w:ilvl="2">
+      <w:isLgl w:val="false"/>
+      <w:lvlJc w:val="left"/>
+      <w:lvlText w:val="§"/>
+      <w:numFmt w:val="bullet"/>
+      <w:pPr>
+        <w:pBdr/>
+        <w:spacing/>
+        <w:ind w:hanging="360" w:left="2149"/>
+      </w:pPr>
+      <w:rPr>
+        <w:rFonts w:hint="default" w:ascii="Wingdings" w:hAnsi="Wingdings" w:eastAsia="Wingdings" w:cs="Wingdings"/>
+      </w:rPr>
+      <w:start w:val="1"/>
+      <w:suff w:val="tab"/>
+    </w:lvl>
+    <w:lvl w:ilvl="3">
+      <w:isLgl w:val="false"/>
+      <w:lvlJc w:val="left"/>
+      <w:lvlText w:val="·"/>
+      <w:numFmt w:val="bullet"/>
+      <w:pPr>
+        <w:pBdr/>
+        <w:spacing/>
+        <w:ind w:hanging="360" w:left="2869"/>
+      </w:pPr>
+      <w:rPr>
+        <w:rFonts w:hint="default" w:ascii="Symbol" w:hAnsi="Symbol" w:eastAsia="Symbol" w:cs="Symbol"/>
+      </w:rPr>
+      <w:start w:val="1"/>
+      <w:suff w:val="tab"/>
+    </w:lvl>
+    <w:lvl w:ilvl="4">
+      <w:isLgl w:val="false"/>
+      <w:lvlJc w:val="left"/>
+      <w:lvlText w:val="o"/>
+      <w:numFmt w:val="bullet"/>
+      <w:pPr>
+        <w:pBdr/>
+        <w:spacing/>
+        <w:ind w:hanging="360" w:left="3589"/>
+      </w:pPr>
+      <w:rPr>
+        <w:rFonts w:hint="default" w:ascii="Courier New" w:hAnsi="Courier New" w:eastAsia="Courier New" w:cs="Courier New"/>
+      </w:rPr>
+      <w:start w:val="1"/>
+      <w:suff w:val="tab"/>
+    </w:lvl>
+    <w:lvl w:ilvl="5">
+      <w:isLgl w:val="false"/>
+      <w:lvlJc w:val="left"/>
+      <w:lvlText w:val="§"/>
+      <w:numFmt w:val="bullet"/>
+      <w:pPr>
+        <w:pBdr/>
+        <w:spacing/>
+        <w:ind w:hanging="360" w:left="4309"/>
+      </w:pPr>
+      <w:rPr>
+        <w:rFonts w:hint="default" w:ascii="Wingdings" w:hAnsi="Wingdings" w:eastAsia="Wingdings" w:cs="Wingdings"/>
+      </w:rPr>
+      <w:start w:val="1"/>
+      <w:suff w:val="tab"/>
+    </w:lvl>
+    <w:lvl w:ilvl="6">
+      <w:isLgl w:val="false"/>
+      <w:lvlJc w:val="left"/>
+      <w:lvlText w:val="·"/>
+      <w:numFmt w:val="bullet"/>
+      <w:pPr>
+        <w:pBdr/>
+        <w:spacing/>
+        <w:ind w:hanging="360" w:left="5029"/>
+      </w:pPr>
+      <w:rPr>
+        <w:rFonts w:hint="default" w:ascii="Symbol" w:hAnsi="Symbol" w:eastAsia="Symbol" w:cs="Symbol"/>
+      </w:rPr>
+      <w:start w:val="1"/>
+      <w:suff w:val="tab"/>
+    </w:lvl>
+    <w:lvl w:ilvl="7">
+      <w:isLgl w:val="false"/>
+      <w:lvlJc w:val="left"/>
+      <w:lvlText w:val="o"/>
+      <w:numFmt w:val="bullet"/>
+      <w:pPr>
+        <w:pBdr/>
+        <w:spacing/>
+        <w:ind w:hanging="360" w:left="5749"/>
+      </w:pPr>
+      <w:rPr>
+        <w:rFonts w:hint="default" w:ascii="Courier New" w:hAnsi="Courier New" w:eastAsia="Courier New" w:cs="Courier New"/>
+      </w:rPr>
+      <w:start w:val="1"/>
+      <w:suff w:val="tab"/>
+    </w:lvl>
+    <w:lvl w:ilvl="8">
+      <w:isLgl w:val="false"/>
+      <w:lvlJc w:val="left"/>
+      <w:lvlText w:val="§"/>
+      <w:numFmt w:val="bullet"/>
+      <w:pPr>
+        <w:pBdr/>
+        <w:spacing/>
+        <w:ind w:hanging="360" w:left="6469"/>
+      </w:pPr>
+      <w:rPr>
+        <w:rFonts w:hint="default" w:ascii="Wingdings" w:hAnsi="Wingdings" w:eastAsia="Wingdings" w:cs="Wingdings"/>
+      </w:rPr>
+      <w:start w:val="1"/>
+      <w:suff w:val="tab"/>
+    </w:lvl>
+  </w:abstractNum>
+  <w:abstractNum w:abstractNumId="33">
+    <w:nsid w:val="64062887"/>
     <w:lvl w:ilvl="0">
       <w:isLgl w:val="false"/>
       <w:lvlJc w:val="left"/>
@@ -22127,6 +22824,12 @@
   </w:num>
   <w:num w:numId="32">
     <w:abstractNumId w:val="31"/>
+  </w:num>
+  <w:num w:numId="33">
+    <w:abstractNumId w:val="32"/>
+  </w:num>
+  <w:num w:numId="34">
+    <w:abstractNumId w:val="33"/>
   </w:num>
 </w:numbering>
 </file>
@@ -22286,10 +22989,10 @@
     <w:lsdException w:name="Bibliography" w:uiPriority="37"/>
     <w:lsdException w:name="TOC Heading" w:uiPriority="39" w:qFormat="1"/>
   </w:latentStyles>
-  <w:style w:type="character" w:styleId="1612">
+  <w:style w:type="character" w:styleId="1614">
     <w:name w:val="Heading 1 Char"/>
-    <w:basedOn w:val="1637"/>
-    <w:link w:val="1628"/>
+    <w:basedOn w:val="1639"/>
+    <w:link w:val="1630"/>
     <w:uiPriority w:val="9"/>
     <w:pPr>
       <w:pBdr/>
@@ -22303,10 +23006,10 @@
       <w:szCs w:val="40"/>
     </w:rPr>
   </w:style>
-  <w:style w:type="character" w:styleId="1613">
+  <w:style w:type="character" w:styleId="1615">
     <w:name w:val="Heading 2 Char"/>
-    <w:basedOn w:val="1637"/>
-    <w:link w:val="1629"/>
+    <w:basedOn w:val="1639"/>
+    <w:link w:val="1631"/>
     <w:uiPriority w:val="9"/>
     <w:pPr>
       <w:pBdr/>
@@ -22320,10 +23023,10 @@
       <w:szCs w:val="32"/>
     </w:rPr>
   </w:style>
-  <w:style w:type="character" w:styleId="1614">
+  <w:style w:type="character" w:styleId="1616">
     <w:name w:val="Heading 3 Char"/>
-    <w:basedOn w:val="1637"/>
-    <w:link w:val="1630"/>
+    <w:basedOn w:val="1639"/>
+    <w:link w:val="1632"/>
     <w:uiPriority w:val="9"/>
     <w:pPr>
       <w:pBdr/>
@@ -22337,10 +23040,10 @@
       <w:szCs w:val="28"/>
     </w:rPr>
   </w:style>
-  <w:style w:type="character" w:styleId="1615">
+  <w:style w:type="character" w:styleId="1617">
     <w:name w:val="Heading 4 Char"/>
-    <w:basedOn w:val="1637"/>
-    <w:link w:val="1631"/>
+    <w:basedOn w:val="1639"/>
+    <w:link w:val="1633"/>
     <w:uiPriority w:val="9"/>
     <w:pPr>
       <w:pBdr/>
@@ -22354,10 +23057,10 @@
       <w:color w:val="0f4761" w:themeColor="accent1" w:themeShade="BF"/>
     </w:rPr>
   </w:style>
-  <w:style w:type="character" w:styleId="1616">
+  <w:style w:type="character" w:styleId="1618">
     <w:name w:val="Heading 5 Char"/>
-    <w:basedOn w:val="1637"/>
-    <w:link w:val="1632"/>
+    <w:basedOn w:val="1639"/>
+    <w:link w:val="1634"/>
     <w:uiPriority w:val="9"/>
     <w:pPr>
       <w:pBdr/>
@@ -22369,10 +23072,10 @@
       <w:color w:val="0f4761" w:themeColor="accent1" w:themeShade="BF"/>
     </w:rPr>
   </w:style>
-  <w:style w:type="character" w:styleId="1617">
+  <w:style w:type="character" w:styleId="1619">
     <w:name w:val="Heading 6 Char"/>
-    <w:basedOn w:val="1637"/>
-    <w:link w:val="1633"/>
+    <w:basedOn w:val="1639"/>
+    <w:link w:val="1635"/>
     <w:uiPriority w:val="9"/>
     <w:pPr>
       <w:pBdr/>
@@ -22386,10 +23089,10 @@
       <w:color w:val="595959" w:themeColor="text1" w:themeTint="A6"/>
     </w:rPr>
   </w:style>
-  <w:style w:type="character" w:styleId="1618">
+  <w:style w:type="character" w:styleId="1620">
     <w:name w:val="Heading 7 Char"/>
-    <w:basedOn w:val="1637"/>
-    <w:link w:val="1634"/>
+    <w:basedOn w:val="1639"/>
+    <w:link w:val="1636"/>
     <w:uiPriority w:val="9"/>
     <w:pPr>
       <w:pBdr/>
@@ -22401,10 +23104,10 @@
       <w:color w:val="595959" w:themeColor="text1" w:themeTint="A6"/>
     </w:rPr>
   </w:style>
-  <w:style w:type="character" w:styleId="1619">
+  <w:style w:type="character" w:styleId="1621">
     <w:name w:val="Heading 8 Char"/>
-    <w:basedOn w:val="1637"/>
-    <w:link w:val="1635"/>
+    <w:basedOn w:val="1639"/>
+    <w:link w:val="1637"/>
     <w:uiPriority w:val="9"/>
     <w:pPr>
       <w:pBdr/>
@@ -22418,10 +23121,10 @@
       <w:color w:val="272727" w:themeColor="text1" w:themeTint="D8"/>
     </w:rPr>
   </w:style>
-  <w:style w:type="character" w:styleId="1620">
+  <w:style w:type="character" w:styleId="1622">
     <w:name w:val="Heading 9 Char"/>
-    <w:basedOn w:val="1637"/>
-    <w:link w:val="1636"/>
+    <w:basedOn w:val="1639"/>
+    <w:link w:val="1638"/>
     <w:uiPriority w:val="9"/>
     <w:pPr>
       <w:pBdr/>
@@ -22435,10 +23138,10 @@
       <w:color w:val="272727" w:themeColor="text1" w:themeTint="D8"/>
     </w:rPr>
   </w:style>
-  <w:style w:type="character" w:styleId="1621">
+  <w:style w:type="character" w:styleId="1623">
     <w:name w:val="Title Char"/>
-    <w:basedOn w:val="1637"/>
-    <w:link w:val="1774"/>
+    <w:basedOn w:val="1639"/>
+    <w:link w:val="1776"/>
     <w:uiPriority w:val="10"/>
     <w:pPr>
       <w:pBdr/>
@@ -22452,10 +23155,10 @@
       <w:szCs w:val="56"/>
     </w:rPr>
   </w:style>
-  <w:style w:type="character" w:styleId="1622">
+  <w:style w:type="character" w:styleId="1624">
     <w:name w:val="Subtitle Char"/>
-    <w:basedOn w:val="1637"/>
-    <w:link w:val="1776"/>
+    <w:basedOn w:val="1639"/>
+    <w:link w:val="1778"/>
     <w:uiPriority w:val="11"/>
     <w:pPr>
       <w:pBdr/>
@@ -22469,10 +23172,10 @@
       <w:szCs w:val="28"/>
     </w:rPr>
   </w:style>
-  <w:style w:type="character" w:styleId="1623">
+  <w:style w:type="character" w:styleId="1625">
     <w:name w:val="Quote Char"/>
-    <w:basedOn w:val="1637"/>
-    <w:link w:val="1778"/>
+    <w:basedOn w:val="1639"/>
+    <w:link w:val="1780"/>
     <w:uiPriority w:val="29"/>
     <w:pPr>
       <w:pBdr/>
@@ -22485,10 +23188,10 @@
       <w:color w:val="404040" w:themeColor="text1" w:themeTint="BF"/>
     </w:rPr>
   </w:style>
-  <w:style w:type="character" w:styleId="1624">
+  <w:style w:type="character" w:styleId="1626">
     <w:name w:val="Intense Quote Char"/>
-    <w:basedOn w:val="1637"/>
-    <w:link w:val="1781"/>
+    <w:basedOn w:val="1639"/>
+    <w:link w:val="1783"/>
     <w:uiPriority w:val="30"/>
     <w:pPr>
       <w:pBdr/>
@@ -22501,10 +23204,10 @@
       <w:color w:val="0f4761" w:themeColor="accent1" w:themeShade="BF"/>
     </w:rPr>
   </w:style>
-  <w:style w:type="character" w:styleId="1625">
+  <w:style w:type="character" w:styleId="1627">
     <w:name w:val="Footnote Text Char"/>
-    <w:basedOn w:val="1637"/>
-    <w:link w:val="1790"/>
+    <w:basedOn w:val="1639"/>
+    <w:link w:val="1792"/>
     <w:uiPriority w:val="99"/>
     <w:semiHidden/>
     <w:pPr>
@@ -22517,10 +23220,10 @@
       <w:szCs w:val="20"/>
     </w:rPr>
   </w:style>
-  <w:style w:type="character" w:styleId="1626">
+  <w:style w:type="character" w:styleId="1628">
     <w:name w:val="Endnote Text Char"/>
-    <w:basedOn w:val="1637"/>
-    <w:link w:val="1793"/>
+    <w:basedOn w:val="1639"/>
+    <w:link w:val="1795"/>
     <w:uiPriority w:val="99"/>
     <w:semiHidden/>
     <w:pPr>
@@ -22533,7 +23236,7 @@
       <w:szCs w:val="20"/>
     </w:rPr>
   </w:style>
-  <w:style w:type="paragraph" w:styleId="1627" w:default="1">
+  <w:style w:type="paragraph" w:styleId="1629" w:default="1">
     <w:name w:val="Normal"/>
     <w:qFormat/>
     <w:pPr>
@@ -22547,11 +23250,11 @@
       <w:szCs w:val="22"/>
     </w:rPr>
   </w:style>
-  <w:style w:type="paragraph" w:styleId="1628">
+  <w:style w:type="paragraph" w:styleId="1630">
     <w:name w:val="Heading 1"/>
-    <w:basedOn w:val="1627"/>
-    <w:next w:val="1627"/>
-    <w:link w:val="1765"/>
+    <w:basedOn w:val="1629"/>
+    <w:next w:val="1629"/>
+    <w:link w:val="1767"/>
     <w:qFormat/>
     <w:pPr>
       <w:keepNext w:val="true"/>
@@ -22565,11 +23268,11 @@
       <w:bCs/>
     </w:rPr>
   </w:style>
-  <w:style w:type="paragraph" w:styleId="1629">
+  <w:style w:type="paragraph" w:styleId="1631">
     <w:name w:val="Heading 2"/>
-    <w:basedOn w:val="1627"/>
-    <w:next w:val="1627"/>
-    <w:link w:val="1766"/>
+    <w:basedOn w:val="1629"/>
+    <w:next w:val="1629"/>
+    <w:link w:val="1768"/>
     <w:qFormat/>
     <w:pPr>
       <w:keepNext w:val="true"/>
@@ -22585,11 +23288,11 @@
       <w:caps/>
     </w:rPr>
   </w:style>
-  <w:style w:type="paragraph" w:styleId="1630">
+  <w:style w:type="paragraph" w:styleId="1632">
     <w:name w:val="Heading 3"/>
-    <w:basedOn w:val="1627"/>
-    <w:next w:val="1627"/>
-    <w:link w:val="1767"/>
+    <w:basedOn w:val="1629"/>
+    <w:next w:val="1629"/>
+    <w:link w:val="1769"/>
     <w:qFormat/>
     <w:pPr>
       <w:keepNext w:val="true"/>
@@ -22605,11 +23308,11 @@
       <w:szCs w:val="26"/>
     </w:rPr>
   </w:style>
-  <w:style w:type="paragraph" w:styleId="1631">
+  <w:style w:type="paragraph" w:styleId="1633">
     <w:name w:val="Heading 4"/>
-    <w:basedOn w:val="1627"/>
-    <w:next w:val="1627"/>
-    <w:link w:val="1768"/>
+    <w:basedOn w:val="1629"/>
+    <w:next w:val="1629"/>
+    <w:link w:val="1770"/>
     <w:uiPriority w:val="9"/>
     <w:unhideWhenUsed/>
     <w:qFormat/>
@@ -22628,11 +23331,11 @@
       <w:color w:val="365f91" w:themeColor="accent1" w:themeShade="BF"/>
     </w:rPr>
   </w:style>
-  <w:style w:type="paragraph" w:styleId="1632">
+  <w:style w:type="paragraph" w:styleId="1634">
     <w:name w:val="Heading 5"/>
-    <w:basedOn w:val="1627"/>
-    <w:next w:val="1627"/>
-    <w:link w:val="1769"/>
+    <w:basedOn w:val="1629"/>
+    <w:next w:val="1629"/>
+    <w:link w:val="1771"/>
     <w:uiPriority w:val="9"/>
     <w:unhideWhenUsed/>
     <w:qFormat/>
@@ -22649,11 +23352,11 @@
       <w:color w:val="365f91" w:themeColor="accent1" w:themeShade="BF"/>
     </w:rPr>
   </w:style>
-  <w:style w:type="paragraph" w:styleId="1633">
+  <w:style w:type="paragraph" w:styleId="1635">
     <w:name w:val="Heading 6"/>
-    <w:basedOn w:val="1627"/>
-    <w:next w:val="1627"/>
-    <w:link w:val="1770"/>
+    <w:basedOn w:val="1629"/>
+    <w:next w:val="1629"/>
+    <w:link w:val="1772"/>
     <w:uiPriority w:val="9"/>
     <w:unhideWhenUsed/>
     <w:qFormat/>
@@ -22672,11 +23375,11 @@
       <w:color w:val="595959" w:themeColor="text1" w:themeTint="A6"/>
     </w:rPr>
   </w:style>
-  <w:style w:type="paragraph" w:styleId="1634">
+  <w:style w:type="paragraph" w:styleId="1636">
     <w:name w:val="Heading 7"/>
-    <w:basedOn w:val="1627"/>
-    <w:next w:val="1627"/>
-    <w:link w:val="1771"/>
+    <w:basedOn w:val="1629"/>
+    <w:next w:val="1629"/>
+    <w:link w:val="1773"/>
     <w:uiPriority w:val="9"/>
     <w:unhideWhenUsed/>
     <w:qFormat/>
@@ -22693,11 +23396,11 @@
       <w:color w:val="595959" w:themeColor="text1" w:themeTint="A6"/>
     </w:rPr>
   </w:style>
-  <w:style w:type="paragraph" w:styleId="1635">
+  <w:style w:type="paragraph" w:styleId="1637">
     <w:name w:val="Heading 8"/>
-    <w:basedOn w:val="1627"/>
-    <w:next w:val="1627"/>
-    <w:link w:val="1772"/>
+    <w:basedOn w:val="1629"/>
+    <w:next w:val="1629"/>
+    <w:link w:val="1774"/>
     <w:uiPriority w:val="9"/>
     <w:unhideWhenUsed/>
     <w:qFormat/>
@@ -22716,11 +23419,11 @@
       <w:color w:val="272727" w:themeColor="text1" w:themeTint="D8"/>
     </w:rPr>
   </w:style>
-  <w:style w:type="paragraph" w:styleId="1636">
+  <w:style w:type="paragraph" w:styleId="1638">
     <w:name w:val="Heading 9"/>
-    <w:basedOn w:val="1627"/>
-    <w:next w:val="1627"/>
-    <w:link w:val="1773"/>
+    <w:basedOn w:val="1629"/>
+    <w:next w:val="1629"/>
+    <w:link w:val="1775"/>
     <w:uiPriority w:val="9"/>
     <w:unhideWhenUsed/>
     <w:qFormat/>
@@ -22739,7 +23442,7 @@
       <w:color w:val="272727" w:themeColor="text1" w:themeTint="D8"/>
     </w:rPr>
   </w:style>
-  <w:style w:type="character" w:styleId="1637" w:default="1">
+  <w:style w:type="character" w:styleId="1639" w:default="1">
     <w:name w:val="Default Paragraph Font"/>
     <w:uiPriority w:val="1"/>
     <w:semiHidden/>
@@ -22750,7 +23453,7 @@
       <w:ind/>
     </w:pPr>
   </w:style>
-  <w:style w:type="table" w:styleId="1638" w:default="1">
+  <w:style w:type="table" w:styleId="1640" w:default="1">
     <w:name w:val="Normal Table"/>
     <w:uiPriority w:val="99"/>
     <w:semiHidden/>
@@ -22943,7 +23646,7 @@
       </w:tcPr>
     </w:tblStylePr>
   </w:style>
-  <w:style w:type="numbering" w:styleId="1639" w:default="1">
+  <w:style w:type="numbering" w:styleId="1641" w:default="1">
     <w:name w:val="No List"/>
     <w:uiPriority w:val="99"/>
     <w:semiHidden/>
@@ -22954,9 +23657,9 @@
       <w:ind/>
     </w:pPr>
   </w:style>
-  <w:style w:type="table" w:styleId="1640" w:customStyle="1">
+  <w:style w:type="table" w:styleId="1642" w:customStyle="1">
     <w:name w:val="Table Grid Light"/>
-    <w:basedOn w:val="1638"/>
+    <w:basedOn w:val="1640"/>
     <w:uiPriority w:val="59"/>
     <w:pPr>
       <w:pBdr/>
@@ -23146,9 +23849,9 @@
       </w:tcPr>
     </w:tblStylePr>
   </w:style>
-  <w:style w:type="table" w:styleId="1641">
+  <w:style w:type="table" w:styleId="1643">
     <w:name w:val="Plain Table 1"/>
-    <w:basedOn w:val="1638"/>
+    <w:basedOn w:val="1640"/>
     <w:uiPriority w:val="59"/>
     <w:pPr>
       <w:pBdr/>
@@ -23364,9 +24067,9 @@
       </w:tcPr>
     </w:tblStylePr>
   </w:style>
-  <w:style w:type="table" w:styleId="1642">
+  <w:style w:type="table" w:styleId="1644">
     <w:name w:val="Plain Table 2"/>
-    <w:basedOn w:val="1638"/>
+    <w:basedOn w:val="1640"/>
     <w:uiPriority w:val="59"/>
     <w:pPr>
       <w:pBdr/>
@@ -23590,9 +24293,9 @@
       </w:tcPr>
     </w:tblStylePr>
   </w:style>
-  <w:style w:type="table" w:styleId="1643">
+  <w:style w:type="table" w:styleId="1645">
     <w:name w:val="Plain Table 3"/>
-    <w:basedOn w:val="1638"/>
+    <w:basedOn w:val="1640"/>
     <w:uiPriority w:val="99"/>
     <w:pPr>
       <w:pBdr/>
@@ -23819,9 +24522,9 @@
       </w:tcPr>
     </w:tblStylePr>
   </w:style>
-  <w:style w:type="table" w:styleId="1644">
+  <w:style w:type="table" w:styleId="1646">
     <w:name w:val="Plain Table 4"/>
-    <w:basedOn w:val="1638"/>
+    <w:basedOn w:val="1640"/>
     <w:uiPriority w:val="99"/>
     <w:pPr>
       <w:pBdr/>
@@ -24034,9 +24737,9 @@
       </w:tcPr>
     </w:tblStylePr>
   </w:style>
-  <w:style w:type="table" w:styleId="1645">
+  <w:style w:type="table" w:styleId="1647">
     <w:name w:val="Plain Table 5"/>
-    <w:basedOn w:val="1638"/>
+    <w:basedOn w:val="1640"/>
     <w:uiPriority w:val="99"/>
     <w:pPr>
       <w:pBdr/>
@@ -24266,9 +24969,9 @@
       </w:tcPr>
     </w:tblStylePr>
   </w:style>
-  <w:style w:type="table" w:styleId="1646">
+  <w:style w:type="table" w:styleId="1648">
     <w:name w:val="Grid Table 1 Light"/>
-    <w:basedOn w:val="1638"/>
+    <w:basedOn w:val="1640"/>
     <w:uiPriority w:val="99"/>
     <w:pPr>
       <w:pBdr/>
@@ -24488,9 +25191,9 @@
       </w:tcPr>
     </w:tblStylePr>
   </w:style>
-  <w:style w:type="table" w:styleId="1647" w:customStyle="1">
+  <w:style w:type="table" w:styleId="1649" w:customStyle="1">
     <w:name w:val="Grid Table 1 Light - Accent 1"/>
-    <w:basedOn w:val="1638"/>
+    <w:basedOn w:val="1640"/>
     <w:uiPriority w:val="99"/>
     <w:pPr>
       <w:pBdr/>
@@ -24710,9 +25413,9 @@
       </w:tcPr>
     </w:tblStylePr>
   </w:style>
-  <w:style w:type="table" w:styleId="1648" w:customStyle="1">
+  <w:style w:type="table" w:styleId="1650" w:customStyle="1">
     <w:name w:val="Grid Table 1 Light - Accent 2"/>
-    <w:basedOn w:val="1638"/>
+    <w:basedOn w:val="1640"/>
     <w:uiPriority w:val="99"/>
     <w:pPr>
       <w:pBdr/>
@@ -24932,9 +25635,9 @@
       </w:tcPr>
     </w:tblStylePr>
   </w:style>
-  <w:style w:type="table" w:styleId="1649" w:customStyle="1">
+  <w:style w:type="table" w:styleId="1651" w:customStyle="1">
     <w:name w:val="Grid Table 1 Light - Accent 3"/>
-    <w:basedOn w:val="1638"/>
+    <w:basedOn w:val="1640"/>
     <w:uiPriority w:val="99"/>
     <w:pPr>
       <w:pBdr/>
@@ -25154,9 +25857,9 @@
       </w:tcPr>
     </w:tblStylePr>
   </w:style>
-  <w:style w:type="table" w:styleId="1650" w:customStyle="1">
+  <w:style w:type="table" w:styleId="1652" w:customStyle="1">
     <w:name w:val="Grid Table 1 Light - Accent 4"/>
-    <w:basedOn w:val="1638"/>
+    <w:basedOn w:val="1640"/>
     <w:uiPriority w:val="99"/>
     <w:pPr>
       <w:pBdr/>
@@ -25376,9 +26079,9 @@
       </w:tcPr>
     </w:tblStylePr>
   </w:style>
-  <w:style w:type="table" w:styleId="1651" w:customStyle="1">
+  <w:style w:type="table" w:styleId="1653" w:customStyle="1">
     <w:name w:val="Grid Table 1 Light - Accent 5"/>
-    <w:basedOn w:val="1638"/>
+    <w:basedOn w:val="1640"/>
     <w:uiPriority w:val="99"/>
     <w:pPr>
       <w:pBdr/>
@@ -25598,9 +26301,9 @@
       </w:tcPr>
     </w:tblStylePr>
   </w:style>
-  <w:style w:type="table" w:styleId="1652" w:customStyle="1">
+  <w:style w:type="table" w:styleId="1654" w:customStyle="1">
     <w:name w:val="Grid Table 1 Light - Accent 6"/>
-    <w:basedOn w:val="1638"/>
+    <w:basedOn w:val="1640"/>
     <w:uiPriority w:val="99"/>
     <w:pPr>
       <w:pBdr/>
@@ -25820,9 +26523,9 @@
       </w:tcPr>
     </w:tblStylePr>
   </w:style>
-  <w:style w:type="table" w:styleId="1653">
+  <w:style w:type="table" w:styleId="1655">
     <w:name w:val="Grid Table 2"/>
-    <w:basedOn w:val="1638"/>
+    <w:basedOn w:val="1640"/>
     <w:uiPriority w:val="99"/>
     <w:pPr>
       <w:pBdr/>
@@ -26051,9 +26754,9 @@
       </w:tcPr>
     </w:tblStylePr>
   </w:style>
-  <w:style w:type="table" w:styleId="1654" w:customStyle="1">
+  <w:style w:type="table" w:styleId="1656" w:customStyle="1">
     <w:name w:val="Grid Table 2 - Accent 1"/>
-    <w:basedOn w:val="1638"/>
+    <w:basedOn w:val="1640"/>
     <w:uiPriority w:val="99"/>
     <w:pPr>
       <w:pBdr/>
@@ -26282,9 +26985,9 @@
       </w:tcPr>
     </w:tblStylePr>
   </w:style>
-  <w:style w:type="table" w:styleId="1655" w:customStyle="1">
+  <w:style w:type="table" w:styleId="1657" w:customStyle="1">
     <w:name w:val="Grid Table 2 - Accent 2"/>
-    <w:basedOn w:val="1638"/>
+    <w:basedOn w:val="1640"/>
     <w:uiPriority w:val="99"/>
     <w:pPr>
       <w:pBdr/>
@@ -26513,9 +27216,9 @@
       </w:tcPr>
     </w:tblStylePr>
   </w:style>
-  <w:style w:type="table" w:styleId="1656" w:customStyle="1">
+  <w:style w:type="table" w:styleId="1658" w:customStyle="1">
     <w:name w:val="Grid Table 2 - Accent 3"/>
-    <w:basedOn w:val="1638"/>
+    <w:basedOn w:val="1640"/>
     <w:uiPriority w:val="99"/>
     <w:pPr>
       <w:pBdr/>
@@ -26744,9 +27447,9 @@
       </w:tcPr>
     </w:tblStylePr>
   </w:style>
-  <w:style w:type="table" w:styleId="1657" w:customStyle="1">
+  <w:style w:type="table" w:styleId="1659" w:customStyle="1">
     <w:name w:val="Grid Table 2 - Accent 4"/>
-    <w:basedOn w:val="1638"/>
+    <w:basedOn w:val="1640"/>
     <w:uiPriority w:val="99"/>
     <w:pPr>
       <w:pBdr/>
@@ -26975,9 +27678,9 @@
       </w:tcPr>
     </w:tblStylePr>
   </w:style>
-  <w:style w:type="table" w:styleId="1658" w:customStyle="1">
+  <w:style w:type="table" w:styleId="1660" w:customStyle="1">
     <w:name w:val="Grid Table 2 - Accent 5"/>
-    <w:basedOn w:val="1638"/>
+    <w:basedOn w:val="1640"/>
     <w:uiPriority w:val="99"/>
     <w:pPr>
       <w:pBdr/>
@@ -27206,9 +27909,9 @@
       </w:tcPr>
     </w:tblStylePr>
   </w:style>
-  <w:style w:type="table" w:styleId="1659" w:customStyle="1">
+  <w:style w:type="table" w:styleId="1661" w:customStyle="1">
     <w:name w:val="Grid Table 2 - Accent 6"/>
-    <w:basedOn w:val="1638"/>
+    <w:basedOn w:val="1640"/>
     <w:uiPriority w:val="99"/>
     <w:pPr>
       <w:pBdr/>
@@ -27437,9 +28140,9 @@
       </w:tcPr>
     </w:tblStylePr>
   </w:style>
-  <w:style w:type="table" w:styleId="1660">
+  <w:style w:type="table" w:styleId="1662">
     <w:name w:val="Grid Table 3"/>
-    <w:basedOn w:val="1638"/>
+    <w:basedOn w:val="1640"/>
     <w:uiPriority w:val="99"/>
     <w:pPr>
       <w:pBdr/>
@@ -27681,9 +28384,9 @@
       </w:tcPr>
     </w:tblStylePr>
   </w:style>
-  <w:style w:type="table" w:styleId="1661" w:customStyle="1">
+  <w:style w:type="table" w:styleId="1663" w:customStyle="1">
     <w:name w:val="Grid Table 3 - Accent 1"/>
-    <w:basedOn w:val="1638"/>
+    <w:basedOn w:val="1640"/>
     <w:uiPriority w:val="99"/>
     <w:pPr>
       <w:pBdr/>
@@ -27925,9 +28628,9 @@
       </w:tcPr>
     </w:tblStylePr>
   </w:style>
-  <w:style w:type="table" w:styleId="1662" w:customStyle="1">
+  <w:style w:type="table" w:styleId="1664" w:customStyle="1">
     <w:name w:val="Grid Table 3 - Accent 2"/>
-    <w:basedOn w:val="1638"/>
+    <w:basedOn w:val="1640"/>
     <w:uiPriority w:val="99"/>
     <w:pPr>
       <w:pBdr/>
@@ -28169,9 +28872,9 @@
       </w:tcPr>
     </w:tblStylePr>
   </w:style>
-  <w:style w:type="table" w:styleId="1663" w:customStyle="1">
+  <w:style w:type="table" w:styleId="1665" w:customStyle="1">
     <w:name w:val="Grid Table 3 - Accent 3"/>
-    <w:basedOn w:val="1638"/>
+    <w:basedOn w:val="1640"/>
     <w:uiPriority w:val="99"/>
     <w:pPr>
       <w:pBdr/>
@@ -28413,9 +29116,9 @@
       </w:tcPr>
     </w:tblStylePr>
   </w:style>
-  <w:style w:type="table" w:styleId="1664" w:customStyle="1">
+  <w:style w:type="table" w:styleId="1666" w:customStyle="1">
     <w:name w:val="Grid Table 3 - Accent 4"/>
-    <w:basedOn w:val="1638"/>
+    <w:basedOn w:val="1640"/>
     <w:uiPriority w:val="99"/>
     <w:pPr>
       <w:pBdr/>
@@ -28657,9 +29360,9 @@
       </w:tcPr>
     </w:tblStylePr>
   </w:style>
-  <w:style w:type="table" w:styleId="1665" w:customStyle="1">
+  <w:style w:type="table" w:styleId="1667" w:customStyle="1">
     <w:name w:val="Grid Table 3 - Accent 5"/>
-    <w:basedOn w:val="1638"/>
+    <w:basedOn w:val="1640"/>
     <w:uiPriority w:val="99"/>
     <w:pPr>
       <w:pBdr/>
@@ -28901,9 +29604,9 @@
       </w:tcPr>
     </w:tblStylePr>
   </w:style>
-  <w:style w:type="table" w:styleId="1666" w:customStyle="1">
+  <w:style w:type="table" w:styleId="1668" w:customStyle="1">
     <w:name w:val="Grid Table 3 - Accent 6"/>
-    <w:basedOn w:val="1638"/>
+    <w:basedOn w:val="1640"/>
     <w:uiPriority w:val="99"/>
     <w:pPr>
       <w:pBdr/>
@@ -29145,9 +29848,9 @@
       </w:tcPr>
     </w:tblStylePr>
   </w:style>
-  <w:style w:type="table" w:styleId="1667">
+  <w:style w:type="table" w:styleId="1669">
     <w:name w:val="Grid Table 4"/>
-    <w:basedOn w:val="1638"/>
+    <w:basedOn w:val="1640"/>
     <w:uiPriority w:val="59"/>
     <w:pPr>
       <w:pBdr/>
@@ -29377,9 +30080,9 @@
       </w:tcPr>
     </w:tblStylePr>
   </w:style>
-  <w:style w:type="table" w:styleId="1668" w:customStyle="1">
+  <w:style w:type="table" w:styleId="1670" w:customStyle="1">
     <w:name w:val="Grid Table 4 - Accent 1"/>
-    <w:basedOn w:val="1638"/>
+    <w:basedOn w:val="1640"/>
     <w:uiPriority w:val="59"/>
     <w:pPr>
       <w:pBdr/>
@@ -29609,9 +30312,9 @@
       </w:tcPr>
     </w:tblStylePr>
   </w:style>
-  <w:style w:type="table" w:styleId="1669" w:customStyle="1">
+  <w:style w:type="table" w:styleId="1671" w:customStyle="1">
     <w:name w:val="Grid Table 4 - Accent 2"/>
-    <w:basedOn w:val="1638"/>
+    <w:basedOn w:val="1640"/>
     <w:uiPriority w:val="59"/>
     <w:pPr>
       <w:pBdr/>
@@ -29841,9 +30544,9 @@
       </w:tcPr>
     </w:tblStylePr>
   </w:style>
-  <w:style w:type="table" w:styleId="1670" w:customStyle="1">
+  <w:style w:type="table" w:styleId="1672" w:customStyle="1">
     <w:name w:val="Grid Table 4 - Accent 3"/>
-    <w:basedOn w:val="1638"/>
+    <w:basedOn w:val="1640"/>
     <w:uiPriority w:val="59"/>
     <w:pPr>
       <w:pBdr/>
@@ -30073,9 +30776,9 @@
       </w:tcPr>
     </w:tblStylePr>
   </w:style>
-  <w:style w:type="table" w:styleId="1671" w:customStyle="1">
+  <w:style w:type="table" w:styleId="1673" w:customStyle="1">
     <w:name w:val="Grid Table 4 - Accent 4"/>
-    <w:basedOn w:val="1638"/>
+    <w:basedOn w:val="1640"/>
     <w:uiPriority w:val="59"/>
     <w:pPr>
       <w:pBdr/>
@@ -30305,9 +31008,9 @@
       </w:tcPr>
     </w:tblStylePr>
   </w:style>
-  <w:style w:type="table" w:styleId="1672" w:customStyle="1">
+  <w:style w:type="table" w:styleId="1674" w:customStyle="1">
     <w:name w:val="Grid Table 4 - Accent 5"/>
-    <w:basedOn w:val="1638"/>
+    <w:basedOn w:val="1640"/>
     <w:uiPriority w:val="59"/>
     <w:pPr>
       <w:pBdr/>
@@ -30537,9 +31240,9 @@
       </w:tcPr>
     </w:tblStylePr>
   </w:style>
-  <w:style w:type="table" w:styleId="1673" w:customStyle="1">
+  <w:style w:type="table" w:styleId="1675" w:customStyle="1">
     <w:name w:val="Grid Table 4 - Accent 6"/>
-    <w:basedOn w:val="1638"/>
+    <w:basedOn w:val="1640"/>
     <w:uiPriority w:val="59"/>
     <w:pPr>
       <w:pBdr/>
@@ -30769,9 +31472,9 @@
       </w:tcPr>
     </w:tblStylePr>
   </w:style>
-  <w:style w:type="table" w:styleId="1674">
+  <w:style w:type="table" w:styleId="1676">
     <w:name w:val="Grid Table 5 Dark"/>
-    <w:basedOn w:val="1638"/>
+    <w:basedOn w:val="1640"/>
     <w:uiPriority w:val="99"/>
     <w:pPr>
       <w:pBdr/>
@@ -30996,9 +31699,9 @@
       </w:tcPr>
     </w:tblStylePr>
   </w:style>
-  <w:style w:type="table" w:styleId="1675" w:customStyle="1">
+  <w:style w:type="table" w:styleId="1677" w:customStyle="1">
     <w:name w:val="Grid Table 5 Dark- Accent 1"/>
-    <w:basedOn w:val="1638"/>
+    <w:basedOn w:val="1640"/>
     <w:uiPriority w:val="99"/>
     <w:pPr>
       <w:pBdr/>
@@ -31223,9 +31926,9 @@
       </w:tcPr>
     </w:tblStylePr>
   </w:style>
-  <w:style w:type="table" w:styleId="1676" w:customStyle="1">
+  <w:style w:type="table" w:styleId="1678" w:customStyle="1">
     <w:name w:val="Grid Table 5 Dark - Accent 2"/>
-    <w:basedOn w:val="1638"/>
+    <w:basedOn w:val="1640"/>
     <w:uiPriority w:val="99"/>
     <w:pPr>
       <w:pBdr/>
@@ -31450,9 +32153,9 @@
       </w:tcPr>
     </w:tblStylePr>
   </w:style>
-  <w:style w:type="table" w:styleId="1677" w:customStyle="1">
+  <w:style w:type="table" w:styleId="1679" w:customStyle="1">
     <w:name w:val="Grid Table 5 Dark - Accent 3"/>
-    <w:basedOn w:val="1638"/>
+    <w:basedOn w:val="1640"/>
     <w:uiPriority w:val="99"/>
     <w:pPr>
       <w:pBdr/>
@@ -31677,9 +32380,9 @@
       </w:tcPr>
     </w:tblStylePr>
   </w:style>
-  <w:style w:type="table" w:styleId="1678" w:customStyle="1">
+  <w:style w:type="table" w:styleId="1680" w:customStyle="1">
     <w:name w:val="Grid Table 5 Dark- Accent 4"/>
-    <w:basedOn w:val="1638"/>
+    <w:basedOn w:val="1640"/>
     <w:uiPriority w:val="99"/>
     <w:pPr>
       <w:pBdr/>
@@ -31904,9 +32607,9 @@
       </w:tcPr>
     </w:tblStylePr>
   </w:style>
-  <w:style w:type="table" w:styleId="1679" w:customStyle="1">
+  <w:style w:type="table" w:styleId="1681" w:customStyle="1">
     <w:name w:val="Grid Table 5 Dark - Accent 5"/>
-    <w:basedOn w:val="1638"/>
+    <w:basedOn w:val="1640"/>
     <w:uiPriority w:val="99"/>
     <w:pPr>
       <w:pBdr/>
@@ -32131,9 +32834,9 @@
       </w:tcPr>
     </w:tblStylePr>
   </w:style>
-  <w:style w:type="table" w:styleId="1680" w:customStyle="1">
+  <w:style w:type="table" w:styleId="1682" w:customStyle="1">
     <w:name w:val="Grid Table 5 Dark - Accent 6"/>
-    <w:basedOn w:val="1638"/>
+    <w:basedOn w:val="1640"/>
     <w:uiPriority w:val="99"/>
     <w:pPr>
       <w:pBdr/>
@@ -32358,9 +33061,9 @@
       </w:tcPr>
     </w:tblStylePr>
   </w:style>
-  <w:style w:type="table" w:styleId="1681">
+  <w:style w:type="table" w:styleId="1683">
     <w:name w:val="Grid Table 6 Colorful"/>
-    <w:basedOn w:val="1638"/>
+    <w:basedOn w:val="1640"/>
     <w:uiPriority w:val="99"/>
     <w:pPr>
       <w:pBdr/>
@@ -32582,9 +33285,9 @@
       </w:tcPr>
     </w:tblStylePr>
   </w:style>
-  <w:style w:type="table" w:styleId="1682" w:customStyle="1">
+  <w:style w:type="table" w:styleId="1684" w:customStyle="1">
     <w:name w:val="Grid Table 6 Colorful - Accent 1"/>
-    <w:basedOn w:val="1638"/>
+    <w:basedOn w:val="1640"/>
     <w:uiPriority w:val="99"/>
     <w:pPr>
       <w:pBdr/>
@@ -32806,9 +33509,9 @@
       </w:tcPr>
     </w:tblStylePr>
   </w:style>
-  <w:style w:type="table" w:styleId="1683" w:customStyle="1">
+  <w:style w:type="table" w:styleId="1685" w:customStyle="1">
     <w:name w:val="Grid Table 6 Colorful - Accent 2"/>
-    <w:basedOn w:val="1638"/>
+    <w:basedOn w:val="1640"/>
     <w:uiPriority w:val="99"/>
     <w:pPr>
       <w:pBdr/>
@@ -33030,9 +33733,9 @@
       </w:tcPr>
     </w:tblStylePr>
   </w:style>
-  <w:style w:type="table" w:styleId="1684" w:customStyle="1">
+  <w:style w:type="table" w:styleId="1686" w:customStyle="1">
     <w:name w:val="Grid Table 6 Colorful - Accent 3"/>
-    <w:basedOn w:val="1638"/>
+    <w:basedOn w:val="1640"/>
     <w:uiPriority w:val="99"/>
     <w:pPr>
       <w:pBdr/>
@@ -33254,9 +33957,9 @@
       </w:tcPr>
     </w:tblStylePr>
   </w:style>
-  <w:style w:type="table" w:styleId="1685" w:customStyle="1">
+  <w:style w:type="table" w:styleId="1687" w:customStyle="1">
     <w:name w:val="Grid Table 6 Colorful - Accent 4"/>
-    <w:basedOn w:val="1638"/>
+    <w:basedOn w:val="1640"/>
     <w:uiPriority w:val="99"/>
     <w:pPr>
       <w:pBdr/>
@@ -33478,9 +34181,9 @@
       </w:tcPr>
     </w:tblStylePr>
   </w:style>
-  <w:style w:type="table" w:styleId="1686" w:customStyle="1">
+  <w:style w:type="table" w:styleId="1688" w:customStyle="1">
     <w:name w:val="Grid Table 6 Colorful - Accent 5"/>
-    <w:basedOn w:val="1638"/>
+    <w:basedOn w:val="1640"/>
     <w:uiPriority w:val="99"/>
     <w:pPr>
       <w:pBdr/>
@@ -33702,9 +34405,9 @@
       </w:tcPr>
     </w:tblStylePr>
   </w:style>
-  <w:style w:type="table" w:styleId="1687" w:customStyle="1">
+  <w:style w:type="table" w:styleId="1689" w:customStyle="1">
     <w:name w:val="Grid Table 6 Colorful - Accent 6"/>
-    <w:basedOn w:val="1638"/>
+    <w:basedOn w:val="1640"/>
     <w:uiPriority w:val="99"/>
     <w:pPr>
       <w:pBdr/>
@@ -33926,9 +34629,9 @@
       </w:tcPr>
     </w:tblStylePr>
   </w:style>
-  <w:style w:type="table" w:styleId="1688">
+  <w:style w:type="table" w:styleId="1690">
     <w:name w:val="Grid Table 7 Colorful"/>
-    <w:basedOn w:val="1638"/>
+    <w:basedOn w:val="1640"/>
     <w:uiPriority w:val="99"/>
     <w:pPr>
       <w:pBdr/>
@@ -34179,9 +34882,9 @@
       </w:tcPr>
     </w:tblStylePr>
   </w:style>
-  <w:style w:type="table" w:styleId="1689" w:customStyle="1">
+  <w:style w:type="table" w:styleId="1691" w:customStyle="1">
     <w:name w:val="Grid Table 7 Colorful - Accent 1"/>
-    <w:basedOn w:val="1638"/>
+    <w:basedOn w:val="1640"/>
     <w:uiPriority w:val="99"/>
     <w:pPr>
       <w:pBdr/>
@@ -34432,9 +35135,9 @@
       </w:tcPr>
     </w:tblStylePr>
   </w:style>
-  <w:style w:type="table" w:styleId="1690" w:customStyle="1">
+  <w:style w:type="table" w:styleId="1692" w:customStyle="1">
     <w:name w:val="Grid Table 7 Colorful - Accent 2"/>
-    <w:basedOn w:val="1638"/>
+    <w:basedOn w:val="1640"/>
     <w:uiPriority w:val="99"/>
     <w:pPr>
       <w:pBdr/>
@@ -34685,9 +35388,9 @@
       </w:tcPr>
     </w:tblStylePr>
   </w:style>
-  <w:style w:type="table" w:styleId="1691" w:customStyle="1">
+  <w:style w:type="table" w:styleId="1693" w:customStyle="1">
     <w:name w:val="Grid Table 7 Colorful - Accent 3"/>
-    <w:basedOn w:val="1638"/>
+    <w:basedOn w:val="1640"/>
     <w:uiPriority w:val="99"/>
     <w:pPr>
       <w:pBdr/>
@@ -34938,9 +35641,9 @@
       </w:tcPr>
     </w:tblStylePr>
   </w:style>
-  <w:style w:type="table" w:styleId="1692" w:customStyle="1">
+  <w:style w:type="table" w:styleId="1694" w:customStyle="1">
     <w:name w:val="Grid Table 7 Colorful - Accent 4"/>
-    <w:basedOn w:val="1638"/>
+    <w:basedOn w:val="1640"/>
     <w:uiPriority w:val="99"/>
     <w:pPr>
       <w:pBdr/>
@@ -35191,9 +35894,9 @@
       </w:tcPr>
     </w:tblStylePr>
   </w:style>
-  <w:style w:type="table" w:styleId="1693" w:customStyle="1">
+  <w:style w:type="table" w:styleId="1695" w:customStyle="1">
     <w:name w:val="Grid Table 7 Colorful - Accent 5"/>
-    <w:basedOn w:val="1638"/>
+    <w:basedOn w:val="1640"/>
     <w:uiPriority w:val="99"/>
     <w:pPr>
       <w:pBdr/>
@@ -35444,9 +36147,9 @@
       </w:tcPr>
     </w:tblStylePr>
   </w:style>
-  <w:style w:type="table" w:styleId="1694" w:customStyle="1">
+  <w:style w:type="table" w:styleId="1696" w:customStyle="1">
     <w:name w:val="Grid Table 7 Colorful - Accent 6"/>
-    <w:basedOn w:val="1638"/>
+    <w:basedOn w:val="1640"/>
     <w:uiPriority w:val="99"/>
     <w:pPr>
       <w:pBdr/>
@@ -35697,9 +36400,9 @@
       </w:tcPr>
     </w:tblStylePr>
   </w:style>
-  <w:style w:type="table" w:styleId="1695">
+  <w:style w:type="table" w:styleId="1697">
     <w:name w:val="List Table 1 Light"/>
-    <w:basedOn w:val="1638"/>
+    <w:basedOn w:val="1640"/>
     <w:uiPriority w:val="99"/>
     <w:pPr>
       <w:pBdr/>
@@ -35912,9 +36615,9 @@
       </w:tcPr>
     </w:tblStylePr>
   </w:style>
-  <w:style w:type="table" w:styleId="1696" w:customStyle="1">
+  <w:style w:type="table" w:styleId="1698" w:customStyle="1">
     <w:name w:val="List Table 1 Light - Accent 1"/>
-    <w:basedOn w:val="1638"/>
+    <w:basedOn w:val="1640"/>
     <w:uiPriority w:val="99"/>
     <w:pPr>
       <w:pBdr/>
@@ -36127,9 +36830,9 @@
       </w:tcPr>
     </w:tblStylePr>
   </w:style>
-  <w:style w:type="table" w:styleId="1697" w:customStyle="1">
+  <w:style w:type="table" w:styleId="1699" w:customStyle="1">
     <w:name w:val="List Table 1 Light - Accent 2"/>
-    <w:basedOn w:val="1638"/>
+    <w:basedOn w:val="1640"/>
     <w:uiPriority w:val="99"/>
     <w:pPr>
       <w:pBdr/>
@@ -36342,9 +37045,9 @@
       </w:tcPr>
     </w:tblStylePr>
   </w:style>
-  <w:style w:type="table" w:styleId="1698" w:customStyle="1">
+  <w:style w:type="table" w:styleId="1700" w:customStyle="1">
     <w:name w:val="List Table 1 Light - Accent 3"/>
-    <w:basedOn w:val="1638"/>
+    <w:basedOn w:val="1640"/>
     <w:uiPriority w:val="99"/>
     <w:pPr>
       <w:pBdr/>
@@ -36557,9 +37260,9 @@
       </w:tcPr>
     </w:tblStylePr>
   </w:style>
-  <w:style w:type="table" w:styleId="1699" w:customStyle="1">
+  <w:style w:type="table" w:styleId="1701" w:customStyle="1">
     <w:name w:val="List Table 1 Light - Accent 4"/>
-    <w:basedOn w:val="1638"/>
+    <w:basedOn w:val="1640"/>
     <w:uiPriority w:val="99"/>
     <w:pPr>
       <w:pBdr/>
@@ -36772,9 +37475,9 @@
       </w:tcPr>
     </w:tblStylePr>
   </w:style>
-  <w:style w:type="table" w:styleId="1700" w:customStyle="1">
+  <w:style w:type="table" w:styleId="1702" w:customStyle="1">
     <w:name w:val="List Table 1 Light - Accent 5"/>
-    <w:basedOn w:val="1638"/>
+    <w:basedOn w:val="1640"/>
     <w:uiPriority w:val="99"/>
     <w:pPr>
       <w:pBdr/>
@@ -36987,9 +37690,9 @@
       </w:tcPr>
     </w:tblStylePr>
   </w:style>
-  <w:style w:type="table" w:styleId="1701" w:customStyle="1">
+  <w:style w:type="table" w:styleId="1703" w:customStyle="1">
     <w:name w:val="List Table 1 Light - Accent 6"/>
-    <w:basedOn w:val="1638"/>
+    <w:basedOn w:val="1640"/>
     <w:uiPriority w:val="99"/>
     <w:pPr>
       <w:pBdr/>
@@ -37202,9 +37905,9 @@
       </w:tcPr>
     </w:tblStylePr>
   </w:style>
-  <w:style w:type="table" w:styleId="1702">
+  <w:style w:type="table" w:styleId="1704">
     <w:name w:val="List Table 2"/>
-    <w:basedOn w:val="1638"/>
+    <w:basedOn w:val="1640"/>
     <w:uiPriority w:val="99"/>
     <w:pPr>
       <w:pBdr/>
@@ -37439,9 +38142,9 @@
       </w:tcPr>
     </w:tblStylePr>
   </w:style>
-  <w:style w:type="table" w:styleId="1703" w:customStyle="1">
+  <w:style w:type="table" w:styleId="1705" w:customStyle="1">
     <w:name w:val="List Table 2 - Accent 1"/>
-    <w:basedOn w:val="1638"/>
+    <w:basedOn w:val="1640"/>
     <w:uiPriority w:val="99"/>
     <w:pPr>
       <w:pBdr/>
@@ -37676,9 +38379,9 @@
       </w:tcPr>
     </w:tblStylePr>
   </w:style>
-  <w:style w:type="table" w:styleId="1704" w:customStyle="1">
+  <w:style w:type="table" w:styleId="1706" w:customStyle="1">
     <w:name w:val="List Table 2 - Accent 2"/>
-    <w:basedOn w:val="1638"/>
+    <w:basedOn w:val="1640"/>
     <w:uiPriority w:val="99"/>
     <w:pPr>
       <w:pBdr/>
@@ -37913,9 +38616,9 @@
       </w:tcPr>
     </w:tblStylePr>
   </w:style>
-  <w:style w:type="table" w:styleId="1705" w:customStyle="1">
+  <w:style w:type="table" w:styleId="1707" w:customStyle="1">
     <w:name w:val="List Table 2 - Accent 3"/>
-    <w:basedOn w:val="1638"/>
+    <w:basedOn w:val="1640"/>
     <w:uiPriority w:val="99"/>
     <w:pPr>
       <w:pBdr/>
@@ -38150,9 +38853,9 @@
       </w:tcPr>
     </w:tblStylePr>
   </w:style>
-  <w:style w:type="table" w:styleId="1706" w:customStyle="1">
+  <w:style w:type="table" w:styleId="1708" w:customStyle="1">
     <w:name w:val="List Table 2 - Accent 4"/>
-    <w:basedOn w:val="1638"/>
+    <w:basedOn w:val="1640"/>
     <w:uiPriority w:val="99"/>
     <w:pPr>
       <w:pBdr/>
@@ -38387,9 +39090,9 @@
       </w:tcPr>
     </w:tblStylePr>
   </w:style>
-  <w:style w:type="table" w:styleId="1707" w:customStyle="1">
+  <w:style w:type="table" w:styleId="1709" w:customStyle="1">
     <w:name w:val="List Table 2 - Accent 5"/>
-    <w:basedOn w:val="1638"/>
+    <w:basedOn w:val="1640"/>
     <w:uiPriority w:val="99"/>
     <w:pPr>
       <w:pBdr/>
@@ -38624,9 +39327,9 @@
       </w:tcPr>
     </w:tblStylePr>
   </w:style>
-  <w:style w:type="table" w:styleId="1708" w:customStyle="1">
+  <w:style w:type="table" w:styleId="1710" w:customStyle="1">
     <w:name w:val="List Table 2 - Accent 6"/>
-    <w:basedOn w:val="1638"/>
+    <w:basedOn w:val="1640"/>
     <w:uiPriority w:val="99"/>
     <w:pPr>
       <w:pBdr/>
@@ -38861,9 +39564,9 @@
       </w:tcPr>
     </w:tblStylePr>
   </w:style>
-  <w:style w:type="table" w:styleId="1709">
+  <w:style w:type="table" w:styleId="1711">
     <w:name w:val="List Table 3"/>
-    <w:basedOn w:val="1638"/>
+    <w:basedOn w:val="1640"/>
     <w:uiPriority w:val="99"/>
     <w:pPr>
       <w:pBdr/>
@@ -39088,9 +39791,9 @@
       </w:tcPr>
     </w:tblStylePr>
   </w:style>
-  <w:style w:type="table" w:styleId="1710" w:customStyle="1">
+  <w:style w:type="table" w:styleId="1712" w:customStyle="1">
     <w:name w:val="List Table 3 - Accent 1"/>
-    <w:basedOn w:val="1638"/>
+    <w:basedOn w:val="1640"/>
     <w:uiPriority w:val="99"/>
     <w:pPr>
       <w:pBdr/>
@@ -39315,9 +40018,9 @@
       </w:tcPr>
     </w:tblStylePr>
   </w:style>
-  <w:style w:type="table" w:styleId="1711" w:customStyle="1">
+  <w:style w:type="table" w:styleId="1713" w:customStyle="1">
     <w:name w:val="List Table 3 - Accent 2"/>
-    <w:basedOn w:val="1638"/>
+    <w:basedOn w:val="1640"/>
     <w:uiPriority w:val="99"/>
     <w:pPr>
       <w:pBdr/>
@@ -39542,9 +40245,9 @@
       </w:tcPr>
     </w:tblStylePr>
   </w:style>
-  <w:style w:type="table" w:styleId="1712" w:customStyle="1">
+  <w:style w:type="table" w:styleId="1714" w:customStyle="1">
     <w:name w:val="List Table 3 - Accent 3"/>
-    <w:basedOn w:val="1638"/>
+    <w:basedOn w:val="1640"/>
     <w:uiPriority w:val="99"/>
     <w:pPr>
       <w:pBdr/>
@@ -39769,9 +40472,9 @@
       </w:tcPr>
     </w:tblStylePr>
   </w:style>
-  <w:style w:type="table" w:styleId="1713" w:customStyle="1">
+  <w:style w:type="table" w:styleId="1715" w:customStyle="1">
     <w:name w:val="List Table 3 - Accent 4"/>
-    <w:basedOn w:val="1638"/>
+    <w:basedOn w:val="1640"/>
     <w:uiPriority w:val="99"/>
     <w:pPr>
       <w:pBdr/>
@@ -39996,9 +40699,9 @@
       </w:tcPr>
     </w:tblStylePr>
   </w:style>
-  <w:style w:type="table" w:styleId="1714" w:customStyle="1">
+  <w:style w:type="table" w:styleId="1716" w:customStyle="1">
     <w:name w:val="List Table 3 - Accent 5"/>
-    <w:basedOn w:val="1638"/>
+    <w:basedOn w:val="1640"/>
     <w:uiPriority w:val="99"/>
     <w:pPr>
       <w:pBdr/>
@@ -40223,9 +40926,9 @@
       </w:tcPr>
     </w:tblStylePr>
   </w:style>
-  <w:style w:type="table" w:styleId="1715" w:customStyle="1">
+  <w:style w:type="table" w:styleId="1717" w:customStyle="1">
     <w:name w:val="List Table 3 - Accent 6"/>
-    <w:basedOn w:val="1638"/>
+    <w:basedOn w:val="1640"/>
     <w:uiPriority w:val="99"/>
     <w:pPr>
       <w:pBdr/>
@@ -40450,9 +41153,9 @@
       </w:tcPr>
     </w:tblStylePr>
   </w:style>
-  <w:style w:type="table" w:styleId="1716">
+  <w:style w:type="table" w:styleId="1718">
     <w:name w:val="List Table 4"/>
-    <w:basedOn w:val="1638"/>
+    <w:basedOn w:val="1640"/>
     <w:uiPriority w:val="99"/>
     <w:pPr>
       <w:pBdr/>
@@ -40674,9 +41377,9 @@
       </w:tcPr>
     </w:tblStylePr>
   </w:style>
-  <w:style w:type="table" w:styleId="1717" w:customStyle="1">
+  <w:style w:type="table" w:styleId="1719" w:customStyle="1">
     <w:name w:val="List Table 4 - Accent 1"/>
-    <w:basedOn w:val="1638"/>
+    <w:basedOn w:val="1640"/>
     <w:uiPriority w:val="99"/>
     <w:pPr>
       <w:pBdr/>
@@ -40898,9 +41601,9 @@
       </w:tcPr>
     </w:tblStylePr>
   </w:style>
-  <w:style w:type="table" w:styleId="1718" w:customStyle="1">
+  <w:style w:type="table" w:styleId="1720" w:customStyle="1">
     <w:name w:val="List Table 4 - Accent 2"/>
-    <w:basedOn w:val="1638"/>
+    <w:basedOn w:val="1640"/>
     <w:uiPriority w:val="99"/>
     <w:pPr>
       <w:pBdr/>
@@ -41122,9 +41825,9 @@
       </w:tcPr>
     </w:tblStylePr>
   </w:style>
-  <w:style w:type="table" w:styleId="1719" w:customStyle="1">
+  <w:style w:type="table" w:styleId="1721" w:customStyle="1">
     <w:name w:val="List Table 4 - Accent 3"/>
-    <w:basedOn w:val="1638"/>
+    <w:basedOn w:val="1640"/>
     <w:uiPriority w:val="99"/>
     <w:pPr>
       <w:pBdr/>
@@ -41346,9 +42049,9 @@
       </w:tcPr>
     </w:tblStylePr>
   </w:style>
-  <w:style w:type="table" w:styleId="1720" w:customStyle="1">
+  <w:style w:type="table" w:styleId="1722" w:customStyle="1">
     <w:name w:val="List Table 4 - Accent 4"/>
-    <w:basedOn w:val="1638"/>
+    <w:basedOn w:val="1640"/>
     <w:uiPriority w:val="99"/>
     <w:pPr>
       <w:pBdr/>
@@ -41570,9 +42273,9 @@
       </w:tcPr>
     </w:tblStylePr>
   </w:style>
-  <w:style w:type="table" w:styleId="1721" w:customStyle="1">
+  <w:style w:type="table" w:styleId="1723" w:customStyle="1">
     <w:name w:val="List Table 4 - Accent 5"/>
-    <w:basedOn w:val="1638"/>
+    <w:basedOn w:val="1640"/>
     <w:uiPriority w:val="99"/>
     <w:pPr>
       <w:pBdr/>
@@ -41794,9 +42497,9 @@
       </w:tcPr>
     </w:tblStylePr>
   </w:style>
-  <w:style w:type="table" w:styleId="1722" w:customStyle="1">
+  <w:style w:type="table" w:styleId="1724" w:customStyle="1">
     <w:name w:val="List Table 4 - Accent 6"/>
-    <w:basedOn w:val="1638"/>
+    <w:basedOn w:val="1640"/>
     <w:uiPriority w:val="99"/>
     <w:pPr>
       <w:pBdr/>
@@ -42018,9 +42721,9 @@
       </w:tcPr>
     </w:tblStylePr>
   </w:style>
-  <w:style w:type="table" w:styleId="1723">
+  <w:style w:type="table" w:styleId="1725">
     <w:name w:val="List Table 5 Dark"/>
-    <w:basedOn w:val="1638"/>
+    <w:basedOn w:val="1640"/>
     <w:uiPriority w:val="99"/>
     <w:pPr>
       <w:pBdr/>
@@ -42254,9 +42957,9 @@
       </w:tcPr>
     </w:tblStylePr>
   </w:style>
-  <w:style w:type="table" w:styleId="1724" w:customStyle="1">
+  <w:style w:type="table" w:styleId="1726" w:customStyle="1">
     <w:name w:val="List Table 5 Dark - Accent 1"/>
-    <w:basedOn w:val="1638"/>
+    <w:basedOn w:val="1640"/>
     <w:uiPriority w:val="99"/>
     <w:pPr>
       <w:pBdr/>
@@ -42490,9 +43193,9 @@
       </w:tcPr>
     </w:tblStylePr>
   </w:style>
-  <w:style w:type="table" w:styleId="1725" w:customStyle="1">
+  <w:style w:type="table" w:styleId="1727" w:customStyle="1">
     <w:name w:val="List Table 5 Dark - Accent 2"/>
-    <w:basedOn w:val="1638"/>
+    <w:basedOn w:val="1640"/>
     <w:uiPriority w:val="99"/>
     <w:pPr>
       <w:pBdr/>
@@ -42726,9 +43429,9 @@
       </w:tcPr>
     </w:tblStylePr>
   </w:style>
-  <w:style w:type="table" w:styleId="1726" w:customStyle="1">
+  <w:style w:type="table" w:styleId="1728" w:customStyle="1">
     <w:name w:val="List Table 5 Dark - Accent 3"/>
-    <w:basedOn w:val="1638"/>
+    <w:basedOn w:val="1640"/>
     <w:uiPriority w:val="99"/>
     <w:pPr>
       <w:pBdr/>
@@ -42962,9 +43665,9 @@
       </w:tcPr>
     </w:tblStylePr>
   </w:style>
-  <w:style w:type="table" w:styleId="1727" w:customStyle="1">
+  <w:style w:type="table" w:styleId="1729" w:customStyle="1">
     <w:name w:val="List Table 5 Dark - Accent 4"/>
-    <w:basedOn w:val="1638"/>
+    <w:basedOn w:val="1640"/>
     <w:uiPriority w:val="99"/>
     <w:pPr>
       <w:pBdr/>
@@ -43198,9 +43901,9 @@
       </w:tcPr>
     </w:tblStylePr>
   </w:style>
-  <w:style w:type="table" w:styleId="1728" w:customStyle="1">
+  <w:style w:type="table" w:styleId="1730" w:customStyle="1">
     <w:name w:val="List Table 5 Dark - Accent 5"/>
-    <w:basedOn w:val="1638"/>
+    <w:basedOn w:val="1640"/>
     <w:uiPriority w:val="99"/>
     <w:pPr>
       <w:pBdr/>
@@ -43434,9 +44137,9 @@
       </w:tcPr>
     </w:tblStylePr>
   </w:style>
-  <w:style w:type="table" w:styleId="1729" w:customStyle="1">
+  <w:style w:type="table" w:styleId="1731" w:customStyle="1">
     <w:name w:val="List Table 5 Dark - Accent 6"/>
-    <w:basedOn w:val="1638"/>
+    <w:basedOn w:val="1640"/>
     <w:uiPriority w:val="99"/>
     <w:pPr>
       <w:pBdr/>
@@ -43670,9 +44373,9 @@
       </w:tcPr>
     </w:tblStylePr>
   </w:style>
-  <w:style w:type="table" w:styleId="1730">
+  <w:style w:type="table" w:styleId="1732">
     <w:name w:val="List Table 6 Colorful"/>
-    <w:basedOn w:val="1638"/>
+    <w:basedOn w:val="1640"/>
     <w:uiPriority w:val="99"/>
     <w:pPr>
       <w:pBdr/>
@@ -43892,9 +44595,9 @@
       </w:tcPr>
     </w:tblStylePr>
   </w:style>
-  <w:style w:type="table" w:styleId="1731" w:customStyle="1">
+  <w:style w:type="table" w:styleId="1733" w:customStyle="1">
     <w:name w:val="List Table 6 Colorful - Accent 1"/>
-    <w:basedOn w:val="1638"/>
+    <w:basedOn w:val="1640"/>
     <w:uiPriority w:val="99"/>
     <w:pPr>
       <w:pBdr/>
@@ -44114,9 +44817,9 @@
       </w:tcPr>
     </w:tblStylePr>
   </w:style>
-  <w:style w:type="table" w:styleId="1732" w:customStyle="1">
+  <w:style w:type="table" w:styleId="1734" w:customStyle="1">
     <w:name w:val="List Table 6 Colorful - Accent 2"/>
-    <w:basedOn w:val="1638"/>
+    <w:basedOn w:val="1640"/>
     <w:uiPriority w:val="99"/>
     <w:pPr>
       <w:pBdr/>
@@ -44336,9 +45039,9 @@
       </w:tcPr>
     </w:tblStylePr>
   </w:style>
-  <w:style w:type="table" w:styleId="1733" w:customStyle="1">
+  <w:style w:type="table" w:styleId="1735" w:customStyle="1">
     <w:name w:val="List Table 6 Colorful - Accent 3"/>
-    <w:basedOn w:val="1638"/>
+    <w:basedOn w:val="1640"/>
     <w:uiPriority w:val="99"/>
     <w:pPr>
       <w:pBdr/>
@@ -44558,9 +45261,9 @@
       </w:tcPr>
     </w:tblStylePr>
   </w:style>
-  <w:style w:type="table" w:styleId="1734" w:customStyle="1">
+  <w:style w:type="table" w:styleId="1736" w:customStyle="1">
     <w:name w:val="List Table 6 Colorful - Accent 4"/>
-    <w:basedOn w:val="1638"/>
+    <w:basedOn w:val="1640"/>
     <w:uiPriority w:val="99"/>
     <w:pPr>
       <w:pBdr/>
@@ -44780,9 +45483,9 @@
       </w:tcPr>
     </w:tblStylePr>
   </w:style>
-  <w:style w:type="table" w:styleId="1735" w:customStyle="1">
+  <w:style w:type="table" w:styleId="1737" w:customStyle="1">
     <w:name w:val="List Table 6 Colorful - Accent 5"/>
-    <w:basedOn w:val="1638"/>
+    <w:basedOn w:val="1640"/>
     <w:uiPriority w:val="99"/>
     <w:pPr>
       <w:pBdr/>
@@ -45002,9 +45705,9 @@
       </w:tcPr>
     </w:tblStylePr>
   </w:style>
-  <w:style w:type="table" w:styleId="1736" w:customStyle="1">
+  <w:style w:type="table" w:styleId="1738" w:customStyle="1">
     <w:name w:val="List Table 6 Colorful - Accent 6"/>
-    <w:basedOn w:val="1638"/>
+    <w:basedOn w:val="1640"/>
     <w:uiPriority w:val="99"/>
     <w:pPr>
       <w:pBdr/>
@@ -45224,9 +45927,9 @@
       </w:tcPr>
     </w:tblStylePr>
   </w:style>
-  <w:style w:type="table" w:styleId="1737">
+  <w:style w:type="table" w:styleId="1739">
     <w:name w:val="List Table 7 Colorful"/>
-    <w:basedOn w:val="1638"/>
+    <w:basedOn w:val="1640"/>
     <w:uiPriority w:val="99"/>
     <w:pPr>
       <w:pBdr/>
@@ -45474,9 +46177,9 @@
       </w:tcPr>
     </w:tblStylePr>
   </w:style>
-  <w:style w:type="table" w:styleId="1738" w:customStyle="1">
+  <w:style w:type="table" w:styleId="1740" w:customStyle="1">
     <w:name w:val="List Table 7 Colorful - Accent 1"/>
-    <w:basedOn w:val="1638"/>
+    <w:basedOn w:val="1640"/>
     <w:uiPriority w:val="99"/>
     <w:pPr>
       <w:pBdr/>
@@ -45724,9 +46427,9 @@
       </w:tcPr>
     </w:tblStylePr>
   </w:style>
-  <w:style w:type="table" w:styleId="1739" w:customStyle="1">
+  <w:style w:type="table" w:styleId="1741" w:customStyle="1">
     <w:name w:val="List Table 7 Colorful - Accent 2"/>
-    <w:basedOn w:val="1638"/>
+    <w:basedOn w:val="1640"/>
     <w:uiPriority w:val="99"/>
     <w:pPr>
       <w:pBdr/>
@@ -45974,9 +46677,9 @@
       </w:tcPr>
     </w:tblStylePr>
   </w:style>
-  <w:style w:type="table" w:styleId="1740" w:customStyle="1">
+  <w:style w:type="table" w:styleId="1742" w:customStyle="1">
     <w:name w:val="List Table 7 Colorful - Accent 3"/>
-    <w:basedOn w:val="1638"/>
+    <w:basedOn w:val="1640"/>
     <w:uiPriority w:val="99"/>
     <w:pPr>
       <w:pBdr/>
@@ -46224,9 +46927,9 @@
       </w:tcPr>
     </w:tblStylePr>
   </w:style>
-  <w:style w:type="table" w:styleId="1741" w:customStyle="1">
+  <w:style w:type="table" w:styleId="1743" w:customStyle="1">
     <w:name w:val="List Table 7 Colorful - Accent 4"/>
-    <w:basedOn w:val="1638"/>
+    <w:basedOn w:val="1640"/>
     <w:uiPriority w:val="99"/>
     <w:pPr>
       <w:pBdr/>
@@ -46474,9 +47177,9 @@
       </w:tcPr>
     </w:tblStylePr>
   </w:style>
-  <w:style w:type="table" w:styleId="1742" w:customStyle="1">
+  <w:style w:type="table" w:styleId="1744" w:customStyle="1">
     <w:name w:val="List Table 7 Colorful - Accent 5"/>
-    <w:basedOn w:val="1638"/>
+    <w:basedOn w:val="1640"/>
     <w:uiPriority w:val="99"/>
     <w:pPr>
       <w:pBdr/>
@@ -46724,9 +47427,9 @@
       </w:tcPr>
     </w:tblStylePr>
   </w:style>
-  <w:style w:type="table" w:styleId="1743" w:customStyle="1">
+  <w:style w:type="table" w:styleId="1745" w:customStyle="1">
     <w:name w:val="List Table 7 Colorful - Accent 6"/>
-    <w:basedOn w:val="1638"/>
+    <w:basedOn w:val="1640"/>
     <w:uiPriority w:val="99"/>
     <w:pPr>
       <w:pBdr/>
@@ -46974,9 +47677,9 @@
       </w:tcPr>
     </w:tblStylePr>
   </w:style>
-  <w:style w:type="table" w:styleId="1744" w:customStyle="1">
+  <w:style w:type="table" w:styleId="1746" w:customStyle="1">
     <w:name w:val="Lined - Accent"/>
-    <w:basedOn w:val="1638"/>
+    <w:basedOn w:val="1640"/>
     <w:uiPriority w:val="99"/>
     <w:pPr>
       <w:pBdr/>
@@ -47210,9 +47913,9 @@
       </w:tcPr>
     </w:tblStylePr>
   </w:style>
-  <w:style w:type="table" w:styleId="1745" w:customStyle="1">
+  <w:style w:type="table" w:styleId="1747" w:customStyle="1">
     <w:name w:val="Lined - Accent 1"/>
-    <w:basedOn w:val="1638"/>
+    <w:basedOn w:val="1640"/>
     <w:uiPriority w:val="99"/>
     <w:pPr>
       <w:pBdr/>
@@ -47446,9 +48149,9 @@
       </w:tcPr>
     </w:tblStylePr>
   </w:style>
-  <w:style w:type="table" w:styleId="1746" w:customStyle="1">
+  <w:style w:type="table" w:styleId="1748" w:customStyle="1">
     <w:name w:val="Lined - Accent 2"/>
-    <w:basedOn w:val="1638"/>
+    <w:basedOn w:val="1640"/>
     <w:uiPriority w:val="99"/>
     <w:pPr>
       <w:pBdr/>
@@ -47682,9 +48385,9 @@
       </w:tcPr>
     </w:tblStylePr>
   </w:style>
-  <w:style w:type="table" w:styleId="1747" w:customStyle="1">
+  <w:style w:type="table" w:styleId="1749" w:customStyle="1">
     <w:name w:val="Lined - Accent 3"/>
-    <w:basedOn w:val="1638"/>
+    <w:basedOn w:val="1640"/>
     <w:uiPriority w:val="99"/>
     <w:pPr>
       <w:pBdr/>
@@ -47918,9 +48621,9 @@
       </w:tcPr>
     </w:tblStylePr>
   </w:style>
-  <w:style w:type="table" w:styleId="1748" w:customStyle="1">
+  <w:style w:type="table" w:styleId="1750" w:customStyle="1">
     <w:name w:val="Lined - Accent 4"/>
-    <w:basedOn w:val="1638"/>
+    <w:basedOn w:val="1640"/>
     <w:uiPriority w:val="99"/>
     <w:pPr>
       <w:pBdr/>
@@ -48154,9 +48857,9 @@
       </w:tcPr>
     </w:tblStylePr>
   </w:style>
-  <w:style w:type="table" w:styleId="1749" w:customStyle="1">
+  <w:style w:type="table" w:styleId="1751" w:customStyle="1">
     <w:name w:val="Lined - Accent 5"/>
-    <w:basedOn w:val="1638"/>
+    <w:basedOn w:val="1640"/>
     <w:uiPriority w:val="99"/>
     <w:pPr>
       <w:pBdr/>
@@ -48390,9 +49093,9 @@
       </w:tcPr>
     </w:tblStylePr>
   </w:style>
-  <w:style w:type="table" w:styleId="1750" w:customStyle="1">
+  <w:style w:type="table" w:styleId="1752" w:customStyle="1">
     <w:name w:val="Lined - Accent 6"/>
-    <w:basedOn w:val="1638"/>
+    <w:basedOn w:val="1640"/>
     <w:uiPriority w:val="99"/>
     <w:pPr>
       <w:pBdr/>
@@ -48626,9 +49329,9 @@
       </w:tcPr>
     </w:tblStylePr>
   </w:style>
-  <w:style w:type="table" w:styleId="1751" w:customStyle="1">
+  <w:style w:type="table" w:styleId="1753" w:customStyle="1">
     <w:name w:val="Bordered &amp; Lined - Accent"/>
-    <w:basedOn w:val="1638"/>
+    <w:basedOn w:val="1640"/>
     <w:uiPriority w:val="99"/>
     <w:pPr>
       <w:pBdr/>
@@ -48869,9 +49572,9 @@
       </w:tcPr>
     </w:tblStylePr>
   </w:style>
-  <w:style w:type="table" w:styleId="1752" w:customStyle="1">
+  <w:style w:type="table" w:styleId="1754" w:customStyle="1">
     <w:name w:val="Bordered &amp; Lined - Accent 1"/>
-    <w:basedOn w:val="1638"/>
+    <w:basedOn w:val="1640"/>
     <w:uiPriority w:val="99"/>
     <w:pPr>
       <w:pBdr/>
@@ -49112,9 +49815,9 @@
       </w:tcPr>
     </w:tblStylePr>
   </w:style>
-  <w:style w:type="table" w:styleId="1753" w:customStyle="1">
+  <w:style w:type="table" w:styleId="1755" w:customStyle="1">
     <w:name w:val="Bordered &amp; Lined - Accent 2"/>
-    <w:basedOn w:val="1638"/>
+    <w:basedOn w:val="1640"/>
     <w:uiPriority w:val="99"/>
     <w:pPr>
       <w:pBdr/>
@@ -49355,9 +50058,9 @@
       </w:tcPr>
     </w:tblStylePr>
   </w:style>
-  <w:style w:type="table" w:styleId="1754" w:customStyle="1">
+  <w:style w:type="table" w:styleId="1756" w:customStyle="1">
     <w:name w:val="Bordered &amp; Lined - Accent 3"/>
-    <w:basedOn w:val="1638"/>
+    <w:basedOn w:val="1640"/>
     <w:uiPriority w:val="99"/>
     <w:pPr>
       <w:pBdr/>
@@ -49598,9 +50301,9 @@
       </w:tcPr>
     </w:tblStylePr>
   </w:style>
-  <w:style w:type="table" w:styleId="1755" w:customStyle="1">
+  <w:style w:type="table" w:styleId="1757" w:customStyle="1">
     <w:name w:val="Bordered &amp; Lined - Accent 4"/>
-    <w:basedOn w:val="1638"/>
+    <w:basedOn w:val="1640"/>
     <w:uiPriority w:val="99"/>
     <w:pPr>
       <w:pBdr/>
@@ -49841,9 +50544,9 @@
       </w:tcPr>
     </w:tblStylePr>
   </w:style>
-  <w:style w:type="table" w:styleId="1756" w:customStyle="1">
+  <w:style w:type="table" w:styleId="1758" w:customStyle="1">
     <w:name w:val="Bordered &amp; Lined - Accent 5"/>
-    <w:basedOn w:val="1638"/>
+    <w:basedOn w:val="1640"/>
     <w:uiPriority w:val="99"/>
     <w:pPr>
       <w:pBdr/>
@@ -50084,9 +50787,9 @@
       </w:tcPr>
     </w:tblStylePr>
   </w:style>
-  <w:style w:type="table" w:styleId="1757" w:customStyle="1">
+  <w:style w:type="table" w:styleId="1759" w:customStyle="1">
     <w:name w:val="Bordered &amp; Lined - Accent 6"/>
-    <w:basedOn w:val="1638"/>
+    <w:basedOn w:val="1640"/>
     <w:uiPriority w:val="99"/>
     <w:pPr>
       <w:pBdr/>
@@ -50327,9 +51030,9 @@
       </w:tcPr>
     </w:tblStylePr>
   </w:style>
-  <w:style w:type="table" w:styleId="1758" w:customStyle="1">
+  <w:style w:type="table" w:styleId="1760" w:customStyle="1">
     <w:name w:val="Bordered"/>
-    <w:basedOn w:val="1638"/>
+    <w:basedOn w:val="1640"/>
     <w:uiPriority w:val="99"/>
     <w:pPr>
       <w:pBdr/>
@@ -50557,9 +51260,9 @@
       </w:tcPr>
     </w:tblStylePr>
   </w:style>
-  <w:style w:type="table" w:styleId="1759" w:customStyle="1">
+  <w:style w:type="table" w:styleId="1761" w:customStyle="1">
     <w:name w:val="Bordered - Accent 1"/>
-    <w:basedOn w:val="1638"/>
+    <w:basedOn w:val="1640"/>
     <w:uiPriority w:val="99"/>
     <w:pPr>
       <w:pBdr/>
@@ -50787,9 +51490,9 @@
       </w:tcPr>
     </w:tblStylePr>
   </w:style>
-  <w:style w:type="table" w:styleId="1760" w:customStyle="1">
+  <w:style w:type="table" w:styleId="1762" w:customStyle="1">
     <w:name w:val="Bordered - Accent 2"/>
-    <w:basedOn w:val="1638"/>
+    <w:basedOn w:val="1640"/>
     <w:uiPriority w:val="99"/>
     <w:pPr>
       <w:pBdr/>
@@ -51017,9 +51720,9 @@
       </w:tcPr>
     </w:tblStylePr>
   </w:style>
-  <w:style w:type="table" w:styleId="1761" w:customStyle="1">
+  <w:style w:type="table" w:styleId="1763" w:customStyle="1">
     <w:name w:val="Bordered - Accent 3"/>
-    <w:basedOn w:val="1638"/>
+    <w:basedOn w:val="1640"/>
     <w:uiPriority w:val="99"/>
     <w:pPr>
       <w:pBdr/>
@@ -51247,9 +51950,9 @@
       </w:tcPr>
     </w:tblStylePr>
   </w:style>
-  <w:style w:type="table" w:styleId="1762" w:customStyle="1">
+  <w:style w:type="table" w:styleId="1764" w:customStyle="1">
     <w:name w:val="Bordered - Accent 4"/>
-    <w:basedOn w:val="1638"/>
+    <w:basedOn w:val="1640"/>
     <w:uiPriority w:val="99"/>
     <w:pPr>
       <w:pBdr/>
@@ -51477,9 +52180,9 @@
       </w:tcPr>
     </w:tblStylePr>
   </w:style>
-  <w:style w:type="table" w:styleId="1763" w:customStyle="1">
+  <w:style w:type="table" w:styleId="1765" w:customStyle="1">
     <w:name w:val="Bordered - Accent 5"/>
-    <w:basedOn w:val="1638"/>
+    <w:basedOn w:val="1640"/>
     <w:uiPriority w:val="99"/>
     <w:pPr>
       <w:pBdr/>
@@ -51707,9 +52410,9 @@
       </w:tcPr>
     </w:tblStylePr>
   </w:style>
-  <w:style w:type="table" w:styleId="1764" w:customStyle="1">
+  <w:style w:type="table" w:styleId="1766" w:customStyle="1">
     <w:name w:val="Bordered - Accent 6"/>
-    <w:basedOn w:val="1638"/>
+    <w:basedOn w:val="1640"/>
     <w:uiPriority w:val="99"/>
     <w:pPr>
       <w:pBdr/>
@@ -51937,10 +52640,10 @@
       </w:tcPr>
     </w:tblStylePr>
   </w:style>
-  <w:style w:type="character" w:styleId="1765" w:customStyle="1">
+  <w:style w:type="character" w:styleId="1767" w:customStyle="1">
     <w:name w:val="Título 1 Char"/>
-    <w:basedOn w:val="1637"/>
-    <w:link w:val="1628"/>
+    <w:basedOn w:val="1639"/>
+    <w:link w:val="1630"/>
     <w:uiPriority w:val="9"/>
     <w:pPr>
       <w:pBdr/>
@@ -51954,10 +52657,10 @@
       <w:szCs w:val="40"/>
     </w:rPr>
   </w:style>
-  <w:style w:type="character" w:styleId="1766" w:customStyle="1">
+  <w:style w:type="character" w:styleId="1768" w:customStyle="1">
     <w:name w:val="Título 2 Char"/>
-    <w:basedOn w:val="1637"/>
-    <w:link w:val="1629"/>
+    <w:basedOn w:val="1639"/>
+    <w:link w:val="1631"/>
     <w:uiPriority w:val="9"/>
     <w:pPr>
       <w:pBdr/>
@@ -51971,10 +52674,10 @@
       <w:szCs w:val="32"/>
     </w:rPr>
   </w:style>
-  <w:style w:type="character" w:styleId="1767" w:customStyle="1">
+  <w:style w:type="character" w:styleId="1769" w:customStyle="1">
     <w:name w:val="Título 3 Char"/>
-    <w:basedOn w:val="1637"/>
-    <w:link w:val="1630"/>
+    <w:basedOn w:val="1639"/>
+    <w:link w:val="1632"/>
     <w:pPr>
       <w:pBdr/>
       <w:spacing/>
@@ -51988,10 +52691,10 @@
       <w:szCs w:val="26"/>
     </w:rPr>
   </w:style>
-  <w:style w:type="character" w:styleId="1768" w:customStyle="1">
+  <w:style w:type="character" w:styleId="1770" w:customStyle="1">
     <w:name w:val="Título 4 Char"/>
-    <w:basedOn w:val="1637"/>
-    <w:link w:val="1631"/>
+    <w:basedOn w:val="1639"/>
+    <w:link w:val="1633"/>
     <w:uiPriority w:val="9"/>
     <w:pPr>
       <w:pBdr/>
@@ -52005,10 +52708,10 @@
       <w:color w:val="365f91" w:themeColor="accent1" w:themeShade="BF"/>
     </w:rPr>
   </w:style>
-  <w:style w:type="character" w:styleId="1769" w:customStyle="1">
+  <w:style w:type="character" w:styleId="1771" w:customStyle="1">
     <w:name w:val="Título 5 Char"/>
-    <w:basedOn w:val="1637"/>
-    <w:link w:val="1632"/>
+    <w:basedOn w:val="1639"/>
+    <w:link w:val="1634"/>
     <w:uiPriority w:val="9"/>
     <w:pPr>
       <w:pBdr/>
@@ -52020,10 +52723,10 @@
       <w:color w:val="365f91" w:themeColor="accent1" w:themeShade="BF"/>
     </w:rPr>
   </w:style>
-  <w:style w:type="character" w:styleId="1770" w:customStyle="1">
+  <w:style w:type="character" w:styleId="1772" w:customStyle="1">
     <w:name w:val="Título 6 Char"/>
-    <w:basedOn w:val="1637"/>
-    <w:link w:val="1633"/>
+    <w:basedOn w:val="1639"/>
+    <w:link w:val="1635"/>
     <w:uiPriority w:val="9"/>
     <w:pPr>
       <w:pBdr/>
@@ -52037,10 +52740,10 @@
       <w:color w:val="595959" w:themeColor="text1" w:themeTint="A6"/>
     </w:rPr>
   </w:style>
-  <w:style w:type="character" w:styleId="1771" w:customStyle="1">
+  <w:style w:type="character" w:styleId="1773" w:customStyle="1">
     <w:name w:val="Título 7 Char"/>
-    <w:basedOn w:val="1637"/>
-    <w:link w:val="1634"/>
+    <w:basedOn w:val="1639"/>
+    <w:link w:val="1636"/>
     <w:uiPriority w:val="9"/>
     <w:pPr>
       <w:pBdr/>
@@ -52052,10 +52755,10 @@
       <w:color w:val="595959" w:themeColor="text1" w:themeTint="A6"/>
     </w:rPr>
   </w:style>
-  <w:style w:type="character" w:styleId="1772" w:customStyle="1">
+  <w:style w:type="character" w:styleId="1774" w:customStyle="1">
     <w:name w:val="Título 8 Char"/>
-    <w:basedOn w:val="1637"/>
-    <w:link w:val="1635"/>
+    <w:basedOn w:val="1639"/>
+    <w:link w:val="1637"/>
     <w:uiPriority w:val="9"/>
     <w:pPr>
       <w:pBdr/>
@@ -52069,10 +52772,10 @@
       <w:color w:val="272727" w:themeColor="text1" w:themeTint="D8"/>
     </w:rPr>
   </w:style>
-  <w:style w:type="character" w:styleId="1773" w:customStyle="1">
+  <w:style w:type="character" w:styleId="1775" w:customStyle="1">
     <w:name w:val="Título 9 Char"/>
-    <w:basedOn w:val="1637"/>
-    <w:link w:val="1636"/>
+    <w:basedOn w:val="1639"/>
+    <w:link w:val="1638"/>
     <w:uiPriority w:val="9"/>
     <w:pPr>
       <w:pBdr/>
@@ -52086,11 +52789,11 @@
       <w:color w:val="272727" w:themeColor="text1" w:themeTint="D8"/>
     </w:rPr>
   </w:style>
-  <w:style w:type="paragraph" w:styleId="1774">
+  <w:style w:type="paragraph" w:styleId="1776">
     <w:name w:val="Title"/>
-    <w:basedOn w:val="1627"/>
-    <w:next w:val="1627"/>
-    <w:link w:val="1775"/>
+    <w:basedOn w:val="1629"/>
+    <w:next w:val="1629"/>
+    <w:link w:val="1777"/>
     <w:uiPriority w:val="10"/>
     <w:qFormat/>
     <w:pPr>
@@ -52106,10 +52809,10 @@
       <w:szCs w:val="56"/>
     </w:rPr>
   </w:style>
-  <w:style w:type="character" w:styleId="1775" w:customStyle="1">
+  <w:style w:type="character" w:styleId="1777" w:customStyle="1">
     <w:name w:val="Título Char"/>
-    <w:basedOn w:val="1637"/>
-    <w:link w:val="1774"/>
+    <w:basedOn w:val="1639"/>
+    <w:link w:val="1776"/>
     <w:uiPriority w:val="10"/>
     <w:pPr>
       <w:pBdr/>
@@ -52123,11 +52826,11 @@
       <w:szCs w:val="56"/>
     </w:rPr>
   </w:style>
-  <w:style w:type="paragraph" w:styleId="1776">
+  <w:style w:type="paragraph" w:styleId="1778">
     <w:name w:val="Subtitle"/>
-    <w:basedOn w:val="1627"/>
-    <w:next w:val="1627"/>
-    <w:link w:val="1777"/>
+    <w:basedOn w:val="1629"/>
+    <w:next w:val="1629"/>
+    <w:link w:val="1779"/>
     <w:uiPriority w:val="11"/>
     <w:qFormat/>
     <w:pPr>
@@ -52145,10 +52848,10 @@
       <w:szCs w:val="28"/>
     </w:rPr>
   </w:style>
-  <w:style w:type="character" w:styleId="1777" w:customStyle="1">
+  <w:style w:type="character" w:styleId="1779" w:customStyle="1">
     <w:name w:val="Subtítulo Char"/>
-    <w:basedOn w:val="1637"/>
-    <w:link w:val="1776"/>
+    <w:basedOn w:val="1639"/>
+    <w:link w:val="1778"/>
     <w:uiPriority w:val="11"/>
     <w:pPr>
       <w:pBdr/>
@@ -52162,11 +52865,11 @@
       <w:szCs w:val="28"/>
     </w:rPr>
   </w:style>
-  <w:style w:type="paragraph" w:styleId="1778">
+  <w:style w:type="paragraph" w:styleId="1780">
     <w:name w:val="Quote"/>
-    <w:basedOn w:val="1627"/>
-    <w:next w:val="1627"/>
-    <w:link w:val="1779"/>
+    <w:basedOn w:val="1629"/>
+    <w:next w:val="1629"/>
+    <w:link w:val="1781"/>
     <w:uiPriority w:val="29"/>
     <w:qFormat/>
     <w:pPr>
@@ -52181,10 +52884,10 @@
       <w:color w:val="404040" w:themeColor="text1" w:themeTint="BF"/>
     </w:rPr>
   </w:style>
-  <w:style w:type="character" w:styleId="1779" w:customStyle="1">
+  <w:style w:type="character" w:styleId="1781" w:customStyle="1">
     <w:name w:val="Citação Char"/>
-    <w:basedOn w:val="1637"/>
-    <w:link w:val="1778"/>
+    <w:basedOn w:val="1639"/>
+    <w:link w:val="1780"/>
     <w:uiPriority w:val="29"/>
     <w:pPr>
       <w:pBdr/>
@@ -52197,9 +52900,9 @@
       <w:color w:val="404040" w:themeColor="text1" w:themeTint="BF"/>
     </w:rPr>
   </w:style>
-  <w:style w:type="character" w:styleId="1780">
+  <w:style w:type="character" w:styleId="1782">
     <w:name w:val="Intense Emphasis"/>
-    <w:basedOn w:val="1637"/>
+    <w:basedOn w:val="1639"/>
     <w:uiPriority w:val="21"/>
     <w:qFormat/>
     <w:pPr>
@@ -52213,11 +52916,11 @@
       <w:color w:val="365f91" w:themeColor="accent1" w:themeShade="BF"/>
     </w:rPr>
   </w:style>
-  <w:style w:type="paragraph" w:styleId="1781">
+  <w:style w:type="paragraph" w:styleId="1783">
     <w:name w:val="Intense Quote"/>
-    <w:basedOn w:val="1627"/>
-    <w:next w:val="1627"/>
-    <w:link w:val="1782"/>
+    <w:basedOn w:val="1629"/>
+    <w:next w:val="1629"/>
+    <w:link w:val="1784"/>
     <w:uiPriority w:val="30"/>
     <w:qFormat/>
     <w:pPr>
@@ -52235,10 +52938,10 @@
       <w:color w:val="365f91" w:themeColor="accent1" w:themeShade="BF"/>
     </w:rPr>
   </w:style>
-  <w:style w:type="character" w:styleId="1782" w:customStyle="1">
+  <w:style w:type="character" w:styleId="1784" w:customStyle="1">
     <w:name w:val="Citação Intensa Char"/>
-    <w:basedOn w:val="1637"/>
-    <w:link w:val="1781"/>
+    <w:basedOn w:val="1639"/>
+    <w:link w:val="1783"/>
     <w:uiPriority w:val="30"/>
     <w:pPr>
       <w:pBdr/>
@@ -52251,9 +52954,9 @@
       <w:color w:val="365f91" w:themeColor="accent1" w:themeShade="BF"/>
     </w:rPr>
   </w:style>
-  <w:style w:type="character" w:styleId="1783">
+  <w:style w:type="character" w:styleId="1785">
     <w:name w:val="Intense Reference"/>
-    <w:basedOn w:val="1637"/>
+    <w:basedOn w:val="1639"/>
     <w:uiPriority w:val="32"/>
     <w:qFormat/>
     <w:pPr>
@@ -52269,9 +52972,9 @@
       <w:spacing w:val="5"/>
     </w:rPr>
   </w:style>
-  <w:style w:type="character" w:styleId="1784">
+  <w:style w:type="character" w:styleId="1786">
     <w:name w:val="Subtle Emphasis"/>
-    <w:basedOn w:val="1637"/>
+    <w:basedOn w:val="1639"/>
     <w:uiPriority w:val="19"/>
     <w:qFormat/>
     <w:pPr>
@@ -52285,9 +52988,9 @@
       <w:color w:val="404040" w:themeColor="text1" w:themeTint="BF"/>
     </w:rPr>
   </w:style>
-  <w:style w:type="character" w:styleId="1785">
+  <w:style w:type="character" w:styleId="1787">
     <w:name w:val="Emphasis"/>
-    <w:basedOn w:val="1637"/>
+    <w:basedOn w:val="1639"/>
     <w:uiPriority w:val="20"/>
     <w:qFormat/>
     <w:pPr>
@@ -52300,9 +53003,9 @@
       <w:iCs/>
     </w:rPr>
   </w:style>
-  <w:style w:type="character" w:styleId="1786">
+  <w:style w:type="character" w:styleId="1788">
     <w:name w:val="Subtle Reference"/>
-    <w:basedOn w:val="1637"/>
+    <w:basedOn w:val="1639"/>
     <w:uiPriority w:val="31"/>
     <w:qFormat/>
     <w:pPr>
@@ -52315,9 +53018,9 @@
       <w:color w:val="5a5a5a" w:themeColor="text1" w:themeTint="A5"/>
     </w:rPr>
   </w:style>
-  <w:style w:type="character" w:styleId="1787">
+  <w:style w:type="character" w:styleId="1789">
     <w:name w:val="Book Title"/>
-    <w:basedOn w:val="1637"/>
+    <w:basedOn w:val="1639"/>
     <w:uiPriority w:val="33"/>
     <w:qFormat/>
     <w:pPr>
@@ -52333,9 +53036,9 @@
       <w:spacing w:val="5"/>
     </w:rPr>
   </w:style>
-  <w:style w:type="character" w:styleId="1788" w:customStyle="1">
+  <w:style w:type="character" w:styleId="1790" w:customStyle="1">
     <w:name w:val="Header Char"/>
-    <w:basedOn w:val="1637"/>
+    <w:basedOn w:val="1639"/>
     <w:uiPriority w:val="99"/>
     <w:pPr>
       <w:pBdr/>
@@ -52343,9 +53046,9 @@
       <w:ind/>
     </w:pPr>
   </w:style>
-  <w:style w:type="character" w:styleId="1789" w:customStyle="1">
+  <w:style w:type="character" w:styleId="1791" w:customStyle="1">
     <w:name w:val="Footer Char"/>
-    <w:basedOn w:val="1637"/>
+    <w:basedOn w:val="1639"/>
     <w:uiPriority w:val="99"/>
     <w:pPr>
       <w:pBdr/>
@@ -52353,10 +53056,10 @@
       <w:ind/>
     </w:pPr>
   </w:style>
-  <w:style w:type="paragraph" w:styleId="1790">
+  <w:style w:type="paragraph" w:styleId="1792">
     <w:name w:val="footnote text"/>
-    <w:basedOn w:val="1627"/>
-    <w:link w:val="1791"/>
+    <w:basedOn w:val="1629"/>
+    <w:link w:val="1793"/>
     <w:uiPriority w:val="99"/>
     <w:semiHidden/>
     <w:unhideWhenUsed/>
@@ -52370,10 +53073,10 @@
       <w:szCs w:val="20"/>
     </w:rPr>
   </w:style>
-  <w:style w:type="character" w:styleId="1791" w:customStyle="1">
+  <w:style w:type="character" w:styleId="1793" w:customStyle="1">
     <w:name w:val="Texto de nota de rodapé Char"/>
-    <w:basedOn w:val="1637"/>
-    <w:link w:val="1790"/>
+    <w:basedOn w:val="1639"/>
+    <w:link w:val="1792"/>
     <w:uiPriority w:val="99"/>
     <w:semiHidden/>
     <w:pPr>
@@ -52386,9 +53089,9 @@
       <w:szCs w:val="20"/>
     </w:rPr>
   </w:style>
-  <w:style w:type="character" w:styleId="1792">
+  <w:style w:type="character" w:styleId="1794">
     <w:name w:val="footnote reference"/>
-    <w:basedOn w:val="1637"/>
+    <w:basedOn w:val="1639"/>
     <w:uiPriority w:val="99"/>
     <w:semiHidden/>
     <w:unhideWhenUsed/>
@@ -52401,10 +53104,10 @@
       <w:vertAlign w:val="superscript"/>
     </w:rPr>
   </w:style>
-  <w:style w:type="paragraph" w:styleId="1793">
+  <w:style w:type="paragraph" w:styleId="1795">
     <w:name w:val="endnote text"/>
-    <w:basedOn w:val="1627"/>
-    <w:link w:val="1794"/>
+    <w:basedOn w:val="1629"/>
+    <w:link w:val="1796"/>
     <w:uiPriority w:val="99"/>
     <w:semiHidden/>
     <w:unhideWhenUsed/>
@@ -52418,10 +53121,10 @@
       <w:szCs w:val="20"/>
     </w:rPr>
   </w:style>
-  <w:style w:type="character" w:styleId="1794" w:customStyle="1">
+  <w:style w:type="character" w:styleId="1796" w:customStyle="1">
     <w:name w:val="Texto de nota de fim Char"/>
-    <w:basedOn w:val="1637"/>
-    <w:link w:val="1793"/>
+    <w:basedOn w:val="1639"/>
+    <w:link w:val="1795"/>
     <w:uiPriority w:val="99"/>
     <w:semiHidden/>
     <w:pPr>
@@ -52434,9 +53137,9 @@
       <w:szCs w:val="20"/>
     </w:rPr>
   </w:style>
-  <w:style w:type="character" w:styleId="1795">
+  <w:style w:type="character" w:styleId="1797">
     <w:name w:val="endnote reference"/>
-    <w:basedOn w:val="1637"/>
+    <w:basedOn w:val="1639"/>
     <w:uiPriority w:val="99"/>
     <w:semiHidden/>
     <w:unhideWhenUsed/>
@@ -52449,9 +53152,9 @@
       <w:vertAlign w:val="superscript"/>
     </w:rPr>
   </w:style>
-  <w:style w:type="character" w:styleId="1796">
+  <w:style w:type="character" w:styleId="1798">
     <w:name w:val="Placeholder Text"/>
-    <w:basedOn w:val="1637"/>
+    <w:basedOn w:val="1639"/>
     <w:uiPriority w:val="99"/>
     <w:semiHidden/>
     <w:pPr>
@@ -52463,7 +53166,7 @@
       <w:color w:val="666666"/>
     </w:rPr>
   </w:style>
-  <w:style w:type="paragraph" w:styleId="1797">
+  <w:style w:type="paragraph" w:styleId="1799">
     <w:name w:val="TOC Heading"/>
     <w:uiPriority w:val="39"/>
     <w:unhideWhenUsed/>
@@ -52473,9 +53176,9 @@
       <w:ind/>
     </w:pPr>
   </w:style>
-  <w:style w:type="paragraph" w:styleId="1798">
+  <w:style w:type="paragraph" w:styleId="1800">
     <w:name w:val="HTML Preformatted"/>
-    <w:basedOn w:val="1627"/>
+    <w:basedOn w:val="1629"/>
     <w:semiHidden/>
     <w:pPr>
       <w:pBdr/>
@@ -52507,7 +53210,7 @@
       <w:szCs w:val="20"/>
     </w:rPr>
   </w:style>
-  <w:style w:type="paragraph" w:styleId="1799" w:customStyle="1">
+  <w:style w:type="paragraph" w:styleId="1801" w:customStyle="1">
     <w:name w:val="Default"/>
     <w:pPr>
       <w:pBdr/>
@@ -52521,10 +53224,10 @@
       <w:szCs w:val="24"/>
     </w:rPr>
   </w:style>
-  <w:style w:type="paragraph" w:styleId="1800">
+  <w:style w:type="paragraph" w:styleId="1802">
     <w:name w:val="Footer"/>
-    <w:basedOn w:val="1627"/>
-    <w:link w:val="1821"/>
+    <w:basedOn w:val="1629"/>
+    <w:link w:val="1823"/>
     <w:uiPriority w:val="99"/>
     <w:pPr>
       <w:pBdr/>
@@ -52536,9 +53239,9 @@
       <w:ind/>
     </w:pPr>
   </w:style>
-  <w:style w:type="character" w:styleId="1801">
+  <w:style w:type="character" w:styleId="1803">
     <w:name w:val="page number"/>
-    <w:basedOn w:val="1637"/>
+    <w:basedOn w:val="1639"/>
     <w:semiHidden/>
     <w:pPr>
       <w:pBdr/>
@@ -52546,10 +53249,10 @@
       <w:ind/>
     </w:pPr>
   </w:style>
-  <w:style w:type="paragraph" w:styleId="1802">
+  <w:style w:type="paragraph" w:styleId="1804">
     <w:name w:val="Header"/>
-    <w:basedOn w:val="1627"/>
-    <w:link w:val="1818"/>
+    <w:basedOn w:val="1629"/>
+    <w:link w:val="1820"/>
     <w:uiPriority w:val="99"/>
     <w:pPr>
       <w:pBdr/>
@@ -52561,10 +53264,10 @@
       <w:ind/>
     </w:pPr>
   </w:style>
-  <w:style w:type="paragraph" w:styleId="1803">
+  <w:style w:type="paragraph" w:styleId="1805">
     <w:name w:val="toc 1"/>
-    <w:basedOn w:val="1627"/>
-    <w:next w:val="1627"/>
+    <w:basedOn w:val="1629"/>
+    <w:next w:val="1629"/>
     <w:uiPriority w:val="39"/>
     <w:pPr>
       <w:pBdr/>
@@ -52575,10 +53278,10 @@
       <w:b/>
     </w:rPr>
   </w:style>
-  <w:style w:type="paragraph" w:styleId="1804">
+  <w:style w:type="paragraph" w:styleId="1806">
     <w:name w:val="toc 2"/>
-    <w:basedOn w:val="1627"/>
-    <w:next w:val="1627"/>
+    <w:basedOn w:val="1629"/>
+    <w:next w:val="1629"/>
     <w:uiPriority w:val="39"/>
     <w:pPr>
       <w:pBdr/>
@@ -52586,10 +53289,10 @@
       <w:ind w:left="240"/>
     </w:pPr>
   </w:style>
-  <w:style w:type="paragraph" w:styleId="1805">
+  <w:style w:type="paragraph" w:styleId="1807">
     <w:name w:val="toc 3"/>
-    <w:basedOn w:val="1627"/>
-    <w:next w:val="1627"/>
+    <w:basedOn w:val="1629"/>
+    <w:next w:val="1629"/>
     <w:uiPriority w:val="39"/>
     <w:pPr>
       <w:pBdr/>
@@ -52600,9 +53303,9 @@
       <w:b/>
     </w:rPr>
   </w:style>
-  <w:style w:type="character" w:styleId="1806">
+  <w:style w:type="character" w:styleId="1808">
     <w:name w:val="Hyperlink"/>
-    <w:basedOn w:val="1637"/>
+    <w:basedOn w:val="1639"/>
     <w:uiPriority w:val="99"/>
     <w:pPr>
       <w:pBdr/>
@@ -52614,9 +53317,9 @@
       <w:u w:val="single"/>
     </w:rPr>
   </w:style>
-  <w:style w:type="character" w:styleId="1807">
+  <w:style w:type="character" w:styleId="1809">
     <w:name w:val="FollowedHyperlink"/>
-    <w:basedOn w:val="1637"/>
+    <w:basedOn w:val="1639"/>
     <w:semiHidden/>
     <w:pPr>
       <w:pBdr/>
@@ -52628,9 +53331,9 @@
       <w:u w:val="single"/>
     </w:rPr>
   </w:style>
-  <w:style w:type="paragraph" w:styleId="1808" w:customStyle="1">
+  <w:style w:type="paragraph" w:styleId="1810" w:customStyle="1">
     <w:name w:val="Estilo Fonte 12+Negrito+Centralizado"/>
-    <w:basedOn w:val="1627"/>
+    <w:basedOn w:val="1629"/>
     <w:pPr>
       <w:pBdr/>
       <w:spacing/>
@@ -52643,9 +53346,9 @@
       <w:szCs w:val="20"/>
     </w:rPr>
   </w:style>
-  <w:style w:type="paragraph" w:styleId="1809" w:customStyle="1">
+  <w:style w:type="paragraph" w:styleId="1811" w:customStyle="1">
     <w:name w:val="CAPA"/>
-    <w:basedOn w:val="1627"/>
+    <w:basedOn w:val="1629"/>
     <w:pPr>
       <w:pBdr/>
       <w:spacing w:line="240" w:lineRule="auto"/>
@@ -52658,10 +53361,10 @@
       <w:szCs w:val="20"/>
     </w:rPr>
   </w:style>
-  <w:style w:type="paragraph" w:styleId="1810">
+  <w:style w:type="paragraph" w:styleId="1812">
     <w:name w:val="toc 4"/>
-    <w:basedOn w:val="1627"/>
-    <w:next w:val="1627"/>
+    <w:basedOn w:val="1629"/>
+    <w:next w:val="1629"/>
     <w:semiHidden/>
     <w:pPr>
       <w:pBdr/>
@@ -52670,10 +53373,10 @@
       <w:jc w:val="left"/>
     </w:pPr>
   </w:style>
-  <w:style w:type="paragraph" w:styleId="1811">
+  <w:style w:type="paragraph" w:styleId="1813">
     <w:name w:val="toc 5"/>
-    <w:basedOn w:val="1627"/>
-    <w:next w:val="1627"/>
+    <w:basedOn w:val="1629"/>
+    <w:next w:val="1629"/>
     <w:semiHidden/>
     <w:pPr>
       <w:pBdr/>
@@ -52682,10 +53385,10 @@
       <w:jc w:val="left"/>
     </w:pPr>
   </w:style>
-  <w:style w:type="paragraph" w:styleId="1812">
+  <w:style w:type="paragraph" w:styleId="1814">
     <w:name w:val="toc 6"/>
-    <w:basedOn w:val="1627"/>
-    <w:next w:val="1627"/>
+    <w:basedOn w:val="1629"/>
+    <w:next w:val="1629"/>
     <w:semiHidden/>
     <w:pPr>
       <w:pBdr/>
@@ -52694,10 +53397,10 @@
       <w:jc w:val="left"/>
     </w:pPr>
   </w:style>
-  <w:style w:type="paragraph" w:styleId="1813">
+  <w:style w:type="paragraph" w:styleId="1815">
     <w:name w:val="toc 7"/>
-    <w:basedOn w:val="1627"/>
-    <w:next w:val="1627"/>
+    <w:basedOn w:val="1629"/>
+    <w:next w:val="1629"/>
     <w:semiHidden/>
     <w:pPr>
       <w:pBdr/>
@@ -52706,10 +53409,10 @@
       <w:jc w:val="left"/>
     </w:pPr>
   </w:style>
-  <w:style w:type="paragraph" w:styleId="1814">
+  <w:style w:type="paragraph" w:styleId="1816">
     <w:name w:val="toc 8"/>
-    <w:basedOn w:val="1627"/>
-    <w:next w:val="1627"/>
+    <w:basedOn w:val="1629"/>
+    <w:next w:val="1629"/>
     <w:semiHidden/>
     <w:pPr>
       <w:pBdr/>
@@ -52718,10 +53421,10 @@
       <w:jc w:val="left"/>
     </w:pPr>
   </w:style>
-  <w:style w:type="paragraph" w:styleId="1815">
+  <w:style w:type="paragraph" w:styleId="1817">
     <w:name w:val="toc 9"/>
-    <w:basedOn w:val="1627"/>
-    <w:next w:val="1627"/>
+    <w:basedOn w:val="1629"/>
+    <w:next w:val="1629"/>
     <w:semiHidden/>
     <w:pPr>
       <w:pBdr/>
@@ -52730,7 +53433,7 @@
       <w:jc w:val="left"/>
     </w:pPr>
   </w:style>
-  <w:style w:type="paragraph" w:styleId="1816">
+  <w:style w:type="paragraph" w:styleId="1818">
     <w:name w:val="No Spacing"/>
     <w:uiPriority w:val="1"/>
     <w:qFormat/>
@@ -52745,9 +53448,9 @@
       <w:szCs w:val="24"/>
     </w:rPr>
   </w:style>
-  <w:style w:type="table" w:styleId="1817">
+  <w:style w:type="table" w:styleId="1819">
     <w:name w:val="Table Grid"/>
-    <w:basedOn w:val="1638"/>
+    <w:basedOn w:val="1640"/>
     <w:uiPriority w:val="59"/>
     <w:pPr>
       <w:pBdr/>
@@ -52937,10 +53640,10 @@
       </w:tcPr>
     </w:tblStylePr>
   </w:style>
-  <w:style w:type="character" w:styleId="1818" w:customStyle="1">
+  <w:style w:type="character" w:styleId="1820" w:customStyle="1">
     <w:name w:val="Cabeçalho Char"/>
-    <w:basedOn w:val="1637"/>
-    <w:link w:val="1802"/>
+    <w:basedOn w:val="1639"/>
+    <w:link w:val="1804"/>
     <w:uiPriority w:val="99"/>
     <w:pPr>
       <w:pBdr/>
@@ -52952,10 +53655,10 @@
       <w:szCs w:val="22"/>
     </w:rPr>
   </w:style>
-  <w:style w:type="paragraph" w:styleId="1819">
+  <w:style w:type="paragraph" w:styleId="1821">
     <w:name w:val="Balloon Text"/>
-    <w:basedOn w:val="1627"/>
-    <w:link w:val="1820"/>
+    <w:basedOn w:val="1629"/>
+    <w:link w:val="1822"/>
     <w:uiPriority w:val="99"/>
     <w:semiHidden/>
     <w:unhideWhenUsed/>
@@ -52970,10 +53673,10 @@
       <w:szCs w:val="16"/>
     </w:rPr>
   </w:style>
-  <w:style w:type="character" w:styleId="1820" w:customStyle="1">
+  <w:style w:type="character" w:styleId="1822" w:customStyle="1">
     <w:name w:val="Texto de balão Char"/>
-    <w:basedOn w:val="1637"/>
-    <w:link w:val="1819"/>
+    <w:basedOn w:val="1639"/>
+    <w:link w:val="1821"/>
     <w:uiPriority w:val="99"/>
     <w:semiHidden/>
     <w:pPr>
@@ -52987,10 +53690,10 @@
       <w:szCs w:val="16"/>
     </w:rPr>
   </w:style>
-  <w:style w:type="character" w:styleId="1821" w:customStyle="1">
+  <w:style w:type="character" w:styleId="1823" w:customStyle="1">
     <w:name w:val="Rodapé Char"/>
-    <w:basedOn w:val="1637"/>
-    <w:link w:val="1800"/>
+    <w:basedOn w:val="1639"/>
+    <w:link w:val="1802"/>
     <w:uiPriority w:val="99"/>
     <w:pPr>
       <w:pBdr/>
@@ -53002,9 +53705,9 @@
       <w:szCs w:val="22"/>
     </w:rPr>
   </w:style>
-  <w:style w:type="character" w:styleId="1822">
+  <w:style w:type="character" w:styleId="1824">
     <w:name w:val="Strong"/>
-    <w:basedOn w:val="1637"/>
+    <w:basedOn w:val="1639"/>
     <w:uiPriority w:val="22"/>
     <w:qFormat/>
     <w:pPr>
@@ -53018,9 +53721,9 @@
       <w:sz w:val="20"/>
     </w:rPr>
   </w:style>
-  <w:style w:type="paragraph" w:styleId="1823">
+  <w:style w:type="paragraph" w:styleId="1825">
     <w:name w:val="List Paragraph"/>
-    <w:basedOn w:val="1627"/>
+    <w:basedOn w:val="1629"/>
     <w:uiPriority w:val="34"/>
     <w:qFormat/>
     <w:pPr>
@@ -53030,10 +53733,10 @@
       <w:contextualSpacing w:val="true"/>
     </w:pPr>
   </w:style>
-  <w:style w:type="paragraph" w:styleId="1824">
+  <w:style w:type="paragraph" w:styleId="1826">
     <w:name w:val="Caption"/>
-    <w:basedOn w:val="1627"/>
-    <w:next w:val="1627"/>
+    <w:basedOn w:val="1629"/>
+    <w:next w:val="1629"/>
     <w:uiPriority w:val="35"/>
     <w:unhideWhenUsed/>
     <w:qFormat/>
@@ -53048,10 +53751,10 @@
       <w:szCs w:val="18"/>
     </w:rPr>
   </w:style>
-  <w:style w:type="paragraph" w:styleId="1825">
+  <w:style w:type="paragraph" w:styleId="1827">
     <w:name w:val="table of figures"/>
-    <w:basedOn w:val="1627"/>
-    <w:next w:val="1627"/>
+    <w:basedOn w:val="1629"/>
+    <w:next w:val="1629"/>
     <w:uiPriority w:val="99"/>
     <w:unhideWhenUsed/>
     <w:pPr>
@@ -53060,9 +53763,9 @@
       <w:ind/>
     </w:pPr>
   </w:style>
-  <w:style w:type="character" w:styleId="1826" w:customStyle="1">
+  <w:style w:type="character" w:styleId="1828" w:customStyle="1">
     <w:name w:val="Unresolved Mention"/>
-    <w:basedOn w:val="1637"/>
+    <w:basedOn w:val="1639"/>
     <w:uiPriority w:val="99"/>
     <w:semiHidden/>
     <w:unhideWhenUsed/>

--- a/FAI-SI-PFC-I-FalaCidade-2026-v1.4.2.docx
+++ b/FAI-SI-PFC-I-FalaCidade-2026-v1.4.2.docx
@@ -4,7 +4,7 @@
   <w:body>
     <w:p>
       <w:pPr>
-        <w:pStyle w:val="1811"/>
+        <w:pStyle w:val="1815"/>
         <w:pBdr/>
         <w:spacing/>
         <w:ind/>
@@ -35,7 +35,7 @@
     </w:p>
     <w:p>
       <w:pPr>
-        <w:pStyle w:val="1811"/>
+        <w:pStyle w:val="1815"/>
         <w:pBdr/>
         <w:spacing/>
         <w:ind/>
@@ -66,7 +66,7 @@
     </w:p>
     <w:p>
       <w:pPr>
-        <w:pStyle w:val="1811"/>
+        <w:pStyle w:val="1815"/>
         <w:pBdr/>
         <w:spacing/>
         <w:ind/>
@@ -96,7 +96,7 @@
     </w:p>
     <w:p>
       <w:pPr>
-        <w:pStyle w:val="1811"/>
+        <w:pStyle w:val="1815"/>
         <w:pBdr/>
         <w:spacing/>
         <w:ind/>
@@ -126,7 +126,7 @@
     </w:p>
     <w:p>
       <w:pPr>
-        <w:pStyle w:val="1811"/>
+        <w:pStyle w:val="1815"/>
         <w:pBdr/>
         <w:spacing/>
         <w:ind/>
@@ -157,7 +157,7 @@
     </w:p>
     <w:p>
       <w:pPr>
-        <w:pStyle w:val="1811"/>
+        <w:pStyle w:val="1815"/>
         <w:pBdr/>
         <w:spacing/>
         <w:ind/>
@@ -188,7 +188,7 @@
     </w:p>
     <w:p>
       <w:pPr>
-        <w:pStyle w:val="1811"/>
+        <w:pStyle w:val="1815"/>
         <w:pBdr/>
         <w:spacing/>
         <w:ind/>
@@ -219,7 +219,7 @@
     </w:p>
     <w:p>
       <w:pPr>
-        <w:pStyle w:val="1811"/>
+        <w:pStyle w:val="1815"/>
         <w:pBdr/>
         <w:spacing/>
         <w:ind/>
@@ -249,7 +249,7 @@
     </w:p>
     <w:p>
       <w:pPr>
-        <w:pStyle w:val="1811"/>
+        <w:pStyle w:val="1815"/>
         <w:pBdr/>
         <w:spacing/>
         <w:ind/>
@@ -279,7 +279,7 @@
     </w:p>
     <w:p>
       <w:pPr>
-        <w:pStyle w:val="1811"/>
+        <w:pStyle w:val="1815"/>
         <w:pBdr/>
         <w:spacing/>
         <w:ind/>
@@ -309,7 +309,7 @@
     </w:p>
     <w:p>
       <w:pPr>
-        <w:pStyle w:val="1811"/>
+        <w:pStyle w:val="1815"/>
         <w:pBdr/>
         <w:spacing/>
         <w:ind/>
@@ -339,7 +339,7 @@
     </w:p>
     <w:p>
       <w:pPr>
-        <w:pStyle w:val="1811"/>
+        <w:pStyle w:val="1815"/>
         <w:pBdr/>
         <w:spacing/>
         <w:ind/>
@@ -369,7 +369,7 @@
     </w:p>
     <w:p>
       <w:pPr>
-        <w:pStyle w:val="1811"/>
+        <w:pStyle w:val="1815"/>
         <w:pBdr/>
         <w:spacing/>
         <w:ind/>
@@ -471,7 +471,7 @@
     </w:p>
     <w:p>
       <w:pPr>
-        <w:pStyle w:val="1811"/>
+        <w:pStyle w:val="1815"/>
         <w:pBdr/>
         <w:spacing/>
         <w:ind/>
@@ -501,7 +501,7 @@
     </w:p>
     <w:p>
       <w:pPr>
-        <w:pStyle w:val="1811"/>
+        <w:pStyle w:val="1815"/>
         <w:pBdr/>
         <w:spacing/>
         <w:ind/>
@@ -531,7 +531,7 @@
     </w:p>
     <w:p>
       <w:pPr>
-        <w:pStyle w:val="1811"/>
+        <w:pStyle w:val="1815"/>
         <w:pBdr/>
         <w:spacing/>
         <w:ind/>
@@ -561,7 +561,7 @@
     </w:p>
     <w:p>
       <w:pPr>
-        <w:pStyle w:val="1811"/>
+        <w:pStyle w:val="1815"/>
         <w:pBdr/>
         <w:spacing/>
         <w:ind/>
@@ -591,7 +591,7 @@
     </w:p>
     <w:p>
       <w:pPr>
-        <w:pStyle w:val="1811"/>
+        <w:pStyle w:val="1815"/>
         <w:pBdr/>
         <w:spacing/>
         <w:ind/>
@@ -621,7 +621,7 @@
     </w:p>
     <w:p>
       <w:pPr>
-        <w:pStyle w:val="1811"/>
+        <w:pStyle w:val="1815"/>
         <w:pBdr/>
         <w:spacing/>
         <w:ind/>
@@ -652,7 +652,7 @@
     </w:p>
     <w:p>
       <w:pPr>
-        <w:pStyle w:val="1811"/>
+        <w:pStyle w:val="1815"/>
         <w:pBdr/>
         <w:spacing/>
         <w:ind/>
@@ -683,7 +683,7 @@
     </w:p>
     <w:p>
       <w:pPr>
-        <w:pStyle w:val="1811"/>
+        <w:pStyle w:val="1815"/>
         <w:pBdr/>
         <w:spacing/>
         <w:ind/>
@@ -703,7 +703,7 @@
     </w:p>
     <w:p>
       <w:pPr>
-        <w:pStyle w:val="1811"/>
+        <w:pStyle w:val="1815"/>
         <w:pBdr/>
         <w:spacing/>
         <w:ind/>
@@ -734,7 +734,7 @@
     </w:p>
     <w:p>
       <w:pPr>
-        <w:pStyle w:val="1811"/>
+        <w:pStyle w:val="1815"/>
         <w:pBdr/>
         <w:spacing/>
         <w:ind/>
@@ -765,7 +765,7 @@
     </w:p>
     <w:p>
       <w:pPr>
-        <w:pStyle w:val="1811"/>
+        <w:pStyle w:val="1815"/>
         <w:pBdr/>
         <w:spacing/>
         <w:ind/>
@@ -795,7 +795,7 @@
     </w:p>
     <w:p>
       <w:pPr>
-        <w:pStyle w:val="1811"/>
+        <w:pStyle w:val="1815"/>
         <w:pBdr/>
         <w:spacing/>
         <w:ind/>
@@ -826,7 +826,7 @@
     </w:p>
     <w:p>
       <w:pPr>
-        <w:pStyle w:val="1811"/>
+        <w:pStyle w:val="1815"/>
         <w:pBdr/>
         <w:spacing/>
         <w:ind/>
@@ -857,7 +857,7 @@
     </w:p>
     <w:p>
       <w:pPr>
-        <w:pStyle w:val="1811"/>
+        <w:pStyle w:val="1815"/>
         <w:pBdr/>
         <w:spacing/>
         <w:ind/>
@@ -888,7 +888,7 @@
     </w:p>
     <w:p>
       <w:pPr>
-        <w:pStyle w:val="1811"/>
+        <w:pStyle w:val="1815"/>
         <w:pBdr/>
         <w:spacing/>
         <w:ind/>
@@ -918,7 +918,7 @@
     </w:p>
     <w:p>
       <w:pPr>
-        <w:pStyle w:val="1811"/>
+        <w:pStyle w:val="1815"/>
         <w:pBdr/>
         <w:spacing/>
         <w:ind/>
@@ -948,7 +948,7 @@
     </w:p>
     <w:p>
       <w:pPr>
-        <w:pStyle w:val="1811"/>
+        <w:pStyle w:val="1815"/>
         <w:pBdr/>
         <w:spacing/>
         <w:ind/>
@@ -978,7 +978,7 @@
     </w:p>
     <w:p>
       <w:pPr>
-        <w:pStyle w:val="1811"/>
+        <w:pStyle w:val="1815"/>
         <w:pBdr/>
         <w:spacing/>
         <w:ind/>
@@ -1238,7 +1238,7 @@
     </w:p>
     <w:p>
       <w:pPr>
-        <w:pStyle w:val="1811"/>
+        <w:pStyle w:val="1815"/>
         <w:pBdr/>
         <w:spacing/>
         <w:ind/>
@@ -1268,7 +1268,7 @@
     </w:p>
     <w:p>
       <w:pPr>
-        <w:pStyle w:val="1811"/>
+        <w:pStyle w:val="1815"/>
         <w:pBdr/>
         <w:spacing/>
         <w:ind/>
@@ -1298,7 +1298,7 @@
     </w:p>
     <w:p>
       <w:pPr>
-        <w:pStyle w:val="1811"/>
+        <w:pStyle w:val="1815"/>
         <w:pBdr/>
         <w:spacing/>
         <w:ind/>
@@ -1328,7 +1328,7 @@
     </w:p>
     <w:p>
       <w:pPr>
-        <w:pStyle w:val="1811"/>
+        <w:pStyle w:val="1815"/>
         <w:pBdr/>
         <w:spacing/>
         <w:ind/>
@@ -1358,7 +1358,7 @@
     </w:p>
     <w:p>
       <w:pPr>
-        <w:pStyle w:val="1811"/>
+        <w:pStyle w:val="1815"/>
         <w:pBdr/>
         <w:spacing/>
         <w:ind/>
@@ -1388,7 +1388,7 @@
     </w:p>
     <w:p>
       <w:pPr>
-        <w:pStyle w:val="1811"/>
+        <w:pStyle w:val="1815"/>
         <w:pBdr/>
         <w:spacing/>
         <w:ind/>
@@ -1419,7 +1419,7 @@
     </w:p>
     <w:p>
       <w:pPr>
-        <w:pStyle w:val="1811"/>
+        <w:pStyle w:val="1815"/>
         <w:pBdr/>
         <w:spacing/>
         <w:ind/>
@@ -1450,7 +1450,7 @@
     </w:p>
     <w:p>
       <w:pPr>
-        <w:pStyle w:val="1811"/>
+        <w:pStyle w:val="1815"/>
         <w:pBdr/>
         <w:spacing/>
         <w:ind/>
@@ -1481,7 +1481,7 @@
     </w:p>
     <w:p>
       <w:pPr>
-        <w:pStyle w:val="1810"/>
+        <w:pStyle w:val="1814"/>
         <w:pBdr/>
         <w:spacing/>
         <w:ind/>
@@ -1509,7 +1509,7 @@
     </w:p>
     <w:p>
       <w:pPr>
-        <w:pStyle w:val="1810"/>
+        <w:pStyle w:val="1814"/>
         <w:pBdr/>
         <w:spacing/>
         <w:ind/>
@@ -2280,7 +2280,7 @@
     </w:tbl>
     <w:p>
       <w:pPr>
-        <w:pStyle w:val="1810"/>
+        <w:pStyle w:val="1814"/>
         <w:pBdr/>
         <w:spacing/>
         <w:ind/>
@@ -2292,95 +2292,95 @@
     </w:p>
     <w:p>
       <w:pPr>
-        <w:pStyle w:val="1810"/>
-        <w:pBdr/>
-        <w:spacing/>
-        <w:ind/>
-        <w:rPr/>
-      </w:pPr>
-      <w:r/>
-      <w:r/>
-    </w:p>
-    <w:p>
-      <w:pPr>
-        <w:pStyle w:val="1810"/>
-        <w:pBdr/>
-        <w:spacing/>
-        <w:ind/>
-        <w:rPr/>
-      </w:pPr>
-      <w:r/>
-      <w:r/>
-    </w:p>
-    <w:p>
-      <w:pPr>
-        <w:pStyle w:val="1810"/>
-        <w:pBdr/>
-        <w:spacing/>
-        <w:ind/>
-        <w:rPr/>
-      </w:pPr>
-      <w:r/>
-      <w:r/>
-    </w:p>
-    <w:p>
-      <w:pPr>
-        <w:pStyle w:val="1810"/>
-        <w:pBdr/>
-        <w:spacing/>
-        <w:ind/>
-        <w:rPr/>
-      </w:pPr>
-      <w:r/>
-      <w:r/>
-    </w:p>
-    <w:p>
-      <w:pPr>
-        <w:pStyle w:val="1810"/>
-        <w:pBdr/>
-        <w:spacing/>
-        <w:ind/>
-        <w:rPr/>
-      </w:pPr>
-      <w:r/>
-      <w:r/>
-    </w:p>
-    <w:p>
-      <w:pPr>
-        <w:pStyle w:val="1810"/>
-        <w:pBdr/>
-        <w:spacing/>
-        <w:ind/>
-        <w:rPr/>
-      </w:pPr>
-      <w:r/>
-      <w:r/>
-    </w:p>
-    <w:p>
-      <w:pPr>
-        <w:pStyle w:val="1810"/>
-        <w:pBdr/>
-        <w:spacing/>
-        <w:ind/>
-        <w:rPr/>
-      </w:pPr>
-      <w:r/>
-      <w:r/>
-    </w:p>
-    <w:p>
-      <w:pPr>
-        <w:pStyle w:val="1810"/>
-        <w:pBdr/>
-        <w:spacing/>
-        <w:ind/>
-        <w:rPr/>
-      </w:pPr>
-      <w:r/>
-      <w:r/>
-    </w:p>
-    <w:p>
-      <w:pPr>
-        <w:pStyle w:val="1810"/>
+        <w:pStyle w:val="1814"/>
+        <w:pBdr/>
+        <w:spacing/>
+        <w:ind/>
+        <w:rPr/>
+      </w:pPr>
+      <w:r/>
+      <w:r/>
+    </w:p>
+    <w:p>
+      <w:pPr>
+        <w:pStyle w:val="1814"/>
+        <w:pBdr/>
+        <w:spacing/>
+        <w:ind/>
+        <w:rPr/>
+      </w:pPr>
+      <w:r/>
+      <w:r/>
+    </w:p>
+    <w:p>
+      <w:pPr>
+        <w:pStyle w:val="1814"/>
+        <w:pBdr/>
+        <w:spacing/>
+        <w:ind/>
+        <w:rPr/>
+      </w:pPr>
+      <w:r/>
+      <w:r/>
+    </w:p>
+    <w:p>
+      <w:pPr>
+        <w:pStyle w:val="1814"/>
+        <w:pBdr/>
+        <w:spacing/>
+        <w:ind/>
+        <w:rPr/>
+      </w:pPr>
+      <w:r/>
+      <w:r/>
+    </w:p>
+    <w:p>
+      <w:pPr>
+        <w:pStyle w:val="1814"/>
+        <w:pBdr/>
+        <w:spacing/>
+        <w:ind/>
+        <w:rPr/>
+      </w:pPr>
+      <w:r/>
+      <w:r/>
+    </w:p>
+    <w:p>
+      <w:pPr>
+        <w:pStyle w:val="1814"/>
+        <w:pBdr/>
+        <w:spacing/>
+        <w:ind/>
+        <w:rPr/>
+      </w:pPr>
+      <w:r/>
+      <w:r/>
+    </w:p>
+    <w:p>
+      <w:pPr>
+        <w:pStyle w:val="1814"/>
+        <w:pBdr/>
+        <w:spacing/>
+        <w:ind/>
+        <w:rPr/>
+      </w:pPr>
+      <w:r/>
+      <w:r/>
+    </w:p>
+    <w:p>
+      <w:pPr>
+        <w:pStyle w:val="1814"/>
+        <w:pBdr/>
+        <w:spacing/>
+        <w:ind/>
+        <w:rPr/>
+      </w:pPr>
+      <w:r/>
+      <w:r/>
+    </w:p>
+    <w:p>
+      <w:pPr>
+        <w:pStyle w:val="1814"/>
         <w:pBdr/>
         <w:spacing/>
         <w:ind/>
@@ -2408,7 +2408,7 @@
     </w:p>
     <w:p>
       <w:pPr>
-        <w:pStyle w:val="1810"/>
+        <w:pStyle w:val="1814"/>
         <w:pBdr/>
         <w:spacing/>
         <w:ind/>
@@ -2487,7 +2487,7 @@
     </w:p>
     <w:p>
       <w:pPr>
-        <w:pStyle w:val="1810"/>
+        <w:pStyle w:val="1814"/>
         <w:pBdr/>
         <w:spacing/>
         <w:ind/>
@@ -2510,7 +2510,7 @@
     </w:p>
     <w:p>
       <w:pPr>
-        <w:pStyle w:val="1827"/>
+        <w:pStyle w:val="1831"/>
         <w:pBdr/>
         <w:tabs>
           <w:tab w:val="right" w:leader="dot" w:pos="9072"/>
@@ -2534,30 +2534,30 @@
       <w:hyperlink w:tooltip="#_Toc1" w:anchor="_Toc1" w:history="1">
         <w:r>
           <w:rPr>
-            <w:rStyle w:val="1808"/>
+            <w:rStyle w:val="1812"/>
           </w:rPr>
         </w:r>
         <w:r>
           <w:rPr>
-            <w:rStyle w:val="1808"/>
+            <w:rStyle w:val="1812"/>
           </w:rPr>
           <w:t xml:space="preserve">Figura </w:t>
         </w:r>
         <w:r>
           <w:rPr>
-            <w:rStyle w:val="1808"/>
+            <w:rStyle w:val="1812"/>
           </w:rPr>
           <w:t xml:space="preserve">1</w:t>
         </w:r>
         <w:r>
           <w:rPr>
-            <w:rStyle w:val="1808"/>
+            <w:rStyle w:val="1812"/>
           </w:rPr>
           <w:t xml:space="preserve"> - Interface de consulta do aplicativo Colab </w:t>
         </w:r>
         <w:r>
           <w:rPr>
-            <w:rStyle w:val="1808"/>
+            <w:rStyle w:val="1812"/>
           </w:rPr>
         </w:r>
         <w:r>
@@ -2575,7 +2575,7 @@
     </w:p>
     <w:p>
       <w:pPr>
-        <w:pStyle w:val="1827"/>
+        <w:pStyle w:val="1831"/>
         <w:pBdr/>
         <w:tabs>
           <w:tab w:val="right" w:leader="dot" w:pos="9072"/>
@@ -2587,30 +2587,30 @@
       <w:hyperlink w:tooltip="#_Toc2" w:anchor="_Toc2" w:history="1">
         <w:r>
           <w:rPr>
-            <w:rStyle w:val="1808"/>
+            <w:rStyle w:val="1812"/>
           </w:rPr>
         </w:r>
         <w:r>
           <w:rPr>
-            <w:rStyle w:val="1808"/>
+            <w:rStyle w:val="1812"/>
           </w:rPr>
           <w:t xml:space="preserve">Figura </w:t>
         </w:r>
         <w:r>
           <w:rPr>
-            <w:rStyle w:val="1808"/>
+            <w:rStyle w:val="1812"/>
           </w:rPr>
           <w:t xml:space="preserve">2</w:t>
         </w:r>
         <w:r>
           <w:rPr>
-            <w:rStyle w:val="1808"/>
+            <w:rStyle w:val="1812"/>
           </w:rPr>
           <w:t xml:space="preserve"> - Interface de feed do aplicativo Colab  </w:t>
         </w:r>
         <w:r>
           <w:rPr>
-            <w:rStyle w:val="1808"/>
+            <w:rStyle w:val="1812"/>
           </w:rPr>
         </w:r>
         <w:r>
@@ -2628,7 +2628,7 @@
     </w:p>
     <w:p>
       <w:pPr>
-        <w:pStyle w:val="1827"/>
+        <w:pStyle w:val="1831"/>
         <w:pBdr/>
         <w:tabs>
           <w:tab w:val="right" w:leader="dot" w:pos="9072"/>
@@ -2640,30 +2640,30 @@
       <w:hyperlink w:tooltip="#_Toc3" w:anchor="_Toc3" w:history="1">
         <w:r>
           <w:rPr>
-            <w:rStyle w:val="1808"/>
+            <w:rStyle w:val="1812"/>
           </w:rPr>
         </w:r>
         <w:r>
           <w:rPr>
-            <w:rStyle w:val="1808"/>
+            <w:rStyle w:val="1812"/>
           </w:rPr>
           <w:t xml:space="preserve">Figura </w:t>
         </w:r>
         <w:r>
           <w:rPr>
-            <w:rStyle w:val="1808"/>
+            <w:rStyle w:val="1812"/>
           </w:rPr>
           <w:t xml:space="preserve">3</w:t>
         </w:r>
         <w:r>
           <w:rPr>
-            <w:rStyle w:val="1808"/>
+            <w:rStyle w:val="1812"/>
           </w:rPr>
           <w:t xml:space="preserve"> - Seleção de cidades na plataforma e-Ouve  </w:t>
         </w:r>
         <w:r>
           <w:rPr>
-            <w:rStyle w:val="1808"/>
+            <w:rStyle w:val="1812"/>
           </w:rPr>
         </w:r>
         <w:r>
@@ -2681,7 +2681,7 @@
     </w:p>
     <w:p>
       <w:pPr>
-        <w:pStyle w:val="1827"/>
+        <w:pStyle w:val="1831"/>
         <w:pBdr/>
         <w:tabs>
           <w:tab w:val="right" w:leader="dot" w:pos="9072"/>
@@ -2693,30 +2693,30 @@
       <w:hyperlink w:tooltip="#_Toc4" w:anchor="_Toc4" w:history="1">
         <w:r>
           <w:rPr>
-            <w:rStyle w:val="1808"/>
+            <w:rStyle w:val="1812"/>
           </w:rPr>
         </w:r>
         <w:r>
           <w:rPr>
-            <w:rStyle w:val="1808"/>
+            <w:rStyle w:val="1812"/>
           </w:rPr>
           <w:t xml:space="preserve">Figura </w:t>
         </w:r>
         <w:r>
           <w:rPr>
-            <w:rStyle w:val="1808"/>
+            <w:rStyle w:val="1812"/>
           </w:rPr>
           <w:t xml:space="preserve">4</w:t>
         </w:r>
         <w:r>
           <w:rPr>
-            <w:rStyle w:val="1808"/>
+            <w:rStyle w:val="1812"/>
           </w:rPr>
           <w:t xml:space="preserve"> - Seleção de serviços na plataforma e-Ouve  </w:t>
         </w:r>
         <w:r>
           <w:rPr>
-            <w:rStyle w:val="1808"/>
+            <w:rStyle w:val="1812"/>
           </w:rPr>
         </w:r>
         <w:r>
@@ -2734,7 +2734,7 @@
     </w:p>
     <w:p>
       <w:pPr>
-        <w:pStyle w:val="1810"/>
+        <w:pStyle w:val="1814"/>
         <w:pBdr/>
         <w:spacing/>
         <w:ind/>
@@ -2751,7 +2751,7 @@
     </w:p>
     <w:p>
       <w:pPr>
-        <w:pStyle w:val="1810"/>
+        <w:pStyle w:val="1814"/>
         <w:pBdr/>
         <w:spacing/>
         <w:ind/>
@@ -2780,18 +2780,18 @@
     </w:p>
     <w:p>
       <w:pPr>
-        <w:pStyle w:val="1810"/>
-        <w:pBdr/>
-        <w:spacing/>
-        <w:ind/>
-        <w:rPr/>
-      </w:pPr>
-      <w:r/>
-      <w:r/>
-    </w:p>
-    <w:p>
-      <w:pPr>
-        <w:pStyle w:val="1810"/>
+        <w:pStyle w:val="1814"/>
+        <w:pBdr/>
+        <w:spacing/>
+        <w:ind/>
+        <w:rPr/>
+      </w:pPr>
+      <w:r/>
+      <w:r/>
+    </w:p>
+    <w:p>
+      <w:pPr>
+        <w:pStyle w:val="1814"/>
         <w:pBdr/>
         <w:spacing/>
         <w:ind/>
@@ -2807,7 +2807,7 @@
     </w:p>
     <w:tbl>
       <w:tblPr>
-        <w:tblStyle w:val="1819"/>
+        <w:tblStyle w:val="1823"/>
         <w:tblW w:w="0" w:type="auto"/>
         <w:tblBorders>
           <w:top w:val="none" w:color="auto" w:sz="0" w:space="0"/>
@@ -4391,7 +4391,7 @@
     </w:tbl>
     <w:p>
       <w:pPr>
-        <w:pStyle w:val="1810"/>
+        <w:pStyle w:val="1814"/>
         <w:pBdr/>
         <w:spacing/>
         <w:ind/>
@@ -4405,7 +4405,7 @@
     </w:p>
     <w:p>
       <w:pPr>
-        <w:pStyle w:val="1810"/>
+        <w:pStyle w:val="1814"/>
         <w:pBdr/>
         <w:spacing/>
         <w:ind/>
@@ -4418,7 +4418,7 @@
     </w:p>
     <w:p>
       <w:pPr>
-        <w:pStyle w:val="1805"/>
+        <w:pStyle w:val="1809"/>
         <w:pBdr/>
         <w:tabs>
           <w:tab w:val="right" w:leader="dot" w:pos="9062"/>
@@ -4449,18 +4449,18 @@
       <w:hyperlink w:tooltip="#_Toc1" w:anchor="_Toc1" w:history="1">
         <w:r>
           <w:rPr>
-            <w:rStyle w:val="1808"/>
+            <w:rStyle w:val="1812"/>
           </w:rPr>
         </w:r>
         <w:r>
           <w:rPr>
-            <w:rStyle w:val="1808"/>
+            <w:rStyle w:val="1812"/>
           </w:rPr>
           <w:t xml:space="preserve">1 INTRODUÇÃO</w:t>
         </w:r>
         <w:r>
           <w:rPr>
-            <w:rStyle w:val="1808"/>
+            <w:rStyle w:val="1812"/>
           </w:rPr>
         </w:r>
         <w:r>
@@ -4478,7 +4478,7 @@
     </w:p>
     <w:p>
       <w:pPr>
-        <w:pStyle w:val="1805"/>
+        <w:pStyle w:val="1809"/>
         <w:pBdr/>
         <w:tabs>
           <w:tab w:val="right" w:leader="dot" w:pos="9062"/>
@@ -4490,18 +4490,18 @@
       <w:hyperlink w:tooltip="#_Toc2" w:anchor="_Toc2" w:history="1">
         <w:r>
           <w:rPr>
-            <w:rStyle w:val="1808"/>
+            <w:rStyle w:val="1812"/>
           </w:rPr>
         </w:r>
         <w:r>
           <w:rPr>
-            <w:rStyle w:val="1808"/>
+            <w:rStyle w:val="1812"/>
           </w:rPr>
           <w:t xml:space="preserve">2 REVISÃO BIBLIOGRÁFICA</w:t>
         </w:r>
         <w:r>
           <w:rPr>
-            <w:rStyle w:val="1808"/>
+            <w:rStyle w:val="1812"/>
           </w:rPr>
         </w:r>
         <w:r>
@@ -4519,7 +4519,7 @@
     </w:p>
     <w:p>
       <w:pPr>
-        <w:pStyle w:val="1806"/>
+        <w:pStyle w:val="1810"/>
         <w:pBdr/>
         <w:tabs>
           <w:tab w:val="right" w:leader="dot" w:pos="9062"/>
@@ -4531,24 +4531,24 @@
       <w:hyperlink w:tooltip="#_Toc3" w:anchor="_Toc3" w:history="1">
         <w:r>
           <w:rPr>
-            <w:rStyle w:val="1808"/>
+            <w:rStyle w:val="1812"/>
           </w:rPr>
         </w:r>
         <w:r>
           <w:rPr>
-            <w:rStyle w:val="1808"/>
+            <w:rStyle w:val="1812"/>
           </w:rPr>
           <w:t xml:space="preserve">2.1 CONCEITOS NECESSÁRIOS PARA O ENTENDIMENTO DO PROJETO</w:t>
         </w:r>
         <w:r>
           <w:rPr>
-            <w:rStyle w:val="1808"/>
+            <w:rStyle w:val="1812"/>
           </w:rPr>
           <w:t xml:space="preserve"> </w:t>
         </w:r>
         <w:r>
           <w:rPr>
-            <w:rStyle w:val="1808"/>
+            <w:rStyle w:val="1812"/>
           </w:rPr>
         </w:r>
         <w:r>
@@ -4566,7 +4566,7 @@
     </w:p>
     <w:p>
       <w:pPr>
-        <w:pStyle w:val="1807"/>
+        <w:pStyle w:val="1811"/>
         <w:pBdr/>
         <w:tabs>
           <w:tab w:val="right" w:leader="dot" w:pos="9062"/>
@@ -4578,18 +4578,18 @@
       <w:hyperlink w:tooltip="#_Toc4" w:anchor="_Toc4" w:history="1">
         <w:r>
           <w:rPr>
-            <w:rStyle w:val="1808"/>
+            <w:rStyle w:val="1812"/>
           </w:rPr>
         </w:r>
         <w:r>
           <w:rPr>
-            <w:rStyle w:val="1808"/>
+            <w:rStyle w:val="1812"/>
           </w:rPr>
           <w:t xml:space="preserve">2.1.1 Fundamentos de Cidade Digital</w:t>
         </w:r>
         <w:r>
           <w:rPr>
-            <w:rStyle w:val="1808"/>
+            <w:rStyle w:val="1812"/>
           </w:rPr>
         </w:r>
         <w:r>
@@ -4607,7 +4607,7 @@
     </w:p>
     <w:p>
       <w:pPr>
-        <w:pStyle w:val="1807"/>
+        <w:pStyle w:val="1811"/>
         <w:pBdr/>
         <w:tabs>
           <w:tab w:val="right" w:leader="dot" w:pos="9062"/>
@@ -4619,18 +4619,18 @@
       <w:hyperlink w:tooltip="#_Toc5" w:anchor="_Toc5" w:history="1">
         <w:r>
           <w:rPr>
-            <w:rStyle w:val="1808"/>
+            <w:rStyle w:val="1812"/>
           </w:rPr>
         </w:r>
         <w:r>
           <w:rPr>
-            <w:rStyle w:val="1808"/>
+            <w:rStyle w:val="1812"/>
           </w:rPr>
           <w:t xml:space="preserve">2.1.2 Zeladoria Pública e Gestão de Serviços</w:t>
         </w:r>
         <w:r>
           <w:rPr>
-            <w:rStyle w:val="1808"/>
+            <w:rStyle w:val="1812"/>
           </w:rPr>
         </w:r>
         <w:r>
@@ -4648,7 +4648,7 @@
     </w:p>
     <w:p>
       <w:pPr>
-        <w:pStyle w:val="1807"/>
+        <w:pStyle w:val="1811"/>
         <w:pBdr/>
         <w:tabs>
           <w:tab w:val="right" w:leader="dot" w:pos="9062"/>
@@ -4660,18 +4660,18 @@
       <w:hyperlink w:tooltip="#_Toc6" w:anchor="_Toc6" w:history="1">
         <w:r>
           <w:rPr>
-            <w:rStyle w:val="1808"/>
+            <w:rStyle w:val="1812"/>
           </w:rPr>
         </w:r>
         <w:r>
           <w:rPr>
-            <w:rStyle w:val="1808"/>
+            <w:rStyle w:val="1812"/>
           </w:rPr>
           <w:t xml:space="preserve">2.1.3 Participação Cidadã Digital</w:t>
         </w:r>
         <w:r>
           <w:rPr>
-            <w:rStyle w:val="1808"/>
+            <w:rStyle w:val="1812"/>
           </w:rPr>
         </w:r>
         <w:r>
@@ -4689,7 +4689,7 @@
     </w:p>
     <w:p>
       <w:pPr>
-        <w:pStyle w:val="1806"/>
+        <w:pStyle w:val="1810"/>
         <w:pBdr/>
         <w:tabs>
           <w:tab w:val="right" w:leader="dot" w:pos="9062"/>
@@ -4701,19 +4701,19 @@
       <w:hyperlink w:tooltip="#_Toc7" w:anchor="_Toc7" w:history="1">
         <w:r>
           <w:rPr>
-            <w:rStyle w:val="1808"/>
+            <w:rStyle w:val="1812"/>
           </w:rPr>
         </w:r>
         <w:r>
           <w:rPr>
-            <w:rStyle w:val="1808"/>
+            <w:rStyle w:val="1812"/>
             <w:caps w:val="0"/>
           </w:rPr>
           <w:t xml:space="preserve">2.2 TRABALHOS RELACIONADOS</w:t>
         </w:r>
         <w:r>
           <w:rPr>
-            <w:rStyle w:val="1808"/>
+            <w:rStyle w:val="1812"/>
           </w:rPr>
         </w:r>
         <w:r>
@@ -4731,7 +4731,7 @@
     </w:p>
     <w:p>
       <w:pPr>
-        <w:pStyle w:val="1805"/>
+        <w:pStyle w:val="1809"/>
         <w:pBdr/>
         <w:tabs>
           <w:tab w:val="right" w:leader="dot" w:pos="9062"/>
@@ -4743,18 +4743,18 @@
       <w:hyperlink w:tooltip="#_Toc8" w:anchor="_Toc8" w:history="1">
         <w:r>
           <w:rPr>
-            <w:rStyle w:val="1808"/>
+            <w:rStyle w:val="1812"/>
           </w:rPr>
         </w:r>
         <w:r>
           <w:rPr>
-            <w:rStyle w:val="1808"/>
+            <w:rStyle w:val="1812"/>
           </w:rPr>
           <w:t xml:space="preserve">3 OBJETIVO DO PROJETO</w:t>
         </w:r>
         <w:r>
           <w:rPr>
-            <w:rStyle w:val="1808"/>
+            <w:rStyle w:val="1812"/>
           </w:rPr>
         </w:r>
         <w:r>
@@ -4772,7 +4772,7 @@
     </w:p>
     <w:p>
       <w:pPr>
-        <w:pStyle w:val="1806"/>
+        <w:pStyle w:val="1810"/>
         <w:pBdr/>
         <w:tabs>
           <w:tab w:val="right" w:leader="dot" w:pos="9062"/>
@@ -4784,18 +4784,18 @@
       <w:hyperlink w:tooltip="#_Toc9" w:anchor="_Toc9" w:history="1">
         <w:r>
           <w:rPr>
-            <w:rStyle w:val="1808"/>
+            <w:rStyle w:val="1812"/>
           </w:rPr>
         </w:r>
         <w:r>
           <w:rPr>
-            <w:rStyle w:val="1808"/>
+            <w:rStyle w:val="1812"/>
           </w:rPr>
           <w:t xml:space="preserve">3.1 FORMULAÇÃO DO PROBLEMA</w:t>
         </w:r>
         <w:r>
           <w:rPr>
-            <w:rStyle w:val="1808"/>
+            <w:rStyle w:val="1812"/>
           </w:rPr>
         </w:r>
         <w:r>
@@ -4813,7 +4813,7 @@
     </w:p>
     <w:p>
       <w:pPr>
-        <w:pStyle w:val="1806"/>
+        <w:pStyle w:val="1810"/>
         <w:pBdr/>
         <w:tabs>
           <w:tab w:val="right" w:leader="dot" w:pos="9062"/>
@@ -4825,24 +4825,24 @@
       <w:hyperlink w:tooltip="#_Toc10" w:anchor="_Toc10" w:history="1">
         <w:r>
           <w:rPr>
-            <w:rStyle w:val="1808"/>
+            <w:rStyle w:val="1812"/>
           </w:rPr>
         </w:r>
         <w:r>
           <w:rPr>
-            <w:rStyle w:val="1808"/>
+            <w:rStyle w:val="1812"/>
           </w:rPr>
           <w:t xml:space="preserve">3.2 OBJETIVOS</w:t>
         </w:r>
         <w:r>
           <w:rPr>
-            <w:rStyle w:val="1808"/>
+            <w:rStyle w:val="1812"/>
           </w:rPr>
           <w:t xml:space="preserve"> </w:t>
         </w:r>
         <w:r>
           <w:rPr>
-            <w:rStyle w:val="1808"/>
+            <w:rStyle w:val="1812"/>
           </w:rPr>
         </w:r>
         <w:r>
@@ -4860,7 +4860,7 @@
     </w:p>
     <w:p>
       <w:pPr>
-        <w:pStyle w:val="1806"/>
+        <w:pStyle w:val="1810"/>
         <w:pBdr/>
         <w:tabs>
           <w:tab w:val="right" w:leader="dot" w:pos="9062"/>
@@ -4872,24 +4872,24 @@
       <w:hyperlink w:tooltip="#_Toc11" w:anchor="_Toc11" w:history="1">
         <w:r>
           <w:rPr>
-            <w:rStyle w:val="1808"/>
+            <w:rStyle w:val="1812"/>
           </w:rPr>
         </w:r>
         <w:r>
           <w:rPr>
-            <w:rStyle w:val="1808"/>
+            <w:rStyle w:val="1812"/>
           </w:rPr>
           <w:t xml:space="preserve">3.3 JUSTIFICATIVA</w:t>
         </w:r>
         <w:r>
           <w:rPr>
-            <w:rStyle w:val="1808"/>
+            <w:rStyle w:val="1812"/>
           </w:rPr>
           <w:t xml:space="preserve"> </w:t>
         </w:r>
         <w:r>
           <w:rPr>
-            <w:rStyle w:val="1808"/>
+            <w:rStyle w:val="1812"/>
           </w:rPr>
         </w:r>
         <w:r>
@@ -4907,7 +4907,7 @@
     </w:p>
     <w:p>
       <w:pPr>
-        <w:pStyle w:val="1805"/>
+        <w:pStyle w:val="1809"/>
         <w:pBdr/>
         <w:tabs>
           <w:tab w:val="right" w:leader="dot" w:pos="9062"/>
@@ -4919,18 +4919,18 @@
       <w:hyperlink w:tooltip="#_Toc12" w:anchor="_Toc12" w:history="1">
         <w:r>
           <w:rPr>
-            <w:rStyle w:val="1808"/>
+            <w:rStyle w:val="1812"/>
           </w:rPr>
         </w:r>
         <w:r>
           <w:rPr>
-            <w:rStyle w:val="1808"/>
+            <w:rStyle w:val="1812"/>
           </w:rPr>
           <w:t xml:space="preserve">4 MÉTODOS GERENCIAIS</w:t>
         </w:r>
         <w:r>
           <w:rPr>
-            <w:rStyle w:val="1808"/>
+            <w:rStyle w:val="1812"/>
           </w:rPr>
         </w:r>
         <w:r>
@@ -4948,7 +4948,7 @@
     </w:p>
     <w:p>
       <w:pPr>
-        <w:pStyle w:val="1806"/>
+        <w:pStyle w:val="1810"/>
         <w:pBdr/>
         <w:tabs>
           <w:tab w:val="right" w:leader="dot" w:pos="9062"/>
@@ -4960,18 +4960,18 @@
       <w:hyperlink w:tooltip="#_Toc13" w:anchor="_Toc13" w:history="1">
         <w:r>
           <w:rPr>
-            <w:rStyle w:val="1808"/>
+            <w:rStyle w:val="1812"/>
           </w:rPr>
         </w:r>
         <w:r>
           <w:rPr>
-            <w:rStyle w:val="1808"/>
+            <w:rStyle w:val="1812"/>
           </w:rPr>
           <w:t xml:space="preserve">4.1 GERENCIAMENTO DO PROJETO</w:t>
         </w:r>
         <w:r>
           <w:rPr>
-            <w:rStyle w:val="1808"/>
+            <w:rStyle w:val="1812"/>
           </w:rPr>
         </w:r>
         <w:r>
@@ -4989,7 +4989,7 @@
     </w:p>
     <w:p>
       <w:pPr>
-        <w:pStyle w:val="1806"/>
+        <w:pStyle w:val="1810"/>
         <w:pBdr/>
         <w:tabs>
           <w:tab w:val="right" w:leader="dot" w:pos="9062"/>
@@ -5001,24 +5001,24 @@
       <w:hyperlink w:tooltip="#_Toc14" w:anchor="_Toc14" w:history="1">
         <w:r>
           <w:rPr>
-            <w:rStyle w:val="1808"/>
+            <w:rStyle w:val="1812"/>
           </w:rPr>
         </w:r>
         <w:r>
           <w:rPr>
-            <w:rStyle w:val="1808"/>
+            <w:rStyle w:val="1812"/>
           </w:rPr>
           <w:t xml:space="preserve">4.2 MODELO DE CICLO DE VIDA</w:t>
         </w:r>
         <w:r>
           <w:rPr>
-            <w:rStyle w:val="1808"/>
+            <w:rStyle w:val="1812"/>
           </w:rPr>
           <w:t xml:space="preserve"> </w:t>
         </w:r>
         <w:r>
           <w:rPr>
-            <w:rStyle w:val="1808"/>
+            <w:rStyle w:val="1812"/>
           </w:rPr>
         </w:r>
         <w:r>
@@ -5036,7 +5036,7 @@
     </w:p>
     <w:p>
       <w:pPr>
-        <w:pStyle w:val="1806"/>
+        <w:pStyle w:val="1810"/>
         <w:pBdr/>
         <w:tabs>
           <w:tab w:val="right" w:leader="dot" w:pos="9062"/>
@@ -5048,18 +5048,18 @@
       <w:hyperlink w:tooltip="#_Toc15" w:anchor="_Toc15" w:history="1">
         <w:r>
           <w:rPr>
-            <w:rStyle w:val="1808"/>
+            <w:rStyle w:val="1812"/>
           </w:rPr>
         </w:r>
         <w:r>
           <w:rPr>
-            <w:rStyle w:val="1808"/>
+            <w:rStyle w:val="1812"/>
           </w:rPr>
           <w:t xml:space="preserve">4.3 RECURSOS NECESSÁRIOS</w:t>
         </w:r>
         <w:r>
           <w:rPr>
-            <w:rStyle w:val="1808"/>
+            <w:rStyle w:val="1812"/>
           </w:rPr>
         </w:r>
         <w:r>
@@ -5077,7 +5077,7 @@
     </w:p>
     <w:p>
       <w:pPr>
-        <w:pStyle w:val="1807"/>
+        <w:pStyle w:val="1811"/>
         <w:pBdr/>
         <w:tabs>
           <w:tab w:val="right" w:leader="dot" w:pos="9062"/>
@@ -5089,18 +5089,18 @@
       <w:hyperlink w:tooltip="#_Toc16" w:anchor="_Toc16" w:history="1">
         <w:r>
           <w:rPr>
-            <w:rStyle w:val="1808"/>
+            <w:rStyle w:val="1812"/>
           </w:rPr>
         </w:r>
         <w:r>
           <w:rPr>
-            <w:rStyle w:val="1808"/>
+            <w:rStyle w:val="1812"/>
           </w:rPr>
           <w:t xml:space="preserve">4.3.1 Recursos Humanos</w:t>
         </w:r>
         <w:r>
           <w:rPr>
-            <w:rStyle w:val="1808"/>
+            <w:rStyle w:val="1812"/>
           </w:rPr>
         </w:r>
         <w:r>
@@ -5118,7 +5118,7 @@
     </w:p>
     <w:p>
       <w:pPr>
-        <w:pStyle w:val="1807"/>
+        <w:pStyle w:val="1811"/>
         <w:pBdr/>
         <w:tabs>
           <w:tab w:val="right" w:leader="dot" w:pos="9062"/>
@@ -5130,25 +5130,25 @@
       <w:hyperlink w:tooltip="#_Toc17" w:anchor="_Toc17" w:history="1">
         <w:r>
           <w:rPr>
-            <w:rStyle w:val="1808"/>
+            <w:rStyle w:val="1812"/>
           </w:rPr>
         </w:r>
         <w:r>
           <w:rPr>
-            <w:rStyle w:val="1808"/>
+            <w:rStyle w:val="1812"/>
           </w:rPr>
           <w:t xml:space="preserve">4.3.2 </w:t>
         </w:r>
         <w:r>
           <w:rPr>
-            <w:rStyle w:val="1808"/>
+            <w:rStyle w:val="1812"/>
             <w:lang w:val="en-US"/>
           </w:rPr>
           <w:t xml:space="preserve">Recursos de Hardware</w:t>
         </w:r>
         <w:r>
           <w:rPr>
-            <w:rStyle w:val="1808"/>
+            <w:rStyle w:val="1812"/>
             <w:lang w:val="en-US"/>
           </w:rPr>
         </w:r>
@@ -5171,7 +5171,7 @@
     </w:p>
     <w:p>
       <w:pPr>
-        <w:pStyle w:val="1807"/>
+        <w:pStyle w:val="1811"/>
         <w:pBdr/>
         <w:tabs>
           <w:tab w:val="right" w:leader="dot" w:pos="9062"/>
@@ -5183,25 +5183,25 @@
       <w:hyperlink w:tooltip="#_Toc18" w:anchor="_Toc18" w:history="1">
         <w:r>
           <w:rPr>
-            <w:rStyle w:val="1808"/>
+            <w:rStyle w:val="1812"/>
           </w:rPr>
         </w:r>
         <w:r>
           <w:rPr>
-            <w:rStyle w:val="1808"/>
+            <w:rStyle w:val="1812"/>
           </w:rPr>
           <w:t xml:space="preserve">4.3.3 </w:t>
         </w:r>
         <w:r>
           <w:rPr>
-            <w:rStyle w:val="1808"/>
+            <w:rStyle w:val="1812"/>
             <w:lang w:val="en-US"/>
           </w:rPr>
           <w:t xml:space="preserve">Recursos de Software</w:t>
         </w:r>
         <w:r>
           <w:rPr>
-            <w:rStyle w:val="1808"/>
+            <w:rStyle w:val="1812"/>
             <w:lang w:val="en-US"/>
           </w:rPr>
         </w:r>
@@ -5224,7 +5224,7 @@
     </w:p>
     <w:p>
       <w:pPr>
-        <w:pStyle w:val="1807"/>
+        <w:pStyle w:val="1811"/>
         <w:pBdr/>
         <w:tabs>
           <w:tab w:val="right" w:leader="dot" w:pos="9062"/>
@@ -5236,18 +5236,18 @@
       <w:hyperlink w:tooltip="#_Toc19" w:anchor="_Toc19" w:history="1">
         <w:r>
           <w:rPr>
-            <w:rStyle w:val="1808"/>
+            <w:rStyle w:val="1812"/>
           </w:rPr>
         </w:r>
         <w:r>
           <w:rPr>
-            <w:rStyle w:val="1808"/>
+            <w:rStyle w:val="1812"/>
           </w:rPr>
           <w:t xml:space="preserve">4.3.4 Outros Recursos</w:t>
         </w:r>
         <w:r>
           <w:rPr>
-            <w:rStyle w:val="1808"/>
+            <w:rStyle w:val="1812"/>
           </w:rPr>
         </w:r>
         <w:r>
@@ -5265,7 +5265,7 @@
     </w:p>
     <w:p>
       <w:pPr>
-        <w:pStyle w:val="1806"/>
+        <w:pStyle w:val="1810"/>
         <w:pBdr/>
         <w:tabs>
           <w:tab w:val="right" w:leader="dot" w:pos="9062"/>
@@ -5277,24 +5277,24 @@
       <w:hyperlink w:tooltip="#_Toc20" w:anchor="_Toc20" w:history="1">
         <w:r>
           <w:rPr>
-            <w:rStyle w:val="1808"/>
+            <w:rStyle w:val="1812"/>
           </w:rPr>
         </w:r>
         <w:r>
           <w:rPr>
-            <w:rStyle w:val="1808"/>
+            <w:rStyle w:val="1812"/>
           </w:rPr>
           <w:t xml:space="preserve">4.4 RELATÓRIO DE DESEMPENHO</w:t>
         </w:r>
         <w:r>
           <w:rPr>
-            <w:rStyle w:val="1808"/>
+            <w:rStyle w:val="1812"/>
           </w:rPr>
           <w:t xml:space="preserve"> </w:t>
         </w:r>
         <w:r>
           <w:rPr>
-            <w:rStyle w:val="1808"/>
+            <w:rStyle w:val="1812"/>
           </w:rPr>
         </w:r>
         <w:r>
@@ -5312,7 +5312,7 @@
     </w:p>
     <w:p>
       <w:pPr>
-        <w:pStyle w:val="1806"/>
+        <w:pStyle w:val="1810"/>
         <w:pBdr/>
         <w:tabs>
           <w:tab w:val="right" w:leader="dot" w:pos="9062"/>
@@ -5324,18 +5324,18 @@
       <w:hyperlink w:tooltip="#_Toc21" w:anchor="_Toc21" w:history="1">
         <w:r>
           <w:rPr>
-            <w:rStyle w:val="1808"/>
+            <w:rStyle w:val="1812"/>
           </w:rPr>
         </w:r>
         <w:r>
           <w:rPr>
-            <w:rStyle w:val="1808"/>
+            <w:rStyle w:val="1812"/>
           </w:rPr>
           <w:t xml:space="preserve">4.5 GERENCIAMENTO DE CONFIGURAÇÃO</w:t>
         </w:r>
         <w:r>
           <w:rPr>
-            <w:rStyle w:val="1808"/>
+            <w:rStyle w:val="1812"/>
           </w:rPr>
         </w:r>
         <w:r>
@@ -5353,7 +5353,7 @@
     </w:p>
     <w:p>
       <w:pPr>
-        <w:pStyle w:val="1805"/>
+        <w:pStyle w:val="1809"/>
         <w:pBdr/>
         <w:tabs>
           <w:tab w:val="right" w:leader="dot" w:pos="9062"/>
@@ -5365,18 +5365,18 @@
       <w:hyperlink w:tooltip="#_Toc22" w:anchor="_Toc22" w:history="1">
         <w:r>
           <w:rPr>
-            <w:rStyle w:val="1808"/>
+            <w:rStyle w:val="1812"/>
           </w:rPr>
         </w:r>
         <w:r>
           <w:rPr>
-            <w:rStyle w:val="1808"/>
+            <w:rStyle w:val="1812"/>
           </w:rPr>
           <w:t xml:space="preserve">5 ESPECIFICAÇÃO E ANÁLISE DOS REQUISITOS</w:t>
         </w:r>
         <w:r>
           <w:rPr>
-            <w:rStyle w:val="1808"/>
+            <w:rStyle w:val="1812"/>
           </w:rPr>
         </w:r>
         <w:r>
@@ -5394,7 +5394,7 @@
     </w:p>
     <w:p>
       <w:pPr>
-        <w:pStyle w:val="1806"/>
+        <w:pStyle w:val="1810"/>
         <w:pBdr/>
         <w:tabs>
           <w:tab w:val="right" w:leader="dot" w:pos="9062"/>
@@ -5406,18 +5406,18 @@
       <w:hyperlink w:tooltip="#_Toc23" w:anchor="_Toc23" w:history="1">
         <w:r>
           <w:rPr>
-            <w:rStyle w:val="1808"/>
+            <w:rStyle w:val="1812"/>
           </w:rPr>
         </w:r>
         <w:r>
           <w:rPr>
-            <w:rStyle w:val="1808"/>
+            <w:rStyle w:val="1812"/>
           </w:rPr>
           <w:t xml:space="preserve">5.1 REQUISITOS DO SISTEMA DE SOFTWARE</w:t>
         </w:r>
         <w:r>
           <w:rPr>
-            <w:rStyle w:val="1808"/>
+            <w:rStyle w:val="1812"/>
           </w:rPr>
         </w:r>
         <w:r>
@@ -5435,7 +5435,7 @@
     </w:p>
     <w:p>
       <w:pPr>
-        <w:pStyle w:val="1807"/>
+        <w:pStyle w:val="1811"/>
         <w:pBdr/>
         <w:tabs>
           <w:tab w:val="right" w:leader="dot" w:pos="9062"/>
@@ -5447,18 +5447,18 @@
       <w:hyperlink w:tooltip="#_Toc24" w:anchor="_Toc24" w:history="1">
         <w:r>
           <w:rPr>
-            <w:rStyle w:val="1808"/>
+            <w:rStyle w:val="1812"/>
           </w:rPr>
         </w:r>
         <w:r>
           <w:rPr>
-            <w:rStyle w:val="1808"/>
+            <w:rStyle w:val="1812"/>
           </w:rPr>
           <w:t xml:space="preserve">5.1.1 Requisitos Funcionais</w:t>
         </w:r>
         <w:r>
           <w:rPr>
-            <w:rStyle w:val="1808"/>
+            <w:rStyle w:val="1812"/>
           </w:rPr>
         </w:r>
         <w:r>
@@ -5476,7 +5476,7 @@
     </w:p>
     <w:p>
       <w:pPr>
-        <w:pStyle w:val="1807"/>
+        <w:pStyle w:val="1811"/>
         <w:pBdr/>
         <w:tabs>
           <w:tab w:val="right" w:leader="dot" w:pos="9062"/>
@@ -5488,18 +5488,18 @@
       <w:hyperlink w:tooltip="#_Toc25" w:anchor="_Toc25" w:history="1">
         <w:r>
           <w:rPr>
-            <w:rStyle w:val="1808"/>
+            <w:rStyle w:val="1812"/>
           </w:rPr>
         </w:r>
         <w:r>
           <w:rPr>
-            <w:rStyle w:val="1808"/>
+            <w:rStyle w:val="1812"/>
           </w:rPr>
           <w:t xml:space="preserve">5.1.2 Requisitos não funcionais</w:t>
         </w:r>
         <w:r>
           <w:rPr>
-            <w:rStyle w:val="1808"/>
+            <w:rStyle w:val="1812"/>
           </w:rPr>
         </w:r>
         <w:r>
@@ -5517,7 +5517,7 @@
     </w:p>
     <w:p>
       <w:pPr>
-        <w:pStyle w:val="1806"/>
+        <w:pStyle w:val="1810"/>
         <w:pBdr/>
         <w:tabs>
           <w:tab w:val="right" w:leader="dot" w:pos="9062"/>
@@ -5529,18 +5529,18 @@
       <w:hyperlink w:tooltip="#_Toc26" w:anchor="_Toc26" w:history="1">
         <w:r>
           <w:rPr>
-            <w:rStyle w:val="1808"/>
+            <w:rStyle w:val="1812"/>
           </w:rPr>
         </w:r>
         <w:r>
           <w:rPr>
-            <w:rStyle w:val="1808"/>
+            <w:rStyle w:val="1812"/>
           </w:rPr>
           <w:t xml:space="preserve">5.2 ANÁLISE DOS REQUISITOS</w:t>
         </w:r>
         <w:r>
           <w:rPr>
-            <w:rStyle w:val="1808"/>
+            <w:rStyle w:val="1812"/>
           </w:rPr>
         </w:r>
         <w:r>
@@ -5558,7 +5558,7 @@
     </w:p>
     <w:p>
       <w:pPr>
-        <w:pStyle w:val="1807"/>
+        <w:pStyle w:val="1811"/>
         <w:pBdr/>
         <w:tabs>
           <w:tab w:val="right" w:leader="dot" w:pos="9062"/>
@@ -5570,18 +5570,18 @@
       <w:hyperlink w:tooltip="#_Toc27" w:anchor="_Toc27" w:history="1">
         <w:r>
           <w:rPr>
-            <w:rStyle w:val="1808"/>
+            <w:rStyle w:val="1812"/>
           </w:rPr>
         </w:r>
         <w:r>
           <w:rPr>
-            <w:rStyle w:val="1808"/>
+            <w:rStyle w:val="1812"/>
           </w:rPr>
           <w:t xml:space="preserve">5.2.1 Visão Funcional</w:t>
         </w:r>
         <w:r>
           <w:rPr>
-            <w:rStyle w:val="1808"/>
+            <w:rStyle w:val="1812"/>
           </w:rPr>
         </w:r>
         <w:r>
@@ -5599,7 +5599,7 @@
     </w:p>
     <w:p>
       <w:pPr>
-        <w:pStyle w:val="1807"/>
+        <w:pStyle w:val="1811"/>
         <w:pBdr/>
         <w:tabs>
           <w:tab w:val="right" w:leader="dot" w:pos="9062"/>
@@ -5611,18 +5611,18 @@
       <w:hyperlink w:tooltip="#_Toc28" w:anchor="_Toc28" w:history="1">
         <w:r>
           <w:rPr>
-            <w:rStyle w:val="1808"/>
+            <w:rStyle w:val="1812"/>
           </w:rPr>
         </w:r>
         <w:r>
           <w:rPr>
-            <w:rStyle w:val="1808"/>
+            <w:rStyle w:val="1812"/>
           </w:rPr>
           <w:t xml:space="preserve">5.2.2 Modelo Conceitual dos Dados</w:t>
         </w:r>
         <w:r>
           <w:rPr>
-            <w:rStyle w:val="1808"/>
+            <w:rStyle w:val="1812"/>
           </w:rPr>
         </w:r>
         <w:r>
@@ -5640,7 +5640,7 @@
     </w:p>
     <w:p>
       <w:pPr>
-        <w:pStyle w:val="1807"/>
+        <w:pStyle w:val="1811"/>
         <w:pBdr/>
         <w:tabs>
           <w:tab w:val="right" w:leader="dot" w:pos="9062"/>
@@ -5654,18 +5654,18 @@
       <w:hyperlink w:tooltip="#_Toc29" w:anchor="_Toc29" w:history="1">
         <w:r>
           <w:rPr>
-            <w:rStyle w:val="1808"/>
+            <w:rStyle w:val="1812"/>
           </w:rPr>
         </w:r>
         <w:r>
           <w:rPr>
-            <w:rStyle w:val="1808"/>
+            <w:rStyle w:val="1812"/>
           </w:rPr>
           <w:t xml:space="preserve">5.2.3 Modelo Inicial da Interface de Usuário</w:t>
         </w:r>
         <w:r>
           <w:rPr>
-            <w:rStyle w:val="1808"/>
+            <w:rStyle w:val="1812"/>
             <w:highlight w:val="none"/>
           </w:rPr>
         </w:r>
@@ -5688,7 +5688,7 @@
     </w:p>
     <w:p>
       <w:pPr>
-        <w:pStyle w:val="1805"/>
+        <w:pStyle w:val="1809"/>
         <w:pBdr/>
         <w:tabs>
           <w:tab w:val="right" w:leader="dot" w:pos="9062"/>
@@ -5700,18 +5700,18 @@
       <w:hyperlink w:tooltip="#_Toc30" w:anchor="_Toc30" w:history="1">
         <w:r>
           <w:rPr>
-            <w:rStyle w:val="1808"/>
+            <w:rStyle w:val="1812"/>
           </w:rPr>
         </w:r>
         <w:r>
           <w:rPr>
-            <w:rStyle w:val="1808"/>
+            <w:rStyle w:val="1812"/>
           </w:rPr>
           <w:t xml:space="preserve">6 ARQUITETURA E PROJETO DO SISTEMA DE SOFTWARE</w:t>
         </w:r>
         <w:r>
           <w:rPr>
-            <w:rStyle w:val="1808"/>
+            <w:rStyle w:val="1812"/>
           </w:rPr>
         </w:r>
         <w:r>
@@ -5729,7 +5729,7 @@
     </w:p>
     <w:p>
       <w:pPr>
-        <w:pStyle w:val="1806"/>
+        <w:pStyle w:val="1810"/>
         <w:pBdr/>
         <w:tabs>
           <w:tab w:val="right" w:leader="dot" w:pos="9062"/>
@@ -5741,18 +5741,18 @@
       <w:hyperlink w:tooltip="#_Toc31" w:anchor="_Toc31" w:history="1">
         <w:r>
           <w:rPr>
-            <w:rStyle w:val="1808"/>
+            <w:rStyle w:val="1812"/>
           </w:rPr>
         </w:r>
         <w:r>
           <w:rPr>
-            <w:rStyle w:val="1808"/>
+            <w:rStyle w:val="1812"/>
           </w:rPr>
           <w:t xml:space="preserve">6.1 VISÃO ESTRUTURAL</w:t>
         </w:r>
         <w:r>
           <w:rPr>
-            <w:rStyle w:val="1808"/>
+            <w:rStyle w:val="1812"/>
           </w:rPr>
         </w:r>
         <w:r>
@@ -5770,7 +5770,7 @@
     </w:p>
     <w:p>
       <w:pPr>
-        <w:pStyle w:val="1807"/>
+        <w:pStyle w:val="1811"/>
         <w:pBdr/>
         <w:tabs>
           <w:tab w:val="right" w:leader="dot" w:pos="9062"/>
@@ -5782,18 +5782,18 @@
       <w:hyperlink w:tooltip="#_Toc32" w:anchor="_Toc32" w:history="1">
         <w:r>
           <w:rPr>
-            <w:rStyle w:val="1808"/>
+            <w:rStyle w:val="1812"/>
           </w:rPr>
         </w:r>
         <w:r>
           <w:rPr>
-            <w:rStyle w:val="1808"/>
+            <w:rStyle w:val="1812"/>
           </w:rPr>
           <w:t xml:space="preserve">6.1.1 Diagrama de Pacotes</w:t>
         </w:r>
         <w:r>
           <w:rPr>
-            <w:rStyle w:val="1808"/>
+            <w:rStyle w:val="1812"/>
           </w:rPr>
         </w:r>
         <w:r>
@@ -5811,7 +5811,7 @@
     </w:p>
     <w:p>
       <w:pPr>
-        <w:pStyle w:val="1807"/>
+        <w:pStyle w:val="1811"/>
         <w:pBdr/>
         <w:tabs>
           <w:tab w:val="right" w:leader="dot" w:pos="9062"/>
@@ -5823,18 +5823,18 @@
       <w:hyperlink w:tooltip="#_Toc33" w:anchor="_Toc33" w:history="1">
         <w:r>
           <w:rPr>
-            <w:rStyle w:val="1808"/>
+            <w:rStyle w:val="1812"/>
           </w:rPr>
         </w:r>
         <w:r>
           <w:rPr>
-            <w:rStyle w:val="1808"/>
+            <w:rStyle w:val="1812"/>
           </w:rPr>
           <w:t xml:space="preserve">6.1.2 Diagramas de Classes</w:t>
         </w:r>
         <w:r>
           <w:rPr>
-            <w:rStyle w:val="1808"/>
+            <w:rStyle w:val="1812"/>
           </w:rPr>
         </w:r>
         <w:r>
@@ -5852,7 +5852,7 @@
     </w:p>
     <w:p>
       <w:pPr>
-        <w:pStyle w:val="1806"/>
+        <w:pStyle w:val="1810"/>
         <w:pBdr/>
         <w:tabs>
           <w:tab w:val="right" w:leader="dot" w:pos="9062"/>
@@ -5864,18 +5864,18 @@
       <w:hyperlink w:tooltip="#_Toc34" w:anchor="_Toc34" w:history="1">
         <w:r>
           <w:rPr>
-            <w:rStyle w:val="1808"/>
+            <w:rStyle w:val="1812"/>
           </w:rPr>
         </w:r>
         <w:r>
           <w:rPr>
-            <w:rStyle w:val="1808"/>
+            <w:rStyle w:val="1812"/>
           </w:rPr>
           <w:t xml:space="preserve">6.2 VISÃO COMPORTAMENTAL</w:t>
         </w:r>
         <w:r>
           <w:rPr>
-            <w:rStyle w:val="1808"/>
+            <w:rStyle w:val="1812"/>
           </w:rPr>
         </w:r>
         <w:r>
@@ -5893,7 +5893,7 @@
     </w:p>
     <w:p>
       <w:pPr>
-        <w:pStyle w:val="1807"/>
+        <w:pStyle w:val="1811"/>
         <w:pBdr/>
         <w:tabs>
           <w:tab w:val="right" w:leader="dot" w:pos="9062"/>
@@ -5905,18 +5905,18 @@
       <w:hyperlink w:tooltip="#_Toc35" w:anchor="_Toc35" w:history="1">
         <w:r>
           <w:rPr>
-            <w:rStyle w:val="1808"/>
+            <w:rStyle w:val="1812"/>
           </w:rPr>
         </w:r>
         <w:r>
           <w:rPr>
-            <w:rStyle w:val="1808"/>
+            <w:rStyle w:val="1812"/>
           </w:rPr>
           <w:t xml:space="preserve">6.2.1 Projeto das Interações entre Objetos</w:t>
         </w:r>
         <w:r>
           <w:rPr>
-            <w:rStyle w:val="1808"/>
+            <w:rStyle w:val="1812"/>
           </w:rPr>
         </w:r>
         <w:r>
@@ -5934,7 +5934,7 @@
     </w:p>
     <w:p>
       <w:pPr>
-        <w:pStyle w:val="1806"/>
+        <w:pStyle w:val="1810"/>
         <w:pBdr/>
         <w:tabs>
           <w:tab w:val="right" w:leader="dot" w:pos="9062"/>
@@ -5946,18 +5946,18 @@
       <w:hyperlink w:tooltip="#_Toc36" w:anchor="_Toc36" w:history="1">
         <w:r>
           <w:rPr>
-            <w:rStyle w:val="1808"/>
+            <w:rStyle w:val="1812"/>
           </w:rPr>
         </w:r>
         <w:r>
           <w:rPr>
-            <w:rStyle w:val="1808"/>
+            <w:rStyle w:val="1812"/>
           </w:rPr>
           <w:t xml:space="preserve">6.3 VISÃO DOS DADOS</w:t>
         </w:r>
         <w:r>
           <w:rPr>
-            <w:rStyle w:val="1808"/>
+            <w:rStyle w:val="1812"/>
           </w:rPr>
         </w:r>
         <w:r>
@@ -5975,7 +5975,7 @@
     </w:p>
     <w:p>
       <w:pPr>
-        <w:pStyle w:val="1807"/>
+        <w:pStyle w:val="1811"/>
         <w:pBdr/>
         <w:tabs>
           <w:tab w:val="right" w:leader="dot" w:pos="9062"/>
@@ -5987,18 +5987,18 @@
       <w:hyperlink w:tooltip="#_Toc37" w:anchor="_Toc37" w:history="1">
         <w:r>
           <w:rPr>
-            <w:rStyle w:val="1808"/>
+            <w:rStyle w:val="1812"/>
           </w:rPr>
         </w:r>
         <w:r>
           <w:rPr>
-            <w:rStyle w:val="1808"/>
+            <w:rStyle w:val="1812"/>
           </w:rPr>
           <w:t xml:space="preserve">6.3.1 Modelo Lógico</w:t>
         </w:r>
         <w:r>
           <w:rPr>
-            <w:rStyle w:val="1808"/>
+            <w:rStyle w:val="1812"/>
           </w:rPr>
         </w:r>
         <w:r>
@@ -6016,7 +6016,7 @@
     </w:p>
     <w:p>
       <w:pPr>
-        <w:pStyle w:val="1807"/>
+        <w:pStyle w:val="1811"/>
         <w:pBdr/>
         <w:tabs>
           <w:tab w:val="right" w:leader="dot" w:pos="9062"/>
@@ -6028,18 +6028,18 @@
       <w:hyperlink w:tooltip="#_Toc38" w:anchor="_Toc38" w:history="1">
         <w:r>
           <w:rPr>
-            <w:rStyle w:val="1808"/>
+            <w:rStyle w:val="1812"/>
           </w:rPr>
         </w:r>
         <w:r>
           <w:rPr>
-            <w:rStyle w:val="1808"/>
+            <w:rStyle w:val="1812"/>
           </w:rPr>
           <w:t xml:space="preserve">6.3.2 Dicionário de Dados do Modelo Lógico</w:t>
         </w:r>
         <w:r>
           <w:rPr>
-            <w:rStyle w:val="1808"/>
+            <w:rStyle w:val="1812"/>
           </w:rPr>
         </w:r>
         <w:r>
@@ -6057,7 +6057,7 @@
     </w:p>
     <w:p>
       <w:pPr>
-        <w:pStyle w:val="1806"/>
+        <w:pStyle w:val="1810"/>
         <w:pBdr/>
         <w:tabs>
           <w:tab w:val="right" w:leader="dot" w:pos="9062"/>
@@ -6069,18 +6069,18 @@
       <w:hyperlink w:tooltip="#_Toc39" w:anchor="_Toc39" w:history="1">
         <w:r>
           <w:rPr>
-            <w:rStyle w:val="1808"/>
+            <w:rStyle w:val="1812"/>
           </w:rPr>
         </w:r>
         <w:r>
           <w:rPr>
-            <w:rStyle w:val="1808"/>
+            <w:rStyle w:val="1812"/>
           </w:rPr>
           <w:t xml:space="preserve">6.4 PROJETO DA INTERAÇÃO HUMANO-COMPUTADOR</w:t>
         </w:r>
         <w:r>
           <w:rPr>
-            <w:rStyle w:val="1808"/>
+            <w:rStyle w:val="1812"/>
           </w:rPr>
         </w:r>
         <w:r>
@@ -6098,7 +6098,7 @@
     </w:p>
     <w:p>
       <w:pPr>
-        <w:pStyle w:val="1807"/>
+        <w:pStyle w:val="1811"/>
         <w:pBdr/>
         <w:tabs>
           <w:tab w:val="right" w:leader="dot" w:pos="9062"/>
@@ -6110,18 +6110,18 @@
       <w:hyperlink w:tooltip="#_Toc40" w:anchor="_Toc40" w:history="1">
         <w:r>
           <w:rPr>
-            <w:rStyle w:val="1808"/>
+            <w:rStyle w:val="1812"/>
           </w:rPr>
         </w:r>
         <w:r>
           <w:rPr>
-            <w:rStyle w:val="1808"/>
+            <w:rStyle w:val="1812"/>
           </w:rPr>
           <w:t xml:space="preserve">6.4.1 Perfil de Usuário</w:t>
         </w:r>
         <w:r>
           <w:rPr>
-            <w:rStyle w:val="1808"/>
+            <w:rStyle w:val="1812"/>
           </w:rPr>
         </w:r>
         <w:r>
@@ -6139,7 +6139,7 @@
     </w:p>
     <w:p>
       <w:pPr>
-        <w:pStyle w:val="1805"/>
+        <w:pStyle w:val="1809"/>
         <w:pBdr/>
         <w:tabs>
           <w:tab w:val="right" w:leader="dot" w:pos="9062"/>
@@ -6151,18 +6151,18 @@
       <w:hyperlink w:tooltip="#_Toc41" w:anchor="_Toc41" w:history="1">
         <w:r>
           <w:rPr>
-            <w:rStyle w:val="1808"/>
+            <w:rStyle w:val="1812"/>
           </w:rPr>
         </w:r>
         <w:r>
           <w:rPr>
-            <w:rStyle w:val="1808"/>
+            <w:rStyle w:val="1812"/>
           </w:rPr>
           <w:t xml:space="preserve">7 CONCLUSÃO</w:t>
         </w:r>
         <w:r>
           <w:rPr>
-            <w:rStyle w:val="1808"/>
+            <w:rStyle w:val="1812"/>
           </w:rPr>
         </w:r>
         <w:r>
@@ -6180,7 +6180,7 @@
     </w:p>
     <w:p>
       <w:pPr>
-        <w:pStyle w:val="1805"/>
+        <w:pStyle w:val="1809"/>
         <w:pBdr/>
         <w:tabs>
           <w:tab w:val="right" w:leader="dot" w:pos="9062"/>
@@ -6192,18 +6192,18 @@
       <w:hyperlink w:tooltip="#_Toc42" w:anchor="_Toc42" w:history="1">
         <w:r>
           <w:rPr>
-            <w:rStyle w:val="1808"/>
+            <w:rStyle w:val="1812"/>
           </w:rPr>
         </w:r>
         <w:r>
           <w:rPr>
-            <w:rStyle w:val="1808"/>
+            <w:rStyle w:val="1812"/>
           </w:rPr>
           <w:t xml:space="preserve">REFERÊNCIAS</w:t>
         </w:r>
         <w:r>
           <w:rPr>
-            <w:rStyle w:val="1808"/>
+            <w:rStyle w:val="1812"/>
           </w:rPr>
         </w:r>
         <w:r>
@@ -6221,7 +6221,7 @@
     </w:p>
     <w:p>
       <w:pPr>
-        <w:pStyle w:val="1805"/>
+        <w:pStyle w:val="1809"/>
         <w:pBdr/>
         <w:tabs>
           <w:tab w:val="right" w:leader="dot" w:pos="9062"/>
@@ -6233,24 +6233,24 @@
       <w:hyperlink w:tooltip="#_Toc43" w:anchor="_Toc43" w:history="1">
         <w:r>
           <w:rPr>
-            <w:rStyle w:val="1808"/>
+            <w:rStyle w:val="1812"/>
           </w:rPr>
         </w:r>
         <w:r>
           <w:rPr>
-            <w:rStyle w:val="1808"/>
+            <w:rStyle w:val="1812"/>
           </w:rPr>
           <w:t xml:space="preserve">OBRAS CONSULTADAS</w:t>
         </w:r>
         <w:r>
           <w:rPr>
-            <w:rStyle w:val="1808"/>
+            <w:rStyle w:val="1812"/>
           </w:rPr>
           <w:t xml:space="preserve"> </w:t>
         </w:r>
         <w:r>
           <w:rPr>
-            <w:rStyle w:val="1808"/>
+            <w:rStyle w:val="1812"/>
           </w:rPr>
         </w:r>
         <w:r>
@@ -6268,7 +6268,7 @@
     </w:p>
     <w:p>
       <w:pPr>
-        <w:pStyle w:val="1805"/>
+        <w:pStyle w:val="1809"/>
         <w:pBdr/>
         <w:tabs>
           <w:tab w:val="right" w:leader="dot" w:pos="9062"/>
@@ -6280,18 +6280,18 @@
       <w:hyperlink w:tooltip="#_Toc44" w:anchor="_Toc44" w:history="1">
         <w:r>
           <w:rPr>
-            <w:rStyle w:val="1808"/>
+            <w:rStyle w:val="1812"/>
           </w:rPr>
         </w:r>
         <w:r>
           <w:rPr>
-            <w:rStyle w:val="1808"/>
+            <w:rStyle w:val="1812"/>
           </w:rPr>
           <w:t xml:space="preserve">APÊNDICE A – Gestão DO PROJETO</w:t>
         </w:r>
         <w:r>
           <w:rPr>
-            <w:rStyle w:val="1808"/>
+            <w:rStyle w:val="1812"/>
           </w:rPr>
         </w:r>
         <w:r>
@@ -6309,7 +6309,7 @@
     </w:p>
     <w:p>
       <w:pPr>
-        <w:pStyle w:val="1805"/>
+        <w:pStyle w:val="1809"/>
         <w:pBdr/>
         <w:tabs>
           <w:tab w:val="right" w:leader="dot" w:pos="9062"/>
@@ -6321,18 +6321,18 @@
       <w:hyperlink w:tooltip="#_Toc45" w:anchor="_Toc45" w:history="1">
         <w:r>
           <w:rPr>
-            <w:rStyle w:val="1808"/>
+            <w:rStyle w:val="1812"/>
           </w:rPr>
         </w:r>
         <w:r>
           <w:rPr>
-            <w:rStyle w:val="1808"/>
+            <w:rStyle w:val="1812"/>
           </w:rPr>
           <w:t xml:space="preserve">APÊNDICE B – RELATÓRIO DE DESEMPENHO</w:t>
         </w:r>
         <w:r>
           <w:rPr>
-            <w:rStyle w:val="1808"/>
+            <w:rStyle w:val="1812"/>
           </w:rPr>
         </w:r>
         <w:r>
@@ -6350,7 +6350,7 @@
     </w:p>
     <w:p>
       <w:pPr>
-        <w:pStyle w:val="1805"/>
+        <w:pStyle w:val="1809"/>
         <w:pBdr/>
         <w:tabs>
           <w:tab w:val="right" w:leader="dot" w:pos="9062"/>
@@ -6362,18 +6362,18 @@
       <w:hyperlink w:tooltip="#_Toc46" w:anchor="_Toc46" w:history="1">
         <w:r>
           <w:rPr>
-            <w:rStyle w:val="1808"/>
+            <w:rStyle w:val="1812"/>
           </w:rPr>
         </w:r>
         <w:r>
           <w:rPr>
-            <w:rStyle w:val="1808"/>
+            <w:rStyle w:val="1812"/>
           </w:rPr>
           <w:t xml:space="preserve">APÊNDICE C – VISÃO FUNCIONAL</w:t>
         </w:r>
         <w:r>
           <w:rPr>
-            <w:rStyle w:val="1808"/>
+            <w:rStyle w:val="1812"/>
           </w:rPr>
         </w:r>
         <w:r>
@@ -6391,7 +6391,7 @@
     </w:p>
     <w:p>
       <w:pPr>
-        <w:pStyle w:val="1805"/>
+        <w:pStyle w:val="1809"/>
         <w:pBdr/>
         <w:tabs>
           <w:tab w:val="right" w:leader="dot" w:pos="9062"/>
@@ -6403,18 +6403,18 @@
       <w:hyperlink w:tooltip="#_Toc47" w:anchor="_Toc47" w:history="1">
         <w:r>
           <w:rPr>
-            <w:rStyle w:val="1808"/>
+            <w:rStyle w:val="1812"/>
           </w:rPr>
         </w:r>
         <w:r>
           <w:rPr>
-            <w:rStyle w:val="1808"/>
+            <w:rStyle w:val="1812"/>
           </w:rPr>
-          <w:t xml:space="preserve">APÊNDICE D – VISÃO DOS DADOS</w:t>
+          <w:t xml:space="preserve">APÊNDICE E – MODELO INICIAL DA INTERFACE DE USUÁRIO</w:t>
         </w:r>
         <w:r>
           <w:rPr>
-            <w:rStyle w:val="1808"/>
+            <w:rStyle w:val="1812"/>
           </w:rPr>
         </w:r>
         <w:r>
@@ -6424,7 +6424,7 @@
           <w:fldChar w:fldCharType="begin"/>
           <w:instrText xml:space="preserve">PAGEREF _Toc47 \h</w:instrText>
           <w:fldChar w:fldCharType="separate"/>
-          <w:t xml:space="preserve">48</w:t>
+          <w:t xml:space="preserve">49</w:t>
           <w:fldChar w:fldCharType="end"/>
         </w:r>
       </w:hyperlink>
@@ -6432,7 +6432,7 @@
     </w:p>
     <w:p>
       <w:pPr>
-        <w:pStyle w:val="1805"/>
+        <w:pStyle w:val="1809"/>
         <w:pBdr/>
         <w:tabs>
           <w:tab w:val="right" w:leader="dot" w:pos="9062"/>
@@ -6444,18 +6444,18 @@
       <w:hyperlink w:tooltip="#_Toc48" w:anchor="_Toc48" w:history="1">
         <w:r>
           <w:rPr>
-            <w:rStyle w:val="1808"/>
+            <w:rStyle w:val="1812"/>
           </w:rPr>
         </w:r>
         <w:r>
           <w:rPr>
-            <w:rStyle w:val="1808"/>
+            <w:rStyle w:val="1812"/>
           </w:rPr>
-          <w:t xml:space="preserve">APÊNDICE E – MODELO INICIAL DA INTERFACE DE USUÁRIO</w:t>
+          <w:t xml:space="preserve">APÊNDICE F – VISÕES ESTRUTURAL E COMPORTAMENTAL</w:t>
         </w:r>
         <w:r>
           <w:rPr>
-            <w:rStyle w:val="1808"/>
+            <w:rStyle w:val="1812"/>
           </w:rPr>
         </w:r>
         <w:r>
@@ -6465,7 +6465,7 @@
           <w:fldChar w:fldCharType="begin"/>
           <w:instrText xml:space="preserve">PAGEREF _Toc48 \h</w:instrText>
           <w:fldChar w:fldCharType="separate"/>
-          <w:t xml:space="preserve">49</w:t>
+          <w:t xml:space="preserve">50</w:t>
           <w:fldChar w:fldCharType="end"/>
         </w:r>
       </w:hyperlink>
@@ -6473,7 +6473,7 @@
     </w:p>
     <w:p>
       <w:pPr>
-        <w:pStyle w:val="1805"/>
+        <w:pStyle w:val="1809"/>
         <w:pBdr/>
         <w:tabs>
           <w:tab w:val="right" w:leader="dot" w:pos="9062"/>
@@ -6485,18 +6485,18 @@
       <w:hyperlink w:tooltip="#_Toc49" w:anchor="_Toc49" w:history="1">
         <w:r>
           <w:rPr>
-            <w:rStyle w:val="1808"/>
+            <w:rStyle w:val="1812"/>
           </w:rPr>
         </w:r>
         <w:r>
           <w:rPr>
-            <w:rStyle w:val="1808"/>
+            <w:rStyle w:val="1812"/>
           </w:rPr>
-          <w:t xml:space="preserve">APÊNDICE F – VISÕES ESTRUTURAL E COMPORTAMENTAL</w:t>
+          <w:t xml:space="preserve">APÊNDICE G – ENTREVISTAS COM USUÁRIOS</w:t>
         </w:r>
         <w:r>
           <w:rPr>
-            <w:rStyle w:val="1808"/>
+            <w:rStyle w:val="1812"/>
           </w:rPr>
         </w:r>
         <w:r>
@@ -6506,47 +6506,6 @@
           <w:fldChar w:fldCharType="begin"/>
           <w:instrText xml:space="preserve">PAGEREF _Toc49 \h</w:instrText>
           <w:fldChar w:fldCharType="separate"/>
-          <w:t xml:space="preserve">50</w:t>
-          <w:fldChar w:fldCharType="end"/>
-        </w:r>
-      </w:hyperlink>
-      <w:r/>
-    </w:p>
-    <w:p>
-      <w:pPr>
-        <w:pStyle w:val="1805"/>
-        <w:pBdr/>
-        <w:tabs>
-          <w:tab w:val="right" w:leader="dot" w:pos="9062"/>
-        </w:tabs>
-        <w:spacing/>
-        <w:ind/>
-        <w:rPr/>
-      </w:pPr>
-      <w:hyperlink w:tooltip="#_Toc50" w:anchor="_Toc50" w:history="1">
-        <w:r>
-          <w:rPr>
-            <w:rStyle w:val="1808"/>
-          </w:rPr>
-        </w:r>
-        <w:r>
-          <w:rPr>
-            <w:rStyle w:val="1808"/>
-          </w:rPr>
-          <w:t xml:space="preserve">APÊNDICE G – ENTREVISTAS COM USUÁRIOS</w:t>
-        </w:r>
-        <w:r>
-          <w:rPr>
-            <w:rStyle w:val="1808"/>
-          </w:rPr>
-        </w:r>
-        <w:r>
-          <w:tab/>
-        </w:r>
-        <w:r>
-          <w:fldChar w:fldCharType="begin"/>
-          <w:instrText xml:space="preserve">PAGEREF _Toc50 \h</w:instrText>
-          <w:fldChar w:fldCharType="separate"/>
           <w:t xml:space="preserve">51</w:t>
           <w:fldChar w:fldCharType="end"/>
         </w:r>
@@ -6555,7 +6514,7 @@
     </w:p>
     <w:p>
       <w:pPr>
-        <w:pStyle w:val="1810"/>
+        <w:pStyle w:val="1814"/>
         <w:pBdr/>
         <w:spacing/>
         <w:ind/>
@@ -6586,7 +6545,7 @@
     </w:p>
     <w:p>
       <w:pPr>
-        <w:pStyle w:val="1630"/>
+        <w:pStyle w:val="1634"/>
         <w:pBdr/>
         <w:spacing/>
         <w:ind/>
@@ -6719,7 +6678,7 @@
     </w:p>
     <w:p>
       <w:pPr>
-        <w:pStyle w:val="1630"/>
+        <w:pStyle w:val="1634"/>
         <w:pBdr/>
         <w:spacing/>
         <w:ind/>
@@ -6771,7 +6730,7 @@
     </w:p>
     <w:p>
       <w:pPr>
-        <w:pStyle w:val="1631"/>
+        <w:pStyle w:val="1635"/>
         <w:pBdr/>
         <w:spacing/>
         <w:ind/>
@@ -6849,24 +6808,23 @@
     </w:p>
     <w:p>
       <w:pPr>
-        <w:pStyle w:val="1632"/>
-        <w:pBdr/>
-        <w:spacing/>
-        <w:ind/>
-        <w:rPr/>
-      </w:pPr>
-      <w:r/>
-      <w:r/>
-    </w:p>
-    <w:p>
-      <w:pPr>
-        <w:pStyle w:val="1632"/>
-        <w:pBdr/>
-        <w:spacing/>
-        <w:ind/>
-        <w:rPr/>
-      </w:pPr>
-      <w:r/>
+        <w:pStyle w:val="1636"/>
+        <w:pBdr/>
+        <w:spacing/>
+        <w:ind/>
+        <w:rPr/>
+      </w:pPr>
+      <w:r/>
+      <w:r/>
+    </w:p>
+    <w:p>
+      <w:pPr>
+        <w:pStyle w:val="1636"/>
+        <w:pBdr/>
+        <w:spacing/>
+        <w:ind/>
+        <w:rPr/>
+      </w:pPr>
       <w:r/>
       <w:r>
         <w:t xml:space="preserve">2.1.1 Fundamentos de Cidade Digital</w:t>
@@ -6918,7 +6876,7 @@
     </w:p>
     <w:p>
       <w:pPr>
-        <w:pStyle w:val="1632"/>
+        <w:pStyle w:val="1636"/>
         <w:pBdr/>
         <w:spacing/>
         <w:ind/>
@@ -6998,7 +6956,7 @@
     </w:p>
     <w:p>
       <w:pPr>
-        <w:pStyle w:val="1632"/>
+        <w:pStyle w:val="1636"/>
         <w:pBdr/>
         <w:spacing/>
         <w:ind/>
@@ -7122,7 +7080,7 @@
     </w:p>
     <w:p>
       <w:pPr>
-        <w:pStyle w:val="1631"/>
+        <w:pStyle w:val="1635"/>
         <w:pBdr/>
         <w:spacing/>
         <w:ind/>
@@ -7261,7 +7219,7 @@
     </w:p>
     <w:p>
       <w:pPr>
-        <w:pStyle w:val="1826"/>
+        <w:pStyle w:val="1830"/>
         <w:pBdr/>
         <w:spacing/>
         <w:ind/>
@@ -7421,7 +7379,7 @@
     </w:p>
     <w:p>
       <w:pPr>
-        <w:pStyle w:val="1826"/>
+        <w:pStyle w:val="1830"/>
         <w:pBdr/>
         <w:spacing/>
         <w:ind/>
@@ -7629,7 +7587,7 @@
     </w:p>
     <w:p>
       <w:pPr>
-        <w:pStyle w:val="1826"/>
+        <w:pStyle w:val="1830"/>
         <w:pBdr/>
         <w:spacing/>
         <w:ind/>
@@ -7782,7 +7740,7 @@
     </w:p>
     <w:p>
       <w:pPr>
-        <w:pStyle w:val="1826"/>
+        <w:pStyle w:val="1830"/>
         <w:pBdr/>
         <w:spacing/>
         <w:ind/>
@@ -7790,7 +7748,6 @@
       </w:pPr>
       <w:r/>
       <w:bookmarkStart w:id="4" w:name="_Toc4"/>
-      <w:r/>
       <w:r>
         <w:t xml:space="preserve">Figura </w:t>
       </w:r>
@@ -7947,7 +7904,7 @@
     </w:p>
     <w:p>
       <w:pPr>
-        <w:pStyle w:val="1630"/>
+        <w:pStyle w:val="1634"/>
         <w:pBdr/>
         <w:spacing/>
         <w:ind/>
@@ -7985,7 +7942,7 @@
     </w:p>
     <w:p>
       <w:pPr>
-        <w:pStyle w:val="1631"/>
+        <w:pStyle w:val="1635"/>
         <w:pBdr/>
         <w:spacing/>
         <w:ind/>
@@ -8049,7 +8006,7 @@
     </w:p>
     <w:p>
       <w:pPr>
-        <w:pStyle w:val="1631"/>
+        <w:pStyle w:val="1635"/>
         <w:pBdr/>
         <w:spacing/>
         <w:ind/>
@@ -8110,7 +8067,7 @@
     </w:p>
     <w:p>
       <w:pPr>
-        <w:pStyle w:val="1825"/>
+        <w:pStyle w:val="1829"/>
         <w:numPr>
           <w:ilvl w:val="0"/>
           <w:numId w:val="31"/>
@@ -8127,7 +8084,7 @@
     </w:p>
     <w:p>
       <w:pPr>
-        <w:pStyle w:val="1825"/>
+        <w:pStyle w:val="1829"/>
         <w:numPr>
           <w:ilvl w:val="0"/>
           <w:numId w:val="31"/>
@@ -8150,7 +8107,7 @@
     </w:p>
     <w:p>
       <w:pPr>
-        <w:pStyle w:val="1825"/>
+        <w:pStyle w:val="1829"/>
         <w:numPr>
           <w:ilvl w:val="0"/>
           <w:numId w:val="31"/>
@@ -8179,7 +8136,7 @@
     </w:p>
     <w:p>
       <w:pPr>
-        <w:pStyle w:val="1825"/>
+        <w:pStyle w:val="1829"/>
         <w:numPr>
           <w:ilvl w:val="0"/>
           <w:numId w:val="31"/>
@@ -8208,7 +8165,7 @@
     </w:p>
     <w:p>
       <w:pPr>
-        <w:pStyle w:val="1631"/>
+        <w:pStyle w:val="1635"/>
         <w:pBdr/>
         <w:spacing/>
         <w:ind/>
@@ -8351,7 +8308,7 @@
     </w:p>
     <w:p>
       <w:pPr>
-        <w:pStyle w:val="1630"/>
+        <w:pStyle w:val="1634"/>
         <w:pBdr/>
         <w:spacing/>
         <w:ind/>
@@ -8392,7 +8349,7 @@
     </w:p>
     <w:p>
       <w:pPr>
-        <w:pStyle w:val="1631"/>
+        <w:pStyle w:val="1635"/>
         <w:pBdr/>
         <w:spacing/>
         <w:ind/>
@@ -8565,18 +8522,18 @@
     </w:p>
     <w:p>
       <w:pPr>
-        <w:pStyle w:val="1631"/>
-        <w:pBdr/>
-        <w:spacing/>
-        <w:ind/>
-        <w:rPr/>
-      </w:pPr>
-      <w:r/>
-      <w:r/>
-    </w:p>
-    <w:p>
-      <w:pPr>
-        <w:pStyle w:val="1631"/>
+        <w:pStyle w:val="1635"/>
+        <w:pBdr/>
+        <w:spacing/>
+        <w:ind/>
+        <w:rPr/>
+      </w:pPr>
+      <w:r/>
+      <w:r/>
+    </w:p>
+    <w:p>
+      <w:pPr>
+        <w:pStyle w:val="1635"/>
         <w:pBdr/>
         <w:spacing/>
         <w:ind/>
@@ -8665,7 +8622,7 @@
     </w:p>
     <w:p>
       <w:pPr>
-        <w:pStyle w:val="1631"/>
+        <w:pStyle w:val="1635"/>
         <w:pBdr/>
         <w:spacing/>
         <w:ind/>
@@ -8698,7 +8655,7 @@
     </w:p>
     <w:p>
       <w:pPr>
-        <w:pStyle w:val="1632"/>
+        <w:pStyle w:val="1636"/>
         <w:pBdr/>
         <w:spacing/>
         <w:ind/>
@@ -8874,7 +8831,7 @@
     </w:p>
     <w:p>
       <w:pPr>
-        <w:pStyle w:val="1632"/>
+        <w:pStyle w:val="1636"/>
         <w:pBdr/>
         <w:spacing/>
         <w:ind/>
@@ -9020,7 +8977,7 @@
     </w:p>
     <w:p>
       <w:pPr>
-        <w:pStyle w:val="1632"/>
+        <w:pStyle w:val="1636"/>
         <w:pBdr/>
         <w:spacing/>
         <w:ind/>
@@ -9201,7 +9158,7 @@
     </w:p>
     <w:p>
       <w:pPr>
-        <w:pStyle w:val="1632"/>
+        <w:pStyle w:val="1636"/>
         <w:pBdr/>
         <w:spacing/>
         <w:ind/>
@@ -9261,18 +9218,18 @@
     </w:p>
     <w:p>
       <w:pPr>
-        <w:pStyle w:val="1631"/>
-        <w:pBdr/>
-        <w:spacing/>
-        <w:ind/>
-        <w:rPr/>
-      </w:pPr>
-      <w:r/>
-      <w:r/>
-    </w:p>
-    <w:p>
-      <w:pPr>
-        <w:pStyle w:val="1631"/>
+        <w:pStyle w:val="1635"/>
+        <w:pBdr/>
+        <w:spacing/>
+        <w:ind/>
+        <w:rPr/>
+      </w:pPr>
+      <w:r/>
+      <w:r/>
+    </w:p>
+    <w:p>
+      <w:pPr>
+        <w:pStyle w:val="1635"/>
         <w:pBdr/>
         <w:spacing/>
         <w:ind/>
@@ -9315,7 +9272,7 @@
     </w:p>
     <w:p>
       <w:pPr>
-        <w:pStyle w:val="1825"/>
+        <w:pStyle w:val="1829"/>
         <w:numPr>
           <w:ilvl w:val="0"/>
           <w:numId w:val="22"/>
@@ -9336,7 +9293,7 @@
     </w:p>
     <w:p>
       <w:pPr>
-        <w:pStyle w:val="1825"/>
+        <w:pStyle w:val="1829"/>
         <w:numPr>
           <w:ilvl w:val="0"/>
           <w:numId w:val="22"/>
@@ -9357,7 +9314,7 @@
     </w:p>
     <w:p>
       <w:pPr>
-        <w:pStyle w:val="1825"/>
+        <w:pStyle w:val="1829"/>
         <w:numPr>
           <w:ilvl w:val="0"/>
           <w:numId w:val="22"/>
@@ -9378,7 +9335,7 @@
     </w:p>
     <w:p>
       <w:pPr>
-        <w:pStyle w:val="1825"/>
+        <w:pStyle w:val="1829"/>
         <w:numPr>
           <w:ilvl w:val="0"/>
           <w:numId w:val="22"/>
@@ -9417,7 +9374,7 @@
     </w:p>
     <w:p>
       <w:pPr>
-        <w:pStyle w:val="1825"/>
+        <w:pStyle w:val="1829"/>
         <w:numPr>
           <w:ilvl w:val="0"/>
           <w:numId w:val="22"/>
@@ -9519,7 +9476,7 @@
     </w:p>
     <w:p>
       <w:pPr>
-        <w:pStyle w:val="1631"/>
+        <w:pStyle w:val="1635"/>
         <w:pBdr/>
         <w:spacing/>
         <w:ind/>
@@ -9709,7 +9666,7 @@
     </w:p>
     <w:p>
       <w:pPr>
-        <w:pStyle w:val="1630"/>
+        <w:pStyle w:val="1634"/>
         <w:pBdr/>
         <w:spacing/>
         <w:ind/>
@@ -9750,7 +9707,7 @@
     </w:p>
     <w:p>
       <w:pPr>
-        <w:pStyle w:val="1631"/>
+        <w:pStyle w:val="1635"/>
         <w:pBdr/>
         <w:spacing/>
         <w:ind/>
@@ -9781,7 +9738,7 @@
     </w:p>
     <w:p>
       <w:pPr>
-        <w:pStyle w:val="1632"/>
+        <w:pStyle w:val="1636"/>
         <w:pBdr/>
         <w:spacing/>
         <w:ind/>
@@ -10669,7 +10626,23 @@
           <w:color w:val="000000"/>
           <w:sz w:val="24"/>
         </w:rPr>
-        <w:t xml:space="preserve"> O sistema deve verificar automaticamente, no início de um novo registro, se existe uma ocorrência ativa da mesma categoria em um raio de 50 metros da localização atual. Caso uma duplicidade seja detectada, o sistema deve emitir um alerta ao usuário e ofer</w:t>
+        <w:t xml:space="preserve"> O sistema deve verificar automaticamente, no início de um novo registro, se existe uma ocorrência ativa da mesma categoria em um raio de 50 metros da localização atual. Caso uma duplicidade seja detectada, o sistema d</w:t>
+      </w:r>
+      <w:r>
+        <w:rPr>
+          <w:rFonts w:ascii="Times New Roman" w:hAnsi="Times New Roman" w:eastAsia="Times New Roman" w:cs="Times New Roman"/>
+          <w:color w:val="000000"/>
+          <w:sz w:val="24"/>
+        </w:rPr>
+        <w:t xml:space="preserve">r</w:t>
+      </w:r>
+      <w:r>
+        <w:rPr>
+          <w:rFonts w:ascii="Times New Roman" w:hAnsi="Times New Roman" w:eastAsia="Times New Roman" w:cs="Times New Roman"/>
+          <w:color w:val="000000"/>
+          <w:sz w:val="24"/>
+        </w:rPr>
+        <w:t xml:space="preserve">eve emiti um alerta ao usuário e ofer</w:t>
       </w:r>
       <w:r>
         <w:rPr>
@@ -10739,7 +10712,7 @@
     </w:p>
     <w:p>
       <w:pPr>
-        <w:pStyle w:val="1632"/>
+        <w:pStyle w:val="1636"/>
         <w:pBdr/>
         <w:spacing/>
         <w:ind/>
@@ -12132,7 +12105,7 @@
     </w:p>
     <w:p>
       <w:pPr>
-        <w:pStyle w:val="1631"/>
+        <w:pStyle w:val="1635"/>
         <w:pBdr/>
         <w:spacing/>
         <w:ind/>
@@ -12148,7 +12121,7 @@
     </w:p>
     <w:p>
       <w:pPr>
-        <w:pStyle w:val="1632"/>
+        <w:pStyle w:val="1636"/>
         <w:pBdr/>
         <w:spacing/>
         <w:ind/>
@@ -12202,29 +12175,34 @@
           <w:highlight w:val="none"/>
         </w:rPr>
       </w:r>
-    </w:p>
-    <w:p>
-      <w:pPr>
-        <w:pBdr/>
-        <w:spacing/>
-        <w:ind/>
-        <w:rPr/>
-      </w:pPr>
       <w:r>
         <w:rPr>
           <w:highlight w:val="none"/>
         </w:rPr>
       </w:r>
+    </w:p>
+    <w:p>
+      <w:pPr>
+        <w:pBdr/>
+        <w:spacing/>
+        <w:ind/>
+        <w:rPr/>
+      </w:pPr>
       <w:r>
         <w:rPr>
           <w:highlight w:val="none"/>
         </w:rPr>
       </w:r>
-      <w:r/>
-    </w:p>
-    <w:p>
-      <w:pPr>
-        <w:pStyle w:val="1632"/>
+      <w:r>
+        <w:rPr>
+          <w:highlight w:val="none"/>
+        </w:rPr>
+      </w:r>
+      <w:r/>
+    </w:p>
+    <w:p>
+      <w:pPr>
+        <w:pStyle w:val="1636"/>
         <w:pBdr/>
         <w:spacing/>
         <w:ind/>
@@ -12483,7 +12461,7 @@
     </w:p>
     <w:p>
       <w:pPr>
-        <w:pStyle w:val="1632"/>
+        <w:pStyle w:val="1636"/>
         <w:pBdr/>
         <w:spacing/>
         <w:ind/>
@@ -12503,7 +12481,7 @@
     </w:p>
     <w:p>
       <w:pPr>
-        <w:pStyle w:val="1632"/>
+        <w:pStyle w:val="1636"/>
         <w:pBdr/>
         <w:spacing/>
         <w:ind/>
@@ -12665,7 +12643,7 @@
     </w:p>
     <w:p>
       <w:pPr>
-        <w:pStyle w:val="1630"/>
+        <w:pStyle w:val="1634"/>
         <w:pBdr/>
         <w:spacing/>
         <w:ind/>
@@ -12795,7 +12773,7 @@
     </w:p>
     <w:p>
       <w:pPr>
-        <w:pStyle w:val="1631"/>
+        <w:pStyle w:val="1635"/>
         <w:pBdr/>
         <w:spacing/>
         <w:ind/>
@@ -12871,7 +12849,7 @@
     </w:p>
     <w:p>
       <w:pPr>
-        <w:pStyle w:val="1632"/>
+        <w:pStyle w:val="1636"/>
         <w:pBdr/>
         <w:spacing/>
         <w:ind/>
@@ -13005,7 +12983,7 @@
     </w:p>
     <w:p>
       <w:pPr>
-        <w:pStyle w:val="1632"/>
+        <w:pStyle w:val="1636"/>
         <w:pBdr/>
         <w:spacing/>
         <w:ind/>
@@ -13099,7 +13077,7 @@
     </w:p>
     <w:p>
       <w:pPr>
-        <w:pStyle w:val="1631"/>
+        <w:pStyle w:val="1635"/>
         <w:pBdr/>
         <w:spacing/>
         <w:ind/>
@@ -13167,7 +13145,7 @@
     </w:p>
     <w:p>
       <w:pPr>
-        <w:pStyle w:val="1632"/>
+        <w:pStyle w:val="1636"/>
         <w:pBdr/>
         <w:spacing/>
         <w:ind/>
@@ -13240,39 +13218,10 @@
       <w:r>
         <w:rPr>
           <w:rFonts w:ascii="Times New Roman" w:hAnsi="Times New Roman" w:eastAsia="Times New Roman" w:cs="Times New Roman"/>
-          <w:sz w:val="24"/>
-        </w:rPr>
-      </w:r>
-      <w:r>
-        <w:rPr>
-          <w:rFonts w:ascii="Times New Roman" w:hAnsi="Times New Roman" w:eastAsia="Times New Roman" w:cs="Times New Roman"/>
           <w:color w:val="000000"/>
           <w:sz w:val="24"/>
           <w:szCs w:val="24"/>
           <w:highlight w:val="none"/>
-        </w:rPr>
-      </w:r>
-      <w:r>
-        <w:rPr>
-          <w:rFonts w:ascii="Times New Roman" w:hAnsi="Times New Roman" w:eastAsia="Times New Roman" w:cs="Times New Roman"/>
-          <w:color w:val="000000"/>
-          <w:sz w:val="24"/>
-          <w:highlight w:val="none"/>
-        </w:rPr>
-      </w:r>
-      <w:r>
-        <w:rPr>
-          <w:rFonts w:ascii="Times New Roman" w:hAnsi="Times New Roman" w:eastAsia="Times New Roman" w:cs="Times New Roman"/>
-          <w:color w:val="000000"/>
-          <w:sz w:val="24"/>
-          <w:highlight w:val="none"/>
-        </w:rPr>
-      </w:r>
-      <w:r>
-        <w:rPr>
-          <w:rFonts w:ascii="Times New Roman" w:hAnsi="Times New Roman" w:eastAsia="Times New Roman" w:cs="Times New Roman"/>
-          <w:sz w:val="24"/>
-          <w:szCs w:val="24"/>
         </w:rPr>
       </w:r>
       <w:r>
@@ -13312,9 +13261,8 @@
       <w:r>
         <w:rPr>
           <w:rFonts w:ascii="Times New Roman" w:hAnsi="Times New Roman" w:eastAsia="Times New Roman" w:cs="Times New Roman"/>
-          <w:color w:val="000000"/>
           <w:sz w:val="24"/>
-          <w:highlight w:val="none"/>
+          <w:szCs w:val="24"/>
         </w:rPr>
       </w:r>
       <w:r>
@@ -13327,7 +13275,7 @@
     </w:p>
     <w:p>
       <w:pPr>
-        <w:pStyle w:val="1631"/>
+        <w:pStyle w:val="1635"/>
         <w:pBdr/>
         <w:spacing/>
         <w:ind/>
@@ -13370,7 +13318,10 @@
       <w:r>
         <w:rPr>
           <w:rFonts w:ascii="Times New Roman" w:hAnsi="Times New Roman" w:eastAsia="Times New Roman" w:cs="Times New Roman"/>
+          <w:color w:val="000000"/>
           <w:sz w:val="24"/>
+          <w:szCs w:val="24"/>
+          <w:highlight w:val="none"/>
         </w:rPr>
       </w:r>
       <w:r>
@@ -13410,9 +13361,8 @@
       <w:r>
         <w:rPr>
           <w:rFonts w:ascii="Times New Roman" w:hAnsi="Times New Roman" w:eastAsia="Times New Roman" w:cs="Times New Roman"/>
-          <w:color w:val="000000"/>
           <w:sz w:val="24"/>
-          <w:highlight w:val="none"/>
+          <w:szCs w:val="24"/>
         </w:rPr>
       </w:r>
       <w:r>
@@ -13425,7 +13375,7 @@
     </w:p>
     <w:p>
       <w:pPr>
-        <w:pStyle w:val="1632"/>
+        <w:pStyle w:val="1636"/>
         <w:pBdr/>
         <w:spacing/>
         <w:ind/>
@@ -13584,7 +13534,12 @@
       <w:r>
         <w:rPr>
           <w:rFonts w:ascii="Times New Roman" w:hAnsi="Times New Roman" w:eastAsia="Times New Roman" w:cs="Times New Roman"/>
+          <w:b w:val="0"/>
+          <w:bCs w:val="0"/>
+          <w:color w:val="000000"/>
           <w:sz w:val="24"/>
+          <w:szCs w:val="24"/>
+          <w:highlight w:val="none"/>
         </w:rPr>
       </w:r>
       <w:r>
@@ -13628,11 +13583,8 @@
       <w:r>
         <w:rPr>
           <w:rFonts w:ascii="Times New Roman" w:hAnsi="Times New Roman" w:eastAsia="Times New Roman" w:cs="Times New Roman"/>
-          <w:b w:val="0"/>
-          <w:bCs w:val="0"/>
-          <w:color w:val="000000"/>
           <w:sz w:val="24"/>
-          <w:highlight w:val="none"/>
+          <w:szCs w:val="24"/>
         </w:rPr>
       </w:r>
       <w:r>
@@ -13645,7 +13597,7 @@
     </w:p>
     <w:p>
       <w:pPr>
-        <w:pStyle w:val="1632"/>
+        <w:pStyle w:val="1636"/>
         <w:pBdr/>
         <w:spacing/>
         <w:ind/>
@@ -13686,7 +13638,7 @@
     </w:p>
     <w:p>
       <w:pPr>
-        <w:pStyle w:val="1631"/>
+        <w:pStyle w:val="1635"/>
         <w:pBdr/>
         <w:spacing/>
         <w:ind/>
@@ -13714,18 +13666,18 @@
     </w:p>
     <w:p>
       <w:pPr>
-        <w:pStyle w:val="1632"/>
-        <w:pBdr/>
-        <w:spacing/>
-        <w:ind/>
-        <w:rPr/>
-      </w:pPr>
-      <w:r/>
-      <w:r/>
-    </w:p>
-    <w:p>
-      <w:pPr>
-        <w:pStyle w:val="1632"/>
+        <w:pStyle w:val="1636"/>
+        <w:pBdr/>
+        <w:spacing/>
+        <w:ind/>
+        <w:rPr/>
+      </w:pPr>
+      <w:r/>
+      <w:r/>
+    </w:p>
+    <w:p>
+      <w:pPr>
+        <w:pStyle w:val="1636"/>
         <w:pBdr/>
         <w:spacing/>
         <w:ind/>
@@ -13779,13 +13731,12 @@
     </w:p>
     <w:p>
       <w:pPr>
-        <w:pStyle w:val="1630"/>
-        <w:pBdr/>
-        <w:spacing/>
-        <w:ind/>
-        <w:rPr/>
-      </w:pPr>
-      <w:r/>
+        <w:pStyle w:val="1634"/>
+        <w:pBdr/>
+        <w:spacing/>
+        <w:ind/>
+        <w:rPr/>
+      </w:pPr>
       <w:r/>
       <w:r>
         <w:t xml:space="preserve">7 CONCLUSÃO</w:t>
@@ -14196,7 +14147,6 @@
           <w:caps/>
         </w:rPr>
       </w:pPr>
-      <w:r/>
       <w:r>
         <w:br w:type="page" w:clear="all"/>
       </w:r>
@@ -14219,13 +14169,12 @@
     </w:p>
     <w:p>
       <w:pPr>
-        <w:pStyle w:val="1630"/>
-        <w:pBdr/>
-        <w:spacing/>
-        <w:ind/>
-        <w:rPr/>
-      </w:pPr>
-      <w:r/>
+        <w:pStyle w:val="1634"/>
+        <w:pBdr/>
+        <w:spacing/>
+        <w:ind/>
+        <w:rPr/>
+      </w:pPr>
       <w:r/>
       <w:r>
         <w:t xml:space="preserve">REFERÊNCIAS</w:t>
@@ -14313,7 +14262,7 @@
       <w:hyperlink r:id="rId22" w:tooltip="http://www.planalto.gov.br/" w:history="1">
         <w:r>
           <w:rPr>
-            <w:rStyle w:val="1808"/>
+            <w:rStyle w:val="1812"/>
             <w:rFonts w:ascii="Times New Roman" w:hAnsi="Times New Roman" w:eastAsia="Times New Roman" w:cs="Times New Roman"/>
             <w:color w:val="0000ee"/>
             <w:sz w:val="24"/>
@@ -14778,7 +14727,7 @@
     </w:p>
     <w:p>
       <w:pPr>
-        <w:pStyle w:val="1630"/>
+        <w:pStyle w:val="1634"/>
         <w:pBdr/>
         <w:spacing/>
         <w:ind/>
@@ -14877,7 +14826,7 @@
       <w:hyperlink r:id="rId23" w:tooltip="https://git-scm.com/book/en/v2" w:history="1">
         <w:r>
           <w:rPr>
-            <w:rStyle w:val="1808"/>
+            <w:rStyle w:val="1812"/>
             <w:rFonts w:ascii="Times New Roman" w:hAnsi="Times New Roman" w:eastAsia="Times New Roman" w:cs="Times New Roman"/>
             <w:color w:val="0000ee"/>
             <w:sz w:val="24"/>
@@ -14975,7 +14924,7 @@
       <w:hyperlink r:id="rId24" w:tooltip="https://scrumguides.org/" w:history="1">
         <w:r>
           <w:rPr>
-            <w:rStyle w:val="1808"/>
+            <w:rStyle w:val="1812"/>
             <w:rFonts w:ascii="Times New Roman" w:hAnsi="Times New Roman" w:eastAsia="Times New Roman" w:cs="Times New Roman"/>
             <w:color w:val="0000ee"/>
             <w:sz w:val="24"/>
@@ -15016,7 +14965,7 @@
     </w:p>
     <w:p>
       <w:pPr>
-        <w:pStyle w:val="1630"/>
+        <w:pStyle w:val="1634"/>
         <w:pBdr/>
         <w:spacing/>
         <w:ind/>
@@ -15047,7 +14996,7 @@
     </w:p>
     <w:p>
       <w:pPr>
-        <w:pStyle w:val="1630"/>
+        <w:pStyle w:val="1634"/>
         <w:pBdr/>
         <w:spacing/>
         <w:ind/>
@@ -15078,7 +15027,7 @@
     </w:p>
     <w:p>
       <w:pPr>
-        <w:pStyle w:val="1630"/>
+        <w:pStyle w:val="1634"/>
         <w:pBdr/>
         <w:spacing/>
         <w:ind/>
@@ -15106,16 +15055,6 @@
         <w:t xml:space="preserve">O modelo de casos de uso está disponível na pasta “ApêndiceC” que acompanha este documento.</w:t>
       </w:r>
       <w:r/>
-    </w:p>
-    <w:p>
-      <w:pPr>
-        <w:pStyle w:val="1630"/>
-        <w:pBdr/>
-        <w:spacing/>
-        <w:ind/>
-        <w:rPr/>
-      </w:pPr>
-      <w:r/>
       <w:r>
         <w:br w:type="page" w:clear="all"/>
       </w:r>
@@ -15124,7 +15063,6 @@
       </w:r>
       <w:r/>
       <w:r/>
-      <w:r/>
     </w:p>
     <w:p>
       <w:pPr>
@@ -15152,7 +15090,7 @@
     </w:p>
     <w:p>
       <w:pPr>
-        <w:pStyle w:val="1630"/>
+        <w:pStyle w:val="1634"/>
         <w:pBdr/>
         <w:spacing/>
         <w:ind/>
@@ -15203,7 +15141,7 @@
     </w:p>
     <w:p>
       <w:pPr>
-        <w:pStyle w:val="1630"/>
+        <w:pStyle w:val="1634"/>
         <w:pBdr/>
         <w:spacing/>
         <w:ind/>
@@ -15264,7 +15202,7 @@
     </w:p>
     <w:p>
       <w:pPr>
-        <w:pStyle w:val="1630"/>
+        <w:pStyle w:val="1634"/>
         <w:pBdr/>
         <w:spacing/>
         <w:ind/>
@@ -17187,7 +17125,7 @@
 <w:hdr xmlns:wpc="http://schemas.microsoft.com/office/word/2010/wordprocessingCanvas" xmlns:mc="http://schemas.openxmlformats.org/markup-compatibility/2006" xmlns:o="urn:schemas-microsoft-com:office:office" xmlns:r="http://schemas.openxmlformats.org/officeDocument/2006/relationships" xmlns:m="http://schemas.openxmlformats.org/officeDocument/2006/math" xmlns:v="urn:schemas-microsoft-com:vml" xmlns:wp14="http://schemas.microsoft.com/office/word/2010/wordprocessingDrawing" xmlns:wp="http://schemas.openxmlformats.org/drawingml/2006/wordprocessingDrawing" xmlns:w10="urn:schemas-microsoft-com:office:word" xmlns:w="http://schemas.openxmlformats.org/wordprocessingml/2006/main" xmlns:w14="http://schemas.microsoft.com/office/word/2010/wordml" xmlns:w15="http://schemas.microsoft.com/office/word/2012/wordml" xmlns:wpg="http://schemas.microsoft.com/office/word/2010/wordprocessingGroup" xmlns:wpi="http://schemas.microsoft.com/office/word/2010/wordprocessingInk" xmlns:wne="http://schemas.microsoft.com/office/word/2006/wordml" xmlns:a="http://schemas.openxmlformats.org/drawingml/2006/main" xmlns:wps="http://schemas.microsoft.com/office/word/2010/wordprocessingShape" mc:Ignorable="w14 w15 wp14">
   <w:p>
     <w:pPr>
-      <w:pStyle w:val="1804"/>
+      <w:pStyle w:val="1808"/>
       <w:pBdr/>
       <w:spacing/>
       <w:ind/>
@@ -17257,7 +17195,7 @@
 <w:hdr xmlns:wpc="http://schemas.microsoft.com/office/word/2010/wordprocessingCanvas" xmlns:mc="http://schemas.openxmlformats.org/markup-compatibility/2006" xmlns:o="urn:schemas-microsoft-com:office:office" xmlns:r="http://schemas.openxmlformats.org/officeDocument/2006/relationships" xmlns:m="http://schemas.openxmlformats.org/officeDocument/2006/math" xmlns:v="urn:schemas-microsoft-com:vml" xmlns:wp14="http://schemas.microsoft.com/office/word/2010/wordprocessingDrawing" xmlns:wp="http://schemas.openxmlformats.org/drawingml/2006/wordprocessingDrawing" xmlns:w10="urn:schemas-microsoft-com:office:word" xmlns:w="http://schemas.openxmlformats.org/wordprocessingml/2006/main" xmlns:w14="http://schemas.microsoft.com/office/word/2010/wordml" xmlns:w15="http://schemas.microsoft.com/office/word/2012/wordml" xmlns:wpg="http://schemas.microsoft.com/office/word/2010/wordprocessingGroup" xmlns:wpi="http://schemas.microsoft.com/office/word/2010/wordprocessingInk" xmlns:wne="http://schemas.microsoft.com/office/word/2006/wordml" xmlns:a="http://schemas.openxmlformats.org/drawingml/2006/main" xmlns:wps="http://schemas.microsoft.com/office/word/2010/wordprocessingShape" mc:Ignorable="w14 w15 wp14">
   <w:p>
     <w:pPr>
-      <w:pStyle w:val="1804"/>
+      <w:pStyle w:val="1808"/>
       <w:pBdr/>
       <w:spacing/>
       <w:ind/>
@@ -17273,7 +17211,7 @@
 <w:hdr xmlns:wpc="http://schemas.microsoft.com/office/word/2010/wordprocessingCanvas" xmlns:mc="http://schemas.openxmlformats.org/markup-compatibility/2006" xmlns:o="urn:schemas-microsoft-com:office:office" xmlns:r="http://schemas.openxmlformats.org/officeDocument/2006/relationships" xmlns:m="http://schemas.openxmlformats.org/officeDocument/2006/math" xmlns:v="urn:schemas-microsoft-com:vml" xmlns:wp14="http://schemas.microsoft.com/office/word/2010/wordprocessingDrawing" xmlns:wp="http://schemas.openxmlformats.org/drawingml/2006/wordprocessingDrawing" xmlns:w10="urn:schemas-microsoft-com:office:word" xmlns:w="http://schemas.openxmlformats.org/wordprocessingml/2006/main" xmlns:w14="http://schemas.microsoft.com/office/word/2010/wordml" xmlns:w15="http://schemas.microsoft.com/office/word/2012/wordml" xmlns:wpg="http://schemas.microsoft.com/office/word/2010/wordprocessingGroup" xmlns:wpi="http://schemas.microsoft.com/office/word/2010/wordprocessingInk" xmlns:wne="http://schemas.microsoft.com/office/word/2006/wordml" xmlns:a="http://schemas.openxmlformats.org/drawingml/2006/main" xmlns:wps="http://schemas.microsoft.com/office/word/2010/wordprocessingShape" mc:Ignorable="w14 w15 wp14">
   <w:p>
     <w:pPr>
-      <w:pStyle w:val="1804"/>
+      <w:pStyle w:val="1808"/>
       <w:pBdr/>
       <w:spacing/>
       <w:ind/>
@@ -17289,7 +17227,7 @@
 <w:hdr xmlns:wpc="http://schemas.microsoft.com/office/word/2010/wordprocessingCanvas" xmlns:mc="http://schemas.openxmlformats.org/markup-compatibility/2006" xmlns:o="urn:schemas-microsoft-com:office:office" xmlns:r="http://schemas.openxmlformats.org/officeDocument/2006/relationships" xmlns:m="http://schemas.openxmlformats.org/officeDocument/2006/math" xmlns:v="urn:schemas-microsoft-com:vml" xmlns:wp14="http://schemas.microsoft.com/office/word/2010/wordprocessingDrawing" xmlns:wp="http://schemas.openxmlformats.org/drawingml/2006/wordprocessingDrawing" xmlns:w10="urn:schemas-microsoft-com:office:word" xmlns:w="http://schemas.openxmlformats.org/wordprocessingml/2006/main" xmlns:w14="http://schemas.microsoft.com/office/word/2010/wordml" xmlns:w15="http://schemas.microsoft.com/office/word/2012/wordml" xmlns:wpg="http://schemas.microsoft.com/office/word/2010/wordprocessingGroup" xmlns:wpi="http://schemas.microsoft.com/office/word/2010/wordprocessingInk" xmlns:wne="http://schemas.microsoft.com/office/word/2006/wordml" xmlns:a="http://schemas.openxmlformats.org/drawingml/2006/main" xmlns:wps="http://schemas.microsoft.com/office/word/2010/wordprocessingShape" mc:Ignorable="w14 w15 wp14">
   <w:p>
     <w:pPr>
-      <w:pStyle w:val="1804"/>
+      <w:pStyle w:val="1808"/>
       <w:pBdr/>
       <w:spacing/>
       <w:ind/>
@@ -17316,7 +17254,7 @@
     <w:sdtContent>
       <w:p>
         <w:pPr>
-          <w:pStyle w:val="1804"/>
+          <w:pStyle w:val="1808"/>
           <w:pBdr/>
           <w:spacing/>
           <w:ind/>
@@ -17349,7 +17287,7 @@
 <w:hdr xmlns:wpc="http://schemas.microsoft.com/office/word/2010/wordprocessingCanvas" xmlns:mc="http://schemas.openxmlformats.org/markup-compatibility/2006" xmlns:o="urn:schemas-microsoft-com:office:office" xmlns:r="http://schemas.openxmlformats.org/officeDocument/2006/relationships" xmlns:m="http://schemas.openxmlformats.org/officeDocument/2006/math" xmlns:v="urn:schemas-microsoft-com:vml" xmlns:wp14="http://schemas.microsoft.com/office/word/2010/wordprocessingDrawing" xmlns:wp="http://schemas.openxmlformats.org/drawingml/2006/wordprocessingDrawing" xmlns:w10="urn:schemas-microsoft-com:office:word" xmlns:w="http://schemas.openxmlformats.org/wordprocessingml/2006/main" xmlns:w14="http://schemas.microsoft.com/office/word/2010/wordml" xmlns:w15="http://schemas.microsoft.com/office/word/2012/wordml" xmlns:wpg="http://schemas.microsoft.com/office/word/2010/wordprocessingGroup" xmlns:wpi="http://schemas.microsoft.com/office/word/2010/wordprocessingInk" xmlns:wne="http://schemas.microsoft.com/office/word/2006/wordml" xmlns:a="http://schemas.openxmlformats.org/drawingml/2006/main" xmlns:wps="http://schemas.microsoft.com/office/word/2010/wordprocessingShape" mc:Ignorable="w14 w15 wp14">
   <w:p>
     <w:pPr>
-      <w:pStyle w:val="1804"/>
+      <w:pStyle w:val="1808"/>
       <w:pBdr/>
       <w:spacing/>
       <w:ind/>
@@ -17435,7 +17373,7 @@
 <w:hdr xmlns:wpc="http://schemas.microsoft.com/office/word/2010/wordprocessingCanvas" xmlns:mc="http://schemas.openxmlformats.org/markup-compatibility/2006" xmlns:o="urn:schemas-microsoft-com:office:office" xmlns:r="http://schemas.openxmlformats.org/officeDocument/2006/relationships" xmlns:m="http://schemas.openxmlformats.org/officeDocument/2006/math" xmlns:v="urn:schemas-microsoft-com:vml" xmlns:wp14="http://schemas.microsoft.com/office/word/2010/wordprocessingDrawing" xmlns:wp="http://schemas.openxmlformats.org/drawingml/2006/wordprocessingDrawing" xmlns:w10="urn:schemas-microsoft-com:office:word" xmlns:w="http://schemas.openxmlformats.org/wordprocessingml/2006/main" xmlns:w14="http://schemas.microsoft.com/office/word/2010/wordml" xmlns:w15="http://schemas.microsoft.com/office/word/2012/wordml" xmlns:wpg="http://schemas.microsoft.com/office/word/2010/wordprocessingGroup" xmlns:wpi="http://schemas.microsoft.com/office/word/2010/wordprocessingInk" xmlns:wne="http://schemas.microsoft.com/office/word/2006/wordml" xmlns:a="http://schemas.openxmlformats.org/drawingml/2006/main" xmlns:wps="http://schemas.microsoft.com/office/word/2010/wordprocessingShape" mc:Ignorable="w14 w15 wp14">
   <w:p>
     <w:pPr>
-      <w:pStyle w:val="1804"/>
+      <w:pStyle w:val="1808"/>
       <w:pBdr/>
       <w:spacing/>
       <w:ind/>
@@ -22989,10 +22927,10 @@
     <w:lsdException w:name="Bibliography" w:uiPriority="37"/>
     <w:lsdException w:name="TOC Heading" w:uiPriority="39" w:qFormat="1"/>
   </w:latentStyles>
-  <w:style w:type="character" w:styleId="1614">
+  <w:style w:type="character" w:styleId="1618">
     <w:name w:val="Heading 1 Char"/>
-    <w:basedOn w:val="1639"/>
-    <w:link w:val="1630"/>
+    <w:basedOn w:val="1643"/>
+    <w:link w:val="1634"/>
     <w:uiPriority w:val="9"/>
     <w:pPr>
       <w:pBdr/>
@@ -23006,10 +22944,10 @@
       <w:szCs w:val="40"/>
     </w:rPr>
   </w:style>
-  <w:style w:type="character" w:styleId="1615">
+  <w:style w:type="character" w:styleId="1619">
     <w:name w:val="Heading 2 Char"/>
-    <w:basedOn w:val="1639"/>
-    <w:link w:val="1631"/>
+    <w:basedOn w:val="1643"/>
+    <w:link w:val="1635"/>
     <w:uiPriority w:val="9"/>
     <w:pPr>
       <w:pBdr/>
@@ -23023,10 +22961,10 @@
       <w:szCs w:val="32"/>
     </w:rPr>
   </w:style>
-  <w:style w:type="character" w:styleId="1616">
+  <w:style w:type="character" w:styleId="1620">
     <w:name w:val="Heading 3 Char"/>
-    <w:basedOn w:val="1639"/>
-    <w:link w:val="1632"/>
+    <w:basedOn w:val="1643"/>
+    <w:link w:val="1636"/>
     <w:uiPriority w:val="9"/>
     <w:pPr>
       <w:pBdr/>
@@ -23040,10 +22978,10 @@
       <w:szCs w:val="28"/>
     </w:rPr>
   </w:style>
-  <w:style w:type="character" w:styleId="1617">
+  <w:style w:type="character" w:styleId="1621">
     <w:name w:val="Heading 4 Char"/>
-    <w:basedOn w:val="1639"/>
-    <w:link w:val="1633"/>
+    <w:basedOn w:val="1643"/>
+    <w:link w:val="1637"/>
     <w:uiPriority w:val="9"/>
     <w:pPr>
       <w:pBdr/>
@@ -23057,10 +22995,10 @@
       <w:color w:val="0f4761" w:themeColor="accent1" w:themeShade="BF"/>
     </w:rPr>
   </w:style>
-  <w:style w:type="character" w:styleId="1618">
+  <w:style w:type="character" w:styleId="1622">
     <w:name w:val="Heading 5 Char"/>
-    <w:basedOn w:val="1639"/>
-    <w:link w:val="1634"/>
+    <w:basedOn w:val="1643"/>
+    <w:link w:val="1638"/>
     <w:uiPriority w:val="9"/>
     <w:pPr>
       <w:pBdr/>
@@ -23072,10 +23010,10 @@
       <w:color w:val="0f4761" w:themeColor="accent1" w:themeShade="BF"/>
     </w:rPr>
   </w:style>
-  <w:style w:type="character" w:styleId="1619">
+  <w:style w:type="character" w:styleId="1623">
     <w:name w:val="Heading 6 Char"/>
-    <w:basedOn w:val="1639"/>
-    <w:link w:val="1635"/>
+    <w:basedOn w:val="1643"/>
+    <w:link w:val="1639"/>
     <w:uiPriority w:val="9"/>
     <w:pPr>
       <w:pBdr/>
@@ -23089,10 +23027,10 @@
       <w:color w:val="595959" w:themeColor="text1" w:themeTint="A6"/>
     </w:rPr>
   </w:style>
-  <w:style w:type="character" w:styleId="1620">
+  <w:style w:type="character" w:styleId="1624">
     <w:name w:val="Heading 7 Char"/>
-    <w:basedOn w:val="1639"/>
-    <w:link w:val="1636"/>
+    <w:basedOn w:val="1643"/>
+    <w:link w:val="1640"/>
     <w:uiPriority w:val="9"/>
     <w:pPr>
       <w:pBdr/>
@@ -23104,10 +23042,10 @@
       <w:color w:val="595959" w:themeColor="text1" w:themeTint="A6"/>
     </w:rPr>
   </w:style>
-  <w:style w:type="character" w:styleId="1621">
+  <w:style w:type="character" w:styleId="1625">
     <w:name w:val="Heading 8 Char"/>
-    <w:basedOn w:val="1639"/>
-    <w:link w:val="1637"/>
+    <w:basedOn w:val="1643"/>
+    <w:link w:val="1641"/>
     <w:uiPriority w:val="9"/>
     <w:pPr>
       <w:pBdr/>
@@ -23121,10 +23059,10 @@
       <w:color w:val="272727" w:themeColor="text1" w:themeTint="D8"/>
     </w:rPr>
   </w:style>
-  <w:style w:type="character" w:styleId="1622">
+  <w:style w:type="character" w:styleId="1626">
     <w:name w:val="Heading 9 Char"/>
-    <w:basedOn w:val="1639"/>
-    <w:link w:val="1638"/>
+    <w:basedOn w:val="1643"/>
+    <w:link w:val="1642"/>
     <w:uiPriority w:val="9"/>
     <w:pPr>
       <w:pBdr/>
@@ -23138,10 +23076,10 @@
       <w:color w:val="272727" w:themeColor="text1" w:themeTint="D8"/>
     </w:rPr>
   </w:style>
-  <w:style w:type="character" w:styleId="1623">
+  <w:style w:type="character" w:styleId="1627">
     <w:name w:val="Title Char"/>
-    <w:basedOn w:val="1639"/>
-    <w:link w:val="1776"/>
+    <w:basedOn w:val="1643"/>
+    <w:link w:val="1780"/>
     <w:uiPriority w:val="10"/>
     <w:pPr>
       <w:pBdr/>
@@ -23155,10 +23093,10 @@
       <w:szCs w:val="56"/>
     </w:rPr>
   </w:style>
-  <w:style w:type="character" w:styleId="1624">
+  <w:style w:type="character" w:styleId="1628">
     <w:name w:val="Subtitle Char"/>
-    <w:basedOn w:val="1639"/>
-    <w:link w:val="1778"/>
+    <w:basedOn w:val="1643"/>
+    <w:link w:val="1782"/>
     <w:uiPriority w:val="11"/>
     <w:pPr>
       <w:pBdr/>
@@ -23172,10 +23110,10 @@
       <w:szCs w:val="28"/>
     </w:rPr>
   </w:style>
-  <w:style w:type="character" w:styleId="1625">
+  <w:style w:type="character" w:styleId="1629">
     <w:name w:val="Quote Char"/>
-    <w:basedOn w:val="1639"/>
-    <w:link w:val="1780"/>
+    <w:basedOn w:val="1643"/>
+    <w:link w:val="1784"/>
     <w:uiPriority w:val="29"/>
     <w:pPr>
       <w:pBdr/>
@@ -23188,10 +23126,10 @@
       <w:color w:val="404040" w:themeColor="text1" w:themeTint="BF"/>
     </w:rPr>
   </w:style>
-  <w:style w:type="character" w:styleId="1626">
+  <w:style w:type="character" w:styleId="1630">
     <w:name w:val="Intense Quote Char"/>
-    <w:basedOn w:val="1639"/>
-    <w:link w:val="1783"/>
+    <w:basedOn w:val="1643"/>
+    <w:link w:val="1787"/>
     <w:uiPriority w:val="30"/>
     <w:pPr>
       <w:pBdr/>
@@ -23204,10 +23142,10 @@
       <w:color w:val="0f4761" w:themeColor="accent1" w:themeShade="BF"/>
     </w:rPr>
   </w:style>
-  <w:style w:type="character" w:styleId="1627">
+  <w:style w:type="character" w:styleId="1631">
     <w:name w:val="Footnote Text Char"/>
-    <w:basedOn w:val="1639"/>
-    <w:link w:val="1792"/>
+    <w:basedOn w:val="1643"/>
+    <w:link w:val="1796"/>
     <w:uiPriority w:val="99"/>
     <w:semiHidden/>
     <w:pPr>
@@ -23220,10 +23158,10 @@
       <w:szCs w:val="20"/>
     </w:rPr>
   </w:style>
-  <w:style w:type="character" w:styleId="1628">
+  <w:style w:type="character" w:styleId="1632">
     <w:name w:val="Endnote Text Char"/>
-    <w:basedOn w:val="1639"/>
-    <w:link w:val="1795"/>
+    <w:basedOn w:val="1643"/>
+    <w:link w:val="1799"/>
     <w:uiPriority w:val="99"/>
     <w:semiHidden/>
     <w:pPr>
@@ -23236,7 +23174,7 @@
       <w:szCs w:val="20"/>
     </w:rPr>
   </w:style>
-  <w:style w:type="paragraph" w:styleId="1629" w:default="1">
+  <w:style w:type="paragraph" w:styleId="1633" w:default="1">
     <w:name w:val="Normal"/>
     <w:qFormat/>
     <w:pPr>
@@ -23250,11 +23188,11 @@
       <w:szCs w:val="22"/>
     </w:rPr>
   </w:style>
-  <w:style w:type="paragraph" w:styleId="1630">
+  <w:style w:type="paragraph" w:styleId="1634">
     <w:name w:val="Heading 1"/>
-    <w:basedOn w:val="1629"/>
-    <w:next w:val="1629"/>
-    <w:link w:val="1767"/>
+    <w:basedOn w:val="1633"/>
+    <w:next w:val="1633"/>
+    <w:link w:val="1771"/>
     <w:qFormat/>
     <w:pPr>
       <w:keepNext w:val="true"/>
@@ -23268,11 +23206,11 @@
       <w:bCs/>
     </w:rPr>
   </w:style>
-  <w:style w:type="paragraph" w:styleId="1631">
+  <w:style w:type="paragraph" w:styleId="1635">
     <w:name w:val="Heading 2"/>
-    <w:basedOn w:val="1629"/>
-    <w:next w:val="1629"/>
-    <w:link w:val="1768"/>
+    <w:basedOn w:val="1633"/>
+    <w:next w:val="1633"/>
+    <w:link w:val="1772"/>
     <w:qFormat/>
     <w:pPr>
       <w:keepNext w:val="true"/>
@@ -23288,11 +23226,11 @@
       <w:caps/>
     </w:rPr>
   </w:style>
-  <w:style w:type="paragraph" w:styleId="1632">
+  <w:style w:type="paragraph" w:styleId="1636">
     <w:name w:val="Heading 3"/>
-    <w:basedOn w:val="1629"/>
-    <w:next w:val="1629"/>
-    <w:link w:val="1769"/>
+    <w:basedOn w:val="1633"/>
+    <w:next w:val="1633"/>
+    <w:link w:val="1773"/>
     <w:qFormat/>
     <w:pPr>
       <w:keepNext w:val="true"/>
@@ -23308,11 +23246,11 @@
       <w:szCs w:val="26"/>
     </w:rPr>
   </w:style>
-  <w:style w:type="paragraph" w:styleId="1633">
+  <w:style w:type="paragraph" w:styleId="1637">
     <w:name w:val="Heading 4"/>
-    <w:basedOn w:val="1629"/>
-    <w:next w:val="1629"/>
-    <w:link w:val="1770"/>
+    <w:basedOn w:val="1633"/>
+    <w:next w:val="1633"/>
+    <w:link w:val="1774"/>
     <w:uiPriority w:val="9"/>
     <w:unhideWhenUsed/>
     <w:qFormat/>
@@ -23331,11 +23269,11 @@
       <w:color w:val="365f91" w:themeColor="accent1" w:themeShade="BF"/>
     </w:rPr>
   </w:style>
-  <w:style w:type="paragraph" w:styleId="1634">
+  <w:style w:type="paragraph" w:styleId="1638">
     <w:name w:val="Heading 5"/>
-    <w:basedOn w:val="1629"/>
-    <w:next w:val="1629"/>
-    <w:link w:val="1771"/>
+    <w:basedOn w:val="1633"/>
+    <w:next w:val="1633"/>
+    <w:link w:val="1775"/>
     <w:uiPriority w:val="9"/>
     <w:unhideWhenUsed/>
     <w:qFormat/>
@@ -23352,11 +23290,11 @@
       <w:color w:val="365f91" w:themeColor="accent1" w:themeShade="BF"/>
     </w:rPr>
   </w:style>
-  <w:style w:type="paragraph" w:styleId="1635">
+  <w:style w:type="paragraph" w:styleId="1639">
     <w:name w:val="Heading 6"/>
-    <w:basedOn w:val="1629"/>
-    <w:next w:val="1629"/>
-    <w:link w:val="1772"/>
+    <w:basedOn w:val="1633"/>
+    <w:next w:val="1633"/>
+    <w:link w:val="1776"/>
     <w:uiPriority w:val="9"/>
     <w:unhideWhenUsed/>
     <w:qFormat/>
@@ -23375,11 +23313,11 @@
       <w:color w:val="595959" w:themeColor="text1" w:themeTint="A6"/>
     </w:rPr>
   </w:style>
-  <w:style w:type="paragraph" w:styleId="1636">
+  <w:style w:type="paragraph" w:styleId="1640">
     <w:name w:val="Heading 7"/>
-    <w:basedOn w:val="1629"/>
-    <w:next w:val="1629"/>
-    <w:link w:val="1773"/>
+    <w:basedOn w:val="1633"/>
+    <w:next w:val="1633"/>
+    <w:link w:val="1777"/>
     <w:uiPriority w:val="9"/>
     <w:unhideWhenUsed/>
     <w:qFormat/>
@@ -23396,11 +23334,11 @@
       <w:color w:val="595959" w:themeColor="text1" w:themeTint="A6"/>
     </w:rPr>
   </w:style>
-  <w:style w:type="paragraph" w:styleId="1637">
+  <w:style w:type="paragraph" w:styleId="1641">
     <w:name w:val="Heading 8"/>
-    <w:basedOn w:val="1629"/>
-    <w:next w:val="1629"/>
-    <w:link w:val="1774"/>
+    <w:basedOn w:val="1633"/>
+    <w:next w:val="1633"/>
+    <w:link w:val="1778"/>
     <w:uiPriority w:val="9"/>
     <w:unhideWhenUsed/>
     <w:qFormat/>
@@ -23419,11 +23357,11 @@
       <w:color w:val="272727" w:themeColor="text1" w:themeTint="D8"/>
     </w:rPr>
   </w:style>
-  <w:style w:type="paragraph" w:styleId="1638">
+  <w:style w:type="paragraph" w:styleId="1642">
     <w:name w:val="Heading 9"/>
-    <w:basedOn w:val="1629"/>
-    <w:next w:val="1629"/>
-    <w:link w:val="1775"/>
+    <w:basedOn w:val="1633"/>
+    <w:next w:val="1633"/>
+    <w:link w:val="1779"/>
     <w:uiPriority w:val="9"/>
     <w:unhideWhenUsed/>
     <w:qFormat/>
@@ -23442,7 +23380,7 @@
       <w:color w:val="272727" w:themeColor="text1" w:themeTint="D8"/>
     </w:rPr>
   </w:style>
-  <w:style w:type="character" w:styleId="1639" w:default="1">
+  <w:style w:type="character" w:styleId="1643" w:default="1">
     <w:name w:val="Default Paragraph Font"/>
     <w:uiPriority w:val="1"/>
     <w:semiHidden/>
@@ -23453,7 +23391,7 @@
       <w:ind/>
     </w:pPr>
   </w:style>
-  <w:style w:type="table" w:styleId="1640" w:default="1">
+  <w:style w:type="table" w:styleId="1644" w:default="1">
     <w:name w:val="Normal Table"/>
     <w:uiPriority w:val="99"/>
     <w:semiHidden/>
@@ -23646,7 +23584,7 @@
       </w:tcPr>
     </w:tblStylePr>
   </w:style>
-  <w:style w:type="numbering" w:styleId="1641" w:default="1">
+  <w:style w:type="numbering" w:styleId="1645" w:default="1">
     <w:name w:val="No List"/>
     <w:uiPriority w:val="99"/>
     <w:semiHidden/>
@@ -23657,9 +23595,9 @@
       <w:ind/>
     </w:pPr>
   </w:style>
-  <w:style w:type="table" w:styleId="1642" w:customStyle="1">
+  <w:style w:type="table" w:styleId="1646" w:customStyle="1">
     <w:name w:val="Table Grid Light"/>
-    <w:basedOn w:val="1640"/>
+    <w:basedOn w:val="1644"/>
     <w:uiPriority w:val="59"/>
     <w:pPr>
       <w:pBdr/>
@@ -23849,9 +23787,9 @@
       </w:tcPr>
     </w:tblStylePr>
   </w:style>
-  <w:style w:type="table" w:styleId="1643">
+  <w:style w:type="table" w:styleId="1647">
     <w:name w:val="Plain Table 1"/>
-    <w:basedOn w:val="1640"/>
+    <w:basedOn w:val="1644"/>
     <w:uiPriority w:val="59"/>
     <w:pPr>
       <w:pBdr/>
@@ -24067,9 +24005,9 @@
       </w:tcPr>
     </w:tblStylePr>
   </w:style>
-  <w:style w:type="table" w:styleId="1644">
+  <w:style w:type="table" w:styleId="1648">
     <w:name w:val="Plain Table 2"/>
-    <w:basedOn w:val="1640"/>
+    <w:basedOn w:val="1644"/>
     <w:uiPriority w:val="59"/>
     <w:pPr>
       <w:pBdr/>
@@ -24293,9 +24231,9 @@
       </w:tcPr>
     </w:tblStylePr>
   </w:style>
-  <w:style w:type="table" w:styleId="1645">
+  <w:style w:type="table" w:styleId="1649">
     <w:name w:val="Plain Table 3"/>
-    <w:basedOn w:val="1640"/>
+    <w:basedOn w:val="1644"/>
     <w:uiPriority w:val="99"/>
     <w:pPr>
       <w:pBdr/>
@@ -24522,9 +24460,9 @@
       </w:tcPr>
     </w:tblStylePr>
   </w:style>
-  <w:style w:type="table" w:styleId="1646">
+  <w:style w:type="table" w:styleId="1650">
     <w:name w:val="Plain Table 4"/>
-    <w:basedOn w:val="1640"/>
+    <w:basedOn w:val="1644"/>
     <w:uiPriority w:val="99"/>
     <w:pPr>
       <w:pBdr/>
@@ -24737,9 +24675,9 @@
       </w:tcPr>
     </w:tblStylePr>
   </w:style>
-  <w:style w:type="table" w:styleId="1647">
+  <w:style w:type="table" w:styleId="1651">
     <w:name w:val="Plain Table 5"/>
-    <w:basedOn w:val="1640"/>
+    <w:basedOn w:val="1644"/>
     <w:uiPriority w:val="99"/>
     <w:pPr>
       <w:pBdr/>
@@ -24969,9 +24907,9 @@
       </w:tcPr>
     </w:tblStylePr>
   </w:style>
-  <w:style w:type="table" w:styleId="1648">
+  <w:style w:type="table" w:styleId="1652">
     <w:name w:val="Grid Table 1 Light"/>
-    <w:basedOn w:val="1640"/>
+    <w:basedOn w:val="1644"/>
     <w:uiPriority w:val="99"/>
     <w:pPr>
       <w:pBdr/>
@@ -25191,9 +25129,9 @@
       </w:tcPr>
     </w:tblStylePr>
   </w:style>
-  <w:style w:type="table" w:styleId="1649" w:customStyle="1">
+  <w:style w:type="table" w:styleId="1653" w:customStyle="1">
     <w:name w:val="Grid Table 1 Light - Accent 1"/>
-    <w:basedOn w:val="1640"/>
+    <w:basedOn w:val="1644"/>
     <w:uiPriority w:val="99"/>
     <w:pPr>
       <w:pBdr/>
@@ -25413,9 +25351,9 @@
       </w:tcPr>
     </w:tblStylePr>
   </w:style>
-  <w:style w:type="table" w:styleId="1650" w:customStyle="1">
+  <w:style w:type="table" w:styleId="1654" w:customStyle="1">
     <w:name w:val="Grid Table 1 Light - Accent 2"/>
-    <w:basedOn w:val="1640"/>
+    <w:basedOn w:val="1644"/>
     <w:uiPriority w:val="99"/>
     <w:pPr>
       <w:pBdr/>
@@ -25635,9 +25573,9 @@
       </w:tcPr>
     </w:tblStylePr>
   </w:style>
-  <w:style w:type="table" w:styleId="1651" w:customStyle="1">
+  <w:style w:type="table" w:styleId="1655" w:customStyle="1">
     <w:name w:val="Grid Table 1 Light - Accent 3"/>
-    <w:basedOn w:val="1640"/>
+    <w:basedOn w:val="1644"/>
     <w:uiPriority w:val="99"/>
     <w:pPr>
       <w:pBdr/>
@@ -25857,9 +25795,9 @@
       </w:tcPr>
     </w:tblStylePr>
   </w:style>
-  <w:style w:type="table" w:styleId="1652" w:customStyle="1">
+  <w:style w:type="table" w:styleId="1656" w:customStyle="1">
     <w:name w:val="Grid Table 1 Light - Accent 4"/>
-    <w:basedOn w:val="1640"/>
+    <w:basedOn w:val="1644"/>
     <w:uiPriority w:val="99"/>
     <w:pPr>
       <w:pBdr/>
@@ -26079,9 +26017,9 @@
       </w:tcPr>
     </w:tblStylePr>
   </w:style>
-  <w:style w:type="table" w:styleId="1653" w:customStyle="1">
+  <w:style w:type="table" w:styleId="1657" w:customStyle="1">
     <w:name w:val="Grid Table 1 Light - Accent 5"/>
-    <w:basedOn w:val="1640"/>
+    <w:basedOn w:val="1644"/>
     <w:uiPriority w:val="99"/>
     <w:pPr>
       <w:pBdr/>
@@ -26301,9 +26239,9 @@
       </w:tcPr>
     </w:tblStylePr>
   </w:style>
-  <w:style w:type="table" w:styleId="1654" w:customStyle="1">
+  <w:style w:type="table" w:styleId="1658" w:customStyle="1">
     <w:name w:val="Grid Table 1 Light - Accent 6"/>
-    <w:basedOn w:val="1640"/>
+    <w:basedOn w:val="1644"/>
     <w:uiPriority w:val="99"/>
     <w:pPr>
       <w:pBdr/>
@@ -26523,9 +26461,9 @@
       </w:tcPr>
     </w:tblStylePr>
   </w:style>
-  <w:style w:type="table" w:styleId="1655">
+  <w:style w:type="table" w:styleId="1659">
     <w:name w:val="Grid Table 2"/>
-    <w:basedOn w:val="1640"/>
+    <w:basedOn w:val="1644"/>
     <w:uiPriority w:val="99"/>
     <w:pPr>
       <w:pBdr/>
@@ -26754,9 +26692,9 @@
       </w:tcPr>
     </w:tblStylePr>
   </w:style>
-  <w:style w:type="table" w:styleId="1656" w:customStyle="1">
+  <w:style w:type="table" w:styleId="1660" w:customStyle="1">
     <w:name w:val="Grid Table 2 - Accent 1"/>
-    <w:basedOn w:val="1640"/>
+    <w:basedOn w:val="1644"/>
     <w:uiPriority w:val="99"/>
     <w:pPr>
       <w:pBdr/>
@@ -26985,9 +26923,9 @@
       </w:tcPr>
     </w:tblStylePr>
   </w:style>
-  <w:style w:type="table" w:styleId="1657" w:customStyle="1">
+  <w:style w:type="table" w:styleId="1661" w:customStyle="1">
     <w:name w:val="Grid Table 2 - Accent 2"/>
-    <w:basedOn w:val="1640"/>
+    <w:basedOn w:val="1644"/>
     <w:uiPriority w:val="99"/>
     <w:pPr>
       <w:pBdr/>
@@ -27216,9 +27154,9 @@
       </w:tcPr>
     </w:tblStylePr>
   </w:style>
-  <w:style w:type="table" w:styleId="1658" w:customStyle="1">
+  <w:style w:type="table" w:styleId="1662" w:customStyle="1">
     <w:name w:val="Grid Table 2 - Accent 3"/>
-    <w:basedOn w:val="1640"/>
+    <w:basedOn w:val="1644"/>
     <w:uiPriority w:val="99"/>
     <w:pPr>
       <w:pBdr/>
@@ -27447,9 +27385,9 @@
       </w:tcPr>
     </w:tblStylePr>
   </w:style>
-  <w:style w:type="table" w:styleId="1659" w:customStyle="1">
+  <w:style w:type="table" w:styleId="1663" w:customStyle="1">
     <w:name w:val="Grid Table 2 - Accent 4"/>
-    <w:basedOn w:val="1640"/>
+    <w:basedOn w:val="1644"/>
     <w:uiPriority w:val="99"/>
     <w:pPr>
       <w:pBdr/>
@@ -27678,9 +27616,9 @@
       </w:tcPr>
     </w:tblStylePr>
   </w:style>
-  <w:style w:type="table" w:styleId="1660" w:customStyle="1">
+  <w:style w:type="table" w:styleId="1664" w:customStyle="1">
     <w:name w:val="Grid Table 2 - Accent 5"/>
-    <w:basedOn w:val="1640"/>
+    <w:basedOn w:val="1644"/>
     <w:uiPriority w:val="99"/>
     <w:pPr>
       <w:pBdr/>
@@ -27909,9 +27847,9 @@
       </w:tcPr>
     </w:tblStylePr>
   </w:style>
-  <w:style w:type="table" w:styleId="1661" w:customStyle="1">
+  <w:style w:type="table" w:styleId="1665" w:customStyle="1">
     <w:name w:val="Grid Table 2 - Accent 6"/>
-    <w:basedOn w:val="1640"/>
+    <w:basedOn w:val="1644"/>
     <w:uiPriority w:val="99"/>
     <w:pPr>
       <w:pBdr/>
@@ -28140,9 +28078,9 @@
       </w:tcPr>
     </w:tblStylePr>
   </w:style>
-  <w:style w:type="table" w:styleId="1662">
+  <w:style w:type="table" w:styleId="1666">
     <w:name w:val="Grid Table 3"/>
-    <w:basedOn w:val="1640"/>
+    <w:basedOn w:val="1644"/>
     <w:uiPriority w:val="99"/>
     <w:pPr>
       <w:pBdr/>
@@ -28384,9 +28322,9 @@
       </w:tcPr>
     </w:tblStylePr>
   </w:style>
-  <w:style w:type="table" w:styleId="1663" w:customStyle="1">
+  <w:style w:type="table" w:styleId="1667" w:customStyle="1">
     <w:name w:val="Grid Table 3 - Accent 1"/>
-    <w:basedOn w:val="1640"/>
+    <w:basedOn w:val="1644"/>
     <w:uiPriority w:val="99"/>
     <w:pPr>
       <w:pBdr/>
@@ -28628,9 +28566,9 @@
       </w:tcPr>
     </w:tblStylePr>
   </w:style>
-  <w:style w:type="table" w:styleId="1664" w:customStyle="1">
+  <w:style w:type="table" w:styleId="1668" w:customStyle="1">
     <w:name w:val="Grid Table 3 - Accent 2"/>
-    <w:basedOn w:val="1640"/>
+    <w:basedOn w:val="1644"/>
     <w:uiPriority w:val="99"/>
     <w:pPr>
       <w:pBdr/>
@@ -28872,9 +28810,9 @@
       </w:tcPr>
     </w:tblStylePr>
   </w:style>
-  <w:style w:type="table" w:styleId="1665" w:customStyle="1">
+  <w:style w:type="table" w:styleId="1669" w:customStyle="1">
     <w:name w:val="Grid Table 3 - Accent 3"/>
-    <w:basedOn w:val="1640"/>
+    <w:basedOn w:val="1644"/>
     <w:uiPriority w:val="99"/>
     <w:pPr>
       <w:pBdr/>
@@ -29116,9 +29054,9 @@
       </w:tcPr>
     </w:tblStylePr>
   </w:style>
-  <w:style w:type="table" w:styleId="1666" w:customStyle="1">
+  <w:style w:type="table" w:styleId="1670" w:customStyle="1">
     <w:name w:val="Grid Table 3 - Accent 4"/>
-    <w:basedOn w:val="1640"/>
+    <w:basedOn w:val="1644"/>
     <w:uiPriority w:val="99"/>
     <w:pPr>
       <w:pBdr/>
@@ -29360,9 +29298,9 @@
       </w:tcPr>
     </w:tblStylePr>
   </w:style>
-  <w:style w:type="table" w:styleId="1667" w:customStyle="1">
+  <w:style w:type="table" w:styleId="1671" w:customStyle="1">
     <w:name w:val="Grid Table 3 - Accent 5"/>
-    <w:basedOn w:val="1640"/>
+    <w:basedOn w:val="1644"/>
     <w:uiPriority w:val="99"/>
     <w:pPr>
       <w:pBdr/>
@@ -29604,9 +29542,9 @@
       </w:tcPr>
     </w:tblStylePr>
   </w:style>
-  <w:style w:type="table" w:styleId="1668" w:customStyle="1">
+  <w:style w:type="table" w:styleId="1672" w:customStyle="1">
     <w:name w:val="Grid Table 3 - Accent 6"/>
-    <w:basedOn w:val="1640"/>
+    <w:basedOn w:val="1644"/>
     <w:uiPriority w:val="99"/>
     <w:pPr>
       <w:pBdr/>
@@ -29848,9 +29786,9 @@
       </w:tcPr>
     </w:tblStylePr>
   </w:style>
-  <w:style w:type="table" w:styleId="1669">
+  <w:style w:type="table" w:styleId="1673">
     <w:name w:val="Grid Table 4"/>
-    <w:basedOn w:val="1640"/>
+    <w:basedOn w:val="1644"/>
     <w:uiPriority w:val="59"/>
     <w:pPr>
       <w:pBdr/>
@@ -30080,9 +30018,9 @@
       </w:tcPr>
     </w:tblStylePr>
   </w:style>
-  <w:style w:type="table" w:styleId="1670" w:customStyle="1">
+  <w:style w:type="table" w:styleId="1674" w:customStyle="1">
     <w:name w:val="Grid Table 4 - Accent 1"/>
-    <w:basedOn w:val="1640"/>
+    <w:basedOn w:val="1644"/>
     <w:uiPriority w:val="59"/>
     <w:pPr>
       <w:pBdr/>
@@ -30312,9 +30250,9 @@
       </w:tcPr>
     </w:tblStylePr>
   </w:style>
-  <w:style w:type="table" w:styleId="1671" w:customStyle="1">
+  <w:style w:type="table" w:styleId="1675" w:customStyle="1">
     <w:name w:val="Grid Table 4 - Accent 2"/>
-    <w:basedOn w:val="1640"/>
+    <w:basedOn w:val="1644"/>
     <w:uiPriority w:val="59"/>
     <w:pPr>
       <w:pBdr/>
@@ -30544,9 +30482,9 @@
       </w:tcPr>
     </w:tblStylePr>
   </w:style>
-  <w:style w:type="table" w:styleId="1672" w:customStyle="1">
+  <w:style w:type="table" w:styleId="1676" w:customStyle="1">
     <w:name w:val="Grid Table 4 - Accent 3"/>
-    <w:basedOn w:val="1640"/>
+    <w:basedOn w:val="1644"/>
     <w:uiPriority w:val="59"/>
     <w:pPr>
       <w:pBdr/>
@@ -30776,9 +30714,9 @@
       </w:tcPr>
     </w:tblStylePr>
   </w:style>
-  <w:style w:type="table" w:styleId="1673" w:customStyle="1">
+  <w:style w:type="table" w:styleId="1677" w:customStyle="1">
     <w:name w:val="Grid Table 4 - Accent 4"/>
-    <w:basedOn w:val="1640"/>
+    <w:basedOn w:val="1644"/>
     <w:uiPriority w:val="59"/>
     <w:pPr>
       <w:pBdr/>
@@ -31008,9 +30946,9 @@
       </w:tcPr>
     </w:tblStylePr>
   </w:style>
-  <w:style w:type="table" w:styleId="1674" w:customStyle="1">
+  <w:style w:type="table" w:styleId="1678" w:customStyle="1">
     <w:name w:val="Grid Table 4 - Accent 5"/>
-    <w:basedOn w:val="1640"/>
+    <w:basedOn w:val="1644"/>
     <w:uiPriority w:val="59"/>
     <w:pPr>
       <w:pBdr/>
@@ -31240,9 +31178,9 @@
       </w:tcPr>
     </w:tblStylePr>
   </w:style>
-  <w:style w:type="table" w:styleId="1675" w:customStyle="1">
+  <w:style w:type="table" w:styleId="1679" w:customStyle="1">
     <w:name w:val="Grid Table 4 - Accent 6"/>
-    <w:basedOn w:val="1640"/>
+    <w:basedOn w:val="1644"/>
     <w:uiPriority w:val="59"/>
     <w:pPr>
       <w:pBdr/>
@@ -31472,9 +31410,9 @@
       </w:tcPr>
     </w:tblStylePr>
   </w:style>
-  <w:style w:type="table" w:styleId="1676">
+  <w:style w:type="table" w:styleId="1680">
     <w:name w:val="Grid Table 5 Dark"/>
-    <w:basedOn w:val="1640"/>
+    <w:basedOn w:val="1644"/>
     <w:uiPriority w:val="99"/>
     <w:pPr>
       <w:pBdr/>
@@ -31699,9 +31637,9 @@
       </w:tcPr>
     </w:tblStylePr>
   </w:style>
-  <w:style w:type="table" w:styleId="1677" w:customStyle="1">
+  <w:style w:type="table" w:styleId="1681" w:customStyle="1">
     <w:name w:val="Grid Table 5 Dark- Accent 1"/>
-    <w:basedOn w:val="1640"/>
+    <w:basedOn w:val="1644"/>
     <w:uiPriority w:val="99"/>
     <w:pPr>
       <w:pBdr/>
@@ -31926,9 +31864,9 @@
       </w:tcPr>
     </w:tblStylePr>
   </w:style>
-  <w:style w:type="table" w:styleId="1678" w:customStyle="1">
+  <w:style w:type="table" w:styleId="1682" w:customStyle="1">
     <w:name w:val="Grid Table 5 Dark - Accent 2"/>
-    <w:basedOn w:val="1640"/>
+    <w:basedOn w:val="1644"/>
     <w:uiPriority w:val="99"/>
     <w:pPr>
       <w:pBdr/>
@@ -32153,9 +32091,9 @@
       </w:tcPr>
     </w:tblStylePr>
   </w:style>
-  <w:style w:type="table" w:styleId="1679" w:customStyle="1">
+  <w:style w:type="table" w:styleId="1683" w:customStyle="1">
     <w:name w:val="Grid Table 5 Dark - Accent 3"/>
-    <w:basedOn w:val="1640"/>
+    <w:basedOn w:val="1644"/>
     <w:uiPriority w:val="99"/>
     <w:pPr>
       <w:pBdr/>
@@ -32380,9 +32318,9 @@
       </w:tcPr>
     </w:tblStylePr>
   </w:style>
-  <w:style w:type="table" w:styleId="1680" w:customStyle="1">
+  <w:style w:type="table" w:styleId="1684" w:customStyle="1">
     <w:name w:val="Grid Table 5 Dark- Accent 4"/>
-    <w:basedOn w:val="1640"/>
+    <w:basedOn w:val="1644"/>
     <w:uiPriority w:val="99"/>
     <w:pPr>
       <w:pBdr/>
@@ -32607,9 +32545,9 @@
       </w:tcPr>
     </w:tblStylePr>
   </w:style>
-  <w:style w:type="table" w:styleId="1681" w:customStyle="1">
+  <w:style w:type="table" w:styleId="1685" w:customStyle="1">
     <w:name w:val="Grid Table 5 Dark - Accent 5"/>
-    <w:basedOn w:val="1640"/>
+    <w:basedOn w:val="1644"/>
     <w:uiPriority w:val="99"/>
     <w:pPr>
       <w:pBdr/>
@@ -32834,9 +32772,9 @@
       </w:tcPr>
     </w:tblStylePr>
   </w:style>
-  <w:style w:type="table" w:styleId="1682" w:customStyle="1">
+  <w:style w:type="table" w:styleId="1686" w:customStyle="1">
     <w:name w:val="Grid Table 5 Dark - Accent 6"/>
-    <w:basedOn w:val="1640"/>
+    <w:basedOn w:val="1644"/>
     <w:uiPriority w:val="99"/>
     <w:pPr>
       <w:pBdr/>
@@ -33061,9 +32999,9 @@
       </w:tcPr>
     </w:tblStylePr>
   </w:style>
-  <w:style w:type="table" w:styleId="1683">
+  <w:style w:type="table" w:styleId="1687">
     <w:name w:val="Grid Table 6 Colorful"/>
-    <w:basedOn w:val="1640"/>
+    <w:basedOn w:val="1644"/>
     <w:uiPriority w:val="99"/>
     <w:pPr>
       <w:pBdr/>
@@ -33285,9 +33223,9 @@
       </w:tcPr>
     </w:tblStylePr>
   </w:style>
-  <w:style w:type="table" w:styleId="1684" w:customStyle="1">
+  <w:style w:type="table" w:styleId="1688" w:customStyle="1">
     <w:name w:val="Grid Table 6 Colorful - Accent 1"/>
-    <w:basedOn w:val="1640"/>
+    <w:basedOn w:val="1644"/>
     <w:uiPriority w:val="99"/>
     <w:pPr>
       <w:pBdr/>
@@ -33509,9 +33447,9 @@
       </w:tcPr>
     </w:tblStylePr>
   </w:style>
-  <w:style w:type="table" w:styleId="1685" w:customStyle="1">
+  <w:style w:type="table" w:styleId="1689" w:customStyle="1">
     <w:name w:val="Grid Table 6 Colorful - Accent 2"/>
-    <w:basedOn w:val="1640"/>
+    <w:basedOn w:val="1644"/>
     <w:uiPriority w:val="99"/>
     <w:pPr>
       <w:pBdr/>
@@ -33733,9 +33671,9 @@
       </w:tcPr>
     </w:tblStylePr>
   </w:style>
-  <w:style w:type="table" w:styleId="1686" w:customStyle="1">
+  <w:style w:type="table" w:styleId="1690" w:customStyle="1">
     <w:name w:val="Grid Table 6 Colorful - Accent 3"/>
-    <w:basedOn w:val="1640"/>
+    <w:basedOn w:val="1644"/>
     <w:uiPriority w:val="99"/>
     <w:pPr>
       <w:pBdr/>
@@ -33957,9 +33895,9 @@
       </w:tcPr>
     </w:tblStylePr>
   </w:style>
-  <w:style w:type="table" w:styleId="1687" w:customStyle="1">
+  <w:style w:type="table" w:styleId="1691" w:customStyle="1">
     <w:name w:val="Grid Table 6 Colorful - Accent 4"/>
-    <w:basedOn w:val="1640"/>
+    <w:basedOn w:val="1644"/>
     <w:uiPriority w:val="99"/>
     <w:pPr>
       <w:pBdr/>
@@ -34181,9 +34119,9 @@
       </w:tcPr>
     </w:tblStylePr>
   </w:style>
-  <w:style w:type="table" w:styleId="1688" w:customStyle="1">
+  <w:style w:type="table" w:styleId="1692" w:customStyle="1">
     <w:name w:val="Grid Table 6 Colorful - Accent 5"/>
-    <w:basedOn w:val="1640"/>
+    <w:basedOn w:val="1644"/>
     <w:uiPriority w:val="99"/>
     <w:pPr>
       <w:pBdr/>
@@ -34405,9 +34343,9 @@
       </w:tcPr>
     </w:tblStylePr>
   </w:style>
-  <w:style w:type="table" w:styleId="1689" w:customStyle="1">
+  <w:style w:type="table" w:styleId="1693" w:customStyle="1">
     <w:name w:val="Grid Table 6 Colorful - Accent 6"/>
-    <w:basedOn w:val="1640"/>
+    <w:basedOn w:val="1644"/>
     <w:uiPriority w:val="99"/>
     <w:pPr>
       <w:pBdr/>
@@ -34629,9 +34567,9 @@
       </w:tcPr>
     </w:tblStylePr>
   </w:style>
-  <w:style w:type="table" w:styleId="1690">
+  <w:style w:type="table" w:styleId="1694">
     <w:name w:val="Grid Table 7 Colorful"/>
-    <w:basedOn w:val="1640"/>
+    <w:basedOn w:val="1644"/>
     <w:uiPriority w:val="99"/>
     <w:pPr>
       <w:pBdr/>
@@ -34882,9 +34820,9 @@
       </w:tcPr>
     </w:tblStylePr>
   </w:style>
-  <w:style w:type="table" w:styleId="1691" w:customStyle="1">
+  <w:style w:type="table" w:styleId="1695" w:customStyle="1">
     <w:name w:val="Grid Table 7 Colorful - Accent 1"/>
-    <w:basedOn w:val="1640"/>
+    <w:basedOn w:val="1644"/>
     <w:uiPriority w:val="99"/>
     <w:pPr>
       <w:pBdr/>
@@ -35135,9 +35073,9 @@
       </w:tcPr>
     </w:tblStylePr>
   </w:style>
-  <w:style w:type="table" w:styleId="1692" w:customStyle="1">
+  <w:style w:type="table" w:styleId="1696" w:customStyle="1">
     <w:name w:val="Grid Table 7 Colorful - Accent 2"/>
-    <w:basedOn w:val="1640"/>
+    <w:basedOn w:val="1644"/>
     <w:uiPriority w:val="99"/>
     <w:pPr>
       <w:pBdr/>
@@ -35388,9 +35326,9 @@
       </w:tcPr>
     </w:tblStylePr>
   </w:style>
-  <w:style w:type="table" w:styleId="1693" w:customStyle="1">
+  <w:style w:type="table" w:styleId="1697" w:customStyle="1">
     <w:name w:val="Grid Table 7 Colorful - Accent 3"/>
-    <w:basedOn w:val="1640"/>
+    <w:basedOn w:val="1644"/>
     <w:uiPriority w:val="99"/>
     <w:pPr>
       <w:pBdr/>
@@ -35641,9 +35579,9 @@
       </w:tcPr>
     </w:tblStylePr>
   </w:style>
-  <w:style w:type="table" w:styleId="1694" w:customStyle="1">
+  <w:style w:type="table" w:styleId="1698" w:customStyle="1">
     <w:name w:val="Grid Table 7 Colorful - Accent 4"/>
-    <w:basedOn w:val="1640"/>
+    <w:basedOn w:val="1644"/>
     <w:uiPriority w:val="99"/>
     <w:pPr>
       <w:pBdr/>
@@ -35894,9 +35832,9 @@
       </w:tcPr>
     </w:tblStylePr>
   </w:style>
-  <w:style w:type="table" w:styleId="1695" w:customStyle="1">
+  <w:style w:type="table" w:styleId="1699" w:customStyle="1">
     <w:name w:val="Grid Table 7 Colorful - Accent 5"/>
-    <w:basedOn w:val="1640"/>
+    <w:basedOn w:val="1644"/>
     <w:uiPriority w:val="99"/>
     <w:pPr>
       <w:pBdr/>
@@ -36147,9 +36085,9 @@
       </w:tcPr>
     </w:tblStylePr>
   </w:style>
-  <w:style w:type="table" w:styleId="1696" w:customStyle="1">
+  <w:style w:type="table" w:styleId="1700" w:customStyle="1">
     <w:name w:val="Grid Table 7 Colorful - Accent 6"/>
-    <w:basedOn w:val="1640"/>
+    <w:basedOn w:val="1644"/>
     <w:uiPriority w:val="99"/>
     <w:pPr>
       <w:pBdr/>
@@ -36400,9 +36338,9 @@
       </w:tcPr>
     </w:tblStylePr>
   </w:style>
-  <w:style w:type="table" w:styleId="1697">
+  <w:style w:type="table" w:styleId="1701">
     <w:name w:val="List Table 1 Light"/>
-    <w:basedOn w:val="1640"/>
+    <w:basedOn w:val="1644"/>
     <w:uiPriority w:val="99"/>
     <w:pPr>
       <w:pBdr/>
@@ -36615,9 +36553,9 @@
       </w:tcPr>
     </w:tblStylePr>
   </w:style>
-  <w:style w:type="table" w:styleId="1698" w:customStyle="1">
+  <w:style w:type="table" w:styleId="1702" w:customStyle="1">
     <w:name w:val="List Table 1 Light - Accent 1"/>
-    <w:basedOn w:val="1640"/>
+    <w:basedOn w:val="1644"/>
     <w:uiPriority w:val="99"/>
     <w:pPr>
       <w:pBdr/>
@@ -36830,9 +36768,9 @@
       </w:tcPr>
     </w:tblStylePr>
   </w:style>
-  <w:style w:type="table" w:styleId="1699" w:customStyle="1">
+  <w:style w:type="table" w:styleId="1703" w:customStyle="1">
     <w:name w:val="List Table 1 Light - Accent 2"/>
-    <w:basedOn w:val="1640"/>
+    <w:basedOn w:val="1644"/>
     <w:uiPriority w:val="99"/>
     <w:pPr>
       <w:pBdr/>
@@ -37045,9 +36983,9 @@
       </w:tcPr>
     </w:tblStylePr>
   </w:style>
-  <w:style w:type="table" w:styleId="1700" w:customStyle="1">
+  <w:style w:type="table" w:styleId="1704" w:customStyle="1">
     <w:name w:val="List Table 1 Light - Accent 3"/>
-    <w:basedOn w:val="1640"/>
+    <w:basedOn w:val="1644"/>
     <w:uiPriority w:val="99"/>
     <w:pPr>
       <w:pBdr/>
@@ -37260,9 +37198,9 @@
       </w:tcPr>
     </w:tblStylePr>
   </w:style>
-  <w:style w:type="table" w:styleId="1701" w:customStyle="1">
+  <w:style w:type="table" w:styleId="1705" w:customStyle="1">
     <w:name w:val="List Table 1 Light - Accent 4"/>
-    <w:basedOn w:val="1640"/>
+    <w:basedOn w:val="1644"/>
     <w:uiPriority w:val="99"/>
     <w:pPr>
       <w:pBdr/>
@@ -37475,9 +37413,9 @@
       </w:tcPr>
     </w:tblStylePr>
   </w:style>
-  <w:style w:type="table" w:styleId="1702" w:customStyle="1">
+  <w:style w:type="table" w:styleId="1706" w:customStyle="1">
     <w:name w:val="List Table 1 Light - Accent 5"/>
-    <w:basedOn w:val="1640"/>
+    <w:basedOn w:val="1644"/>
     <w:uiPriority w:val="99"/>
     <w:pPr>
       <w:pBdr/>
@@ -37690,9 +37628,9 @@
       </w:tcPr>
     </w:tblStylePr>
   </w:style>
-  <w:style w:type="table" w:styleId="1703" w:customStyle="1">
+  <w:style w:type="table" w:styleId="1707" w:customStyle="1">
     <w:name w:val="List Table 1 Light - Accent 6"/>
-    <w:basedOn w:val="1640"/>
+    <w:basedOn w:val="1644"/>
     <w:uiPriority w:val="99"/>
     <w:pPr>
       <w:pBdr/>
@@ -37905,9 +37843,9 @@
       </w:tcPr>
     </w:tblStylePr>
   </w:style>
-  <w:style w:type="table" w:styleId="1704">
+  <w:style w:type="table" w:styleId="1708">
     <w:name w:val="List Table 2"/>
-    <w:basedOn w:val="1640"/>
+    <w:basedOn w:val="1644"/>
     <w:uiPriority w:val="99"/>
     <w:pPr>
       <w:pBdr/>
@@ -38142,9 +38080,9 @@
       </w:tcPr>
     </w:tblStylePr>
   </w:style>
-  <w:style w:type="table" w:styleId="1705" w:customStyle="1">
+  <w:style w:type="table" w:styleId="1709" w:customStyle="1">
     <w:name w:val="List Table 2 - Accent 1"/>
-    <w:basedOn w:val="1640"/>
+    <w:basedOn w:val="1644"/>
     <w:uiPriority w:val="99"/>
     <w:pPr>
       <w:pBdr/>
@@ -38379,9 +38317,9 @@
       </w:tcPr>
     </w:tblStylePr>
   </w:style>
-  <w:style w:type="table" w:styleId="1706" w:customStyle="1">
+  <w:style w:type="table" w:styleId="1710" w:customStyle="1">
     <w:name w:val="List Table 2 - Accent 2"/>
-    <w:basedOn w:val="1640"/>
+    <w:basedOn w:val="1644"/>
     <w:uiPriority w:val="99"/>
     <w:pPr>
       <w:pBdr/>
@@ -38616,9 +38554,9 @@
       </w:tcPr>
     </w:tblStylePr>
   </w:style>
-  <w:style w:type="table" w:styleId="1707" w:customStyle="1">
+  <w:style w:type="table" w:styleId="1711" w:customStyle="1">
     <w:name w:val="List Table 2 - Accent 3"/>
-    <w:basedOn w:val="1640"/>
+    <w:basedOn w:val="1644"/>
     <w:uiPriority w:val="99"/>
     <w:pPr>
       <w:pBdr/>
@@ -38853,9 +38791,9 @@
       </w:tcPr>
     </w:tblStylePr>
   </w:style>
-  <w:style w:type="table" w:styleId="1708" w:customStyle="1">
+  <w:style w:type="table" w:styleId="1712" w:customStyle="1">
     <w:name w:val="List Table 2 - Accent 4"/>
-    <w:basedOn w:val="1640"/>
+    <w:basedOn w:val="1644"/>
     <w:uiPriority w:val="99"/>
     <w:pPr>
       <w:pBdr/>
@@ -39090,9 +39028,9 @@
       </w:tcPr>
     </w:tblStylePr>
   </w:style>
-  <w:style w:type="table" w:styleId="1709" w:customStyle="1">
+  <w:style w:type="table" w:styleId="1713" w:customStyle="1">
     <w:name w:val="List Table 2 - Accent 5"/>
-    <w:basedOn w:val="1640"/>
+    <w:basedOn w:val="1644"/>
     <w:uiPriority w:val="99"/>
     <w:pPr>
       <w:pBdr/>
@@ -39327,9 +39265,9 @@
       </w:tcPr>
     </w:tblStylePr>
   </w:style>
-  <w:style w:type="table" w:styleId="1710" w:customStyle="1">
+  <w:style w:type="table" w:styleId="1714" w:customStyle="1">
     <w:name w:val="List Table 2 - Accent 6"/>
-    <w:basedOn w:val="1640"/>
+    <w:basedOn w:val="1644"/>
     <w:uiPriority w:val="99"/>
     <w:pPr>
       <w:pBdr/>
@@ -39564,9 +39502,9 @@
       </w:tcPr>
     </w:tblStylePr>
   </w:style>
-  <w:style w:type="table" w:styleId="1711">
+  <w:style w:type="table" w:styleId="1715">
     <w:name w:val="List Table 3"/>
-    <w:basedOn w:val="1640"/>
+    <w:basedOn w:val="1644"/>
     <w:uiPriority w:val="99"/>
     <w:pPr>
       <w:pBdr/>
@@ -39791,9 +39729,9 @@
       </w:tcPr>
     </w:tblStylePr>
   </w:style>
-  <w:style w:type="table" w:styleId="1712" w:customStyle="1">
+  <w:style w:type="table" w:styleId="1716" w:customStyle="1">
     <w:name w:val="List Table 3 - Accent 1"/>
-    <w:basedOn w:val="1640"/>
+    <w:basedOn w:val="1644"/>
     <w:uiPriority w:val="99"/>
     <w:pPr>
       <w:pBdr/>
@@ -40018,9 +39956,9 @@
       </w:tcPr>
     </w:tblStylePr>
   </w:style>
-  <w:style w:type="table" w:styleId="1713" w:customStyle="1">
+  <w:style w:type="table" w:styleId="1717" w:customStyle="1">
     <w:name w:val="List Table 3 - Accent 2"/>
-    <w:basedOn w:val="1640"/>
+    <w:basedOn w:val="1644"/>
     <w:uiPriority w:val="99"/>
     <w:pPr>
       <w:pBdr/>
@@ -40245,9 +40183,9 @@
       </w:tcPr>
     </w:tblStylePr>
   </w:style>
-  <w:style w:type="table" w:styleId="1714" w:customStyle="1">
+  <w:style w:type="table" w:styleId="1718" w:customStyle="1">
     <w:name w:val="List Table 3 - Accent 3"/>
-    <w:basedOn w:val="1640"/>
+    <w:basedOn w:val="1644"/>
     <w:uiPriority w:val="99"/>
     <w:pPr>
       <w:pBdr/>
@@ -40472,9 +40410,9 @@
       </w:tcPr>
     </w:tblStylePr>
   </w:style>
-  <w:style w:type="table" w:styleId="1715" w:customStyle="1">
+  <w:style w:type="table" w:styleId="1719" w:customStyle="1">
     <w:name w:val="List Table 3 - Accent 4"/>
-    <w:basedOn w:val="1640"/>
+    <w:basedOn w:val="1644"/>
     <w:uiPriority w:val="99"/>
     <w:pPr>
       <w:pBdr/>
@@ -40699,9 +40637,9 @@
       </w:tcPr>
     </w:tblStylePr>
   </w:style>
-  <w:style w:type="table" w:styleId="1716" w:customStyle="1">
+  <w:style w:type="table" w:styleId="1720" w:customStyle="1">
     <w:name w:val="List Table 3 - Accent 5"/>
-    <w:basedOn w:val="1640"/>
+    <w:basedOn w:val="1644"/>
     <w:uiPriority w:val="99"/>
     <w:pPr>
       <w:pBdr/>
@@ -40926,9 +40864,9 @@
       </w:tcPr>
     </w:tblStylePr>
   </w:style>
-  <w:style w:type="table" w:styleId="1717" w:customStyle="1">
+  <w:style w:type="table" w:styleId="1721" w:customStyle="1">
     <w:name w:val="List Table 3 - Accent 6"/>
-    <w:basedOn w:val="1640"/>
+    <w:basedOn w:val="1644"/>
     <w:uiPriority w:val="99"/>
     <w:pPr>
       <w:pBdr/>
@@ -41153,9 +41091,9 @@
       </w:tcPr>
     </w:tblStylePr>
   </w:style>
-  <w:style w:type="table" w:styleId="1718">
+  <w:style w:type="table" w:styleId="1722">
     <w:name w:val="List Table 4"/>
-    <w:basedOn w:val="1640"/>
+    <w:basedOn w:val="1644"/>
     <w:uiPriority w:val="99"/>
     <w:pPr>
       <w:pBdr/>
@@ -41377,9 +41315,9 @@
       </w:tcPr>
     </w:tblStylePr>
   </w:style>
-  <w:style w:type="table" w:styleId="1719" w:customStyle="1">
+  <w:style w:type="table" w:styleId="1723" w:customStyle="1">
     <w:name w:val="List Table 4 - Accent 1"/>
-    <w:basedOn w:val="1640"/>
+    <w:basedOn w:val="1644"/>
     <w:uiPriority w:val="99"/>
     <w:pPr>
       <w:pBdr/>
@@ -41601,9 +41539,9 @@
       </w:tcPr>
     </w:tblStylePr>
   </w:style>
-  <w:style w:type="table" w:styleId="1720" w:customStyle="1">
+  <w:style w:type="table" w:styleId="1724" w:customStyle="1">
     <w:name w:val="List Table 4 - Accent 2"/>
-    <w:basedOn w:val="1640"/>
+    <w:basedOn w:val="1644"/>
     <w:uiPriority w:val="99"/>
     <w:pPr>
       <w:pBdr/>
@@ -41825,9 +41763,9 @@
       </w:tcPr>
     </w:tblStylePr>
   </w:style>
-  <w:style w:type="table" w:styleId="1721" w:customStyle="1">
+  <w:style w:type="table" w:styleId="1725" w:customStyle="1">
     <w:name w:val="List Table 4 - Accent 3"/>
-    <w:basedOn w:val="1640"/>
+    <w:basedOn w:val="1644"/>
     <w:uiPriority w:val="99"/>
     <w:pPr>
       <w:pBdr/>
@@ -42049,9 +41987,9 @@
       </w:tcPr>
     </w:tblStylePr>
   </w:style>
-  <w:style w:type="table" w:styleId="1722" w:customStyle="1">
+  <w:style w:type="table" w:styleId="1726" w:customStyle="1">
     <w:name w:val="List Table 4 - Accent 4"/>
-    <w:basedOn w:val="1640"/>
+    <w:basedOn w:val="1644"/>
     <w:uiPriority w:val="99"/>
     <w:pPr>
       <w:pBdr/>
@@ -42273,9 +42211,9 @@
       </w:tcPr>
     </w:tblStylePr>
   </w:style>
-  <w:style w:type="table" w:styleId="1723" w:customStyle="1">
+  <w:style w:type="table" w:styleId="1727" w:customStyle="1">
     <w:name w:val="List Table 4 - Accent 5"/>
-    <w:basedOn w:val="1640"/>
+    <w:basedOn w:val="1644"/>
     <w:uiPriority w:val="99"/>
     <w:pPr>
       <w:pBdr/>
@@ -42497,9 +42435,9 @@
       </w:tcPr>
     </w:tblStylePr>
   </w:style>
-  <w:style w:type="table" w:styleId="1724" w:customStyle="1">
+  <w:style w:type="table" w:styleId="1728" w:customStyle="1">
     <w:name w:val="List Table 4 - Accent 6"/>
-    <w:basedOn w:val="1640"/>
+    <w:basedOn w:val="1644"/>
     <w:uiPriority w:val="99"/>
     <w:pPr>
       <w:pBdr/>
@@ -42721,9 +42659,9 @@
       </w:tcPr>
     </w:tblStylePr>
   </w:style>
-  <w:style w:type="table" w:styleId="1725">
+  <w:style w:type="table" w:styleId="1729">
     <w:name w:val="List Table 5 Dark"/>
-    <w:basedOn w:val="1640"/>
+    <w:basedOn w:val="1644"/>
     <w:uiPriority w:val="99"/>
     <w:pPr>
       <w:pBdr/>
@@ -42957,9 +42895,9 @@
       </w:tcPr>
     </w:tblStylePr>
   </w:style>
-  <w:style w:type="table" w:styleId="1726" w:customStyle="1">
+  <w:style w:type="table" w:styleId="1730" w:customStyle="1">
     <w:name w:val="List Table 5 Dark - Accent 1"/>
-    <w:basedOn w:val="1640"/>
+    <w:basedOn w:val="1644"/>
     <w:uiPriority w:val="99"/>
     <w:pPr>
       <w:pBdr/>
@@ -43193,9 +43131,9 @@
       </w:tcPr>
     </w:tblStylePr>
   </w:style>
-  <w:style w:type="table" w:styleId="1727" w:customStyle="1">
+  <w:style w:type="table" w:styleId="1731" w:customStyle="1">
     <w:name w:val="List Table 5 Dark - Accent 2"/>
-    <w:basedOn w:val="1640"/>
+    <w:basedOn w:val="1644"/>
     <w:uiPriority w:val="99"/>
     <w:pPr>
       <w:pBdr/>
@@ -43429,9 +43367,9 @@
       </w:tcPr>
     </w:tblStylePr>
   </w:style>
-  <w:style w:type="table" w:styleId="1728" w:customStyle="1">
+  <w:style w:type="table" w:styleId="1732" w:customStyle="1">
     <w:name w:val="List Table 5 Dark - Accent 3"/>
-    <w:basedOn w:val="1640"/>
+    <w:basedOn w:val="1644"/>
     <w:uiPriority w:val="99"/>
     <w:pPr>
       <w:pBdr/>
@@ -43665,9 +43603,9 @@
       </w:tcPr>
     </w:tblStylePr>
   </w:style>
-  <w:style w:type="table" w:styleId="1729" w:customStyle="1">
+  <w:style w:type="table" w:styleId="1733" w:customStyle="1">
     <w:name w:val="List Table 5 Dark - Accent 4"/>
-    <w:basedOn w:val="1640"/>
+    <w:basedOn w:val="1644"/>
     <w:uiPriority w:val="99"/>
     <w:pPr>
       <w:pBdr/>
@@ -43901,9 +43839,9 @@
       </w:tcPr>
     </w:tblStylePr>
   </w:style>
-  <w:style w:type="table" w:styleId="1730" w:customStyle="1">
+  <w:style w:type="table" w:styleId="1734" w:customStyle="1">
     <w:name w:val="List Table 5 Dark - Accent 5"/>
-    <w:basedOn w:val="1640"/>
+    <w:basedOn w:val="1644"/>
     <w:uiPriority w:val="99"/>
     <w:pPr>
       <w:pBdr/>
@@ -44137,9 +44075,9 @@
       </w:tcPr>
     </w:tblStylePr>
   </w:style>
-  <w:style w:type="table" w:styleId="1731" w:customStyle="1">
+  <w:style w:type="table" w:styleId="1735" w:customStyle="1">
     <w:name w:val="List Table 5 Dark - Accent 6"/>
-    <w:basedOn w:val="1640"/>
+    <w:basedOn w:val="1644"/>
     <w:uiPriority w:val="99"/>
     <w:pPr>
       <w:pBdr/>
@@ -44373,9 +44311,9 @@
       </w:tcPr>
     </w:tblStylePr>
   </w:style>
-  <w:style w:type="table" w:styleId="1732">
+  <w:style w:type="table" w:styleId="1736">
     <w:name w:val="List Table 6 Colorful"/>
-    <w:basedOn w:val="1640"/>
+    <w:basedOn w:val="1644"/>
     <w:uiPriority w:val="99"/>
     <w:pPr>
       <w:pBdr/>
@@ -44595,9 +44533,9 @@
       </w:tcPr>
     </w:tblStylePr>
   </w:style>
-  <w:style w:type="table" w:styleId="1733" w:customStyle="1">
+  <w:style w:type="table" w:styleId="1737" w:customStyle="1">
     <w:name w:val="List Table 6 Colorful - Accent 1"/>
-    <w:basedOn w:val="1640"/>
+    <w:basedOn w:val="1644"/>
     <w:uiPriority w:val="99"/>
     <w:pPr>
       <w:pBdr/>
@@ -44817,9 +44755,9 @@
       </w:tcPr>
     </w:tblStylePr>
   </w:style>
-  <w:style w:type="table" w:styleId="1734" w:customStyle="1">
+  <w:style w:type="table" w:styleId="1738" w:customStyle="1">
     <w:name w:val="List Table 6 Colorful - Accent 2"/>
-    <w:basedOn w:val="1640"/>
+    <w:basedOn w:val="1644"/>
     <w:uiPriority w:val="99"/>
     <w:pPr>
       <w:pBdr/>
@@ -45039,9 +44977,9 @@
       </w:tcPr>
     </w:tblStylePr>
   </w:style>
-  <w:style w:type="table" w:styleId="1735" w:customStyle="1">
+  <w:style w:type="table" w:styleId="1739" w:customStyle="1">
     <w:name w:val="List Table 6 Colorful - Accent 3"/>
-    <w:basedOn w:val="1640"/>
+    <w:basedOn w:val="1644"/>
     <w:uiPriority w:val="99"/>
     <w:pPr>
       <w:pBdr/>
@@ -45261,9 +45199,9 @@
       </w:tcPr>
     </w:tblStylePr>
   </w:style>
-  <w:style w:type="table" w:styleId="1736" w:customStyle="1">
+  <w:style w:type="table" w:styleId="1740" w:customStyle="1">
     <w:name w:val="List Table 6 Colorful - Accent 4"/>
-    <w:basedOn w:val="1640"/>
+    <w:basedOn w:val="1644"/>
     <w:uiPriority w:val="99"/>
     <w:pPr>
       <w:pBdr/>
@@ -45483,9 +45421,9 @@
       </w:tcPr>
     </w:tblStylePr>
   </w:style>
-  <w:style w:type="table" w:styleId="1737" w:customStyle="1">
+  <w:style w:type="table" w:styleId="1741" w:customStyle="1">
     <w:name w:val="List Table 6 Colorful - Accent 5"/>
-    <w:basedOn w:val="1640"/>
+    <w:basedOn w:val="1644"/>
     <w:uiPriority w:val="99"/>
     <w:pPr>
       <w:pBdr/>
@@ -45705,9 +45643,9 @@
       </w:tcPr>
     </w:tblStylePr>
   </w:style>
-  <w:style w:type="table" w:styleId="1738" w:customStyle="1">
+  <w:style w:type="table" w:styleId="1742" w:customStyle="1">
     <w:name w:val="List Table 6 Colorful - Accent 6"/>
-    <w:basedOn w:val="1640"/>
+    <w:basedOn w:val="1644"/>
     <w:uiPriority w:val="99"/>
     <w:pPr>
       <w:pBdr/>
@@ -45927,9 +45865,9 @@
       </w:tcPr>
     </w:tblStylePr>
   </w:style>
-  <w:style w:type="table" w:styleId="1739">
+  <w:style w:type="table" w:styleId="1743">
     <w:name w:val="List Table 7 Colorful"/>
-    <w:basedOn w:val="1640"/>
+    <w:basedOn w:val="1644"/>
     <w:uiPriority w:val="99"/>
     <w:pPr>
       <w:pBdr/>
@@ -46177,9 +46115,9 @@
       </w:tcPr>
     </w:tblStylePr>
   </w:style>
-  <w:style w:type="table" w:styleId="1740" w:customStyle="1">
+  <w:style w:type="table" w:styleId="1744" w:customStyle="1">
     <w:name w:val="List Table 7 Colorful - Accent 1"/>
-    <w:basedOn w:val="1640"/>
+    <w:basedOn w:val="1644"/>
     <w:uiPriority w:val="99"/>
     <w:pPr>
       <w:pBdr/>
@@ -46427,9 +46365,9 @@
       </w:tcPr>
     </w:tblStylePr>
   </w:style>
-  <w:style w:type="table" w:styleId="1741" w:customStyle="1">
+  <w:style w:type="table" w:styleId="1745" w:customStyle="1">
     <w:name w:val="List Table 7 Colorful - Accent 2"/>
-    <w:basedOn w:val="1640"/>
+    <w:basedOn w:val="1644"/>
     <w:uiPriority w:val="99"/>
     <w:pPr>
       <w:pBdr/>
@@ -46677,9 +46615,9 @@
       </w:tcPr>
     </w:tblStylePr>
   </w:style>
-  <w:style w:type="table" w:styleId="1742" w:customStyle="1">
+  <w:style w:type="table" w:styleId="1746" w:customStyle="1">
     <w:name w:val="List Table 7 Colorful - Accent 3"/>
-    <w:basedOn w:val="1640"/>
+    <w:basedOn w:val="1644"/>
     <w:uiPriority w:val="99"/>
     <w:pPr>
       <w:pBdr/>
@@ -46927,9 +46865,9 @@
       </w:tcPr>
     </w:tblStylePr>
   </w:style>
-  <w:style w:type="table" w:styleId="1743" w:customStyle="1">
+  <w:style w:type="table" w:styleId="1747" w:customStyle="1">
     <w:name w:val="List Table 7 Colorful - Accent 4"/>
-    <w:basedOn w:val="1640"/>
+    <w:basedOn w:val="1644"/>
     <w:uiPriority w:val="99"/>
     <w:pPr>
       <w:pBdr/>
@@ -47177,9 +47115,9 @@
       </w:tcPr>
     </w:tblStylePr>
   </w:style>
-  <w:style w:type="table" w:styleId="1744" w:customStyle="1">
+  <w:style w:type="table" w:styleId="1748" w:customStyle="1">
     <w:name w:val="List Table 7 Colorful - Accent 5"/>
-    <w:basedOn w:val="1640"/>
+    <w:basedOn w:val="1644"/>
     <w:uiPriority w:val="99"/>
     <w:pPr>
       <w:pBdr/>
@@ -47427,9 +47365,9 @@
       </w:tcPr>
     </w:tblStylePr>
   </w:style>
-  <w:style w:type="table" w:styleId="1745" w:customStyle="1">
+  <w:style w:type="table" w:styleId="1749" w:customStyle="1">
     <w:name w:val="List Table 7 Colorful - Accent 6"/>
-    <w:basedOn w:val="1640"/>
+    <w:basedOn w:val="1644"/>
     <w:uiPriority w:val="99"/>
     <w:pPr>
       <w:pBdr/>
@@ -47677,9 +47615,9 @@
       </w:tcPr>
     </w:tblStylePr>
   </w:style>
-  <w:style w:type="table" w:styleId="1746" w:customStyle="1">
+  <w:style w:type="table" w:styleId="1750" w:customStyle="1">
     <w:name w:val="Lined - Accent"/>
-    <w:basedOn w:val="1640"/>
+    <w:basedOn w:val="1644"/>
     <w:uiPriority w:val="99"/>
     <w:pPr>
       <w:pBdr/>
@@ -47913,9 +47851,9 @@
       </w:tcPr>
     </w:tblStylePr>
   </w:style>
-  <w:style w:type="table" w:styleId="1747" w:customStyle="1">
+  <w:style w:type="table" w:styleId="1751" w:customStyle="1">
     <w:name w:val="Lined - Accent 1"/>
-    <w:basedOn w:val="1640"/>
+    <w:basedOn w:val="1644"/>
     <w:uiPriority w:val="99"/>
     <w:pPr>
       <w:pBdr/>
@@ -48149,9 +48087,9 @@
       </w:tcPr>
     </w:tblStylePr>
   </w:style>
-  <w:style w:type="table" w:styleId="1748" w:customStyle="1">
+  <w:style w:type="table" w:styleId="1752" w:customStyle="1">
     <w:name w:val="Lined - Accent 2"/>
-    <w:basedOn w:val="1640"/>
+    <w:basedOn w:val="1644"/>
     <w:uiPriority w:val="99"/>
     <w:pPr>
       <w:pBdr/>
@@ -48385,9 +48323,9 @@
       </w:tcPr>
     </w:tblStylePr>
   </w:style>
-  <w:style w:type="table" w:styleId="1749" w:customStyle="1">
+  <w:style w:type="table" w:styleId="1753" w:customStyle="1">
     <w:name w:val="Lined - Accent 3"/>
-    <w:basedOn w:val="1640"/>
+    <w:basedOn w:val="1644"/>
     <w:uiPriority w:val="99"/>
     <w:pPr>
       <w:pBdr/>
@@ -48621,9 +48559,9 @@
       </w:tcPr>
     </w:tblStylePr>
   </w:style>
-  <w:style w:type="table" w:styleId="1750" w:customStyle="1">
+  <w:style w:type="table" w:styleId="1754" w:customStyle="1">
     <w:name w:val="Lined - Accent 4"/>
-    <w:basedOn w:val="1640"/>
+    <w:basedOn w:val="1644"/>
     <w:uiPriority w:val="99"/>
     <w:pPr>
       <w:pBdr/>
@@ -48857,9 +48795,9 @@
       </w:tcPr>
     </w:tblStylePr>
   </w:style>
-  <w:style w:type="table" w:styleId="1751" w:customStyle="1">
+  <w:style w:type="table" w:styleId="1755" w:customStyle="1">
     <w:name w:val="Lined - Accent 5"/>
-    <w:basedOn w:val="1640"/>
+    <w:basedOn w:val="1644"/>
     <w:uiPriority w:val="99"/>
     <w:pPr>
       <w:pBdr/>
@@ -49093,9 +49031,9 @@
       </w:tcPr>
     </w:tblStylePr>
   </w:style>
-  <w:style w:type="table" w:styleId="1752" w:customStyle="1">
+  <w:style w:type="table" w:styleId="1756" w:customStyle="1">
     <w:name w:val="Lined - Accent 6"/>
-    <w:basedOn w:val="1640"/>
+    <w:basedOn w:val="1644"/>
     <w:uiPriority w:val="99"/>
     <w:pPr>
       <w:pBdr/>
@@ -49329,9 +49267,9 @@
       </w:tcPr>
     </w:tblStylePr>
   </w:style>
-  <w:style w:type="table" w:styleId="1753" w:customStyle="1">
+  <w:style w:type="table" w:styleId="1757" w:customStyle="1">
     <w:name w:val="Bordered &amp; Lined - Accent"/>
-    <w:basedOn w:val="1640"/>
+    <w:basedOn w:val="1644"/>
     <w:uiPriority w:val="99"/>
     <w:pPr>
       <w:pBdr/>
@@ -49572,9 +49510,9 @@
       </w:tcPr>
     </w:tblStylePr>
   </w:style>
-  <w:style w:type="table" w:styleId="1754" w:customStyle="1">
+  <w:style w:type="table" w:styleId="1758" w:customStyle="1">
     <w:name w:val="Bordered &amp; Lined - Accent 1"/>
-    <w:basedOn w:val="1640"/>
+    <w:basedOn w:val="1644"/>
     <w:uiPriority w:val="99"/>
     <w:pPr>
       <w:pBdr/>
@@ -49815,9 +49753,9 @@
       </w:tcPr>
     </w:tblStylePr>
   </w:style>
-  <w:style w:type="table" w:styleId="1755" w:customStyle="1">
+  <w:style w:type="table" w:styleId="1759" w:customStyle="1">
     <w:name w:val="Bordered &amp; Lined - Accent 2"/>
-    <w:basedOn w:val="1640"/>
+    <w:basedOn w:val="1644"/>
     <w:uiPriority w:val="99"/>
     <w:pPr>
       <w:pBdr/>
@@ -50058,9 +49996,9 @@
       </w:tcPr>
     </w:tblStylePr>
   </w:style>
-  <w:style w:type="table" w:styleId="1756" w:customStyle="1">
+  <w:style w:type="table" w:styleId="1760" w:customStyle="1">
     <w:name w:val="Bordered &amp; Lined - Accent 3"/>
-    <w:basedOn w:val="1640"/>
+    <w:basedOn w:val="1644"/>
     <w:uiPriority w:val="99"/>
     <w:pPr>
       <w:pBdr/>
@@ -50301,9 +50239,9 @@
       </w:tcPr>
     </w:tblStylePr>
   </w:style>
-  <w:style w:type="table" w:styleId="1757" w:customStyle="1">
+  <w:style w:type="table" w:styleId="1761" w:customStyle="1">
     <w:name w:val="Bordered &amp; Lined - Accent 4"/>
-    <w:basedOn w:val="1640"/>
+    <w:basedOn w:val="1644"/>
     <w:uiPriority w:val="99"/>
     <w:pPr>
       <w:pBdr/>
@@ -50544,9 +50482,9 @@
       </w:tcPr>
     </w:tblStylePr>
   </w:style>
-  <w:style w:type="table" w:styleId="1758" w:customStyle="1">
+  <w:style w:type="table" w:styleId="1762" w:customStyle="1">
     <w:name w:val="Bordered &amp; Lined - Accent 5"/>
-    <w:basedOn w:val="1640"/>
+    <w:basedOn w:val="1644"/>
     <w:uiPriority w:val="99"/>
     <w:pPr>
       <w:pBdr/>
@@ -50787,9 +50725,9 @@
       </w:tcPr>
     </w:tblStylePr>
   </w:style>
-  <w:style w:type="table" w:styleId="1759" w:customStyle="1">
+  <w:style w:type="table" w:styleId="1763" w:customStyle="1">
     <w:name w:val="Bordered &amp; Lined - Accent 6"/>
-    <w:basedOn w:val="1640"/>
+    <w:basedOn w:val="1644"/>
     <w:uiPriority w:val="99"/>
     <w:pPr>
       <w:pBdr/>
@@ -51030,9 +50968,9 @@
       </w:tcPr>
     </w:tblStylePr>
   </w:style>
-  <w:style w:type="table" w:styleId="1760" w:customStyle="1">
+  <w:style w:type="table" w:styleId="1764" w:customStyle="1">
     <w:name w:val="Bordered"/>
-    <w:basedOn w:val="1640"/>
+    <w:basedOn w:val="1644"/>
     <w:uiPriority w:val="99"/>
     <w:pPr>
       <w:pBdr/>
@@ -51260,9 +51198,9 @@
       </w:tcPr>
     </w:tblStylePr>
   </w:style>
-  <w:style w:type="table" w:styleId="1761" w:customStyle="1">
+  <w:style w:type="table" w:styleId="1765" w:customStyle="1">
     <w:name w:val="Bordered - Accent 1"/>
-    <w:basedOn w:val="1640"/>
+    <w:basedOn w:val="1644"/>
     <w:uiPriority w:val="99"/>
     <w:pPr>
       <w:pBdr/>
@@ -51490,9 +51428,9 @@
       </w:tcPr>
     </w:tblStylePr>
   </w:style>
-  <w:style w:type="table" w:styleId="1762" w:customStyle="1">
+  <w:style w:type="table" w:styleId="1766" w:customStyle="1">
     <w:name w:val="Bordered - Accent 2"/>
-    <w:basedOn w:val="1640"/>
+    <w:basedOn w:val="1644"/>
     <w:uiPriority w:val="99"/>
     <w:pPr>
       <w:pBdr/>
@@ -51720,9 +51658,9 @@
       </w:tcPr>
     </w:tblStylePr>
   </w:style>
-  <w:style w:type="table" w:styleId="1763" w:customStyle="1">
+  <w:style w:type="table" w:styleId="1767" w:customStyle="1">
     <w:name w:val="Bordered - Accent 3"/>
-    <w:basedOn w:val="1640"/>
+    <w:basedOn w:val="1644"/>
     <w:uiPriority w:val="99"/>
     <w:pPr>
       <w:pBdr/>
@@ -51950,9 +51888,9 @@
       </w:tcPr>
     </w:tblStylePr>
   </w:style>
-  <w:style w:type="table" w:styleId="1764" w:customStyle="1">
+  <w:style w:type="table" w:styleId="1768" w:customStyle="1">
     <w:name w:val="Bordered - Accent 4"/>
-    <w:basedOn w:val="1640"/>
+    <w:basedOn w:val="1644"/>
     <w:uiPriority w:val="99"/>
     <w:pPr>
       <w:pBdr/>
@@ -52180,9 +52118,9 @@
       </w:tcPr>
     </w:tblStylePr>
   </w:style>
-  <w:style w:type="table" w:styleId="1765" w:customStyle="1">
+  <w:style w:type="table" w:styleId="1769" w:customStyle="1">
     <w:name w:val="Bordered - Accent 5"/>
-    <w:basedOn w:val="1640"/>
+    <w:basedOn w:val="1644"/>
     <w:uiPriority w:val="99"/>
     <w:pPr>
       <w:pBdr/>
@@ -52410,9 +52348,9 @@
       </w:tcPr>
     </w:tblStylePr>
   </w:style>
-  <w:style w:type="table" w:styleId="1766" w:customStyle="1">
+  <w:style w:type="table" w:styleId="1770" w:customStyle="1">
     <w:name w:val="Bordered - Accent 6"/>
-    <w:basedOn w:val="1640"/>
+    <w:basedOn w:val="1644"/>
     <w:uiPriority w:val="99"/>
     <w:pPr>
       <w:pBdr/>
@@ -52640,10 +52578,10 @@
       </w:tcPr>
     </w:tblStylePr>
   </w:style>
-  <w:style w:type="character" w:styleId="1767" w:customStyle="1">
+  <w:style w:type="character" w:styleId="1771" w:customStyle="1">
     <w:name w:val="Título 1 Char"/>
-    <w:basedOn w:val="1639"/>
-    <w:link w:val="1630"/>
+    <w:basedOn w:val="1643"/>
+    <w:link w:val="1634"/>
     <w:uiPriority w:val="9"/>
     <w:pPr>
       <w:pBdr/>
@@ -52657,10 +52595,10 @@
       <w:szCs w:val="40"/>
     </w:rPr>
   </w:style>
-  <w:style w:type="character" w:styleId="1768" w:customStyle="1">
+  <w:style w:type="character" w:styleId="1772" w:customStyle="1">
     <w:name w:val="Título 2 Char"/>
-    <w:basedOn w:val="1639"/>
-    <w:link w:val="1631"/>
+    <w:basedOn w:val="1643"/>
+    <w:link w:val="1635"/>
     <w:uiPriority w:val="9"/>
     <w:pPr>
       <w:pBdr/>
@@ -52674,10 +52612,10 @@
       <w:szCs w:val="32"/>
     </w:rPr>
   </w:style>
-  <w:style w:type="character" w:styleId="1769" w:customStyle="1">
+  <w:style w:type="character" w:styleId="1773" w:customStyle="1">
     <w:name w:val="Título 3 Char"/>
-    <w:basedOn w:val="1639"/>
-    <w:link w:val="1632"/>
+    <w:basedOn w:val="1643"/>
+    <w:link w:val="1636"/>
     <w:pPr>
       <w:pBdr/>
       <w:spacing/>
@@ -52691,10 +52629,10 @@
       <w:szCs w:val="26"/>
     </w:rPr>
   </w:style>
-  <w:style w:type="character" w:styleId="1770" w:customStyle="1">
+  <w:style w:type="character" w:styleId="1774" w:customStyle="1">
     <w:name w:val="Título 4 Char"/>
-    <w:basedOn w:val="1639"/>
-    <w:link w:val="1633"/>
+    <w:basedOn w:val="1643"/>
+    <w:link w:val="1637"/>
     <w:uiPriority w:val="9"/>
     <w:pPr>
       <w:pBdr/>
@@ -52708,10 +52646,10 @@
       <w:color w:val="365f91" w:themeColor="accent1" w:themeShade="BF"/>
     </w:rPr>
   </w:style>
-  <w:style w:type="character" w:styleId="1771" w:customStyle="1">
+  <w:style w:type="character" w:styleId="1775" w:customStyle="1">
     <w:name w:val="Título 5 Char"/>
-    <w:basedOn w:val="1639"/>
-    <w:link w:val="1634"/>
+    <w:basedOn w:val="1643"/>
+    <w:link w:val="1638"/>
     <w:uiPriority w:val="9"/>
     <w:pPr>
       <w:pBdr/>
@@ -52723,10 +52661,10 @@
       <w:color w:val="365f91" w:themeColor="accent1" w:themeShade="BF"/>
     </w:rPr>
   </w:style>
-  <w:style w:type="character" w:styleId="1772" w:customStyle="1">
+  <w:style w:type="character" w:styleId="1776" w:customStyle="1">
     <w:name w:val="Título 6 Char"/>
-    <w:basedOn w:val="1639"/>
-    <w:link w:val="1635"/>
+    <w:basedOn w:val="1643"/>
+    <w:link w:val="1639"/>
     <w:uiPriority w:val="9"/>
     <w:pPr>
       <w:pBdr/>
@@ -52740,10 +52678,10 @@
       <w:color w:val="595959" w:themeColor="text1" w:themeTint="A6"/>
     </w:rPr>
   </w:style>
-  <w:style w:type="character" w:styleId="1773" w:customStyle="1">
+  <w:style w:type="character" w:styleId="1777" w:customStyle="1">
     <w:name w:val="Título 7 Char"/>
-    <w:basedOn w:val="1639"/>
-    <w:link w:val="1636"/>
+    <w:basedOn w:val="1643"/>
+    <w:link w:val="1640"/>
     <w:uiPriority w:val="9"/>
     <w:pPr>
       <w:pBdr/>
@@ -52755,10 +52693,10 @@
       <w:color w:val="595959" w:themeColor="text1" w:themeTint="A6"/>
     </w:rPr>
   </w:style>
-  <w:style w:type="character" w:styleId="1774" w:customStyle="1">
+  <w:style w:type="character" w:styleId="1778" w:customStyle="1">
     <w:name w:val="Título 8 Char"/>
-    <w:basedOn w:val="1639"/>
-    <w:link w:val="1637"/>
+    <w:basedOn w:val="1643"/>
+    <w:link w:val="1641"/>
     <w:uiPriority w:val="9"/>
     <w:pPr>
       <w:pBdr/>
@@ -52772,10 +52710,10 @@
       <w:color w:val="272727" w:themeColor="text1" w:themeTint="D8"/>
     </w:rPr>
   </w:style>
-  <w:style w:type="character" w:styleId="1775" w:customStyle="1">
+  <w:style w:type="character" w:styleId="1779" w:customStyle="1">
     <w:name w:val="Título 9 Char"/>
-    <w:basedOn w:val="1639"/>
-    <w:link w:val="1638"/>
+    <w:basedOn w:val="1643"/>
+    <w:link w:val="1642"/>
     <w:uiPriority w:val="9"/>
     <w:pPr>
       <w:pBdr/>
@@ -52789,11 +52727,11 @@
       <w:color w:val="272727" w:themeColor="text1" w:themeTint="D8"/>
     </w:rPr>
   </w:style>
-  <w:style w:type="paragraph" w:styleId="1776">
+  <w:style w:type="paragraph" w:styleId="1780">
     <w:name w:val="Title"/>
-    <w:basedOn w:val="1629"/>
-    <w:next w:val="1629"/>
-    <w:link w:val="1777"/>
+    <w:basedOn w:val="1633"/>
+    <w:next w:val="1633"/>
+    <w:link w:val="1781"/>
     <w:uiPriority w:val="10"/>
     <w:qFormat/>
     <w:pPr>
@@ -52809,10 +52747,10 @@
       <w:szCs w:val="56"/>
     </w:rPr>
   </w:style>
-  <w:style w:type="character" w:styleId="1777" w:customStyle="1">
+  <w:style w:type="character" w:styleId="1781" w:customStyle="1">
     <w:name w:val="Título Char"/>
-    <w:basedOn w:val="1639"/>
-    <w:link w:val="1776"/>
+    <w:basedOn w:val="1643"/>
+    <w:link w:val="1780"/>
     <w:uiPriority w:val="10"/>
     <w:pPr>
       <w:pBdr/>
@@ -52826,11 +52764,11 @@
       <w:szCs w:val="56"/>
     </w:rPr>
   </w:style>
-  <w:style w:type="paragraph" w:styleId="1778">
+  <w:style w:type="paragraph" w:styleId="1782">
     <w:name w:val="Subtitle"/>
-    <w:basedOn w:val="1629"/>
-    <w:next w:val="1629"/>
-    <w:link w:val="1779"/>
+    <w:basedOn w:val="1633"/>
+    <w:next w:val="1633"/>
+    <w:link w:val="1783"/>
     <w:uiPriority w:val="11"/>
     <w:qFormat/>
     <w:pPr>
@@ -52848,10 +52786,10 @@
       <w:szCs w:val="28"/>
     </w:rPr>
   </w:style>
-  <w:style w:type="character" w:styleId="1779" w:customStyle="1">
+  <w:style w:type="character" w:styleId="1783" w:customStyle="1">
     <w:name w:val="Subtítulo Char"/>
-    <w:basedOn w:val="1639"/>
-    <w:link w:val="1778"/>
+    <w:basedOn w:val="1643"/>
+    <w:link w:val="1782"/>
     <w:uiPriority w:val="11"/>
     <w:pPr>
       <w:pBdr/>
@@ -52865,11 +52803,11 @@
       <w:szCs w:val="28"/>
     </w:rPr>
   </w:style>
-  <w:style w:type="paragraph" w:styleId="1780">
+  <w:style w:type="paragraph" w:styleId="1784">
     <w:name w:val="Quote"/>
-    <w:basedOn w:val="1629"/>
-    <w:next w:val="1629"/>
-    <w:link w:val="1781"/>
+    <w:basedOn w:val="1633"/>
+    <w:next w:val="1633"/>
+    <w:link w:val="1785"/>
     <w:uiPriority w:val="29"/>
     <w:qFormat/>
     <w:pPr>
@@ -52884,10 +52822,10 @@
       <w:color w:val="404040" w:themeColor="text1" w:themeTint="BF"/>
     </w:rPr>
   </w:style>
-  <w:style w:type="character" w:styleId="1781" w:customStyle="1">
+  <w:style w:type="character" w:styleId="1785" w:customStyle="1">
     <w:name w:val="Citação Char"/>
-    <w:basedOn w:val="1639"/>
-    <w:link w:val="1780"/>
+    <w:basedOn w:val="1643"/>
+    <w:link w:val="1784"/>
     <w:uiPriority w:val="29"/>
     <w:pPr>
       <w:pBdr/>
@@ -52900,9 +52838,9 @@
       <w:color w:val="404040" w:themeColor="text1" w:themeTint="BF"/>
     </w:rPr>
   </w:style>
-  <w:style w:type="character" w:styleId="1782">
+  <w:style w:type="character" w:styleId="1786">
     <w:name w:val="Intense Emphasis"/>
-    <w:basedOn w:val="1639"/>
+    <w:basedOn w:val="1643"/>
     <w:uiPriority w:val="21"/>
     <w:qFormat/>
     <w:pPr>
@@ -52916,11 +52854,11 @@
       <w:color w:val="365f91" w:themeColor="accent1" w:themeShade="BF"/>
     </w:rPr>
   </w:style>
-  <w:style w:type="paragraph" w:styleId="1783">
+  <w:style w:type="paragraph" w:styleId="1787">
     <w:name w:val="Intense Quote"/>
-    <w:basedOn w:val="1629"/>
-    <w:next w:val="1629"/>
-    <w:link w:val="1784"/>
+    <w:basedOn w:val="1633"/>
+    <w:next w:val="1633"/>
+    <w:link w:val="1788"/>
     <w:uiPriority w:val="30"/>
     <w:qFormat/>
     <w:pPr>
@@ -52938,10 +52876,10 @@
       <w:color w:val="365f91" w:themeColor="accent1" w:themeShade="BF"/>
     </w:rPr>
   </w:style>
-  <w:style w:type="character" w:styleId="1784" w:customStyle="1">
+  <w:style w:type="character" w:styleId="1788" w:customStyle="1">
     <w:name w:val="Citação Intensa Char"/>
-    <w:basedOn w:val="1639"/>
-    <w:link w:val="1783"/>
+    <w:basedOn w:val="1643"/>
+    <w:link w:val="1787"/>
     <w:uiPriority w:val="30"/>
     <w:pPr>
       <w:pBdr/>
@@ -52954,9 +52892,9 @@
       <w:color w:val="365f91" w:themeColor="accent1" w:themeShade="BF"/>
     </w:rPr>
   </w:style>
-  <w:style w:type="character" w:styleId="1785">
+  <w:style w:type="character" w:styleId="1789">
     <w:name w:val="Intense Reference"/>
-    <w:basedOn w:val="1639"/>
+    <w:basedOn w:val="1643"/>
     <w:uiPriority w:val="32"/>
     <w:qFormat/>
     <w:pPr>
@@ -52972,9 +52910,9 @@
       <w:spacing w:val="5"/>
     </w:rPr>
   </w:style>
-  <w:style w:type="character" w:styleId="1786">
+  <w:style w:type="character" w:styleId="1790">
     <w:name w:val="Subtle Emphasis"/>
-    <w:basedOn w:val="1639"/>
+    <w:basedOn w:val="1643"/>
     <w:uiPriority w:val="19"/>
     <w:qFormat/>
     <w:pPr>
@@ -52988,9 +52926,9 @@
       <w:color w:val="404040" w:themeColor="text1" w:themeTint="BF"/>
     </w:rPr>
   </w:style>
-  <w:style w:type="character" w:styleId="1787">
+  <w:style w:type="character" w:styleId="1791">
     <w:name w:val="Emphasis"/>
-    <w:basedOn w:val="1639"/>
+    <w:basedOn w:val="1643"/>
     <w:uiPriority w:val="20"/>
     <w:qFormat/>
     <w:pPr>
@@ -53003,9 +52941,9 @@
       <w:iCs/>
     </w:rPr>
   </w:style>
-  <w:style w:type="character" w:styleId="1788">
+  <w:style w:type="character" w:styleId="1792">
     <w:name w:val="Subtle Reference"/>
-    <w:basedOn w:val="1639"/>
+    <w:basedOn w:val="1643"/>
     <w:uiPriority w:val="31"/>
     <w:qFormat/>
     <w:pPr>
@@ -53018,9 +52956,9 @@
       <w:color w:val="5a5a5a" w:themeColor="text1" w:themeTint="A5"/>
     </w:rPr>
   </w:style>
-  <w:style w:type="character" w:styleId="1789">
+  <w:style w:type="character" w:styleId="1793">
     <w:name w:val="Book Title"/>
-    <w:basedOn w:val="1639"/>
+    <w:basedOn w:val="1643"/>
     <w:uiPriority w:val="33"/>
     <w:qFormat/>
     <w:pPr>
@@ -53036,9 +52974,9 @@
       <w:spacing w:val="5"/>
     </w:rPr>
   </w:style>
-  <w:style w:type="character" w:styleId="1790" w:customStyle="1">
+  <w:style w:type="character" w:styleId="1794" w:customStyle="1">
     <w:name w:val="Header Char"/>
-    <w:basedOn w:val="1639"/>
+    <w:basedOn w:val="1643"/>
     <w:uiPriority w:val="99"/>
     <w:pPr>
       <w:pBdr/>
@@ -53046,9 +52984,9 @@
       <w:ind/>
     </w:pPr>
   </w:style>
-  <w:style w:type="character" w:styleId="1791" w:customStyle="1">
+  <w:style w:type="character" w:styleId="1795" w:customStyle="1">
     <w:name w:val="Footer Char"/>
-    <w:basedOn w:val="1639"/>
+    <w:basedOn w:val="1643"/>
     <w:uiPriority w:val="99"/>
     <w:pPr>
       <w:pBdr/>
@@ -53056,10 +52994,10 @@
       <w:ind/>
     </w:pPr>
   </w:style>
-  <w:style w:type="paragraph" w:styleId="1792">
+  <w:style w:type="paragraph" w:styleId="1796">
     <w:name w:val="footnote text"/>
-    <w:basedOn w:val="1629"/>
-    <w:link w:val="1793"/>
+    <w:basedOn w:val="1633"/>
+    <w:link w:val="1797"/>
     <w:uiPriority w:val="99"/>
     <w:semiHidden/>
     <w:unhideWhenUsed/>
@@ -53073,10 +53011,10 @@
       <w:szCs w:val="20"/>
     </w:rPr>
   </w:style>
-  <w:style w:type="character" w:styleId="1793" w:customStyle="1">
+  <w:style w:type="character" w:styleId="1797" w:customStyle="1">
     <w:name w:val="Texto de nota de rodapé Char"/>
-    <w:basedOn w:val="1639"/>
-    <w:link w:val="1792"/>
+    <w:basedOn w:val="1643"/>
+    <w:link w:val="1796"/>
     <w:uiPriority w:val="99"/>
     <w:semiHidden/>
     <w:pPr>
@@ -53089,9 +53027,9 @@
       <w:szCs w:val="20"/>
     </w:rPr>
   </w:style>
-  <w:style w:type="character" w:styleId="1794">
+  <w:style w:type="character" w:styleId="1798">
     <w:name w:val="footnote reference"/>
-    <w:basedOn w:val="1639"/>
+    <w:basedOn w:val="1643"/>
     <w:uiPriority w:val="99"/>
     <w:semiHidden/>
     <w:unhideWhenUsed/>
@@ -53104,10 +53042,10 @@
       <w:vertAlign w:val="superscript"/>
     </w:rPr>
   </w:style>
-  <w:style w:type="paragraph" w:styleId="1795">
+  <w:style w:type="paragraph" w:styleId="1799">
     <w:name w:val="endnote text"/>
-    <w:basedOn w:val="1629"/>
-    <w:link w:val="1796"/>
+    <w:basedOn w:val="1633"/>
+    <w:link w:val="1800"/>
     <w:uiPriority w:val="99"/>
     <w:semiHidden/>
     <w:unhideWhenUsed/>
@@ -53121,10 +53059,10 @@
       <w:szCs w:val="20"/>
     </w:rPr>
   </w:style>
-  <w:style w:type="character" w:styleId="1796" w:customStyle="1">
+  <w:style w:type="character" w:styleId="1800" w:customStyle="1">
     <w:name w:val="Texto de nota de fim Char"/>
-    <w:basedOn w:val="1639"/>
-    <w:link w:val="1795"/>
+    <w:basedOn w:val="1643"/>
+    <w:link w:val="1799"/>
     <w:uiPriority w:val="99"/>
     <w:semiHidden/>
     <w:pPr>
@@ -53137,9 +53075,9 @@
       <w:szCs w:val="20"/>
     </w:rPr>
   </w:style>
-  <w:style w:type="character" w:styleId="1797">
+  <w:style w:type="character" w:styleId="1801">
     <w:name w:val="endnote reference"/>
-    <w:basedOn w:val="1639"/>
+    <w:basedOn w:val="1643"/>
     <w:uiPriority w:val="99"/>
     <w:semiHidden/>
     <w:unhideWhenUsed/>
@@ -53152,9 +53090,9 @@
       <w:vertAlign w:val="superscript"/>
     </w:rPr>
   </w:style>
-  <w:style w:type="character" w:styleId="1798">
+  <w:style w:type="character" w:styleId="1802">
     <w:name w:val="Placeholder Text"/>
-    <w:basedOn w:val="1639"/>
+    <w:basedOn w:val="1643"/>
     <w:uiPriority w:val="99"/>
     <w:semiHidden/>
     <w:pPr>
@@ -53166,7 +53104,7 @@
       <w:color w:val="666666"/>
     </w:rPr>
   </w:style>
-  <w:style w:type="paragraph" w:styleId="1799">
+  <w:style w:type="paragraph" w:styleId="1803">
     <w:name w:val="TOC Heading"/>
     <w:uiPriority w:val="39"/>
     <w:unhideWhenUsed/>
@@ -53176,9 +53114,9 @@
       <w:ind/>
     </w:pPr>
   </w:style>
-  <w:style w:type="paragraph" w:styleId="1800">
+  <w:style w:type="paragraph" w:styleId="1804">
     <w:name w:val="HTML Preformatted"/>
-    <w:basedOn w:val="1629"/>
+    <w:basedOn w:val="1633"/>
     <w:semiHidden/>
     <w:pPr>
       <w:pBdr/>
@@ -53210,7 +53148,7 @@
       <w:szCs w:val="20"/>
     </w:rPr>
   </w:style>
-  <w:style w:type="paragraph" w:styleId="1801" w:customStyle="1">
+  <w:style w:type="paragraph" w:styleId="1805" w:customStyle="1">
     <w:name w:val="Default"/>
     <w:pPr>
       <w:pBdr/>
@@ -53224,10 +53162,10 @@
       <w:szCs w:val="24"/>
     </w:rPr>
   </w:style>
-  <w:style w:type="paragraph" w:styleId="1802">
+  <w:style w:type="paragraph" w:styleId="1806">
     <w:name w:val="Footer"/>
-    <w:basedOn w:val="1629"/>
-    <w:link w:val="1823"/>
+    <w:basedOn w:val="1633"/>
+    <w:link w:val="1827"/>
     <w:uiPriority w:val="99"/>
     <w:pPr>
       <w:pBdr/>
@@ -53239,9 +53177,9 @@
       <w:ind/>
     </w:pPr>
   </w:style>
-  <w:style w:type="character" w:styleId="1803">
+  <w:style w:type="character" w:styleId="1807">
     <w:name w:val="page number"/>
-    <w:basedOn w:val="1639"/>
+    <w:basedOn w:val="1643"/>
     <w:semiHidden/>
     <w:pPr>
       <w:pBdr/>
@@ -53249,10 +53187,10 @@
       <w:ind/>
     </w:pPr>
   </w:style>
-  <w:style w:type="paragraph" w:styleId="1804">
+  <w:style w:type="paragraph" w:styleId="1808">
     <w:name w:val="Header"/>
-    <w:basedOn w:val="1629"/>
-    <w:link w:val="1820"/>
+    <w:basedOn w:val="1633"/>
+    <w:link w:val="1824"/>
     <w:uiPriority w:val="99"/>
     <w:pPr>
       <w:pBdr/>
@@ -53264,10 +53202,10 @@
       <w:ind/>
     </w:pPr>
   </w:style>
-  <w:style w:type="paragraph" w:styleId="1805">
+  <w:style w:type="paragraph" w:styleId="1809">
     <w:name w:val="toc 1"/>
-    <w:basedOn w:val="1629"/>
-    <w:next w:val="1629"/>
+    <w:basedOn w:val="1633"/>
+    <w:next w:val="1633"/>
     <w:uiPriority w:val="39"/>
     <w:pPr>
       <w:pBdr/>
@@ -53278,10 +53216,10 @@
       <w:b/>
     </w:rPr>
   </w:style>
-  <w:style w:type="paragraph" w:styleId="1806">
+  <w:style w:type="paragraph" w:styleId="1810">
     <w:name w:val="toc 2"/>
-    <w:basedOn w:val="1629"/>
-    <w:next w:val="1629"/>
+    <w:basedOn w:val="1633"/>
+    <w:next w:val="1633"/>
     <w:uiPriority w:val="39"/>
     <w:pPr>
       <w:pBdr/>
@@ -53289,10 +53227,10 @@
       <w:ind w:left="240"/>
     </w:pPr>
   </w:style>
-  <w:style w:type="paragraph" w:styleId="1807">
+  <w:style w:type="paragraph" w:styleId="1811">
     <w:name w:val="toc 3"/>
-    <w:basedOn w:val="1629"/>
-    <w:next w:val="1629"/>
+    <w:basedOn w:val="1633"/>
+    <w:next w:val="1633"/>
     <w:uiPriority w:val="39"/>
     <w:pPr>
       <w:pBdr/>
@@ -53303,9 +53241,9 @@
       <w:b/>
     </w:rPr>
   </w:style>
-  <w:style w:type="character" w:styleId="1808">
+  <w:style w:type="character" w:styleId="1812">
     <w:name w:val="Hyperlink"/>
-    <w:basedOn w:val="1639"/>
+    <w:basedOn w:val="1643"/>
     <w:uiPriority w:val="99"/>
     <w:pPr>
       <w:pBdr/>
@@ -53317,9 +53255,9 @@
       <w:u w:val="single"/>
     </w:rPr>
   </w:style>
-  <w:style w:type="character" w:styleId="1809">
+  <w:style w:type="character" w:styleId="1813">
     <w:name w:val="FollowedHyperlink"/>
-    <w:basedOn w:val="1639"/>
+    <w:basedOn w:val="1643"/>
     <w:semiHidden/>
     <w:pPr>
       <w:pBdr/>
@@ -53331,9 +53269,9 @@
       <w:u w:val="single"/>
     </w:rPr>
   </w:style>
-  <w:style w:type="paragraph" w:styleId="1810" w:customStyle="1">
+  <w:style w:type="paragraph" w:styleId="1814" w:customStyle="1">
     <w:name w:val="Estilo Fonte 12+Negrito+Centralizado"/>
-    <w:basedOn w:val="1629"/>
+    <w:basedOn w:val="1633"/>
     <w:pPr>
       <w:pBdr/>
       <w:spacing/>
@@ -53346,9 +53284,9 @@
       <w:szCs w:val="20"/>
     </w:rPr>
   </w:style>
-  <w:style w:type="paragraph" w:styleId="1811" w:customStyle="1">
+  <w:style w:type="paragraph" w:styleId="1815" w:customStyle="1">
     <w:name w:val="CAPA"/>
-    <w:basedOn w:val="1629"/>
+    <w:basedOn w:val="1633"/>
     <w:pPr>
       <w:pBdr/>
       <w:spacing w:line="240" w:lineRule="auto"/>
@@ -53361,10 +53299,10 @@
       <w:szCs w:val="20"/>
     </w:rPr>
   </w:style>
-  <w:style w:type="paragraph" w:styleId="1812">
+  <w:style w:type="paragraph" w:styleId="1816">
     <w:name w:val="toc 4"/>
-    <w:basedOn w:val="1629"/>
-    <w:next w:val="1629"/>
+    <w:basedOn w:val="1633"/>
+    <w:next w:val="1633"/>
     <w:semiHidden/>
     <w:pPr>
       <w:pBdr/>
@@ -53373,10 +53311,10 @@
       <w:jc w:val="left"/>
     </w:pPr>
   </w:style>
-  <w:style w:type="paragraph" w:styleId="1813">
+  <w:style w:type="paragraph" w:styleId="1817">
     <w:name w:val="toc 5"/>
-    <w:basedOn w:val="1629"/>
-    <w:next w:val="1629"/>
+    <w:basedOn w:val="1633"/>
+    <w:next w:val="1633"/>
     <w:semiHidden/>
     <w:pPr>
       <w:pBdr/>
@@ -53385,10 +53323,10 @@
       <w:jc w:val="left"/>
     </w:pPr>
   </w:style>
-  <w:style w:type="paragraph" w:styleId="1814">
+  <w:style w:type="paragraph" w:styleId="1818">
     <w:name w:val="toc 6"/>
-    <w:basedOn w:val="1629"/>
-    <w:next w:val="1629"/>
+    <w:basedOn w:val="1633"/>
+    <w:next w:val="1633"/>
     <w:semiHidden/>
     <w:pPr>
       <w:pBdr/>
@@ -53397,10 +53335,10 @@
       <w:jc w:val="left"/>
     </w:pPr>
   </w:style>
-  <w:style w:type="paragraph" w:styleId="1815">
+  <w:style w:type="paragraph" w:styleId="1819">
     <w:name w:val="toc 7"/>
-    <w:basedOn w:val="1629"/>
-    <w:next w:val="1629"/>
+    <w:basedOn w:val="1633"/>
+    <w:next w:val="1633"/>
     <w:semiHidden/>
     <w:pPr>
       <w:pBdr/>
@@ -53409,10 +53347,10 @@
       <w:jc w:val="left"/>
     </w:pPr>
   </w:style>
-  <w:style w:type="paragraph" w:styleId="1816">
+  <w:style w:type="paragraph" w:styleId="1820">
     <w:name w:val="toc 8"/>
-    <w:basedOn w:val="1629"/>
-    <w:next w:val="1629"/>
+    <w:basedOn w:val="1633"/>
+    <w:next w:val="1633"/>
     <w:semiHidden/>
     <w:pPr>
       <w:pBdr/>
@@ -53421,10 +53359,10 @@
       <w:jc w:val="left"/>
     </w:pPr>
   </w:style>
-  <w:style w:type="paragraph" w:styleId="1817">
+  <w:style w:type="paragraph" w:styleId="1821">
     <w:name w:val="toc 9"/>
-    <w:basedOn w:val="1629"/>
-    <w:next w:val="1629"/>
+    <w:basedOn w:val="1633"/>
+    <w:next w:val="1633"/>
     <w:semiHidden/>
     <w:pPr>
       <w:pBdr/>
@@ -53433,7 +53371,7 @@
       <w:jc w:val="left"/>
     </w:pPr>
   </w:style>
-  <w:style w:type="paragraph" w:styleId="1818">
+  <w:style w:type="paragraph" w:styleId="1822">
     <w:name w:val="No Spacing"/>
     <w:uiPriority w:val="1"/>
     <w:qFormat/>
@@ -53448,9 +53386,9 @@
       <w:szCs w:val="24"/>
     </w:rPr>
   </w:style>
-  <w:style w:type="table" w:styleId="1819">
+  <w:style w:type="table" w:styleId="1823">
     <w:name w:val="Table Grid"/>
-    <w:basedOn w:val="1640"/>
+    <w:basedOn w:val="1644"/>
     <w:uiPriority w:val="59"/>
     <w:pPr>
       <w:pBdr/>
@@ -53640,10 +53578,10 @@
       </w:tcPr>
     </w:tblStylePr>
   </w:style>
-  <w:style w:type="character" w:styleId="1820" w:customStyle="1">
+  <w:style w:type="character" w:styleId="1824" w:customStyle="1">
     <w:name w:val="Cabeçalho Char"/>
-    <w:basedOn w:val="1639"/>
-    <w:link w:val="1804"/>
+    <w:basedOn w:val="1643"/>
+    <w:link w:val="1808"/>
     <w:uiPriority w:val="99"/>
     <w:pPr>
       <w:pBdr/>
@@ -53655,10 +53593,10 @@
       <w:szCs w:val="22"/>
     </w:rPr>
   </w:style>
-  <w:style w:type="paragraph" w:styleId="1821">
+  <w:style w:type="paragraph" w:styleId="1825">
     <w:name w:val="Balloon Text"/>
-    <w:basedOn w:val="1629"/>
-    <w:link w:val="1822"/>
+    <w:basedOn w:val="1633"/>
+    <w:link w:val="1826"/>
     <w:uiPriority w:val="99"/>
     <w:semiHidden/>
     <w:unhideWhenUsed/>
@@ -53673,10 +53611,10 @@
       <w:szCs w:val="16"/>
     </w:rPr>
   </w:style>
-  <w:style w:type="character" w:styleId="1822" w:customStyle="1">
+  <w:style w:type="character" w:styleId="1826" w:customStyle="1">
     <w:name w:val="Texto de balão Char"/>
-    <w:basedOn w:val="1639"/>
-    <w:link w:val="1821"/>
+    <w:basedOn w:val="1643"/>
+    <w:link w:val="1825"/>
     <w:uiPriority w:val="99"/>
     <w:semiHidden/>
     <w:pPr>
@@ -53690,10 +53628,10 @@
       <w:szCs w:val="16"/>
     </w:rPr>
   </w:style>
-  <w:style w:type="character" w:styleId="1823" w:customStyle="1">
+  <w:style w:type="character" w:styleId="1827" w:customStyle="1">
     <w:name w:val="Rodapé Char"/>
-    <w:basedOn w:val="1639"/>
-    <w:link w:val="1802"/>
+    <w:basedOn w:val="1643"/>
+    <w:link w:val="1806"/>
     <w:uiPriority w:val="99"/>
     <w:pPr>
       <w:pBdr/>
@@ -53705,9 +53643,9 @@
       <w:szCs w:val="22"/>
     </w:rPr>
   </w:style>
-  <w:style w:type="character" w:styleId="1824">
+  <w:style w:type="character" w:styleId="1828">
     <w:name w:val="Strong"/>
-    <w:basedOn w:val="1639"/>
+    <w:basedOn w:val="1643"/>
     <w:uiPriority w:val="22"/>
     <w:qFormat/>
     <w:pPr>
@@ -53721,9 +53659,9 @@
       <w:sz w:val="20"/>
     </w:rPr>
   </w:style>
-  <w:style w:type="paragraph" w:styleId="1825">
+  <w:style w:type="paragraph" w:styleId="1829">
     <w:name w:val="List Paragraph"/>
-    <w:basedOn w:val="1629"/>
+    <w:basedOn w:val="1633"/>
     <w:uiPriority w:val="34"/>
     <w:qFormat/>
     <w:pPr>
@@ -53733,10 +53671,10 @@
       <w:contextualSpacing w:val="true"/>
     </w:pPr>
   </w:style>
-  <w:style w:type="paragraph" w:styleId="1826">
+  <w:style w:type="paragraph" w:styleId="1830">
     <w:name w:val="Caption"/>
-    <w:basedOn w:val="1629"/>
-    <w:next w:val="1629"/>
+    <w:basedOn w:val="1633"/>
+    <w:next w:val="1633"/>
     <w:uiPriority w:val="35"/>
     <w:unhideWhenUsed/>
     <w:qFormat/>
@@ -53751,10 +53689,10 @@
       <w:szCs w:val="18"/>
     </w:rPr>
   </w:style>
-  <w:style w:type="paragraph" w:styleId="1827">
+  <w:style w:type="paragraph" w:styleId="1831">
     <w:name w:val="table of figures"/>
-    <w:basedOn w:val="1629"/>
-    <w:next w:val="1629"/>
+    <w:basedOn w:val="1633"/>
+    <w:next w:val="1633"/>
     <w:uiPriority w:val="99"/>
     <w:unhideWhenUsed/>
     <w:pPr>
@@ -53763,9 +53701,9 @@
       <w:ind/>
     </w:pPr>
   </w:style>
-  <w:style w:type="character" w:styleId="1828" w:customStyle="1">
+  <w:style w:type="character" w:styleId="1832" w:customStyle="1">
     <w:name w:val="Unresolved Mention"/>
-    <w:basedOn w:val="1639"/>
+    <w:basedOn w:val="1643"/>
     <w:uiPriority w:val="99"/>
     <w:semiHidden/>
     <w:unhideWhenUsed/>
